--- a/products-storage/05-ks-bez-vozvrata/03-akt-skrytyh-rabot.docx
+++ b/products-storage/05-ks-bez-vozvrata/03-akt-skrytyh-rabot.docx
@@ -63,8 +63,8 @@
         <w:tblLook w:firstColumn="1" w:firstRow="1" w:lastColumn="0" w:lastRow="0" w:noHBand="0" w:noVBand="1" w:val="04A0"/>
       </w:tblPr>
       <w:tblGrid>
-        <w:gridCol w:w="4961"/>
-        <w:gridCol w:w="4961"/>
+        <w:gridCol w:w="3685"/>
+        <w:gridCol w:w="6236"/>
       </w:tblGrid>
       <w:tr>
         <w:trPr>
@@ -265,10 +265,10 @@
         <w:tblLook w:firstColumn="1" w:firstRow="1" w:lastColumn="0" w:lastRow="0" w:noHBand="0" w:noVBand="1" w:val="04A0"/>
       </w:tblPr>
       <w:tblGrid>
-        <w:gridCol w:w="2480"/>
-        <w:gridCol w:w="2480"/>
-        <w:gridCol w:w="2480"/>
-        <w:gridCol w:w="2480"/>
+        <w:gridCol w:w="2835"/>
+        <w:gridCol w:w="2268"/>
+        <w:gridCol w:w="2551"/>
+        <w:gridCol w:w="2268"/>
       </w:tblGrid>
       <w:tr>
         <w:tc>
@@ -705,8 +705,8 @@
         <w:tblLook w:firstColumn="1" w:firstRow="1" w:lastColumn="0" w:lastRow="0" w:noHBand="0" w:noVBand="1" w:val="04A0"/>
       </w:tblPr>
       <w:tblGrid>
-        <w:gridCol w:w="4961"/>
-        <w:gridCol w:w="4961"/>
+        <w:gridCol w:w="3685"/>
+        <w:gridCol w:w="6236"/>
       </w:tblGrid>
       <w:tr>
         <w:trPr>
@@ -1000,10 +1000,10 @@
         <w:tblLook w:firstColumn="1" w:firstRow="1" w:lastColumn="0" w:lastRow="0" w:noHBand="0" w:noVBand="1" w:val="04A0"/>
       </w:tblPr>
       <w:tblGrid>
-        <w:gridCol w:w="2480"/>
-        <w:gridCol w:w="2480"/>
-        <w:gridCol w:w="2480"/>
-        <w:gridCol w:w="2480"/>
+        <w:gridCol w:w="3118"/>
+        <w:gridCol w:w="1417"/>
+        <w:gridCol w:w="2551"/>
+        <w:gridCol w:w="2835"/>
       </w:tblGrid>
       <w:tr>
         <w:tc>
@@ -1293,10 +1293,10 @@
         <w:tblLook w:firstColumn="1" w:firstRow="1" w:lastColumn="0" w:lastRow="0" w:noHBand="0" w:noVBand="1" w:val="04A0"/>
       </w:tblPr>
       <w:tblGrid>
-        <w:gridCol w:w="2480"/>
-        <w:gridCol w:w="2480"/>
-        <w:gridCol w:w="2480"/>
-        <w:gridCol w:w="2480"/>
+        <w:gridCol w:w="3402"/>
+        <w:gridCol w:w="2154"/>
+        <w:gridCol w:w="2098"/>
+        <w:gridCol w:w="2268"/>
       </w:tblGrid>
       <w:tr>
         <w:tc>
@@ -1646,8 +1646,8 @@
         <w:tblLook w:firstColumn="1" w:firstRow="1" w:lastColumn="0" w:lastRow="0" w:noHBand="0" w:noVBand="1" w:val="04A0"/>
       </w:tblPr>
       <w:tblGrid>
-        <w:gridCol w:w="4961"/>
-        <w:gridCol w:w="4961"/>
+        <w:gridCol w:w="3685"/>
+        <w:gridCol w:w="6236"/>
       </w:tblGrid>
       <w:tr>
         <w:trPr>
@@ -1780,9 +1780,9 @@
         <w:tblLook w:firstColumn="1" w:firstRow="1" w:lastColumn="0" w:lastRow="0" w:noHBand="0" w:noVBand="1" w:val="04A0"/>
       </w:tblPr>
       <w:tblGrid>
-        <w:gridCol w:w="3307"/>
-        <w:gridCol w:w="3307"/>
-        <w:gridCol w:w="3307"/>
+        <w:gridCol w:w="567"/>
+        <w:gridCol w:w="7937"/>
+        <w:gridCol w:w="1417"/>
       </w:tblGrid>
       <w:tr>
         <w:tc>
@@ -2120,10 +2120,10 @@
         <w:tblLook w:firstColumn="1" w:firstRow="1" w:lastColumn="0" w:lastRow="0" w:noHBand="0" w:noVBand="1" w:val="04A0"/>
       </w:tblPr>
       <w:tblGrid>
-        <w:gridCol w:w="2480"/>
-        <w:gridCol w:w="2480"/>
-        <w:gridCol w:w="2480"/>
-        <w:gridCol w:w="2480"/>
+        <w:gridCol w:w="3402"/>
+        <w:gridCol w:w="2835"/>
+        <w:gridCol w:w="1701"/>
+        <w:gridCol w:w="1984"/>
       </w:tblGrid>
       <w:tr>
         <w:tc>
@@ -2588,8 +2588,8 @@
         <w:tblLook w:firstColumn="1" w:firstRow="1" w:lastColumn="0" w:lastRow="0" w:noHBand="0" w:noVBand="1" w:val="04A0"/>
       </w:tblPr>
       <w:tblGrid>
-        <w:gridCol w:w="4961"/>
-        <w:gridCol w:w="4961"/>
+        <w:gridCol w:w="3685"/>
+        <w:gridCol w:w="6236"/>
       </w:tblGrid>
       <w:tr>
         <w:trPr>
@@ -2790,10 +2790,10 @@
         <w:tblLook w:firstColumn="1" w:firstRow="1" w:lastColumn="0" w:lastRow="0" w:noHBand="0" w:noVBand="1" w:val="04A0"/>
       </w:tblPr>
       <w:tblGrid>
-        <w:gridCol w:w="2480"/>
-        <w:gridCol w:w="2480"/>
-        <w:gridCol w:w="2480"/>
-        <w:gridCol w:w="2480"/>
+        <w:gridCol w:w="2835"/>
+        <w:gridCol w:w="2268"/>
+        <w:gridCol w:w="2551"/>
+        <w:gridCol w:w="2268"/>
       </w:tblGrid>
       <w:tr>
         <w:tc>
@@ -3230,8 +3230,8 @@
         <w:tblLook w:firstColumn="1" w:firstRow="1" w:lastColumn="0" w:lastRow="0" w:noHBand="0" w:noVBand="1" w:val="04A0"/>
       </w:tblPr>
       <w:tblGrid>
-        <w:gridCol w:w="4961"/>
-        <w:gridCol w:w="4961"/>
+        <w:gridCol w:w="3685"/>
+        <w:gridCol w:w="6236"/>
       </w:tblGrid>
       <w:tr>
         <w:trPr>
@@ -3525,10 +3525,10 @@
         <w:tblLook w:firstColumn="1" w:firstRow="1" w:lastColumn="0" w:lastRow="0" w:noHBand="0" w:noVBand="1" w:val="04A0"/>
       </w:tblPr>
       <w:tblGrid>
-        <w:gridCol w:w="2480"/>
-        <w:gridCol w:w="2480"/>
-        <w:gridCol w:w="2480"/>
-        <w:gridCol w:w="2480"/>
+        <w:gridCol w:w="3118"/>
+        <w:gridCol w:w="1417"/>
+        <w:gridCol w:w="2551"/>
+        <w:gridCol w:w="2835"/>
       </w:tblGrid>
       <w:tr>
         <w:tc>
@@ -3818,10 +3818,10 @@
         <w:tblLook w:firstColumn="1" w:firstRow="1" w:lastColumn="0" w:lastRow="0" w:noHBand="0" w:noVBand="1" w:val="04A0"/>
       </w:tblPr>
       <w:tblGrid>
-        <w:gridCol w:w="2480"/>
-        <w:gridCol w:w="2480"/>
-        <w:gridCol w:w="2480"/>
-        <w:gridCol w:w="2480"/>
+        <w:gridCol w:w="3402"/>
+        <w:gridCol w:w="2154"/>
+        <w:gridCol w:w="2098"/>
+        <w:gridCol w:w="2268"/>
       </w:tblGrid>
       <w:tr>
         <w:tc>
@@ -4237,8 +4237,8 @@
         <w:tblLook w:firstColumn="1" w:firstRow="1" w:lastColumn="0" w:lastRow="0" w:noHBand="0" w:noVBand="1" w:val="04A0"/>
       </w:tblPr>
       <w:tblGrid>
-        <w:gridCol w:w="4961"/>
-        <w:gridCol w:w="4961"/>
+        <w:gridCol w:w="3685"/>
+        <w:gridCol w:w="6236"/>
       </w:tblGrid>
       <w:tr>
         <w:trPr>
@@ -4371,9 +4371,9 @@
         <w:tblLook w:firstColumn="1" w:firstRow="1" w:lastColumn="0" w:lastRow="0" w:noHBand="0" w:noVBand="1" w:val="04A0"/>
       </w:tblPr>
       <w:tblGrid>
-        <w:gridCol w:w="3307"/>
-        <w:gridCol w:w="3307"/>
-        <w:gridCol w:w="3307"/>
+        <w:gridCol w:w="567"/>
+        <w:gridCol w:w="7937"/>
+        <w:gridCol w:w="1417"/>
       </w:tblGrid>
       <w:tr>
         <w:tc>
@@ -4711,10 +4711,10 @@
         <w:tblLook w:firstColumn="1" w:firstRow="1" w:lastColumn="0" w:lastRow="0" w:noHBand="0" w:noVBand="1" w:val="04A0"/>
       </w:tblPr>
       <w:tblGrid>
-        <w:gridCol w:w="2480"/>
-        <w:gridCol w:w="2480"/>
-        <w:gridCol w:w="2480"/>
-        <w:gridCol w:w="2480"/>
+        <w:gridCol w:w="3402"/>
+        <w:gridCol w:w="2835"/>
+        <w:gridCol w:w="1701"/>
+        <w:gridCol w:w="1984"/>
       </w:tblGrid>
       <w:tr>
         <w:tc>
@@ -5179,8 +5179,8 @@
         <w:tblLook w:firstColumn="1" w:firstRow="1" w:lastColumn="0" w:lastRow="0" w:noHBand="0" w:noVBand="1" w:val="04A0"/>
       </w:tblPr>
       <w:tblGrid>
-        <w:gridCol w:w="4961"/>
-        <w:gridCol w:w="4961"/>
+        <w:gridCol w:w="3685"/>
+        <w:gridCol w:w="6236"/>
       </w:tblGrid>
       <w:tr>
         <w:trPr>
@@ -5381,10 +5381,10 @@
         <w:tblLook w:firstColumn="1" w:firstRow="1" w:lastColumn="0" w:lastRow="0" w:noHBand="0" w:noVBand="1" w:val="04A0"/>
       </w:tblPr>
       <w:tblGrid>
-        <w:gridCol w:w="2480"/>
-        <w:gridCol w:w="2480"/>
-        <w:gridCol w:w="2480"/>
-        <w:gridCol w:w="2480"/>
+        <w:gridCol w:w="2835"/>
+        <w:gridCol w:w="2268"/>
+        <w:gridCol w:w="2551"/>
+        <w:gridCol w:w="2268"/>
       </w:tblGrid>
       <w:tr>
         <w:tc>
@@ -5821,8 +5821,8 @@
         <w:tblLook w:firstColumn="1" w:firstRow="1" w:lastColumn="0" w:lastRow="0" w:noHBand="0" w:noVBand="1" w:val="04A0"/>
       </w:tblPr>
       <w:tblGrid>
-        <w:gridCol w:w="4961"/>
-        <w:gridCol w:w="4961"/>
+        <w:gridCol w:w="3685"/>
+        <w:gridCol w:w="6236"/>
       </w:tblGrid>
       <w:tr>
         <w:trPr>
@@ -6116,10 +6116,10 @@
         <w:tblLook w:firstColumn="1" w:firstRow="1" w:lastColumn="0" w:lastRow="0" w:noHBand="0" w:noVBand="1" w:val="04A0"/>
       </w:tblPr>
       <w:tblGrid>
-        <w:gridCol w:w="2480"/>
-        <w:gridCol w:w="2480"/>
-        <w:gridCol w:w="2480"/>
-        <w:gridCol w:w="2480"/>
+        <w:gridCol w:w="3118"/>
+        <w:gridCol w:w="1417"/>
+        <w:gridCol w:w="2551"/>
+        <w:gridCol w:w="2835"/>
       </w:tblGrid>
       <w:tr>
         <w:tc>
@@ -6409,10 +6409,10 @@
         <w:tblLook w:firstColumn="1" w:firstRow="1" w:lastColumn="0" w:lastRow="0" w:noHBand="0" w:noVBand="1" w:val="04A0"/>
       </w:tblPr>
       <w:tblGrid>
-        <w:gridCol w:w="2480"/>
-        <w:gridCol w:w="2480"/>
-        <w:gridCol w:w="2480"/>
-        <w:gridCol w:w="2480"/>
+        <w:gridCol w:w="3402"/>
+        <w:gridCol w:w="2154"/>
+        <w:gridCol w:w="2098"/>
+        <w:gridCol w:w="2268"/>
       </w:tblGrid>
       <w:tr>
         <w:tc>
@@ -6894,8 +6894,8 @@
         <w:tblLook w:firstColumn="1" w:firstRow="1" w:lastColumn="0" w:lastRow="0" w:noHBand="0" w:noVBand="1" w:val="04A0"/>
       </w:tblPr>
       <w:tblGrid>
-        <w:gridCol w:w="4961"/>
-        <w:gridCol w:w="4961"/>
+        <w:gridCol w:w="3685"/>
+        <w:gridCol w:w="6236"/>
       </w:tblGrid>
       <w:tr>
         <w:trPr>
@@ -7028,9 +7028,9 @@
         <w:tblLook w:firstColumn="1" w:firstRow="1" w:lastColumn="0" w:lastRow="0" w:noHBand="0" w:noVBand="1" w:val="04A0"/>
       </w:tblPr>
       <w:tblGrid>
-        <w:gridCol w:w="3307"/>
-        <w:gridCol w:w="3307"/>
-        <w:gridCol w:w="3307"/>
+        <w:gridCol w:w="567"/>
+        <w:gridCol w:w="7937"/>
+        <w:gridCol w:w="1417"/>
       </w:tblGrid>
       <w:tr>
         <w:tc>
@@ -7368,10 +7368,10 @@
         <w:tblLook w:firstColumn="1" w:firstRow="1" w:lastColumn="0" w:lastRow="0" w:noHBand="0" w:noVBand="1" w:val="04A0"/>
       </w:tblPr>
       <w:tblGrid>
-        <w:gridCol w:w="2480"/>
-        <w:gridCol w:w="2480"/>
-        <w:gridCol w:w="2480"/>
-        <w:gridCol w:w="2480"/>
+        <w:gridCol w:w="3402"/>
+        <w:gridCol w:w="2835"/>
+        <w:gridCol w:w="1701"/>
+        <w:gridCol w:w="1984"/>
       </w:tblGrid>
       <w:tr>
         <w:tc>
@@ -7836,8 +7836,8 @@
         <w:tblLook w:firstColumn="1" w:firstRow="1" w:lastColumn="0" w:lastRow="0" w:noHBand="0" w:noVBand="1" w:val="04A0"/>
       </w:tblPr>
       <w:tblGrid>
-        <w:gridCol w:w="4961"/>
-        <w:gridCol w:w="4961"/>
+        <w:gridCol w:w="3685"/>
+        <w:gridCol w:w="6236"/>
       </w:tblGrid>
       <w:tr>
         <w:trPr>
@@ -8038,10 +8038,10 @@
         <w:tblLook w:firstColumn="1" w:firstRow="1" w:lastColumn="0" w:lastRow="0" w:noHBand="0" w:noVBand="1" w:val="04A0"/>
       </w:tblPr>
       <w:tblGrid>
-        <w:gridCol w:w="2480"/>
-        <w:gridCol w:w="2480"/>
-        <w:gridCol w:w="2480"/>
-        <w:gridCol w:w="2480"/>
+        <w:gridCol w:w="2835"/>
+        <w:gridCol w:w="2268"/>
+        <w:gridCol w:w="2551"/>
+        <w:gridCol w:w="2268"/>
       </w:tblGrid>
       <w:tr>
         <w:tc>
@@ -8478,8 +8478,8 @@
         <w:tblLook w:firstColumn="1" w:firstRow="1" w:lastColumn="0" w:lastRow="0" w:noHBand="0" w:noVBand="1" w:val="04A0"/>
       </w:tblPr>
       <w:tblGrid>
-        <w:gridCol w:w="4961"/>
-        <w:gridCol w:w="4961"/>
+        <w:gridCol w:w="3685"/>
+        <w:gridCol w:w="6236"/>
       </w:tblGrid>
       <w:tr>
         <w:trPr>
@@ -8773,10 +8773,10 @@
         <w:tblLook w:firstColumn="1" w:firstRow="1" w:lastColumn="0" w:lastRow="0" w:noHBand="0" w:noVBand="1" w:val="04A0"/>
       </w:tblPr>
       <w:tblGrid>
-        <w:gridCol w:w="2480"/>
-        <w:gridCol w:w="2480"/>
-        <w:gridCol w:w="2480"/>
-        <w:gridCol w:w="2480"/>
+        <w:gridCol w:w="3118"/>
+        <w:gridCol w:w="1417"/>
+        <w:gridCol w:w="2551"/>
+        <w:gridCol w:w="2835"/>
       </w:tblGrid>
       <w:tr>
         <w:tc>
@@ -9066,10 +9066,10 @@
         <w:tblLook w:firstColumn="1" w:firstRow="1" w:lastColumn="0" w:lastRow="0" w:noHBand="0" w:noVBand="1" w:val="04A0"/>
       </w:tblPr>
       <w:tblGrid>
-        <w:gridCol w:w="2480"/>
-        <w:gridCol w:w="2480"/>
-        <w:gridCol w:w="2480"/>
-        <w:gridCol w:w="2480"/>
+        <w:gridCol w:w="3402"/>
+        <w:gridCol w:w="2154"/>
+        <w:gridCol w:w="2098"/>
+        <w:gridCol w:w="2268"/>
       </w:tblGrid>
       <w:tr>
         <w:tc>
@@ -9617,8 +9617,8 @@
         <w:tblLook w:firstColumn="1" w:firstRow="1" w:lastColumn="0" w:lastRow="0" w:noHBand="0" w:noVBand="1" w:val="04A0"/>
       </w:tblPr>
       <w:tblGrid>
-        <w:gridCol w:w="4961"/>
-        <w:gridCol w:w="4961"/>
+        <w:gridCol w:w="3685"/>
+        <w:gridCol w:w="6236"/>
       </w:tblGrid>
       <w:tr>
         <w:trPr>
@@ -9751,9 +9751,9 @@
         <w:tblLook w:firstColumn="1" w:firstRow="1" w:lastColumn="0" w:lastRow="0" w:noHBand="0" w:noVBand="1" w:val="04A0"/>
       </w:tblPr>
       <w:tblGrid>
-        <w:gridCol w:w="3307"/>
-        <w:gridCol w:w="3307"/>
-        <w:gridCol w:w="3307"/>
+        <w:gridCol w:w="567"/>
+        <w:gridCol w:w="7937"/>
+        <w:gridCol w:w="1417"/>
       </w:tblGrid>
       <w:tr>
         <w:tc>
@@ -10091,10 +10091,10 @@
         <w:tblLook w:firstColumn="1" w:firstRow="1" w:lastColumn="0" w:lastRow="0" w:noHBand="0" w:noVBand="1" w:val="04A0"/>
       </w:tblPr>
       <w:tblGrid>
-        <w:gridCol w:w="2480"/>
-        <w:gridCol w:w="2480"/>
-        <w:gridCol w:w="2480"/>
-        <w:gridCol w:w="2480"/>
+        <w:gridCol w:w="3402"/>
+        <w:gridCol w:w="2835"/>
+        <w:gridCol w:w="1701"/>
+        <w:gridCol w:w="1984"/>
       </w:tblGrid>
       <w:tr>
         <w:tc>
@@ -10559,8 +10559,8 @@
         <w:tblLook w:firstColumn="1" w:firstRow="1" w:lastColumn="0" w:lastRow="0" w:noHBand="0" w:noVBand="1" w:val="04A0"/>
       </w:tblPr>
       <w:tblGrid>
-        <w:gridCol w:w="4961"/>
-        <w:gridCol w:w="4961"/>
+        <w:gridCol w:w="3685"/>
+        <w:gridCol w:w="6236"/>
       </w:tblGrid>
       <w:tr>
         <w:trPr>
@@ -10761,10 +10761,10 @@
         <w:tblLook w:firstColumn="1" w:firstRow="1" w:lastColumn="0" w:lastRow="0" w:noHBand="0" w:noVBand="1" w:val="04A0"/>
       </w:tblPr>
       <w:tblGrid>
-        <w:gridCol w:w="2480"/>
-        <w:gridCol w:w="2480"/>
-        <w:gridCol w:w="2480"/>
-        <w:gridCol w:w="2480"/>
+        <w:gridCol w:w="2835"/>
+        <w:gridCol w:w="2268"/>
+        <w:gridCol w:w="2551"/>
+        <w:gridCol w:w="2268"/>
       </w:tblGrid>
       <w:tr>
         <w:tc>
@@ -11201,8 +11201,8 @@
         <w:tblLook w:firstColumn="1" w:firstRow="1" w:lastColumn="0" w:lastRow="0" w:noHBand="0" w:noVBand="1" w:val="04A0"/>
       </w:tblPr>
       <w:tblGrid>
-        <w:gridCol w:w="4961"/>
-        <w:gridCol w:w="4961"/>
+        <w:gridCol w:w="3685"/>
+        <w:gridCol w:w="6236"/>
       </w:tblGrid>
       <w:tr>
         <w:trPr>
@@ -11496,10 +11496,10 @@
         <w:tblLook w:firstColumn="1" w:firstRow="1" w:lastColumn="0" w:lastRow="0" w:noHBand="0" w:noVBand="1" w:val="04A0"/>
       </w:tblPr>
       <w:tblGrid>
-        <w:gridCol w:w="2480"/>
-        <w:gridCol w:w="2480"/>
-        <w:gridCol w:w="2480"/>
-        <w:gridCol w:w="2480"/>
+        <w:gridCol w:w="3118"/>
+        <w:gridCol w:w="1417"/>
+        <w:gridCol w:w="2551"/>
+        <w:gridCol w:w="2835"/>
       </w:tblGrid>
       <w:tr>
         <w:tc>
@@ -11789,10 +11789,10 @@
         <w:tblLook w:firstColumn="1" w:firstRow="1" w:lastColumn="0" w:lastRow="0" w:noHBand="0" w:noVBand="1" w:val="04A0"/>
       </w:tblPr>
       <w:tblGrid>
-        <w:gridCol w:w="2480"/>
-        <w:gridCol w:w="2480"/>
-        <w:gridCol w:w="2480"/>
-        <w:gridCol w:w="2480"/>
+        <w:gridCol w:w="3402"/>
+        <w:gridCol w:w="2154"/>
+        <w:gridCol w:w="2098"/>
+        <w:gridCol w:w="2268"/>
       </w:tblGrid>
       <w:tr>
         <w:tc>
@@ -12138,8 +12138,8 @@
         <w:tblLook w:firstColumn="1" w:firstRow="1" w:lastColumn="0" w:lastRow="0" w:noHBand="0" w:noVBand="1" w:val="04A0"/>
       </w:tblPr>
       <w:tblGrid>
-        <w:gridCol w:w="4961"/>
-        <w:gridCol w:w="4961"/>
+        <w:gridCol w:w="3685"/>
+        <w:gridCol w:w="6236"/>
       </w:tblGrid>
       <w:tr>
         <w:trPr>
@@ -12272,9 +12272,9 @@
         <w:tblLook w:firstColumn="1" w:firstRow="1" w:lastColumn="0" w:lastRow="0" w:noHBand="0" w:noVBand="1" w:val="04A0"/>
       </w:tblPr>
       <w:tblGrid>
-        <w:gridCol w:w="3307"/>
-        <w:gridCol w:w="3307"/>
-        <w:gridCol w:w="3307"/>
+        <w:gridCol w:w="567"/>
+        <w:gridCol w:w="7937"/>
+        <w:gridCol w:w="1417"/>
       </w:tblGrid>
       <w:tr>
         <w:tc>
@@ -12611,10 +12611,10 @@
         <w:tblLook w:firstColumn="1" w:firstRow="1" w:lastColumn="0" w:lastRow="0" w:noHBand="0" w:noVBand="1" w:val="04A0"/>
       </w:tblPr>
       <w:tblGrid>
-        <w:gridCol w:w="2480"/>
-        <w:gridCol w:w="2480"/>
-        <w:gridCol w:w="2480"/>
-        <w:gridCol w:w="2480"/>
+        <w:gridCol w:w="3402"/>
+        <w:gridCol w:w="2835"/>
+        <w:gridCol w:w="1701"/>
+        <w:gridCol w:w="1984"/>
       </w:tblGrid>
       <w:tr>
         <w:tc>

--- a/products-storage/05-ks-bez-vozvrata/03-akt-skrytyh-rabot.docx
+++ b/products-storage/05-ks-bez-vozvrata/03-akt-skrytyh-rabot.docx
@@ -8,7 +8,7 @@
         <w:jc w:val="center"/>
       </w:pPr>
       <w:r>
-        <w:t>5 ТИПОВЫХ ФОРМ актов скрытых работ (АОСР)</w:t>
+        <w:t>Пять рабочих форм акта освидетельствования скрытых работ (АОСР) по видам работ</w:t>
       </w:r>
     </w:p>
     <w:p>
@@ -28,6 +28,199 @@
         </w:rPr>
         <w:t>Для работ, которые закрывает бетонирование: арматурный каркас, закладные детали и проёмы, основание под бетон.</w:t>
       </w:r>
+    </w:p>
+    <w:tbl>
+      <w:tblPr>
+        <w:tblStyle w:val="TableGrid"/>
+        <w:tblW w:type="auto" w:w="0"/>
+        <w:tblLayout w:type="fixed"/>
+        <w:tblLook w:firstColumn="1" w:firstRow="1" w:lastColumn="0" w:lastRow="0" w:noHBand="0" w:noVBand="1" w:val="04A0"/>
+      </w:tblPr>
+      <w:tblGrid>
+        <w:gridCol w:w="3685"/>
+        <w:gridCol w:w="6236"/>
+      </w:tblGrid>
+      <w:tr>
+        <w:trPr>
+          <w:trHeight w:val="425" w:hRule="atLeast"/>
+        </w:trPr>
+        <w:tc>
+          <w:tcPr>
+            <w:tcW w:type="dxa" w:w="3685"/>
+          </w:tcPr>
+          <w:p>
+            <w:pPr>
+              <w:spacing w:after="0"/>
+            </w:pPr>
+            <w:r>
+              <w:rPr>
+                <w:b w:val="0"/>
+              </w:rPr>
+              <w:t>Объект капитального строительства</w:t>
+            </w:r>
+            <w:r>
+              <w:rPr>
+                <w:i/>
+                <w:sz w:val="18"/>
+              </w:rPr>
+              <w:br/>
+              <w:t>наименование — в соответствии с проектной документацией; почтовый или строительный адрес</w:t>
+            </w:r>
+          </w:p>
+        </w:tc>
+        <w:tc>
+          <w:tcPr>
+            <w:tcW w:type="dxa" w:w="6236"/>
+          </w:tcPr>
+          <w:p>
+            <w:pPr>
+              <w:spacing w:after="0"/>
+            </w:pPr>
+            <w:r>
+              <w:rPr>
+                <w:b w:val="0"/>
+              </w:rPr>
+            </w:r>
+          </w:p>
+        </w:tc>
+      </w:tr>
+      <w:tr>
+        <w:trPr>
+          <w:trHeight w:val="425" w:hRule="atLeast"/>
+        </w:trPr>
+        <w:tc>
+          <w:tcPr>
+            <w:tcW w:type="dxa" w:w="3685"/>
+          </w:tcPr>
+          <w:p>
+            <w:pPr>
+              <w:spacing w:after="0"/>
+            </w:pPr>
+            <w:r>
+              <w:rPr>
+                <w:b w:val="0"/>
+              </w:rPr>
+              <w:t>Застройщик, технический заказчик, лицо, ответственное за эксплуатацию здания, сооружения, или региональный оператор</w:t>
+            </w:r>
+            <w:r>
+              <w:rPr>
+                <w:i/>
+                <w:sz w:val="18"/>
+              </w:rPr>
+              <w:br/>
+              <w:t>наименование (ФИО), ОГРН/ОГРНИП, ИНН, адрес, телефон; СРО — если членство требуется</w:t>
+            </w:r>
+          </w:p>
+        </w:tc>
+        <w:tc>
+          <w:tcPr>
+            <w:tcW w:type="dxa" w:w="6236"/>
+          </w:tcPr>
+          <w:p>
+            <w:pPr>
+              <w:spacing w:after="0"/>
+            </w:pPr>
+            <w:r>
+              <w:rPr>
+                <w:b w:val="0"/>
+              </w:rPr>
+            </w:r>
+          </w:p>
+        </w:tc>
+      </w:tr>
+      <w:tr>
+        <w:trPr>
+          <w:trHeight w:val="425" w:hRule="atLeast"/>
+        </w:trPr>
+        <w:tc>
+          <w:tcPr>
+            <w:tcW w:type="dxa" w:w="3685"/>
+          </w:tcPr>
+          <w:p>
+            <w:pPr>
+              <w:spacing w:after="0"/>
+            </w:pPr>
+            <w:r>
+              <w:rPr>
+                <w:b w:val="0"/>
+              </w:rPr>
+              <w:t>Лицо, осуществляющее строительство, реконструкцию, капитальный ремонт</w:t>
+            </w:r>
+            <w:r>
+              <w:rPr>
+                <w:i/>
+                <w:sz w:val="18"/>
+              </w:rPr>
+              <w:br/>
+              <w:t>наименование (ФИО), ОГРН/ОГРНИП, ИНН, адрес, телефон; СРО — если членство требуется</w:t>
+            </w:r>
+          </w:p>
+        </w:tc>
+        <w:tc>
+          <w:tcPr>
+            <w:tcW w:type="dxa" w:w="6236"/>
+          </w:tcPr>
+          <w:p>
+            <w:pPr>
+              <w:spacing w:after="0"/>
+            </w:pPr>
+            <w:r>
+              <w:rPr>
+                <w:b w:val="0"/>
+              </w:rPr>
+            </w:r>
+          </w:p>
+        </w:tc>
+      </w:tr>
+      <w:tr>
+        <w:trPr>
+          <w:trHeight w:val="425" w:hRule="atLeast"/>
+        </w:trPr>
+        <w:tc>
+          <w:tcPr>
+            <w:tcW w:type="dxa" w:w="3685"/>
+          </w:tcPr>
+          <w:p>
+            <w:pPr>
+              <w:spacing w:after="0"/>
+            </w:pPr>
+            <w:r>
+              <w:rPr>
+                <w:b w:val="0"/>
+              </w:rPr>
+              <w:t>Лицо, осуществляющее подготовку проектной документации</w:t>
+            </w:r>
+            <w:r>
+              <w:rPr>
+                <w:i/>
+                <w:sz w:val="18"/>
+              </w:rPr>
+              <w:br/>
+              <w:t>наименование (ФИО), ОГРН/ОГРНИП, ИНН, адрес, телефон; СРО — если членство требуется</w:t>
+            </w:r>
+          </w:p>
+        </w:tc>
+        <w:tc>
+          <w:tcPr>
+            <w:tcW w:type="dxa" w:w="6236"/>
+          </w:tcPr>
+          <w:p>
+            <w:pPr>
+              <w:spacing w:after="0"/>
+            </w:pPr>
+            <w:r>
+              <w:rPr>
+                <w:b w:val="0"/>
+              </w:rPr>
+            </w:r>
+          </w:p>
+        </w:tc>
+      </w:tr>
+    </w:tbl>
+    <w:p>
+      <w:pPr>
+        <w:spacing w:after="0"/>
+      </w:pPr>
     </w:p>
     <w:p>
       <w:pPr>
@@ -55,6 +248,29 @@
         <w:t>№ ____________          «___» ____________ 20___ г.</w:t>
       </w:r>
     </w:p>
+    <w:p>
+      <w:pPr>
+        <w:jc w:val="center"/>
+      </w:pPr>
+      <w:r>
+        <w:rPr>
+          <w:b w:val="0"/>
+          <w:i/>
+          <w:sz w:val="18"/>
+        </w:rPr>
+        <w:t>(дата составления акта)</w:t>
+      </w:r>
+    </w:p>
+    <w:p>
+      <w:r>
+        <w:rPr>
+          <w:b w:val="0"/>
+          <w:i/>
+          <w:sz w:val="18"/>
+        </w:rPr>
+        <w:t>Поля комплекта (в рекомендуемый образец не входят)</w:t>
+      </w:r>
+    </w:p>
     <w:tbl>
       <w:tblPr>
         <w:tblStyle w:val="TableGrid"/>
@@ -66,50 +282,6 @@
         <w:gridCol w:w="3685"/>
         <w:gridCol w:w="6236"/>
       </w:tblGrid>
-      <w:tr>
-        <w:trPr>
-          <w:trHeight w:val="425" w:hRule="atLeast"/>
-        </w:trPr>
-        <w:tc>
-          <w:tcPr>
-            <w:tcW w:type="dxa" w:w="3685"/>
-          </w:tcPr>
-          <w:p>
-            <w:pPr>
-              <w:spacing w:after="0"/>
-            </w:pPr>
-            <w:r>
-              <w:rPr>
-                <w:b w:val="0"/>
-              </w:rPr>
-              <w:t>Объект</w:t>
-            </w:r>
-            <w:r>
-              <w:rPr>
-                <w:i/>
-                <w:sz w:val="18"/>
-              </w:rPr>
-              <w:br/>
-              <w:t>наименование и адрес — как в разрешительных документах</w:t>
-            </w:r>
-          </w:p>
-        </w:tc>
-        <w:tc>
-          <w:tcPr>
-            <w:tcW w:type="dxa" w:w="6236"/>
-          </w:tcPr>
-          <w:p>
-            <w:pPr>
-              <w:spacing w:after="0"/>
-            </w:pPr>
-            <w:r>
-              <w:rPr>
-                <w:b w:val="0"/>
-              </w:rPr>
-            </w:r>
-          </w:p>
-        </w:tc>
-      </w:tr>
       <w:tr>
         <w:trPr>
           <w:trHeight w:val="425" w:hRule="atLeast"/>
@@ -265,15 +437,16 @@
         <w:tblLook w:firstColumn="1" w:firstRow="1" w:lastColumn="0" w:lastRow="0" w:noHBand="0" w:noVBand="1" w:val="04A0"/>
       </w:tblPr>
       <w:tblGrid>
-        <w:gridCol w:w="2835"/>
-        <w:gridCol w:w="2268"/>
-        <w:gridCol w:w="2551"/>
-        <w:gridCol w:w="2268"/>
+        <w:gridCol w:w="3005"/>
+        <w:gridCol w:w="1814"/>
+        <w:gridCol w:w="1701"/>
+        <w:gridCol w:w="1871"/>
+        <w:gridCol w:w="1531"/>
       </w:tblGrid>
       <w:tr>
         <w:tc>
           <w:tcPr>
-            <w:tcW w:type="dxa" w:w="2835"/>
+            <w:tcW w:type="dxa" w:w="3005"/>
           </w:tcPr>
           <w:p>
             <w:pPr>
@@ -284,13 +457,37 @@
                 <w:b/>
                 <w:sz w:val="20"/>
               </w:rPr>
-              <w:t>Участник</w:t>
-            </w:r>
-          </w:p>
-        </w:tc>
-        <w:tc>
-          <w:tcPr>
-            <w:tcW w:type="dxa" w:w="2268"/>
+              <w:t>Представитель</w:t>
+            </w:r>
+          </w:p>
+        </w:tc>
+        <w:tc>
+          <w:tcPr>
+            <w:tcW w:type="dxa" w:w="1814"/>
+          </w:tcPr>
+          <w:p>
+            <w:pPr>
+              <w:spacing w:after="0"/>
+            </w:pPr>
+            <w:r>
+              <w:rPr>
+                <w:b/>
+              </w:rPr>
+              <w:t>Организация</w:t>
+            </w:r>
+            <w:r>
+              <w:rPr>
+                <w:i/>
+                <w:sz w:val="18"/>
+              </w:rPr>
+              <w:br/>
+              <w:t>наименование, ОГРН, ИНН, адрес (ФИО, ОГРНИП, ИНН — для ИП)</w:t>
+            </w:r>
+          </w:p>
+        </w:tc>
+        <w:tc>
+          <w:tcPr>
+            <w:tcW w:type="dxa" w:w="1701"/>
           </w:tcPr>
           <w:p>
             <w:pPr>
@@ -301,13 +498,13 @@
                 <w:b/>
                 <w:sz w:val="20"/>
               </w:rPr>
-              <w:t>Организация</w:t>
-            </w:r>
-          </w:p>
-        </w:tc>
-        <w:tc>
-          <w:tcPr>
-            <w:tcW w:type="dxa" w:w="2551"/>
+              <w:t>Должность, Ф. И. О.</w:t>
+            </w:r>
+          </w:p>
+        </w:tc>
+        <w:tc>
+          <w:tcPr>
+            <w:tcW w:type="dxa" w:w="1871"/>
           </w:tcPr>
           <w:p>
             <w:pPr>
@@ -318,13 +515,13 @@
                 <w:b/>
                 <w:sz w:val="20"/>
               </w:rPr>
-              <w:t>Представитель: должность, Ф. И. О.</w:t>
-            </w:r>
-          </w:p>
-        </w:tc>
-        <w:tc>
-          <w:tcPr>
-            <w:tcW w:type="dxa" w:w="2268"/>
+              <w:t>Распорядительный документ о полномочиях: реквизиты</w:t>
+            </w:r>
+          </w:p>
+        </w:tc>
+        <w:tc>
+          <w:tcPr>
+            <w:tcW w:type="dxa" w:w="1531"/>
           </w:tcPr>
           <w:p>
             <w:pPr>
@@ -335,7 +532,7 @@
                 <w:b/>
                 <w:sz w:val="20"/>
               </w:rPr>
-              <w:t>Документ о полномочиях: вид, №, дата</w:t>
+              <w:t>Номер в НРС (если членство в СРО требуется)</w:t>
             </w:r>
           </w:p>
         </w:tc>
@@ -346,53 +543,68 @@
         </w:trPr>
         <w:tc>
           <w:tcPr>
-            <w:tcW w:type="dxa" w:w="2835"/>
-          </w:tcPr>
-          <w:p>
-            <w:pPr>
-              <w:spacing w:after="0"/>
-            </w:pPr>
-            <w:r>
-              <w:rPr>
-                <w:b w:val="0"/>
-              </w:rPr>
-              <w:t>Лицо, выполнившее работы (подрядчик)</w:t>
-            </w:r>
-          </w:p>
-        </w:tc>
-        <w:tc>
-          <w:tcPr>
-            <w:tcW w:type="dxa" w:w="2268"/>
-          </w:tcPr>
-          <w:p>
-            <w:pPr>
-              <w:spacing w:after="0"/>
-            </w:pPr>
-            <w:r>
-              <w:rPr>
-                <w:b w:val="0"/>
-              </w:rPr>
-            </w:r>
-          </w:p>
-        </w:tc>
-        <w:tc>
-          <w:tcPr>
-            <w:tcW w:type="dxa" w:w="2551"/>
-          </w:tcPr>
-          <w:p>
-            <w:pPr>
-              <w:spacing w:after="0"/>
-            </w:pPr>
-            <w:r>
-              <w:rPr>
-                <w:b w:val="0"/>
-              </w:rPr>
-            </w:r>
-          </w:p>
-        </w:tc>
-        <w:tc>
-          <w:tcPr>
-            <w:tcW w:type="dxa" w:w="2268"/>
+            <w:tcW w:type="dxa" w:w="3005"/>
+          </w:tcPr>
+          <w:p>
+            <w:pPr>
+              <w:spacing w:after="0"/>
+            </w:pPr>
+            <w:r>
+              <w:rPr>
+                <w:b w:val="0"/>
+              </w:rPr>
+              <w:t>Представитель застройщика, технического заказчика, лица, ответственного за эксплуатацию здания, сооружения, или регионального оператора по вопросам строительного контроля</w:t>
+            </w:r>
+          </w:p>
+        </w:tc>
+        <w:tc>
+          <w:tcPr>
+            <w:tcW w:type="dxa" w:w="1814"/>
+          </w:tcPr>
+          <w:p>
+            <w:pPr>
+              <w:spacing w:after="0"/>
+            </w:pPr>
+            <w:r>
+              <w:rPr>
+                <w:b w:val="0"/>
+              </w:rPr>
+            </w:r>
+          </w:p>
+        </w:tc>
+        <w:tc>
+          <w:tcPr>
+            <w:tcW w:type="dxa" w:w="1701"/>
+          </w:tcPr>
+          <w:p>
+            <w:pPr>
+              <w:spacing w:after="0"/>
+            </w:pPr>
+            <w:r>
+              <w:rPr>
+                <w:b w:val="0"/>
+              </w:rPr>
+            </w:r>
+          </w:p>
+        </w:tc>
+        <w:tc>
+          <w:tcPr>
+            <w:tcW w:type="dxa" w:w="1871"/>
+          </w:tcPr>
+          <w:p>
+            <w:pPr>
+              <w:spacing w:after="0"/>
+            </w:pPr>
+            <w:r>
+              <w:rPr>
+                <w:b w:val="0"/>
+              </w:rPr>
+            </w:r>
+          </w:p>
+        </w:tc>
+        <w:tc>
+          <w:tcPr>
+            <w:tcW w:type="dxa" w:w="1531"/>
           </w:tcPr>
           <w:p>
             <w:pPr>
@@ -412,53 +624,68 @@
         </w:trPr>
         <w:tc>
           <w:tcPr>
-            <w:tcW w:type="dxa" w:w="2835"/>
-          </w:tcPr>
-          <w:p>
-            <w:pPr>
-              <w:spacing w:after="0"/>
-            </w:pPr>
-            <w:r>
-              <w:rPr>
-                <w:b w:val="0"/>
-              </w:rPr>
-              <w:t>Лицо, осуществляющее строительство</w:t>
-            </w:r>
-          </w:p>
-        </w:tc>
-        <w:tc>
-          <w:tcPr>
-            <w:tcW w:type="dxa" w:w="2268"/>
-          </w:tcPr>
-          <w:p>
-            <w:pPr>
-              <w:spacing w:after="0"/>
-            </w:pPr>
-            <w:r>
-              <w:rPr>
-                <w:b w:val="0"/>
-              </w:rPr>
-            </w:r>
-          </w:p>
-        </w:tc>
-        <w:tc>
-          <w:tcPr>
-            <w:tcW w:type="dxa" w:w="2551"/>
-          </w:tcPr>
-          <w:p>
-            <w:pPr>
-              <w:spacing w:after="0"/>
-            </w:pPr>
-            <w:r>
-              <w:rPr>
-                <w:b w:val="0"/>
-              </w:rPr>
-            </w:r>
-          </w:p>
-        </w:tc>
-        <w:tc>
-          <w:tcPr>
-            <w:tcW w:type="dxa" w:w="2268"/>
+            <w:tcW w:type="dxa" w:w="3005"/>
+          </w:tcPr>
+          <w:p>
+            <w:pPr>
+              <w:spacing w:after="0"/>
+            </w:pPr>
+            <w:r>
+              <w:rPr>
+                <w:b w:val="0"/>
+              </w:rPr>
+              <w:t>Представитель лица, осуществляющего строительство, реконструкцию, капитальный ремонт</w:t>
+            </w:r>
+          </w:p>
+        </w:tc>
+        <w:tc>
+          <w:tcPr>
+            <w:tcW w:type="dxa" w:w="1814"/>
+          </w:tcPr>
+          <w:p>
+            <w:pPr>
+              <w:spacing w:after="0"/>
+            </w:pPr>
+            <w:r>
+              <w:rPr>
+                <w:b w:val="0"/>
+              </w:rPr>
+            </w:r>
+          </w:p>
+        </w:tc>
+        <w:tc>
+          <w:tcPr>
+            <w:tcW w:type="dxa" w:w="1701"/>
+          </w:tcPr>
+          <w:p>
+            <w:pPr>
+              <w:spacing w:after="0"/>
+            </w:pPr>
+            <w:r>
+              <w:rPr>
+                <w:b w:val="0"/>
+              </w:rPr>
+            </w:r>
+          </w:p>
+        </w:tc>
+        <w:tc>
+          <w:tcPr>
+            <w:tcW w:type="dxa" w:w="1871"/>
+          </w:tcPr>
+          <w:p>
+            <w:pPr>
+              <w:spacing w:after="0"/>
+            </w:pPr>
+            <w:r>
+              <w:rPr>
+                <w:b w:val="0"/>
+              </w:rPr>
+            </w:r>
+          </w:p>
+        </w:tc>
+        <w:tc>
+          <w:tcPr>
+            <w:tcW w:type="dxa" w:w="1531"/>
           </w:tcPr>
           <w:p>
             <w:pPr>
@@ -478,53 +705,68 @@
         </w:trPr>
         <w:tc>
           <w:tcPr>
-            <w:tcW w:type="dxa" w:w="2835"/>
-          </w:tcPr>
-          <w:p>
-            <w:pPr>
-              <w:spacing w:after="0"/>
-            </w:pPr>
-            <w:r>
-              <w:rPr>
-                <w:b w:val="0"/>
-              </w:rPr>
-              <w:t>Застройщик или технический заказчик (строительный контроль)</w:t>
-            </w:r>
-          </w:p>
-        </w:tc>
-        <w:tc>
-          <w:tcPr>
-            <w:tcW w:type="dxa" w:w="2268"/>
-          </w:tcPr>
-          <w:p>
-            <w:pPr>
-              <w:spacing w:after="0"/>
-            </w:pPr>
-            <w:r>
-              <w:rPr>
-                <w:b w:val="0"/>
-              </w:rPr>
-            </w:r>
-          </w:p>
-        </w:tc>
-        <w:tc>
-          <w:tcPr>
-            <w:tcW w:type="dxa" w:w="2551"/>
-          </w:tcPr>
-          <w:p>
-            <w:pPr>
-              <w:spacing w:after="0"/>
-            </w:pPr>
-            <w:r>
-              <w:rPr>
-                <w:b w:val="0"/>
-              </w:rPr>
-            </w:r>
-          </w:p>
-        </w:tc>
-        <w:tc>
-          <w:tcPr>
-            <w:tcW w:type="dxa" w:w="2268"/>
+            <w:tcW w:type="dxa" w:w="3005"/>
+          </w:tcPr>
+          <w:p>
+            <w:pPr>
+              <w:spacing w:after="0"/>
+            </w:pPr>
+            <w:r>
+              <w:rPr>
+                <w:b w:val="0"/>
+              </w:rPr>
+              <w:t>Представитель лица, осуществляющего строительство, реконструкцию, капитальный ремонт, по вопросам строительного контроля</w:t>
+            </w:r>
+          </w:p>
+        </w:tc>
+        <w:tc>
+          <w:tcPr>
+            <w:tcW w:type="dxa" w:w="1814"/>
+          </w:tcPr>
+          <w:p>
+            <w:pPr>
+              <w:spacing w:after="0"/>
+            </w:pPr>
+            <w:r>
+              <w:rPr>
+                <w:b w:val="0"/>
+              </w:rPr>
+            </w:r>
+          </w:p>
+        </w:tc>
+        <w:tc>
+          <w:tcPr>
+            <w:tcW w:type="dxa" w:w="1701"/>
+          </w:tcPr>
+          <w:p>
+            <w:pPr>
+              <w:spacing w:after="0"/>
+            </w:pPr>
+            <w:r>
+              <w:rPr>
+                <w:b w:val="0"/>
+              </w:rPr>
+            </w:r>
+          </w:p>
+        </w:tc>
+        <w:tc>
+          <w:tcPr>
+            <w:tcW w:type="dxa" w:w="1871"/>
+          </w:tcPr>
+          <w:p>
+            <w:pPr>
+              <w:spacing w:after="0"/>
+            </w:pPr>
+            <w:r>
+              <w:rPr>
+                <w:b w:val="0"/>
+              </w:rPr>
+            </w:r>
+          </w:p>
+        </w:tc>
+        <w:tc>
+          <w:tcPr>
+            <w:tcW w:type="dxa" w:w="1531"/>
           </w:tcPr>
           <w:p>
             <w:pPr>
@@ -544,53 +786,68 @@
         </w:trPr>
         <w:tc>
           <w:tcPr>
-            <w:tcW w:type="dxa" w:w="2835"/>
-          </w:tcPr>
-          <w:p>
-            <w:pPr>
-              <w:spacing w:after="0"/>
-            </w:pPr>
-            <w:r>
-              <w:rPr>
-                <w:b w:val="0"/>
-              </w:rPr>
-              <w:t>Проектная организация (авторский надзор — если ведётся)</w:t>
-            </w:r>
-          </w:p>
-        </w:tc>
-        <w:tc>
-          <w:tcPr>
-            <w:tcW w:type="dxa" w:w="2268"/>
-          </w:tcPr>
-          <w:p>
-            <w:pPr>
-              <w:spacing w:after="0"/>
-            </w:pPr>
-            <w:r>
-              <w:rPr>
-                <w:b w:val="0"/>
-              </w:rPr>
-            </w:r>
-          </w:p>
-        </w:tc>
-        <w:tc>
-          <w:tcPr>
-            <w:tcW w:type="dxa" w:w="2551"/>
-          </w:tcPr>
-          <w:p>
-            <w:pPr>
-              <w:spacing w:after="0"/>
-            </w:pPr>
-            <w:r>
-              <w:rPr>
-                <w:b w:val="0"/>
-              </w:rPr>
-            </w:r>
-          </w:p>
-        </w:tc>
-        <w:tc>
-          <w:tcPr>
-            <w:tcW w:type="dxa" w:w="2268"/>
+            <w:tcW w:type="dxa" w:w="3005"/>
+          </w:tcPr>
+          <w:p>
+            <w:pPr>
+              <w:spacing w:after="0"/>
+            </w:pPr>
+            <w:r>
+              <w:rPr>
+                <w:b w:val="0"/>
+              </w:rPr>
+              <w:t>Представитель лица, осуществляющего подготовку проектной документации (в случае привлечения застройщиком лица, осуществляющего подготовку проектной документации, для проверки соответствия выполняемых работ проектной документации согласно части 2 статьи 53 Градостроительного кодекса Российской Федерации)</w:t>
+            </w:r>
+          </w:p>
+        </w:tc>
+        <w:tc>
+          <w:tcPr>
+            <w:tcW w:type="dxa" w:w="1814"/>
+          </w:tcPr>
+          <w:p>
+            <w:pPr>
+              <w:spacing w:after="0"/>
+            </w:pPr>
+            <w:r>
+              <w:rPr>
+                <w:b w:val="0"/>
+              </w:rPr>
+            </w:r>
+          </w:p>
+        </w:tc>
+        <w:tc>
+          <w:tcPr>
+            <w:tcW w:type="dxa" w:w="1701"/>
+          </w:tcPr>
+          <w:p>
+            <w:pPr>
+              <w:spacing w:after="0"/>
+            </w:pPr>
+            <w:r>
+              <w:rPr>
+                <w:b w:val="0"/>
+              </w:rPr>
+            </w:r>
+          </w:p>
+        </w:tc>
+        <w:tc>
+          <w:tcPr>
+            <w:tcW w:type="dxa" w:w="1871"/>
+          </w:tcPr>
+          <w:p>
+            <w:pPr>
+              <w:spacing w:after="0"/>
+            </w:pPr>
+            <w:r>
+              <w:rPr>
+                <w:b w:val="0"/>
+              </w:rPr>
+            </w:r>
+          </w:p>
+        </w:tc>
+        <w:tc>
+          <w:tcPr>
+            <w:tcW w:type="dxa" w:w="1531"/>
           </w:tcPr>
           <w:p>
             <w:pPr>
@@ -610,53 +867,68 @@
         </w:trPr>
         <w:tc>
           <w:tcPr>
-            <w:tcW w:type="dxa" w:w="2835"/>
-          </w:tcPr>
-          <w:p>
-            <w:pPr>
-              <w:spacing w:after="0"/>
-            </w:pPr>
-            <w:r>
-              <w:rPr>
-                <w:b w:val="0"/>
-              </w:rPr>
-              <w:t>Иной участник по договору (например, подрядчик последующих работ)</w:t>
-            </w:r>
-          </w:p>
-        </w:tc>
-        <w:tc>
-          <w:tcPr>
-            <w:tcW w:type="dxa" w:w="2268"/>
-          </w:tcPr>
-          <w:p>
-            <w:pPr>
-              <w:spacing w:after="0"/>
-            </w:pPr>
-            <w:r>
-              <w:rPr>
-                <w:b w:val="0"/>
-              </w:rPr>
-            </w:r>
-          </w:p>
-        </w:tc>
-        <w:tc>
-          <w:tcPr>
-            <w:tcW w:type="dxa" w:w="2551"/>
-          </w:tcPr>
-          <w:p>
-            <w:pPr>
-              <w:spacing w:after="0"/>
-            </w:pPr>
-            <w:r>
-              <w:rPr>
-                <w:b w:val="0"/>
-              </w:rPr>
-            </w:r>
-          </w:p>
-        </w:tc>
-        <w:tc>
-          <w:tcPr>
-            <w:tcW w:type="dxa" w:w="2268"/>
+            <w:tcW w:type="dxa" w:w="3005"/>
+          </w:tcPr>
+          <w:p>
+            <w:pPr>
+              <w:spacing w:after="0"/>
+            </w:pPr>
+            <w:r>
+              <w:rPr>
+                <w:b w:val="0"/>
+              </w:rPr>
+              <w:t>Представитель лица, выполнившего работы, подлежащие освидетельствованию (в случае выполнения работ по договорам о строительстве, реконструкции, капитальном ремонте объектов капитального строительства, заключенным с иными лицами)</w:t>
+            </w:r>
+          </w:p>
+        </w:tc>
+        <w:tc>
+          <w:tcPr>
+            <w:tcW w:type="dxa" w:w="1814"/>
+          </w:tcPr>
+          <w:p>
+            <w:pPr>
+              <w:spacing w:after="0"/>
+            </w:pPr>
+            <w:r>
+              <w:rPr>
+                <w:b w:val="0"/>
+              </w:rPr>
+            </w:r>
+          </w:p>
+        </w:tc>
+        <w:tc>
+          <w:tcPr>
+            <w:tcW w:type="dxa" w:w="1701"/>
+          </w:tcPr>
+          <w:p>
+            <w:pPr>
+              <w:spacing w:after="0"/>
+            </w:pPr>
+            <w:r>
+              <w:rPr>
+                <w:b w:val="0"/>
+              </w:rPr>
+            </w:r>
+          </w:p>
+        </w:tc>
+        <w:tc>
+          <w:tcPr>
+            <w:tcW w:type="dxa" w:w="1871"/>
+          </w:tcPr>
+          <w:p>
+            <w:pPr>
+              <w:spacing w:after="0"/>
+            </w:pPr>
+            <w:r>
+              <w:rPr>
+                <w:b w:val="0"/>
+              </w:rPr>
+            </w:r>
+          </w:p>
+        </w:tc>
+        <w:tc>
+          <w:tcPr>
+            <w:tcW w:type="dxa" w:w="1531"/>
           </w:tcPr>
           <w:p>
             <w:pPr>
@@ -675,6 +947,16 @@
       <w:pPr>
         <w:spacing w:after="0"/>
       </w:pPr>
+    </w:p>
+    <w:p>
+      <w:r>
+        <w:rPr>
+          <w:b w:val="0"/>
+          <w:i/>
+          <w:sz w:val="18"/>
+        </w:rPr>
+        <w:t>Номер в национальном реестре специалистов указывают представители по вопросам строительного контроля (строки 1 и 3), как в образце.</w:t>
+      </w:r>
     </w:p>
     <w:p>
       <w:r>
@@ -694,7 +976,7 @@
           <w:b w:val="0"/>
           <w:i w:val="0"/>
         </w:rPr>
-        <w:t>Участники произвели осмотр работ, выполненных _______________________________________________ (наименование лица, выполнившего работы), и составили настоящий акт о нижеследующем.</w:t>
+        <w:t>произвели осмотр работ, выполненных _______________________________________________ (наименование лица, выполнившего работы, подлежащие освидетельствованию), и составили настоящий акт о нижеследующем.</w:t>
       </w:r>
     </w:p>
     <w:tbl>
@@ -732,7 +1014,7 @@
                 <w:sz w:val="18"/>
               </w:rPr>
               <w:br/>
-              <w:t>формулировкой позиции сметы и проекта; например: армирование фундаментной плиты</w:t>
+              <w:t>наименование скрытых работ, формулировкой позиции сметы и проекта; например: армирование фундаментной плиты</w:t>
             </w:r>
           </w:p>
         </w:tc>
@@ -900,7 +1182,7 @@
               <w:rPr>
                 <w:b w:val="0"/>
               </w:rPr>
-              <w:t>5. Проектная документация</w:t>
+              <w:t>5. Работы выполнены по проектной документации</w:t>
             </w:r>
             <w:r>
               <w:rPr>
@@ -908,7 +1190,7 @@
                 <w:sz w:val="18"/>
               </w:rPr>
               <w:br/>
-              <w:t>шифр, листы; изменения — реквизиты или «нет»</w:t>
+              <w:t>номер и реквизиты чертежа, наименование проектной и (или) рабочей документации, сведения о лицах, подготовивших раздел; изменения — реквизиты или «нет»</w:t>
             </w:r>
           </w:p>
         </w:tc>
@@ -1053,7 +1335,7 @@
                 <w:b/>
                 <w:sz w:val="20"/>
               </w:rPr>
-              <w:t>Документ о качестве: вид, №, дата</w:t>
+              <w:t>Документ о качестве и безопасности: вид, №, дата</w:t>
             </w:r>
           </w:p>
         </w:tc>
@@ -1279,10 +1561,39 @@
     <w:p>
       <w:r>
         <w:rPr>
+          <w:b w:val="0"/>
+          <w:i/>
+          <w:sz w:val="18"/>
+        </w:rPr>
+        <w:t>Если документов больше пяти, указывается ссылка на их реестр, который является неотъемлемой частью акта (п. 3 образца).</w:t>
+      </w:r>
+    </w:p>
+    <w:p>
+      <w:r>
+        <w:rPr>
           <w:b/>
           <w:i w:val="0"/>
         </w:rPr>
-        <w:t>8. Проверено при осмотре, испытания и измерения</w:t>
+        <w:t>8. Предъявлены документы, подтверждающие соответствие работ предъявляемым к ним требованиям:</w:t>
+      </w:r>
+    </w:p>
+    <w:p>
+      <w:r>
+        <w:rPr>
+          <w:b w:val="0"/>
+          <w:i w:val="0"/>
+        </w:rPr>
+        <w:t>__________________________________________________ (исполнительные схемы и чертежи, результаты экспертиз, обследований, лабораторных и иных испытаний)</w:t>
+      </w:r>
+    </w:p>
+    <w:p>
+      <w:r>
+        <w:rPr>
+          <w:b w:val="0"/>
+          <w:i/>
+          <w:sz w:val="20"/>
+        </w:rPr>
+        <w:t>Проверено при осмотре, испытания и измерения (поля комплекта)</w:t>
       </w:r>
     </w:p>
     <w:tbl>
@@ -1717,7 +2028,7 @@
           <w:b w:val="0"/>
           <w:i w:val="0"/>
         </w:rPr>
-        <w:t>☐ Работы выполнены в соответствии с проектной документацией ____________________ (шифр, листы) и требованиями ____________________ (нормативные документы на этот вид работ).</w:t>
+        <w:t>Работы выполнены в соответствии с ____________________________ (наименования и структурные единицы технических регламентов, иных нормативных правовых актов, разделы проектной и (или) рабочей документации).</w:t>
       </w:r>
     </w:p>
     <w:p>
@@ -1736,16 +2047,7 @@
           <w:i/>
           <w:sz w:val="18"/>
         </w:rPr>
-        <w:t>(например: бетонирование фундаментной плиты на освидетельствованном участке)</w:t>
-      </w:r>
-    </w:p>
-    <w:p>
-      <w:r>
-        <w:rPr>
-          <w:b w:val="0"/>
-          <w:i w:val="0"/>
-        </w:rPr>
-        <w:t>☐ Работы к закрытию не допускаются. Замечания: ________________________________________________. Срок устранения: «___» ____________ 20___ г. Повторное освидетельствование: «___» ____________ 20___ г.</w:t>
+        <w:t>(наименования работ, строительных конструкций, участков сетей инженерно-технического обеспечения; например: бетонирование фундаментной плиты на освидетельствованном участке)</w:t>
       </w:r>
     </w:p>
     <w:p>
@@ -1757,7 +2059,19 @@
           <w:b w:val="0"/>
           <w:i w:val="0"/>
         </w:rPr>
-        <w:t>11. Акт составлен в ____ экземплярах.</w:t>
+        <w:t>Дополнительные сведения: __________________________________________________</w:t>
+      </w:r>
+    </w:p>
+    <w:p>
+      <w:pPr>
+        <w:spacing w:before="80"/>
+      </w:pPr>
+      <w:r>
+        <w:rPr>
+          <w:b w:val="0"/>
+          <w:i w:val="0"/>
+        </w:rPr>
+        <w:t>11. Акт составлен в ____ экземплярах (при заполнении на бумажном носителе; по числу лиц, подписывающих акт).</w:t>
       </w:r>
     </w:p>
     <w:p>
@@ -2120,15 +2434,15 @@
         <w:tblLook w:firstColumn="1" w:firstRow="1" w:lastColumn="0" w:lastRow="0" w:noHBand="0" w:noVBand="1" w:val="04A0"/>
       </w:tblPr>
       <w:tblGrid>
-        <w:gridCol w:w="3402"/>
-        <w:gridCol w:w="2835"/>
+        <w:gridCol w:w="3969"/>
+        <w:gridCol w:w="2551"/>
         <w:gridCol w:w="1701"/>
-        <w:gridCol w:w="1984"/>
+        <w:gridCol w:w="1701"/>
       </w:tblGrid>
       <w:tr>
         <w:tc>
           <w:tcPr>
-            <w:tcW w:type="dxa" w:w="3402"/>
+            <w:tcW w:type="dxa" w:w="3969"/>
           </w:tcPr>
           <w:p>
             <w:pPr>
@@ -2139,13 +2453,13 @@
                 <w:b/>
                 <w:sz w:val="20"/>
               </w:rPr>
-              <w:t>Участник</w:t>
-            </w:r>
-          </w:p>
-        </w:tc>
-        <w:tc>
-          <w:tcPr>
-            <w:tcW w:type="dxa" w:w="2835"/>
+              <w:t>Представитель</w:t>
+            </w:r>
+          </w:p>
+        </w:tc>
+        <w:tc>
+          <w:tcPr>
+            <w:tcW w:type="dxa" w:w="2551"/>
           </w:tcPr>
           <w:p>
             <w:pPr>
@@ -2179,7 +2493,7 @@
         </w:tc>
         <w:tc>
           <w:tcPr>
-            <w:tcW w:type="dxa" w:w="1984"/>
+            <w:tcW w:type="dxa" w:w="1701"/>
           </w:tcPr>
           <w:p>
             <w:pPr>
@@ -2201,23 +2515,23 @@
         </w:trPr>
         <w:tc>
           <w:tcPr>
-            <w:tcW w:type="dxa" w:w="3402"/>
-          </w:tcPr>
-          <w:p>
-            <w:pPr>
-              <w:spacing w:after="0"/>
-            </w:pPr>
-            <w:r>
-              <w:rPr>
-                <w:b w:val="0"/>
-              </w:rPr>
-              <w:t>Лицо, выполнившее работы (подрядчик)</w:t>
-            </w:r>
-          </w:p>
-        </w:tc>
-        <w:tc>
-          <w:tcPr>
-            <w:tcW w:type="dxa" w:w="2835"/>
+            <w:tcW w:type="dxa" w:w="3969"/>
+          </w:tcPr>
+          <w:p>
+            <w:pPr>
+              <w:spacing w:after="0"/>
+            </w:pPr>
+            <w:r>
+              <w:rPr>
+                <w:b w:val="0"/>
+              </w:rPr>
+              <w:t>Представитель застройщика, технического заказчика, лица, ответственного за эксплуатацию здания, сооружения, или регионального оператора по вопросам строительного контроля</w:t>
+            </w:r>
+          </w:p>
+        </w:tc>
+        <w:tc>
+          <w:tcPr>
+            <w:tcW w:type="dxa" w:w="2551"/>
           </w:tcPr>
           <w:p>
             <w:pPr>
@@ -2247,7 +2561,7 @@
         </w:tc>
         <w:tc>
           <w:tcPr>
-            <w:tcW w:type="dxa" w:w="1984"/>
+            <w:tcW w:type="dxa" w:w="1701"/>
           </w:tcPr>
           <w:p>
             <w:pPr>
@@ -2267,23 +2581,23 @@
         </w:trPr>
         <w:tc>
           <w:tcPr>
-            <w:tcW w:type="dxa" w:w="3402"/>
-          </w:tcPr>
-          <w:p>
-            <w:pPr>
-              <w:spacing w:after="0"/>
-            </w:pPr>
-            <w:r>
-              <w:rPr>
-                <w:b w:val="0"/>
-              </w:rPr>
-              <w:t>Лицо, осуществляющее строительство</w:t>
-            </w:r>
-          </w:p>
-        </w:tc>
-        <w:tc>
-          <w:tcPr>
-            <w:tcW w:type="dxa" w:w="2835"/>
+            <w:tcW w:type="dxa" w:w="3969"/>
+          </w:tcPr>
+          <w:p>
+            <w:pPr>
+              <w:spacing w:after="0"/>
+            </w:pPr>
+            <w:r>
+              <w:rPr>
+                <w:b w:val="0"/>
+              </w:rPr>
+              <w:t>Представитель лица, осуществляющего строительство, реконструкцию, капитальный ремонт</w:t>
+            </w:r>
+          </w:p>
+        </w:tc>
+        <w:tc>
+          <w:tcPr>
+            <w:tcW w:type="dxa" w:w="2551"/>
           </w:tcPr>
           <w:p>
             <w:pPr>
@@ -2313,7 +2627,7 @@
         </w:tc>
         <w:tc>
           <w:tcPr>
-            <w:tcW w:type="dxa" w:w="1984"/>
+            <w:tcW w:type="dxa" w:w="1701"/>
           </w:tcPr>
           <w:p>
             <w:pPr>
@@ -2333,23 +2647,23 @@
         </w:trPr>
         <w:tc>
           <w:tcPr>
-            <w:tcW w:type="dxa" w:w="3402"/>
-          </w:tcPr>
-          <w:p>
-            <w:pPr>
-              <w:spacing w:after="0"/>
-            </w:pPr>
-            <w:r>
-              <w:rPr>
-                <w:b w:val="0"/>
-              </w:rPr>
-              <w:t>Застройщик или технический заказчик (строительный контроль)</w:t>
-            </w:r>
-          </w:p>
-        </w:tc>
-        <w:tc>
-          <w:tcPr>
-            <w:tcW w:type="dxa" w:w="2835"/>
+            <w:tcW w:type="dxa" w:w="3969"/>
+          </w:tcPr>
+          <w:p>
+            <w:pPr>
+              <w:spacing w:after="0"/>
+            </w:pPr>
+            <w:r>
+              <w:rPr>
+                <w:b w:val="0"/>
+              </w:rPr>
+              <w:t>Представитель лица, осуществляющего строительство, реконструкцию, капитальный ремонт, по вопросам строительного контроля</w:t>
+            </w:r>
+          </w:p>
+        </w:tc>
+        <w:tc>
+          <w:tcPr>
+            <w:tcW w:type="dxa" w:w="2551"/>
           </w:tcPr>
           <w:p>
             <w:pPr>
@@ -2379,7 +2693,7 @@
         </w:tc>
         <w:tc>
           <w:tcPr>
-            <w:tcW w:type="dxa" w:w="1984"/>
+            <w:tcW w:type="dxa" w:w="1701"/>
           </w:tcPr>
           <w:p>
             <w:pPr>
@@ -2399,23 +2713,23 @@
         </w:trPr>
         <w:tc>
           <w:tcPr>
-            <w:tcW w:type="dxa" w:w="3402"/>
-          </w:tcPr>
-          <w:p>
-            <w:pPr>
-              <w:spacing w:after="0"/>
-            </w:pPr>
-            <w:r>
-              <w:rPr>
-                <w:b w:val="0"/>
-              </w:rPr>
-              <w:t>Проектная организация (авторский надзор — если ведётся)</w:t>
-            </w:r>
-          </w:p>
-        </w:tc>
-        <w:tc>
-          <w:tcPr>
-            <w:tcW w:type="dxa" w:w="2835"/>
+            <w:tcW w:type="dxa" w:w="3969"/>
+          </w:tcPr>
+          <w:p>
+            <w:pPr>
+              <w:spacing w:after="0"/>
+            </w:pPr>
+            <w:r>
+              <w:rPr>
+                <w:b w:val="0"/>
+              </w:rPr>
+              <w:t>Представитель лица, осуществляющего подготовку проектной документации (в случае привлечения застройщиком лица, осуществляющего подготовку проектной документации, для проверки соответствия выполняемых работ проектной документации согласно части 2 статьи 53 Градостроительного кодекса Российской Федерации)</w:t>
+            </w:r>
+          </w:p>
+        </w:tc>
+        <w:tc>
+          <w:tcPr>
+            <w:tcW w:type="dxa" w:w="2551"/>
           </w:tcPr>
           <w:p>
             <w:pPr>
@@ -2445,7 +2759,7 @@
         </w:tc>
         <w:tc>
           <w:tcPr>
-            <w:tcW w:type="dxa" w:w="1984"/>
+            <w:tcW w:type="dxa" w:w="1701"/>
           </w:tcPr>
           <w:p>
             <w:pPr>
@@ -2465,23 +2779,23 @@
         </w:trPr>
         <w:tc>
           <w:tcPr>
-            <w:tcW w:type="dxa" w:w="3402"/>
-          </w:tcPr>
-          <w:p>
-            <w:pPr>
-              <w:spacing w:after="0"/>
-            </w:pPr>
-            <w:r>
-              <w:rPr>
-                <w:b w:val="0"/>
-              </w:rPr>
-              <w:t>Иной участник по договору (например, подрядчик последующих работ)</w:t>
-            </w:r>
-          </w:p>
-        </w:tc>
-        <w:tc>
-          <w:tcPr>
-            <w:tcW w:type="dxa" w:w="2835"/>
+            <w:tcW w:type="dxa" w:w="3969"/>
+          </w:tcPr>
+          <w:p>
+            <w:pPr>
+              <w:spacing w:after="0"/>
+            </w:pPr>
+            <w:r>
+              <w:rPr>
+                <w:b w:val="0"/>
+              </w:rPr>
+              <w:t>Представитель лица, выполнившего работы, подлежащие освидетельствованию (в случае выполнения работ по договорам о строительстве, реконструкции, капитальном ремонте объектов капитального строительства, заключенным с иными лицами)</w:t>
+            </w:r>
+          </w:p>
+        </w:tc>
+        <w:tc>
+          <w:tcPr>
+            <w:tcW w:type="dxa" w:w="2551"/>
           </w:tcPr>
           <w:p>
             <w:pPr>
@@ -2511,7 +2825,7 @@
         </w:tc>
         <w:tc>
           <w:tcPr>
-            <w:tcW w:type="dxa" w:w="1984"/>
+            <w:tcW w:type="dxa" w:w="1701"/>
           </w:tcPr>
           <w:p>
             <w:pPr>
@@ -2530,6 +2844,26 @@
       <w:pPr>
         <w:spacing w:after="0"/>
       </w:pPr>
+    </w:p>
+    <w:p>
+      <w:r>
+        <w:rPr>
+          <w:b/>
+          <w:i w:val="0"/>
+          <w:sz w:val="20"/>
+        </w:rPr>
+        <w:t>Если есть замечания (в образец акта не входит)</w:t>
+      </w:r>
+    </w:p>
+    <w:p>
+      <w:r>
+        <w:rPr>
+          <w:b w:val="0"/>
+          <w:i/>
+          <w:sz w:val="20"/>
+        </w:rPr>
+        <w:t>Замечания оформляются письменно; об их устранении составляется акт (ч. 7 ст. 53 ГрК РФ). До завершения освидетельствования последующие работы не выполняются (п. 10 Положения о проведении строительного контроля, ПП РФ от 21.06.2010 № 468).</w:t>
+      </w:r>
     </w:p>
     <w:p>
       <w:r>
@@ -2553,6 +2887,199 @@
         </w:rPr>
         <w:t>Для гидроизоляции, которую закрывают следующие работы: защитная стяжка, обратная засыпка, облицовка.</w:t>
       </w:r>
+    </w:p>
+    <w:tbl>
+      <w:tblPr>
+        <w:tblStyle w:val="TableGrid"/>
+        <w:tblW w:type="auto" w:w="0"/>
+        <w:tblLayout w:type="fixed"/>
+        <w:tblLook w:firstColumn="1" w:firstRow="1" w:lastColumn="0" w:lastRow="0" w:noHBand="0" w:noVBand="1" w:val="04A0"/>
+      </w:tblPr>
+      <w:tblGrid>
+        <w:gridCol w:w="3685"/>
+        <w:gridCol w:w="6236"/>
+      </w:tblGrid>
+      <w:tr>
+        <w:trPr>
+          <w:trHeight w:val="425" w:hRule="atLeast"/>
+        </w:trPr>
+        <w:tc>
+          <w:tcPr>
+            <w:tcW w:type="dxa" w:w="3685"/>
+          </w:tcPr>
+          <w:p>
+            <w:pPr>
+              <w:spacing w:after="0"/>
+            </w:pPr>
+            <w:r>
+              <w:rPr>
+                <w:b w:val="0"/>
+              </w:rPr>
+              <w:t>Объект капитального строительства</w:t>
+            </w:r>
+            <w:r>
+              <w:rPr>
+                <w:i/>
+                <w:sz w:val="18"/>
+              </w:rPr>
+              <w:br/>
+              <w:t>наименование — в соответствии с проектной документацией; почтовый или строительный адрес</w:t>
+            </w:r>
+          </w:p>
+        </w:tc>
+        <w:tc>
+          <w:tcPr>
+            <w:tcW w:type="dxa" w:w="6236"/>
+          </w:tcPr>
+          <w:p>
+            <w:pPr>
+              <w:spacing w:after="0"/>
+            </w:pPr>
+            <w:r>
+              <w:rPr>
+                <w:b w:val="0"/>
+              </w:rPr>
+            </w:r>
+          </w:p>
+        </w:tc>
+      </w:tr>
+      <w:tr>
+        <w:trPr>
+          <w:trHeight w:val="425" w:hRule="atLeast"/>
+        </w:trPr>
+        <w:tc>
+          <w:tcPr>
+            <w:tcW w:type="dxa" w:w="3685"/>
+          </w:tcPr>
+          <w:p>
+            <w:pPr>
+              <w:spacing w:after="0"/>
+            </w:pPr>
+            <w:r>
+              <w:rPr>
+                <w:b w:val="0"/>
+              </w:rPr>
+              <w:t>Застройщик, технический заказчик, лицо, ответственное за эксплуатацию здания, сооружения, или региональный оператор</w:t>
+            </w:r>
+            <w:r>
+              <w:rPr>
+                <w:i/>
+                <w:sz w:val="18"/>
+              </w:rPr>
+              <w:br/>
+              <w:t>наименование (ФИО), ОГРН/ОГРНИП, ИНН, адрес, телефон; СРО — если членство требуется</w:t>
+            </w:r>
+          </w:p>
+        </w:tc>
+        <w:tc>
+          <w:tcPr>
+            <w:tcW w:type="dxa" w:w="6236"/>
+          </w:tcPr>
+          <w:p>
+            <w:pPr>
+              <w:spacing w:after="0"/>
+            </w:pPr>
+            <w:r>
+              <w:rPr>
+                <w:b w:val="0"/>
+              </w:rPr>
+            </w:r>
+          </w:p>
+        </w:tc>
+      </w:tr>
+      <w:tr>
+        <w:trPr>
+          <w:trHeight w:val="425" w:hRule="atLeast"/>
+        </w:trPr>
+        <w:tc>
+          <w:tcPr>
+            <w:tcW w:type="dxa" w:w="3685"/>
+          </w:tcPr>
+          <w:p>
+            <w:pPr>
+              <w:spacing w:after="0"/>
+            </w:pPr>
+            <w:r>
+              <w:rPr>
+                <w:b w:val="0"/>
+              </w:rPr>
+              <w:t>Лицо, осуществляющее строительство, реконструкцию, капитальный ремонт</w:t>
+            </w:r>
+            <w:r>
+              <w:rPr>
+                <w:i/>
+                <w:sz w:val="18"/>
+              </w:rPr>
+              <w:br/>
+              <w:t>наименование (ФИО), ОГРН/ОГРНИП, ИНН, адрес, телефон; СРО — если членство требуется</w:t>
+            </w:r>
+          </w:p>
+        </w:tc>
+        <w:tc>
+          <w:tcPr>
+            <w:tcW w:type="dxa" w:w="6236"/>
+          </w:tcPr>
+          <w:p>
+            <w:pPr>
+              <w:spacing w:after="0"/>
+            </w:pPr>
+            <w:r>
+              <w:rPr>
+                <w:b w:val="0"/>
+              </w:rPr>
+            </w:r>
+          </w:p>
+        </w:tc>
+      </w:tr>
+      <w:tr>
+        <w:trPr>
+          <w:trHeight w:val="425" w:hRule="atLeast"/>
+        </w:trPr>
+        <w:tc>
+          <w:tcPr>
+            <w:tcW w:type="dxa" w:w="3685"/>
+          </w:tcPr>
+          <w:p>
+            <w:pPr>
+              <w:spacing w:after="0"/>
+            </w:pPr>
+            <w:r>
+              <w:rPr>
+                <w:b w:val="0"/>
+              </w:rPr>
+              <w:t>Лицо, осуществляющее подготовку проектной документации</w:t>
+            </w:r>
+            <w:r>
+              <w:rPr>
+                <w:i/>
+                <w:sz w:val="18"/>
+              </w:rPr>
+              <w:br/>
+              <w:t>наименование (ФИО), ОГРН/ОГРНИП, ИНН, адрес, телефон; СРО — если членство требуется</w:t>
+            </w:r>
+          </w:p>
+        </w:tc>
+        <w:tc>
+          <w:tcPr>
+            <w:tcW w:type="dxa" w:w="6236"/>
+          </w:tcPr>
+          <w:p>
+            <w:pPr>
+              <w:spacing w:after="0"/>
+            </w:pPr>
+            <w:r>
+              <w:rPr>
+                <w:b w:val="0"/>
+              </w:rPr>
+            </w:r>
+          </w:p>
+        </w:tc>
+      </w:tr>
+    </w:tbl>
+    <w:p>
+      <w:pPr>
+        <w:spacing w:after="0"/>
+      </w:pPr>
     </w:p>
     <w:p>
       <w:pPr>
@@ -2580,6 +3107,29 @@
         <w:t>№ ____________          «___» ____________ 20___ г.</w:t>
       </w:r>
     </w:p>
+    <w:p>
+      <w:pPr>
+        <w:jc w:val="center"/>
+      </w:pPr>
+      <w:r>
+        <w:rPr>
+          <w:b w:val="0"/>
+          <w:i/>
+          <w:sz w:val="18"/>
+        </w:rPr>
+        <w:t>(дата составления акта)</w:t>
+      </w:r>
+    </w:p>
+    <w:p>
+      <w:r>
+        <w:rPr>
+          <w:b w:val="0"/>
+          <w:i/>
+          <w:sz w:val="18"/>
+        </w:rPr>
+        <w:t>Поля комплекта (в рекомендуемый образец не входят)</w:t>
+      </w:r>
+    </w:p>
     <w:tbl>
       <w:tblPr>
         <w:tblStyle w:val="TableGrid"/>
@@ -2591,50 +3141,6 @@
         <w:gridCol w:w="3685"/>
         <w:gridCol w:w="6236"/>
       </w:tblGrid>
-      <w:tr>
-        <w:trPr>
-          <w:trHeight w:val="425" w:hRule="atLeast"/>
-        </w:trPr>
-        <w:tc>
-          <w:tcPr>
-            <w:tcW w:type="dxa" w:w="3685"/>
-          </w:tcPr>
-          <w:p>
-            <w:pPr>
-              <w:spacing w:after="0"/>
-            </w:pPr>
-            <w:r>
-              <w:rPr>
-                <w:b w:val="0"/>
-              </w:rPr>
-              <w:t>Объект</w:t>
-            </w:r>
-            <w:r>
-              <w:rPr>
-                <w:i/>
-                <w:sz w:val="18"/>
-              </w:rPr>
-              <w:br/>
-              <w:t>наименование и адрес — как в разрешительных документах</w:t>
-            </w:r>
-          </w:p>
-        </w:tc>
-        <w:tc>
-          <w:tcPr>
-            <w:tcW w:type="dxa" w:w="6236"/>
-          </w:tcPr>
-          <w:p>
-            <w:pPr>
-              <w:spacing w:after="0"/>
-            </w:pPr>
-            <w:r>
-              <w:rPr>
-                <w:b w:val="0"/>
-              </w:rPr>
-            </w:r>
-          </w:p>
-        </w:tc>
-      </w:tr>
       <w:tr>
         <w:trPr>
           <w:trHeight w:val="425" w:hRule="atLeast"/>
@@ -2790,15 +3296,16 @@
         <w:tblLook w:firstColumn="1" w:firstRow="1" w:lastColumn="0" w:lastRow="0" w:noHBand="0" w:noVBand="1" w:val="04A0"/>
       </w:tblPr>
       <w:tblGrid>
-        <w:gridCol w:w="2835"/>
-        <w:gridCol w:w="2268"/>
-        <w:gridCol w:w="2551"/>
-        <w:gridCol w:w="2268"/>
+        <w:gridCol w:w="3005"/>
+        <w:gridCol w:w="1814"/>
+        <w:gridCol w:w="1701"/>
+        <w:gridCol w:w="1871"/>
+        <w:gridCol w:w="1531"/>
       </w:tblGrid>
       <w:tr>
         <w:tc>
           <w:tcPr>
-            <w:tcW w:type="dxa" w:w="2835"/>
+            <w:tcW w:type="dxa" w:w="3005"/>
           </w:tcPr>
           <w:p>
             <w:pPr>
@@ -2809,13 +3316,37 @@
                 <w:b/>
                 <w:sz w:val="20"/>
               </w:rPr>
-              <w:t>Участник</w:t>
-            </w:r>
-          </w:p>
-        </w:tc>
-        <w:tc>
-          <w:tcPr>
-            <w:tcW w:type="dxa" w:w="2268"/>
+              <w:t>Представитель</w:t>
+            </w:r>
+          </w:p>
+        </w:tc>
+        <w:tc>
+          <w:tcPr>
+            <w:tcW w:type="dxa" w:w="1814"/>
+          </w:tcPr>
+          <w:p>
+            <w:pPr>
+              <w:spacing w:after="0"/>
+            </w:pPr>
+            <w:r>
+              <w:rPr>
+                <w:b/>
+              </w:rPr>
+              <w:t>Организация</w:t>
+            </w:r>
+            <w:r>
+              <w:rPr>
+                <w:i/>
+                <w:sz w:val="18"/>
+              </w:rPr>
+              <w:br/>
+              <w:t>наименование, ОГРН, ИНН, адрес (ФИО, ОГРНИП, ИНН — для ИП)</w:t>
+            </w:r>
+          </w:p>
+        </w:tc>
+        <w:tc>
+          <w:tcPr>
+            <w:tcW w:type="dxa" w:w="1701"/>
           </w:tcPr>
           <w:p>
             <w:pPr>
@@ -2826,13 +3357,13 @@
                 <w:b/>
                 <w:sz w:val="20"/>
               </w:rPr>
-              <w:t>Организация</w:t>
-            </w:r>
-          </w:p>
-        </w:tc>
-        <w:tc>
-          <w:tcPr>
-            <w:tcW w:type="dxa" w:w="2551"/>
+              <w:t>Должность, Ф. И. О.</w:t>
+            </w:r>
+          </w:p>
+        </w:tc>
+        <w:tc>
+          <w:tcPr>
+            <w:tcW w:type="dxa" w:w="1871"/>
           </w:tcPr>
           <w:p>
             <w:pPr>
@@ -2843,13 +3374,13 @@
                 <w:b/>
                 <w:sz w:val="20"/>
               </w:rPr>
-              <w:t>Представитель: должность, Ф. И. О.</w:t>
-            </w:r>
-          </w:p>
-        </w:tc>
-        <w:tc>
-          <w:tcPr>
-            <w:tcW w:type="dxa" w:w="2268"/>
+              <w:t>Распорядительный документ о полномочиях: реквизиты</w:t>
+            </w:r>
+          </w:p>
+        </w:tc>
+        <w:tc>
+          <w:tcPr>
+            <w:tcW w:type="dxa" w:w="1531"/>
           </w:tcPr>
           <w:p>
             <w:pPr>
@@ -2860,7 +3391,7 @@
                 <w:b/>
                 <w:sz w:val="20"/>
               </w:rPr>
-              <w:t>Документ о полномочиях: вид, №, дата</w:t>
+              <w:t>Номер в НРС (если членство в СРО требуется)</w:t>
             </w:r>
           </w:p>
         </w:tc>
@@ -2871,53 +3402,68 @@
         </w:trPr>
         <w:tc>
           <w:tcPr>
-            <w:tcW w:type="dxa" w:w="2835"/>
-          </w:tcPr>
-          <w:p>
-            <w:pPr>
-              <w:spacing w:after="0"/>
-            </w:pPr>
-            <w:r>
-              <w:rPr>
-                <w:b w:val="0"/>
-              </w:rPr>
-              <w:t>Лицо, выполнившее работы (подрядчик)</w:t>
-            </w:r>
-          </w:p>
-        </w:tc>
-        <w:tc>
-          <w:tcPr>
-            <w:tcW w:type="dxa" w:w="2268"/>
-          </w:tcPr>
-          <w:p>
-            <w:pPr>
-              <w:spacing w:after="0"/>
-            </w:pPr>
-            <w:r>
-              <w:rPr>
-                <w:b w:val="0"/>
-              </w:rPr>
-            </w:r>
-          </w:p>
-        </w:tc>
-        <w:tc>
-          <w:tcPr>
-            <w:tcW w:type="dxa" w:w="2551"/>
-          </w:tcPr>
-          <w:p>
-            <w:pPr>
-              <w:spacing w:after="0"/>
-            </w:pPr>
-            <w:r>
-              <w:rPr>
-                <w:b w:val="0"/>
-              </w:rPr>
-            </w:r>
-          </w:p>
-        </w:tc>
-        <w:tc>
-          <w:tcPr>
-            <w:tcW w:type="dxa" w:w="2268"/>
+            <w:tcW w:type="dxa" w:w="3005"/>
+          </w:tcPr>
+          <w:p>
+            <w:pPr>
+              <w:spacing w:after="0"/>
+            </w:pPr>
+            <w:r>
+              <w:rPr>
+                <w:b w:val="0"/>
+              </w:rPr>
+              <w:t>Представитель застройщика, технического заказчика, лица, ответственного за эксплуатацию здания, сооружения, или регионального оператора по вопросам строительного контроля</w:t>
+            </w:r>
+          </w:p>
+        </w:tc>
+        <w:tc>
+          <w:tcPr>
+            <w:tcW w:type="dxa" w:w="1814"/>
+          </w:tcPr>
+          <w:p>
+            <w:pPr>
+              <w:spacing w:after="0"/>
+            </w:pPr>
+            <w:r>
+              <w:rPr>
+                <w:b w:val="0"/>
+              </w:rPr>
+            </w:r>
+          </w:p>
+        </w:tc>
+        <w:tc>
+          <w:tcPr>
+            <w:tcW w:type="dxa" w:w="1701"/>
+          </w:tcPr>
+          <w:p>
+            <w:pPr>
+              <w:spacing w:after="0"/>
+            </w:pPr>
+            <w:r>
+              <w:rPr>
+                <w:b w:val="0"/>
+              </w:rPr>
+            </w:r>
+          </w:p>
+        </w:tc>
+        <w:tc>
+          <w:tcPr>
+            <w:tcW w:type="dxa" w:w="1871"/>
+          </w:tcPr>
+          <w:p>
+            <w:pPr>
+              <w:spacing w:after="0"/>
+            </w:pPr>
+            <w:r>
+              <w:rPr>
+                <w:b w:val="0"/>
+              </w:rPr>
+            </w:r>
+          </w:p>
+        </w:tc>
+        <w:tc>
+          <w:tcPr>
+            <w:tcW w:type="dxa" w:w="1531"/>
           </w:tcPr>
           <w:p>
             <w:pPr>
@@ -2937,53 +3483,68 @@
         </w:trPr>
         <w:tc>
           <w:tcPr>
-            <w:tcW w:type="dxa" w:w="2835"/>
-          </w:tcPr>
-          <w:p>
-            <w:pPr>
-              <w:spacing w:after="0"/>
-            </w:pPr>
-            <w:r>
-              <w:rPr>
-                <w:b w:val="0"/>
-              </w:rPr>
-              <w:t>Лицо, осуществляющее строительство</w:t>
-            </w:r>
-          </w:p>
-        </w:tc>
-        <w:tc>
-          <w:tcPr>
-            <w:tcW w:type="dxa" w:w="2268"/>
-          </w:tcPr>
-          <w:p>
-            <w:pPr>
-              <w:spacing w:after="0"/>
-            </w:pPr>
-            <w:r>
-              <w:rPr>
-                <w:b w:val="0"/>
-              </w:rPr>
-            </w:r>
-          </w:p>
-        </w:tc>
-        <w:tc>
-          <w:tcPr>
-            <w:tcW w:type="dxa" w:w="2551"/>
-          </w:tcPr>
-          <w:p>
-            <w:pPr>
-              <w:spacing w:after="0"/>
-            </w:pPr>
-            <w:r>
-              <w:rPr>
-                <w:b w:val="0"/>
-              </w:rPr>
-            </w:r>
-          </w:p>
-        </w:tc>
-        <w:tc>
-          <w:tcPr>
-            <w:tcW w:type="dxa" w:w="2268"/>
+            <w:tcW w:type="dxa" w:w="3005"/>
+          </w:tcPr>
+          <w:p>
+            <w:pPr>
+              <w:spacing w:after="0"/>
+            </w:pPr>
+            <w:r>
+              <w:rPr>
+                <w:b w:val="0"/>
+              </w:rPr>
+              <w:t>Представитель лица, осуществляющего строительство, реконструкцию, капитальный ремонт</w:t>
+            </w:r>
+          </w:p>
+        </w:tc>
+        <w:tc>
+          <w:tcPr>
+            <w:tcW w:type="dxa" w:w="1814"/>
+          </w:tcPr>
+          <w:p>
+            <w:pPr>
+              <w:spacing w:after="0"/>
+            </w:pPr>
+            <w:r>
+              <w:rPr>
+                <w:b w:val="0"/>
+              </w:rPr>
+            </w:r>
+          </w:p>
+        </w:tc>
+        <w:tc>
+          <w:tcPr>
+            <w:tcW w:type="dxa" w:w="1701"/>
+          </w:tcPr>
+          <w:p>
+            <w:pPr>
+              <w:spacing w:after="0"/>
+            </w:pPr>
+            <w:r>
+              <w:rPr>
+                <w:b w:val="0"/>
+              </w:rPr>
+            </w:r>
+          </w:p>
+        </w:tc>
+        <w:tc>
+          <w:tcPr>
+            <w:tcW w:type="dxa" w:w="1871"/>
+          </w:tcPr>
+          <w:p>
+            <w:pPr>
+              <w:spacing w:after="0"/>
+            </w:pPr>
+            <w:r>
+              <w:rPr>
+                <w:b w:val="0"/>
+              </w:rPr>
+            </w:r>
+          </w:p>
+        </w:tc>
+        <w:tc>
+          <w:tcPr>
+            <w:tcW w:type="dxa" w:w="1531"/>
           </w:tcPr>
           <w:p>
             <w:pPr>
@@ -3003,53 +3564,68 @@
         </w:trPr>
         <w:tc>
           <w:tcPr>
-            <w:tcW w:type="dxa" w:w="2835"/>
-          </w:tcPr>
-          <w:p>
-            <w:pPr>
-              <w:spacing w:after="0"/>
-            </w:pPr>
-            <w:r>
-              <w:rPr>
-                <w:b w:val="0"/>
-              </w:rPr>
-              <w:t>Застройщик или технический заказчик (строительный контроль)</w:t>
-            </w:r>
-          </w:p>
-        </w:tc>
-        <w:tc>
-          <w:tcPr>
-            <w:tcW w:type="dxa" w:w="2268"/>
-          </w:tcPr>
-          <w:p>
-            <w:pPr>
-              <w:spacing w:after="0"/>
-            </w:pPr>
-            <w:r>
-              <w:rPr>
-                <w:b w:val="0"/>
-              </w:rPr>
-            </w:r>
-          </w:p>
-        </w:tc>
-        <w:tc>
-          <w:tcPr>
-            <w:tcW w:type="dxa" w:w="2551"/>
-          </w:tcPr>
-          <w:p>
-            <w:pPr>
-              <w:spacing w:after="0"/>
-            </w:pPr>
-            <w:r>
-              <w:rPr>
-                <w:b w:val="0"/>
-              </w:rPr>
-            </w:r>
-          </w:p>
-        </w:tc>
-        <w:tc>
-          <w:tcPr>
-            <w:tcW w:type="dxa" w:w="2268"/>
+            <w:tcW w:type="dxa" w:w="3005"/>
+          </w:tcPr>
+          <w:p>
+            <w:pPr>
+              <w:spacing w:after="0"/>
+            </w:pPr>
+            <w:r>
+              <w:rPr>
+                <w:b w:val="0"/>
+              </w:rPr>
+              <w:t>Представитель лица, осуществляющего строительство, реконструкцию, капитальный ремонт, по вопросам строительного контроля</w:t>
+            </w:r>
+          </w:p>
+        </w:tc>
+        <w:tc>
+          <w:tcPr>
+            <w:tcW w:type="dxa" w:w="1814"/>
+          </w:tcPr>
+          <w:p>
+            <w:pPr>
+              <w:spacing w:after="0"/>
+            </w:pPr>
+            <w:r>
+              <w:rPr>
+                <w:b w:val="0"/>
+              </w:rPr>
+            </w:r>
+          </w:p>
+        </w:tc>
+        <w:tc>
+          <w:tcPr>
+            <w:tcW w:type="dxa" w:w="1701"/>
+          </w:tcPr>
+          <w:p>
+            <w:pPr>
+              <w:spacing w:after="0"/>
+            </w:pPr>
+            <w:r>
+              <w:rPr>
+                <w:b w:val="0"/>
+              </w:rPr>
+            </w:r>
+          </w:p>
+        </w:tc>
+        <w:tc>
+          <w:tcPr>
+            <w:tcW w:type="dxa" w:w="1871"/>
+          </w:tcPr>
+          <w:p>
+            <w:pPr>
+              <w:spacing w:after="0"/>
+            </w:pPr>
+            <w:r>
+              <w:rPr>
+                <w:b w:val="0"/>
+              </w:rPr>
+            </w:r>
+          </w:p>
+        </w:tc>
+        <w:tc>
+          <w:tcPr>
+            <w:tcW w:type="dxa" w:w="1531"/>
           </w:tcPr>
           <w:p>
             <w:pPr>
@@ -3069,53 +3645,68 @@
         </w:trPr>
         <w:tc>
           <w:tcPr>
-            <w:tcW w:type="dxa" w:w="2835"/>
-          </w:tcPr>
-          <w:p>
-            <w:pPr>
-              <w:spacing w:after="0"/>
-            </w:pPr>
-            <w:r>
-              <w:rPr>
-                <w:b w:val="0"/>
-              </w:rPr>
-              <w:t>Проектная организация (авторский надзор — если ведётся)</w:t>
-            </w:r>
-          </w:p>
-        </w:tc>
-        <w:tc>
-          <w:tcPr>
-            <w:tcW w:type="dxa" w:w="2268"/>
-          </w:tcPr>
-          <w:p>
-            <w:pPr>
-              <w:spacing w:after="0"/>
-            </w:pPr>
-            <w:r>
-              <w:rPr>
-                <w:b w:val="0"/>
-              </w:rPr>
-            </w:r>
-          </w:p>
-        </w:tc>
-        <w:tc>
-          <w:tcPr>
-            <w:tcW w:type="dxa" w:w="2551"/>
-          </w:tcPr>
-          <w:p>
-            <w:pPr>
-              <w:spacing w:after="0"/>
-            </w:pPr>
-            <w:r>
-              <w:rPr>
-                <w:b w:val="0"/>
-              </w:rPr>
-            </w:r>
-          </w:p>
-        </w:tc>
-        <w:tc>
-          <w:tcPr>
-            <w:tcW w:type="dxa" w:w="2268"/>
+            <w:tcW w:type="dxa" w:w="3005"/>
+          </w:tcPr>
+          <w:p>
+            <w:pPr>
+              <w:spacing w:after="0"/>
+            </w:pPr>
+            <w:r>
+              <w:rPr>
+                <w:b w:val="0"/>
+              </w:rPr>
+              <w:t>Представитель лица, осуществляющего подготовку проектной документации (в случае привлечения застройщиком лица, осуществляющего подготовку проектной документации, для проверки соответствия выполняемых работ проектной документации согласно части 2 статьи 53 Градостроительного кодекса Российской Федерации)</w:t>
+            </w:r>
+          </w:p>
+        </w:tc>
+        <w:tc>
+          <w:tcPr>
+            <w:tcW w:type="dxa" w:w="1814"/>
+          </w:tcPr>
+          <w:p>
+            <w:pPr>
+              <w:spacing w:after="0"/>
+            </w:pPr>
+            <w:r>
+              <w:rPr>
+                <w:b w:val="0"/>
+              </w:rPr>
+            </w:r>
+          </w:p>
+        </w:tc>
+        <w:tc>
+          <w:tcPr>
+            <w:tcW w:type="dxa" w:w="1701"/>
+          </w:tcPr>
+          <w:p>
+            <w:pPr>
+              <w:spacing w:after="0"/>
+            </w:pPr>
+            <w:r>
+              <w:rPr>
+                <w:b w:val="0"/>
+              </w:rPr>
+            </w:r>
+          </w:p>
+        </w:tc>
+        <w:tc>
+          <w:tcPr>
+            <w:tcW w:type="dxa" w:w="1871"/>
+          </w:tcPr>
+          <w:p>
+            <w:pPr>
+              <w:spacing w:after="0"/>
+            </w:pPr>
+            <w:r>
+              <w:rPr>
+                <w:b w:val="0"/>
+              </w:rPr>
+            </w:r>
+          </w:p>
+        </w:tc>
+        <w:tc>
+          <w:tcPr>
+            <w:tcW w:type="dxa" w:w="1531"/>
           </w:tcPr>
           <w:p>
             <w:pPr>
@@ -3135,53 +3726,68 @@
         </w:trPr>
         <w:tc>
           <w:tcPr>
-            <w:tcW w:type="dxa" w:w="2835"/>
-          </w:tcPr>
-          <w:p>
-            <w:pPr>
-              <w:spacing w:after="0"/>
-            </w:pPr>
-            <w:r>
-              <w:rPr>
-                <w:b w:val="0"/>
-              </w:rPr>
-              <w:t>Иной участник по договору (например, подрядчик последующих работ)</w:t>
-            </w:r>
-          </w:p>
-        </w:tc>
-        <w:tc>
-          <w:tcPr>
-            <w:tcW w:type="dxa" w:w="2268"/>
-          </w:tcPr>
-          <w:p>
-            <w:pPr>
-              <w:spacing w:after="0"/>
-            </w:pPr>
-            <w:r>
-              <w:rPr>
-                <w:b w:val="0"/>
-              </w:rPr>
-            </w:r>
-          </w:p>
-        </w:tc>
-        <w:tc>
-          <w:tcPr>
-            <w:tcW w:type="dxa" w:w="2551"/>
-          </w:tcPr>
-          <w:p>
-            <w:pPr>
-              <w:spacing w:after="0"/>
-            </w:pPr>
-            <w:r>
-              <w:rPr>
-                <w:b w:val="0"/>
-              </w:rPr>
-            </w:r>
-          </w:p>
-        </w:tc>
-        <w:tc>
-          <w:tcPr>
-            <w:tcW w:type="dxa" w:w="2268"/>
+            <w:tcW w:type="dxa" w:w="3005"/>
+          </w:tcPr>
+          <w:p>
+            <w:pPr>
+              <w:spacing w:after="0"/>
+            </w:pPr>
+            <w:r>
+              <w:rPr>
+                <w:b w:val="0"/>
+              </w:rPr>
+              <w:t>Представитель лица, выполнившего работы, подлежащие освидетельствованию (в случае выполнения работ по договорам о строительстве, реконструкции, капитальном ремонте объектов капитального строительства, заключенным с иными лицами)</w:t>
+            </w:r>
+          </w:p>
+        </w:tc>
+        <w:tc>
+          <w:tcPr>
+            <w:tcW w:type="dxa" w:w="1814"/>
+          </w:tcPr>
+          <w:p>
+            <w:pPr>
+              <w:spacing w:after="0"/>
+            </w:pPr>
+            <w:r>
+              <w:rPr>
+                <w:b w:val="0"/>
+              </w:rPr>
+            </w:r>
+          </w:p>
+        </w:tc>
+        <w:tc>
+          <w:tcPr>
+            <w:tcW w:type="dxa" w:w="1701"/>
+          </w:tcPr>
+          <w:p>
+            <w:pPr>
+              <w:spacing w:after="0"/>
+            </w:pPr>
+            <w:r>
+              <w:rPr>
+                <w:b w:val="0"/>
+              </w:rPr>
+            </w:r>
+          </w:p>
+        </w:tc>
+        <w:tc>
+          <w:tcPr>
+            <w:tcW w:type="dxa" w:w="1871"/>
+          </w:tcPr>
+          <w:p>
+            <w:pPr>
+              <w:spacing w:after="0"/>
+            </w:pPr>
+            <w:r>
+              <w:rPr>
+                <w:b w:val="0"/>
+              </w:rPr>
+            </w:r>
+          </w:p>
+        </w:tc>
+        <w:tc>
+          <w:tcPr>
+            <w:tcW w:type="dxa" w:w="1531"/>
           </w:tcPr>
           <w:p>
             <w:pPr>
@@ -3200,6 +3806,16 @@
       <w:pPr>
         <w:spacing w:after="0"/>
       </w:pPr>
+    </w:p>
+    <w:p>
+      <w:r>
+        <w:rPr>
+          <w:b w:val="0"/>
+          <w:i/>
+          <w:sz w:val="18"/>
+        </w:rPr>
+        <w:t>Номер в национальном реестре специалистов указывают представители по вопросам строительного контроля (строки 1 и 3), как в образце.</w:t>
+      </w:r>
     </w:p>
     <w:p>
       <w:r>
@@ -3219,7 +3835,7 @@
           <w:b w:val="0"/>
           <w:i w:val="0"/>
         </w:rPr>
-        <w:t>Участники произвели осмотр работ, выполненных _______________________________________________ (наименование лица, выполнившего работы), и составили настоящий акт о нижеследующем.</w:t>
+        <w:t>произвели осмотр работ, выполненных _______________________________________________ (наименование лица, выполнившего работы, подлежащие освидетельствованию), и составили настоящий акт о нижеследующем.</w:t>
       </w:r>
     </w:p>
     <w:tbl>
@@ -3257,7 +3873,7 @@
                 <w:sz w:val="18"/>
               </w:rPr>
               <w:br/>
-              <w:t>формулировкой позиции сметы и проекта; например: устройство оклеечной гидроизоляции фундаментной плиты, число слоёв и марка материала — как в проекте</w:t>
+              <w:t>наименование скрытых работ, формулировкой позиции сметы и проекта; например: устройство оклеечной гидроизоляции фундаментной плиты, число слоёв и марка материала — как в проекте</w:t>
             </w:r>
           </w:p>
         </w:tc>
@@ -3425,7 +4041,7 @@
               <w:rPr>
                 <w:b w:val="0"/>
               </w:rPr>
-              <w:t>5. Проектная документация</w:t>
+              <w:t>5. Работы выполнены по проектной документации</w:t>
             </w:r>
             <w:r>
               <w:rPr>
@@ -3433,7 +4049,7 @@
                 <w:sz w:val="18"/>
               </w:rPr>
               <w:br/>
-              <w:t>шифр, листы; изменения — реквизиты или «нет»</w:t>
+              <w:t>номер и реквизиты чертежа, наименование проектной и (или) рабочей документации, сведения о лицах, подготовивших раздел; изменения — реквизиты или «нет»</w:t>
             </w:r>
           </w:p>
         </w:tc>
@@ -3578,7 +4194,7 @@
                 <w:b/>
                 <w:sz w:val="20"/>
               </w:rPr>
-              <w:t>Документ о качестве: вид, №, дата</w:t>
+              <w:t>Документ о качестве и безопасности: вид, №, дата</w:t>
             </w:r>
           </w:p>
         </w:tc>
@@ -3804,10 +4420,39 @@
     <w:p>
       <w:r>
         <w:rPr>
+          <w:b w:val="0"/>
+          <w:i/>
+          <w:sz w:val="18"/>
+        </w:rPr>
+        <w:t>Если документов больше пяти, указывается ссылка на их реестр, который является неотъемлемой частью акта (п. 3 образца).</w:t>
+      </w:r>
+    </w:p>
+    <w:p>
+      <w:r>
+        <w:rPr>
           <w:b/>
           <w:i w:val="0"/>
         </w:rPr>
-        <w:t>8. Проверено при осмотре, испытания и измерения</w:t>
+        <w:t>8. Предъявлены документы, подтверждающие соответствие работ предъявляемым к ним требованиям:</w:t>
+      </w:r>
+    </w:p>
+    <w:p>
+      <w:r>
+        <w:rPr>
+          <w:b w:val="0"/>
+          <w:i w:val="0"/>
+        </w:rPr>
+        <w:t>__________________________________________________ (исполнительные схемы и чертежи, результаты экспертиз, обследований, лабораторных и иных испытаний)</w:t>
+      </w:r>
+    </w:p>
+    <w:p>
+      <w:r>
+        <w:rPr>
+          <w:b w:val="0"/>
+          <w:i/>
+          <w:sz w:val="20"/>
+        </w:rPr>
+        <w:t>Проверено при осмотре, испытания и измерения (поля комплекта)</w:t>
       </w:r>
     </w:p>
     <w:tbl>
@@ -4308,7 +4953,7 @@
           <w:b w:val="0"/>
           <w:i w:val="0"/>
         </w:rPr>
-        <w:t>☐ Работы выполнены в соответствии с проектной документацией ____________________ (шифр, листы) и требованиями ____________________ (нормативные документы на этот вид работ).</w:t>
+        <w:t>Работы выполнены в соответствии с ____________________________ (наименования и структурные единицы технических регламентов, иных нормативных правовых актов, разделы проектной и (или) рабочей документации).</w:t>
       </w:r>
     </w:p>
     <w:p>
@@ -4327,16 +4972,7 @@
           <w:i/>
           <w:sz w:val="18"/>
         </w:rPr>
-        <w:t>(например: устройство защитной стяжки на освидетельствованном участке)</w:t>
-      </w:r>
-    </w:p>
-    <w:p>
-      <w:r>
-        <w:rPr>
-          <w:b w:val="0"/>
-          <w:i w:val="0"/>
-        </w:rPr>
-        <w:t>☐ Работы к закрытию не допускаются. Замечания: ________________________________________________. Срок устранения: «___» ____________ 20___ г. Повторное освидетельствование: «___» ____________ 20___ г.</w:t>
+        <w:t>(наименования работ, строительных конструкций, участков сетей инженерно-технического обеспечения; например: устройство защитной стяжки на освидетельствованном участке)</w:t>
       </w:r>
     </w:p>
     <w:p>
@@ -4348,7 +4984,19 @@
           <w:b w:val="0"/>
           <w:i w:val="0"/>
         </w:rPr>
-        <w:t>11. Акт составлен в ____ экземплярах.</w:t>
+        <w:t>Дополнительные сведения: __________________________________________________</w:t>
+      </w:r>
+    </w:p>
+    <w:p>
+      <w:pPr>
+        <w:spacing w:before="80"/>
+      </w:pPr>
+      <w:r>
+        <w:rPr>
+          <w:b w:val="0"/>
+          <w:i w:val="0"/>
+        </w:rPr>
+        <w:t>11. Акт составлен в ____ экземплярах (при заполнении на бумажном носителе; по числу лиц, подписывающих акт).</w:t>
       </w:r>
     </w:p>
     <w:p>
@@ -4711,15 +5359,15 @@
         <w:tblLook w:firstColumn="1" w:firstRow="1" w:lastColumn="0" w:lastRow="0" w:noHBand="0" w:noVBand="1" w:val="04A0"/>
       </w:tblPr>
       <w:tblGrid>
-        <w:gridCol w:w="3402"/>
-        <w:gridCol w:w="2835"/>
+        <w:gridCol w:w="3969"/>
+        <w:gridCol w:w="2551"/>
         <w:gridCol w:w="1701"/>
-        <w:gridCol w:w="1984"/>
+        <w:gridCol w:w="1701"/>
       </w:tblGrid>
       <w:tr>
         <w:tc>
           <w:tcPr>
-            <w:tcW w:type="dxa" w:w="3402"/>
+            <w:tcW w:type="dxa" w:w="3969"/>
           </w:tcPr>
           <w:p>
             <w:pPr>
@@ -4730,13 +5378,13 @@
                 <w:b/>
                 <w:sz w:val="20"/>
               </w:rPr>
-              <w:t>Участник</w:t>
-            </w:r>
-          </w:p>
-        </w:tc>
-        <w:tc>
-          <w:tcPr>
-            <w:tcW w:type="dxa" w:w="2835"/>
+              <w:t>Представитель</w:t>
+            </w:r>
+          </w:p>
+        </w:tc>
+        <w:tc>
+          <w:tcPr>
+            <w:tcW w:type="dxa" w:w="2551"/>
           </w:tcPr>
           <w:p>
             <w:pPr>
@@ -4770,7 +5418,7 @@
         </w:tc>
         <w:tc>
           <w:tcPr>
-            <w:tcW w:type="dxa" w:w="1984"/>
+            <w:tcW w:type="dxa" w:w="1701"/>
           </w:tcPr>
           <w:p>
             <w:pPr>
@@ -4792,23 +5440,23 @@
         </w:trPr>
         <w:tc>
           <w:tcPr>
-            <w:tcW w:type="dxa" w:w="3402"/>
-          </w:tcPr>
-          <w:p>
-            <w:pPr>
-              <w:spacing w:after="0"/>
-            </w:pPr>
-            <w:r>
-              <w:rPr>
-                <w:b w:val="0"/>
-              </w:rPr>
-              <w:t>Лицо, выполнившее работы (подрядчик)</w:t>
-            </w:r>
-          </w:p>
-        </w:tc>
-        <w:tc>
-          <w:tcPr>
-            <w:tcW w:type="dxa" w:w="2835"/>
+            <w:tcW w:type="dxa" w:w="3969"/>
+          </w:tcPr>
+          <w:p>
+            <w:pPr>
+              <w:spacing w:after="0"/>
+            </w:pPr>
+            <w:r>
+              <w:rPr>
+                <w:b w:val="0"/>
+              </w:rPr>
+              <w:t>Представитель застройщика, технического заказчика, лица, ответственного за эксплуатацию здания, сооружения, или регионального оператора по вопросам строительного контроля</w:t>
+            </w:r>
+          </w:p>
+        </w:tc>
+        <w:tc>
+          <w:tcPr>
+            <w:tcW w:type="dxa" w:w="2551"/>
           </w:tcPr>
           <w:p>
             <w:pPr>
@@ -4838,7 +5486,7 @@
         </w:tc>
         <w:tc>
           <w:tcPr>
-            <w:tcW w:type="dxa" w:w="1984"/>
+            <w:tcW w:type="dxa" w:w="1701"/>
           </w:tcPr>
           <w:p>
             <w:pPr>
@@ -4858,23 +5506,23 @@
         </w:trPr>
         <w:tc>
           <w:tcPr>
-            <w:tcW w:type="dxa" w:w="3402"/>
-          </w:tcPr>
-          <w:p>
-            <w:pPr>
-              <w:spacing w:after="0"/>
-            </w:pPr>
-            <w:r>
-              <w:rPr>
-                <w:b w:val="0"/>
-              </w:rPr>
-              <w:t>Лицо, осуществляющее строительство</w:t>
-            </w:r>
-          </w:p>
-        </w:tc>
-        <w:tc>
-          <w:tcPr>
-            <w:tcW w:type="dxa" w:w="2835"/>
+            <w:tcW w:type="dxa" w:w="3969"/>
+          </w:tcPr>
+          <w:p>
+            <w:pPr>
+              <w:spacing w:after="0"/>
+            </w:pPr>
+            <w:r>
+              <w:rPr>
+                <w:b w:val="0"/>
+              </w:rPr>
+              <w:t>Представитель лица, осуществляющего строительство, реконструкцию, капитальный ремонт</w:t>
+            </w:r>
+          </w:p>
+        </w:tc>
+        <w:tc>
+          <w:tcPr>
+            <w:tcW w:type="dxa" w:w="2551"/>
           </w:tcPr>
           <w:p>
             <w:pPr>
@@ -4904,7 +5552,7 @@
         </w:tc>
         <w:tc>
           <w:tcPr>
-            <w:tcW w:type="dxa" w:w="1984"/>
+            <w:tcW w:type="dxa" w:w="1701"/>
           </w:tcPr>
           <w:p>
             <w:pPr>
@@ -4924,23 +5572,23 @@
         </w:trPr>
         <w:tc>
           <w:tcPr>
-            <w:tcW w:type="dxa" w:w="3402"/>
-          </w:tcPr>
-          <w:p>
-            <w:pPr>
-              <w:spacing w:after="0"/>
-            </w:pPr>
-            <w:r>
-              <w:rPr>
-                <w:b w:val="0"/>
-              </w:rPr>
-              <w:t>Застройщик или технический заказчик (строительный контроль)</w:t>
-            </w:r>
-          </w:p>
-        </w:tc>
-        <w:tc>
-          <w:tcPr>
-            <w:tcW w:type="dxa" w:w="2835"/>
+            <w:tcW w:type="dxa" w:w="3969"/>
+          </w:tcPr>
+          <w:p>
+            <w:pPr>
+              <w:spacing w:after="0"/>
+            </w:pPr>
+            <w:r>
+              <w:rPr>
+                <w:b w:val="0"/>
+              </w:rPr>
+              <w:t>Представитель лица, осуществляющего строительство, реконструкцию, капитальный ремонт, по вопросам строительного контроля</w:t>
+            </w:r>
+          </w:p>
+        </w:tc>
+        <w:tc>
+          <w:tcPr>
+            <w:tcW w:type="dxa" w:w="2551"/>
           </w:tcPr>
           <w:p>
             <w:pPr>
@@ -4970,7 +5618,7 @@
         </w:tc>
         <w:tc>
           <w:tcPr>
-            <w:tcW w:type="dxa" w:w="1984"/>
+            <w:tcW w:type="dxa" w:w="1701"/>
           </w:tcPr>
           <w:p>
             <w:pPr>
@@ -4990,23 +5638,23 @@
         </w:trPr>
         <w:tc>
           <w:tcPr>
-            <w:tcW w:type="dxa" w:w="3402"/>
-          </w:tcPr>
-          <w:p>
-            <w:pPr>
-              <w:spacing w:after="0"/>
-            </w:pPr>
-            <w:r>
-              <w:rPr>
-                <w:b w:val="0"/>
-              </w:rPr>
-              <w:t>Проектная организация (авторский надзор — если ведётся)</w:t>
-            </w:r>
-          </w:p>
-        </w:tc>
-        <w:tc>
-          <w:tcPr>
-            <w:tcW w:type="dxa" w:w="2835"/>
+            <w:tcW w:type="dxa" w:w="3969"/>
+          </w:tcPr>
+          <w:p>
+            <w:pPr>
+              <w:spacing w:after="0"/>
+            </w:pPr>
+            <w:r>
+              <w:rPr>
+                <w:b w:val="0"/>
+              </w:rPr>
+              <w:t>Представитель лица, осуществляющего подготовку проектной документации (в случае привлечения застройщиком лица, осуществляющего подготовку проектной документации, для проверки соответствия выполняемых работ проектной документации согласно части 2 статьи 53 Градостроительного кодекса Российской Федерации)</w:t>
+            </w:r>
+          </w:p>
+        </w:tc>
+        <w:tc>
+          <w:tcPr>
+            <w:tcW w:type="dxa" w:w="2551"/>
           </w:tcPr>
           <w:p>
             <w:pPr>
@@ -5036,7 +5684,7 @@
         </w:tc>
         <w:tc>
           <w:tcPr>
-            <w:tcW w:type="dxa" w:w="1984"/>
+            <w:tcW w:type="dxa" w:w="1701"/>
           </w:tcPr>
           <w:p>
             <w:pPr>
@@ -5056,23 +5704,23 @@
         </w:trPr>
         <w:tc>
           <w:tcPr>
-            <w:tcW w:type="dxa" w:w="3402"/>
-          </w:tcPr>
-          <w:p>
-            <w:pPr>
-              <w:spacing w:after="0"/>
-            </w:pPr>
-            <w:r>
-              <w:rPr>
-                <w:b w:val="0"/>
-              </w:rPr>
-              <w:t>Иной участник по договору (например, подрядчик последующих работ)</w:t>
-            </w:r>
-          </w:p>
-        </w:tc>
-        <w:tc>
-          <w:tcPr>
-            <w:tcW w:type="dxa" w:w="2835"/>
+            <w:tcW w:type="dxa" w:w="3969"/>
+          </w:tcPr>
+          <w:p>
+            <w:pPr>
+              <w:spacing w:after="0"/>
+            </w:pPr>
+            <w:r>
+              <w:rPr>
+                <w:b w:val="0"/>
+              </w:rPr>
+              <w:t>Представитель лица, выполнившего работы, подлежащие освидетельствованию (в случае выполнения работ по договорам о строительстве, реконструкции, капитальном ремонте объектов капитального строительства, заключенным с иными лицами)</w:t>
+            </w:r>
+          </w:p>
+        </w:tc>
+        <w:tc>
+          <w:tcPr>
+            <w:tcW w:type="dxa" w:w="2551"/>
           </w:tcPr>
           <w:p>
             <w:pPr>
@@ -5102,7 +5750,7 @@
         </w:tc>
         <w:tc>
           <w:tcPr>
-            <w:tcW w:type="dxa" w:w="1984"/>
+            <w:tcW w:type="dxa" w:w="1701"/>
           </w:tcPr>
           <w:p>
             <w:pPr>
@@ -5121,6 +5769,26 @@
       <w:pPr>
         <w:spacing w:after="0"/>
       </w:pPr>
+    </w:p>
+    <w:p>
+      <w:r>
+        <w:rPr>
+          <w:b/>
+          <w:i w:val="0"/>
+          <w:sz w:val="20"/>
+        </w:rPr>
+        <w:t>Если есть замечания (в образец акта не входит)</w:t>
+      </w:r>
+    </w:p>
+    <w:p>
+      <w:r>
+        <w:rPr>
+          <w:b w:val="0"/>
+          <w:i/>
+          <w:sz w:val="20"/>
+        </w:rPr>
+        <w:t>Замечания оформляются письменно; об их устранении составляется акт (ч. 7 ст. 53 ГрК РФ). До завершения освидетельствования последующие работы не выполняются (п. 10 Положения о проведении строительного контроля, ПП РФ от 21.06.2010 № 468).</w:t>
+      </w:r>
     </w:p>
     <w:p>
       <w:r>
@@ -5144,6 +5812,199 @@
         </w:rPr>
         <w:t>Для кабельных линий, которые закроют отделка или засыпка: штробы, гофра в стяжке, закрытые лотки, пространство за подвесным потолком, прокладка в земле.</w:t>
       </w:r>
+    </w:p>
+    <w:tbl>
+      <w:tblPr>
+        <w:tblStyle w:val="TableGrid"/>
+        <w:tblW w:type="auto" w:w="0"/>
+        <w:tblLayout w:type="fixed"/>
+        <w:tblLook w:firstColumn="1" w:firstRow="1" w:lastColumn="0" w:lastRow="0" w:noHBand="0" w:noVBand="1" w:val="04A0"/>
+      </w:tblPr>
+      <w:tblGrid>
+        <w:gridCol w:w="3685"/>
+        <w:gridCol w:w="6236"/>
+      </w:tblGrid>
+      <w:tr>
+        <w:trPr>
+          <w:trHeight w:val="425" w:hRule="atLeast"/>
+        </w:trPr>
+        <w:tc>
+          <w:tcPr>
+            <w:tcW w:type="dxa" w:w="3685"/>
+          </w:tcPr>
+          <w:p>
+            <w:pPr>
+              <w:spacing w:after="0"/>
+            </w:pPr>
+            <w:r>
+              <w:rPr>
+                <w:b w:val="0"/>
+              </w:rPr>
+              <w:t>Объект капитального строительства</w:t>
+            </w:r>
+            <w:r>
+              <w:rPr>
+                <w:i/>
+                <w:sz w:val="18"/>
+              </w:rPr>
+              <w:br/>
+              <w:t>наименование — в соответствии с проектной документацией; почтовый или строительный адрес</w:t>
+            </w:r>
+          </w:p>
+        </w:tc>
+        <w:tc>
+          <w:tcPr>
+            <w:tcW w:type="dxa" w:w="6236"/>
+          </w:tcPr>
+          <w:p>
+            <w:pPr>
+              <w:spacing w:after="0"/>
+            </w:pPr>
+            <w:r>
+              <w:rPr>
+                <w:b w:val="0"/>
+              </w:rPr>
+            </w:r>
+          </w:p>
+        </w:tc>
+      </w:tr>
+      <w:tr>
+        <w:trPr>
+          <w:trHeight w:val="425" w:hRule="atLeast"/>
+        </w:trPr>
+        <w:tc>
+          <w:tcPr>
+            <w:tcW w:type="dxa" w:w="3685"/>
+          </w:tcPr>
+          <w:p>
+            <w:pPr>
+              <w:spacing w:after="0"/>
+            </w:pPr>
+            <w:r>
+              <w:rPr>
+                <w:b w:val="0"/>
+              </w:rPr>
+              <w:t>Застройщик, технический заказчик, лицо, ответственное за эксплуатацию здания, сооружения, или региональный оператор</w:t>
+            </w:r>
+            <w:r>
+              <w:rPr>
+                <w:i/>
+                <w:sz w:val="18"/>
+              </w:rPr>
+              <w:br/>
+              <w:t>наименование (ФИО), ОГРН/ОГРНИП, ИНН, адрес, телефон; СРО — если членство требуется</w:t>
+            </w:r>
+          </w:p>
+        </w:tc>
+        <w:tc>
+          <w:tcPr>
+            <w:tcW w:type="dxa" w:w="6236"/>
+          </w:tcPr>
+          <w:p>
+            <w:pPr>
+              <w:spacing w:after="0"/>
+            </w:pPr>
+            <w:r>
+              <w:rPr>
+                <w:b w:val="0"/>
+              </w:rPr>
+            </w:r>
+          </w:p>
+        </w:tc>
+      </w:tr>
+      <w:tr>
+        <w:trPr>
+          <w:trHeight w:val="425" w:hRule="atLeast"/>
+        </w:trPr>
+        <w:tc>
+          <w:tcPr>
+            <w:tcW w:type="dxa" w:w="3685"/>
+          </w:tcPr>
+          <w:p>
+            <w:pPr>
+              <w:spacing w:after="0"/>
+            </w:pPr>
+            <w:r>
+              <w:rPr>
+                <w:b w:val="0"/>
+              </w:rPr>
+              <w:t>Лицо, осуществляющее строительство, реконструкцию, капитальный ремонт</w:t>
+            </w:r>
+            <w:r>
+              <w:rPr>
+                <w:i/>
+                <w:sz w:val="18"/>
+              </w:rPr>
+              <w:br/>
+              <w:t>наименование (ФИО), ОГРН/ОГРНИП, ИНН, адрес, телефон; СРО — если членство требуется</w:t>
+            </w:r>
+          </w:p>
+        </w:tc>
+        <w:tc>
+          <w:tcPr>
+            <w:tcW w:type="dxa" w:w="6236"/>
+          </w:tcPr>
+          <w:p>
+            <w:pPr>
+              <w:spacing w:after="0"/>
+            </w:pPr>
+            <w:r>
+              <w:rPr>
+                <w:b w:val="0"/>
+              </w:rPr>
+            </w:r>
+          </w:p>
+        </w:tc>
+      </w:tr>
+      <w:tr>
+        <w:trPr>
+          <w:trHeight w:val="425" w:hRule="atLeast"/>
+        </w:trPr>
+        <w:tc>
+          <w:tcPr>
+            <w:tcW w:type="dxa" w:w="3685"/>
+          </w:tcPr>
+          <w:p>
+            <w:pPr>
+              <w:spacing w:after="0"/>
+            </w:pPr>
+            <w:r>
+              <w:rPr>
+                <w:b w:val="0"/>
+              </w:rPr>
+              <w:t>Лицо, осуществляющее подготовку проектной документации</w:t>
+            </w:r>
+            <w:r>
+              <w:rPr>
+                <w:i/>
+                <w:sz w:val="18"/>
+              </w:rPr>
+              <w:br/>
+              <w:t>наименование (ФИО), ОГРН/ОГРНИП, ИНН, адрес, телефон; СРО — если членство требуется</w:t>
+            </w:r>
+          </w:p>
+        </w:tc>
+        <w:tc>
+          <w:tcPr>
+            <w:tcW w:type="dxa" w:w="6236"/>
+          </w:tcPr>
+          <w:p>
+            <w:pPr>
+              <w:spacing w:after="0"/>
+            </w:pPr>
+            <w:r>
+              <w:rPr>
+                <w:b w:val="0"/>
+              </w:rPr>
+            </w:r>
+          </w:p>
+        </w:tc>
+      </w:tr>
+    </w:tbl>
+    <w:p>
+      <w:pPr>
+        <w:spacing w:after="0"/>
+      </w:pPr>
     </w:p>
     <w:p>
       <w:pPr>
@@ -5171,6 +6032,29 @@
         <w:t>№ ____________          «___» ____________ 20___ г.</w:t>
       </w:r>
     </w:p>
+    <w:p>
+      <w:pPr>
+        <w:jc w:val="center"/>
+      </w:pPr>
+      <w:r>
+        <w:rPr>
+          <w:b w:val="0"/>
+          <w:i/>
+          <w:sz w:val="18"/>
+        </w:rPr>
+        <w:t>(дата составления акта)</w:t>
+      </w:r>
+    </w:p>
+    <w:p>
+      <w:r>
+        <w:rPr>
+          <w:b w:val="0"/>
+          <w:i/>
+          <w:sz w:val="18"/>
+        </w:rPr>
+        <w:t>Поля комплекта (в рекомендуемый образец не входят)</w:t>
+      </w:r>
+    </w:p>
     <w:tbl>
       <w:tblPr>
         <w:tblStyle w:val="TableGrid"/>
@@ -5182,50 +6066,6 @@
         <w:gridCol w:w="3685"/>
         <w:gridCol w:w="6236"/>
       </w:tblGrid>
-      <w:tr>
-        <w:trPr>
-          <w:trHeight w:val="425" w:hRule="atLeast"/>
-        </w:trPr>
-        <w:tc>
-          <w:tcPr>
-            <w:tcW w:type="dxa" w:w="3685"/>
-          </w:tcPr>
-          <w:p>
-            <w:pPr>
-              <w:spacing w:after="0"/>
-            </w:pPr>
-            <w:r>
-              <w:rPr>
-                <w:b w:val="0"/>
-              </w:rPr>
-              <w:t>Объект</w:t>
-            </w:r>
-            <w:r>
-              <w:rPr>
-                <w:i/>
-                <w:sz w:val="18"/>
-              </w:rPr>
-              <w:br/>
-              <w:t>наименование и адрес — как в разрешительных документах</w:t>
-            </w:r>
-          </w:p>
-        </w:tc>
-        <w:tc>
-          <w:tcPr>
-            <w:tcW w:type="dxa" w:w="6236"/>
-          </w:tcPr>
-          <w:p>
-            <w:pPr>
-              <w:spacing w:after="0"/>
-            </w:pPr>
-            <w:r>
-              <w:rPr>
-                <w:b w:val="0"/>
-              </w:rPr>
-            </w:r>
-          </w:p>
-        </w:tc>
-      </w:tr>
       <w:tr>
         <w:trPr>
           <w:trHeight w:val="425" w:hRule="atLeast"/>
@@ -5381,15 +6221,16 @@
         <w:tblLook w:firstColumn="1" w:firstRow="1" w:lastColumn="0" w:lastRow="0" w:noHBand="0" w:noVBand="1" w:val="04A0"/>
       </w:tblPr>
       <w:tblGrid>
-        <w:gridCol w:w="2835"/>
-        <w:gridCol w:w="2268"/>
-        <w:gridCol w:w="2551"/>
-        <w:gridCol w:w="2268"/>
+        <w:gridCol w:w="3005"/>
+        <w:gridCol w:w="1814"/>
+        <w:gridCol w:w="1701"/>
+        <w:gridCol w:w="1871"/>
+        <w:gridCol w:w="1531"/>
       </w:tblGrid>
       <w:tr>
         <w:tc>
           <w:tcPr>
-            <w:tcW w:type="dxa" w:w="2835"/>
+            <w:tcW w:type="dxa" w:w="3005"/>
           </w:tcPr>
           <w:p>
             <w:pPr>
@@ -5400,13 +6241,37 @@
                 <w:b/>
                 <w:sz w:val="20"/>
               </w:rPr>
-              <w:t>Участник</w:t>
-            </w:r>
-          </w:p>
-        </w:tc>
-        <w:tc>
-          <w:tcPr>
-            <w:tcW w:type="dxa" w:w="2268"/>
+              <w:t>Представитель</w:t>
+            </w:r>
+          </w:p>
+        </w:tc>
+        <w:tc>
+          <w:tcPr>
+            <w:tcW w:type="dxa" w:w="1814"/>
+          </w:tcPr>
+          <w:p>
+            <w:pPr>
+              <w:spacing w:after="0"/>
+            </w:pPr>
+            <w:r>
+              <w:rPr>
+                <w:b/>
+              </w:rPr>
+              <w:t>Организация</w:t>
+            </w:r>
+            <w:r>
+              <w:rPr>
+                <w:i/>
+                <w:sz w:val="18"/>
+              </w:rPr>
+              <w:br/>
+              <w:t>наименование, ОГРН, ИНН, адрес (ФИО, ОГРНИП, ИНН — для ИП)</w:t>
+            </w:r>
+          </w:p>
+        </w:tc>
+        <w:tc>
+          <w:tcPr>
+            <w:tcW w:type="dxa" w:w="1701"/>
           </w:tcPr>
           <w:p>
             <w:pPr>
@@ -5417,13 +6282,13 @@
                 <w:b/>
                 <w:sz w:val="20"/>
               </w:rPr>
-              <w:t>Организация</w:t>
-            </w:r>
-          </w:p>
-        </w:tc>
-        <w:tc>
-          <w:tcPr>
-            <w:tcW w:type="dxa" w:w="2551"/>
+              <w:t>Должность, Ф. И. О.</w:t>
+            </w:r>
+          </w:p>
+        </w:tc>
+        <w:tc>
+          <w:tcPr>
+            <w:tcW w:type="dxa" w:w="1871"/>
           </w:tcPr>
           <w:p>
             <w:pPr>
@@ -5434,13 +6299,13 @@
                 <w:b/>
                 <w:sz w:val="20"/>
               </w:rPr>
-              <w:t>Представитель: должность, Ф. И. О.</w:t>
-            </w:r>
-          </w:p>
-        </w:tc>
-        <w:tc>
-          <w:tcPr>
-            <w:tcW w:type="dxa" w:w="2268"/>
+              <w:t>Распорядительный документ о полномочиях: реквизиты</w:t>
+            </w:r>
+          </w:p>
+        </w:tc>
+        <w:tc>
+          <w:tcPr>
+            <w:tcW w:type="dxa" w:w="1531"/>
           </w:tcPr>
           <w:p>
             <w:pPr>
@@ -5451,7 +6316,7 @@
                 <w:b/>
                 <w:sz w:val="20"/>
               </w:rPr>
-              <w:t>Документ о полномочиях: вид, №, дата</w:t>
+              <w:t>Номер в НРС (если членство в СРО требуется)</w:t>
             </w:r>
           </w:p>
         </w:tc>
@@ -5462,53 +6327,68 @@
         </w:trPr>
         <w:tc>
           <w:tcPr>
-            <w:tcW w:type="dxa" w:w="2835"/>
-          </w:tcPr>
-          <w:p>
-            <w:pPr>
-              <w:spacing w:after="0"/>
-            </w:pPr>
-            <w:r>
-              <w:rPr>
-                <w:b w:val="0"/>
-              </w:rPr>
-              <w:t>Лицо, выполнившее работы (подрядчик)</w:t>
-            </w:r>
-          </w:p>
-        </w:tc>
-        <w:tc>
-          <w:tcPr>
-            <w:tcW w:type="dxa" w:w="2268"/>
-          </w:tcPr>
-          <w:p>
-            <w:pPr>
-              <w:spacing w:after="0"/>
-            </w:pPr>
-            <w:r>
-              <w:rPr>
-                <w:b w:val="0"/>
-              </w:rPr>
-            </w:r>
-          </w:p>
-        </w:tc>
-        <w:tc>
-          <w:tcPr>
-            <w:tcW w:type="dxa" w:w="2551"/>
-          </w:tcPr>
-          <w:p>
-            <w:pPr>
-              <w:spacing w:after="0"/>
-            </w:pPr>
-            <w:r>
-              <w:rPr>
-                <w:b w:val="0"/>
-              </w:rPr>
-            </w:r>
-          </w:p>
-        </w:tc>
-        <w:tc>
-          <w:tcPr>
-            <w:tcW w:type="dxa" w:w="2268"/>
+            <w:tcW w:type="dxa" w:w="3005"/>
+          </w:tcPr>
+          <w:p>
+            <w:pPr>
+              <w:spacing w:after="0"/>
+            </w:pPr>
+            <w:r>
+              <w:rPr>
+                <w:b w:val="0"/>
+              </w:rPr>
+              <w:t>Представитель застройщика, технического заказчика, лица, ответственного за эксплуатацию здания, сооружения, или регионального оператора по вопросам строительного контроля</w:t>
+            </w:r>
+          </w:p>
+        </w:tc>
+        <w:tc>
+          <w:tcPr>
+            <w:tcW w:type="dxa" w:w="1814"/>
+          </w:tcPr>
+          <w:p>
+            <w:pPr>
+              <w:spacing w:after="0"/>
+            </w:pPr>
+            <w:r>
+              <w:rPr>
+                <w:b w:val="0"/>
+              </w:rPr>
+            </w:r>
+          </w:p>
+        </w:tc>
+        <w:tc>
+          <w:tcPr>
+            <w:tcW w:type="dxa" w:w="1701"/>
+          </w:tcPr>
+          <w:p>
+            <w:pPr>
+              <w:spacing w:after="0"/>
+            </w:pPr>
+            <w:r>
+              <w:rPr>
+                <w:b w:val="0"/>
+              </w:rPr>
+            </w:r>
+          </w:p>
+        </w:tc>
+        <w:tc>
+          <w:tcPr>
+            <w:tcW w:type="dxa" w:w="1871"/>
+          </w:tcPr>
+          <w:p>
+            <w:pPr>
+              <w:spacing w:after="0"/>
+            </w:pPr>
+            <w:r>
+              <w:rPr>
+                <w:b w:val="0"/>
+              </w:rPr>
+            </w:r>
+          </w:p>
+        </w:tc>
+        <w:tc>
+          <w:tcPr>
+            <w:tcW w:type="dxa" w:w="1531"/>
           </w:tcPr>
           <w:p>
             <w:pPr>
@@ -5528,53 +6408,68 @@
         </w:trPr>
         <w:tc>
           <w:tcPr>
-            <w:tcW w:type="dxa" w:w="2835"/>
-          </w:tcPr>
-          <w:p>
-            <w:pPr>
-              <w:spacing w:after="0"/>
-            </w:pPr>
-            <w:r>
-              <w:rPr>
-                <w:b w:val="0"/>
-              </w:rPr>
-              <w:t>Лицо, осуществляющее строительство</w:t>
-            </w:r>
-          </w:p>
-        </w:tc>
-        <w:tc>
-          <w:tcPr>
-            <w:tcW w:type="dxa" w:w="2268"/>
-          </w:tcPr>
-          <w:p>
-            <w:pPr>
-              <w:spacing w:after="0"/>
-            </w:pPr>
-            <w:r>
-              <w:rPr>
-                <w:b w:val="0"/>
-              </w:rPr>
-            </w:r>
-          </w:p>
-        </w:tc>
-        <w:tc>
-          <w:tcPr>
-            <w:tcW w:type="dxa" w:w="2551"/>
-          </w:tcPr>
-          <w:p>
-            <w:pPr>
-              <w:spacing w:after="0"/>
-            </w:pPr>
-            <w:r>
-              <w:rPr>
-                <w:b w:val="0"/>
-              </w:rPr>
-            </w:r>
-          </w:p>
-        </w:tc>
-        <w:tc>
-          <w:tcPr>
-            <w:tcW w:type="dxa" w:w="2268"/>
+            <w:tcW w:type="dxa" w:w="3005"/>
+          </w:tcPr>
+          <w:p>
+            <w:pPr>
+              <w:spacing w:after="0"/>
+            </w:pPr>
+            <w:r>
+              <w:rPr>
+                <w:b w:val="0"/>
+              </w:rPr>
+              <w:t>Представитель лица, осуществляющего строительство, реконструкцию, капитальный ремонт</w:t>
+            </w:r>
+          </w:p>
+        </w:tc>
+        <w:tc>
+          <w:tcPr>
+            <w:tcW w:type="dxa" w:w="1814"/>
+          </w:tcPr>
+          <w:p>
+            <w:pPr>
+              <w:spacing w:after="0"/>
+            </w:pPr>
+            <w:r>
+              <w:rPr>
+                <w:b w:val="0"/>
+              </w:rPr>
+            </w:r>
+          </w:p>
+        </w:tc>
+        <w:tc>
+          <w:tcPr>
+            <w:tcW w:type="dxa" w:w="1701"/>
+          </w:tcPr>
+          <w:p>
+            <w:pPr>
+              <w:spacing w:after="0"/>
+            </w:pPr>
+            <w:r>
+              <w:rPr>
+                <w:b w:val="0"/>
+              </w:rPr>
+            </w:r>
+          </w:p>
+        </w:tc>
+        <w:tc>
+          <w:tcPr>
+            <w:tcW w:type="dxa" w:w="1871"/>
+          </w:tcPr>
+          <w:p>
+            <w:pPr>
+              <w:spacing w:after="0"/>
+            </w:pPr>
+            <w:r>
+              <w:rPr>
+                <w:b w:val="0"/>
+              </w:rPr>
+            </w:r>
+          </w:p>
+        </w:tc>
+        <w:tc>
+          <w:tcPr>
+            <w:tcW w:type="dxa" w:w="1531"/>
           </w:tcPr>
           <w:p>
             <w:pPr>
@@ -5594,53 +6489,68 @@
         </w:trPr>
         <w:tc>
           <w:tcPr>
-            <w:tcW w:type="dxa" w:w="2835"/>
-          </w:tcPr>
-          <w:p>
-            <w:pPr>
-              <w:spacing w:after="0"/>
-            </w:pPr>
-            <w:r>
-              <w:rPr>
-                <w:b w:val="0"/>
-              </w:rPr>
-              <w:t>Застройщик или технический заказчик (строительный контроль)</w:t>
-            </w:r>
-          </w:p>
-        </w:tc>
-        <w:tc>
-          <w:tcPr>
-            <w:tcW w:type="dxa" w:w="2268"/>
-          </w:tcPr>
-          <w:p>
-            <w:pPr>
-              <w:spacing w:after="0"/>
-            </w:pPr>
-            <w:r>
-              <w:rPr>
-                <w:b w:val="0"/>
-              </w:rPr>
-            </w:r>
-          </w:p>
-        </w:tc>
-        <w:tc>
-          <w:tcPr>
-            <w:tcW w:type="dxa" w:w="2551"/>
-          </w:tcPr>
-          <w:p>
-            <w:pPr>
-              <w:spacing w:after="0"/>
-            </w:pPr>
-            <w:r>
-              <w:rPr>
-                <w:b w:val="0"/>
-              </w:rPr>
-            </w:r>
-          </w:p>
-        </w:tc>
-        <w:tc>
-          <w:tcPr>
-            <w:tcW w:type="dxa" w:w="2268"/>
+            <w:tcW w:type="dxa" w:w="3005"/>
+          </w:tcPr>
+          <w:p>
+            <w:pPr>
+              <w:spacing w:after="0"/>
+            </w:pPr>
+            <w:r>
+              <w:rPr>
+                <w:b w:val="0"/>
+              </w:rPr>
+              <w:t>Представитель лица, осуществляющего строительство, реконструкцию, капитальный ремонт, по вопросам строительного контроля</w:t>
+            </w:r>
+          </w:p>
+        </w:tc>
+        <w:tc>
+          <w:tcPr>
+            <w:tcW w:type="dxa" w:w="1814"/>
+          </w:tcPr>
+          <w:p>
+            <w:pPr>
+              <w:spacing w:after="0"/>
+            </w:pPr>
+            <w:r>
+              <w:rPr>
+                <w:b w:val="0"/>
+              </w:rPr>
+            </w:r>
+          </w:p>
+        </w:tc>
+        <w:tc>
+          <w:tcPr>
+            <w:tcW w:type="dxa" w:w="1701"/>
+          </w:tcPr>
+          <w:p>
+            <w:pPr>
+              <w:spacing w:after="0"/>
+            </w:pPr>
+            <w:r>
+              <w:rPr>
+                <w:b w:val="0"/>
+              </w:rPr>
+            </w:r>
+          </w:p>
+        </w:tc>
+        <w:tc>
+          <w:tcPr>
+            <w:tcW w:type="dxa" w:w="1871"/>
+          </w:tcPr>
+          <w:p>
+            <w:pPr>
+              <w:spacing w:after="0"/>
+            </w:pPr>
+            <w:r>
+              <w:rPr>
+                <w:b w:val="0"/>
+              </w:rPr>
+            </w:r>
+          </w:p>
+        </w:tc>
+        <w:tc>
+          <w:tcPr>
+            <w:tcW w:type="dxa" w:w="1531"/>
           </w:tcPr>
           <w:p>
             <w:pPr>
@@ -5660,53 +6570,68 @@
         </w:trPr>
         <w:tc>
           <w:tcPr>
-            <w:tcW w:type="dxa" w:w="2835"/>
-          </w:tcPr>
-          <w:p>
-            <w:pPr>
-              <w:spacing w:after="0"/>
-            </w:pPr>
-            <w:r>
-              <w:rPr>
-                <w:b w:val="0"/>
-              </w:rPr>
-              <w:t>Проектная организация (авторский надзор — если ведётся)</w:t>
-            </w:r>
-          </w:p>
-        </w:tc>
-        <w:tc>
-          <w:tcPr>
-            <w:tcW w:type="dxa" w:w="2268"/>
-          </w:tcPr>
-          <w:p>
-            <w:pPr>
-              <w:spacing w:after="0"/>
-            </w:pPr>
-            <w:r>
-              <w:rPr>
-                <w:b w:val="0"/>
-              </w:rPr>
-            </w:r>
-          </w:p>
-        </w:tc>
-        <w:tc>
-          <w:tcPr>
-            <w:tcW w:type="dxa" w:w="2551"/>
-          </w:tcPr>
-          <w:p>
-            <w:pPr>
-              <w:spacing w:after="0"/>
-            </w:pPr>
-            <w:r>
-              <w:rPr>
-                <w:b w:val="0"/>
-              </w:rPr>
-            </w:r>
-          </w:p>
-        </w:tc>
-        <w:tc>
-          <w:tcPr>
-            <w:tcW w:type="dxa" w:w="2268"/>
+            <w:tcW w:type="dxa" w:w="3005"/>
+          </w:tcPr>
+          <w:p>
+            <w:pPr>
+              <w:spacing w:after="0"/>
+            </w:pPr>
+            <w:r>
+              <w:rPr>
+                <w:b w:val="0"/>
+              </w:rPr>
+              <w:t>Представитель лица, осуществляющего подготовку проектной документации (в случае привлечения застройщиком лица, осуществляющего подготовку проектной документации, для проверки соответствия выполняемых работ проектной документации согласно части 2 статьи 53 Градостроительного кодекса Российской Федерации)</w:t>
+            </w:r>
+          </w:p>
+        </w:tc>
+        <w:tc>
+          <w:tcPr>
+            <w:tcW w:type="dxa" w:w="1814"/>
+          </w:tcPr>
+          <w:p>
+            <w:pPr>
+              <w:spacing w:after="0"/>
+            </w:pPr>
+            <w:r>
+              <w:rPr>
+                <w:b w:val="0"/>
+              </w:rPr>
+            </w:r>
+          </w:p>
+        </w:tc>
+        <w:tc>
+          <w:tcPr>
+            <w:tcW w:type="dxa" w:w="1701"/>
+          </w:tcPr>
+          <w:p>
+            <w:pPr>
+              <w:spacing w:after="0"/>
+            </w:pPr>
+            <w:r>
+              <w:rPr>
+                <w:b w:val="0"/>
+              </w:rPr>
+            </w:r>
+          </w:p>
+        </w:tc>
+        <w:tc>
+          <w:tcPr>
+            <w:tcW w:type="dxa" w:w="1871"/>
+          </w:tcPr>
+          <w:p>
+            <w:pPr>
+              <w:spacing w:after="0"/>
+            </w:pPr>
+            <w:r>
+              <w:rPr>
+                <w:b w:val="0"/>
+              </w:rPr>
+            </w:r>
+          </w:p>
+        </w:tc>
+        <w:tc>
+          <w:tcPr>
+            <w:tcW w:type="dxa" w:w="1531"/>
           </w:tcPr>
           <w:p>
             <w:pPr>
@@ -5726,53 +6651,68 @@
         </w:trPr>
         <w:tc>
           <w:tcPr>
-            <w:tcW w:type="dxa" w:w="2835"/>
-          </w:tcPr>
-          <w:p>
-            <w:pPr>
-              <w:spacing w:after="0"/>
-            </w:pPr>
-            <w:r>
-              <w:rPr>
-                <w:b w:val="0"/>
-              </w:rPr>
-              <w:t>Иной участник по договору (например, подрядчик последующих работ)</w:t>
-            </w:r>
-          </w:p>
-        </w:tc>
-        <w:tc>
-          <w:tcPr>
-            <w:tcW w:type="dxa" w:w="2268"/>
-          </w:tcPr>
-          <w:p>
-            <w:pPr>
-              <w:spacing w:after="0"/>
-            </w:pPr>
-            <w:r>
-              <w:rPr>
-                <w:b w:val="0"/>
-              </w:rPr>
-            </w:r>
-          </w:p>
-        </w:tc>
-        <w:tc>
-          <w:tcPr>
-            <w:tcW w:type="dxa" w:w="2551"/>
-          </w:tcPr>
-          <w:p>
-            <w:pPr>
-              <w:spacing w:after="0"/>
-            </w:pPr>
-            <w:r>
-              <w:rPr>
-                <w:b w:val="0"/>
-              </w:rPr>
-            </w:r>
-          </w:p>
-        </w:tc>
-        <w:tc>
-          <w:tcPr>
-            <w:tcW w:type="dxa" w:w="2268"/>
+            <w:tcW w:type="dxa" w:w="3005"/>
+          </w:tcPr>
+          <w:p>
+            <w:pPr>
+              <w:spacing w:after="0"/>
+            </w:pPr>
+            <w:r>
+              <w:rPr>
+                <w:b w:val="0"/>
+              </w:rPr>
+              <w:t>Представитель лица, выполнившего работы, подлежащие освидетельствованию (в случае выполнения работ по договорам о строительстве, реконструкции, капитальном ремонте объектов капитального строительства, заключенным с иными лицами)</w:t>
+            </w:r>
+          </w:p>
+        </w:tc>
+        <w:tc>
+          <w:tcPr>
+            <w:tcW w:type="dxa" w:w="1814"/>
+          </w:tcPr>
+          <w:p>
+            <w:pPr>
+              <w:spacing w:after="0"/>
+            </w:pPr>
+            <w:r>
+              <w:rPr>
+                <w:b w:val="0"/>
+              </w:rPr>
+            </w:r>
+          </w:p>
+        </w:tc>
+        <w:tc>
+          <w:tcPr>
+            <w:tcW w:type="dxa" w:w="1701"/>
+          </w:tcPr>
+          <w:p>
+            <w:pPr>
+              <w:spacing w:after="0"/>
+            </w:pPr>
+            <w:r>
+              <w:rPr>
+                <w:b w:val="0"/>
+              </w:rPr>
+            </w:r>
+          </w:p>
+        </w:tc>
+        <w:tc>
+          <w:tcPr>
+            <w:tcW w:type="dxa" w:w="1871"/>
+          </w:tcPr>
+          <w:p>
+            <w:pPr>
+              <w:spacing w:after="0"/>
+            </w:pPr>
+            <w:r>
+              <w:rPr>
+                <w:b w:val="0"/>
+              </w:rPr>
+            </w:r>
+          </w:p>
+        </w:tc>
+        <w:tc>
+          <w:tcPr>
+            <w:tcW w:type="dxa" w:w="1531"/>
           </w:tcPr>
           <w:p>
             <w:pPr>
@@ -5791,6 +6731,16 @@
       <w:pPr>
         <w:spacing w:after="0"/>
       </w:pPr>
+    </w:p>
+    <w:p>
+      <w:r>
+        <w:rPr>
+          <w:b w:val="0"/>
+          <w:i/>
+          <w:sz w:val="18"/>
+        </w:rPr>
+        <w:t>Номер в национальном реестре специалистов указывают представители по вопросам строительного контроля (строки 1 и 3), как в образце.</w:t>
+      </w:r>
     </w:p>
     <w:p>
       <w:r>
@@ -5810,7 +6760,7 @@
           <w:b w:val="0"/>
           <w:i w:val="0"/>
         </w:rPr>
-        <w:t>Участники произвели осмотр работ, выполненных _______________________________________________ (наименование лица, выполнившего работы), и составили настоящий акт о нижеследующем.</w:t>
+        <w:t>произвели осмотр работ, выполненных _______________________________________________ (наименование лица, выполнившего работы, подлежащие освидетельствованию), и составили настоящий акт о нижеследующем.</w:t>
       </w:r>
     </w:p>
     <w:tbl>
@@ -5848,7 +6798,7 @@
                 <w:sz w:val="18"/>
               </w:rPr>
               <w:br/>
-              <w:t>формулировкой позиции сметы и проекта; например: прокладка кабельной линии от щита ___ до ___ в штробе</w:t>
+              <w:t>наименование скрытых работ, формулировкой позиции сметы и проекта; например: прокладка кабельной линии от щита ___ до ___ в штробе</w:t>
             </w:r>
           </w:p>
         </w:tc>
@@ -6016,7 +6966,7 @@
               <w:rPr>
                 <w:b w:val="0"/>
               </w:rPr>
-              <w:t>5. Проектная документация</w:t>
+              <w:t>5. Работы выполнены по проектной документации</w:t>
             </w:r>
             <w:r>
               <w:rPr>
@@ -6024,7 +6974,7 @@
                 <w:sz w:val="18"/>
               </w:rPr>
               <w:br/>
-              <w:t>шифр, листы; изменения — реквизиты или «нет»</w:t>
+              <w:t>номер и реквизиты чертежа, наименование проектной и (или) рабочей документации, сведения о лицах, подготовивших раздел; изменения — реквизиты или «нет»</w:t>
             </w:r>
           </w:p>
         </w:tc>
@@ -6169,7 +7119,7 @@
                 <w:b/>
                 <w:sz w:val="20"/>
               </w:rPr>
-              <w:t>Документ о качестве: вид, №, дата</w:t>
+              <w:t>Документ о качестве и безопасности: вид, №, дата</w:t>
             </w:r>
           </w:p>
         </w:tc>
@@ -6395,10 +7345,39 @@
     <w:p>
       <w:r>
         <w:rPr>
+          <w:b w:val="0"/>
+          <w:i/>
+          <w:sz w:val="18"/>
+        </w:rPr>
+        <w:t>Если документов больше пяти, указывается ссылка на их реестр, который является неотъемлемой частью акта (п. 3 образца).</w:t>
+      </w:r>
+    </w:p>
+    <w:p>
+      <w:r>
+        <w:rPr>
           <w:b/>
           <w:i w:val="0"/>
         </w:rPr>
-        <w:t>8. Проверено при осмотре, испытания и измерения</w:t>
+        <w:t>8. Предъявлены документы, подтверждающие соответствие работ предъявляемым к ним требованиям:</w:t>
+      </w:r>
+    </w:p>
+    <w:p>
+      <w:r>
+        <w:rPr>
+          <w:b w:val="0"/>
+          <w:i w:val="0"/>
+        </w:rPr>
+        <w:t>__________________________________________________ (исполнительные схемы и чертежи, результаты экспертиз, обследований, лабораторных и иных испытаний)</w:t>
+      </w:r>
+    </w:p>
+    <w:p>
+      <w:r>
+        <w:rPr>
+          <w:b w:val="0"/>
+          <w:i/>
+          <w:sz w:val="20"/>
+        </w:rPr>
+        <w:t>Проверено при осмотре, испытания и измерения (поля комплекта)</w:t>
       </w:r>
     </w:p>
     <w:tbl>
@@ -6965,7 +7944,7 @@
           <w:b w:val="0"/>
           <w:i w:val="0"/>
         </w:rPr>
-        <w:t>☐ Работы выполнены в соответствии с проектной документацией ____________________ (шифр, листы) и требованиями ____________________ (нормативные документы на этот вид работ).</w:t>
+        <w:t>Работы выполнены в соответствии с ____________________________ (наименования и структурные единицы технических регламентов, иных нормативных правовых актов, разделы проектной и (или) рабочей документации).</w:t>
       </w:r>
     </w:p>
     <w:p>
@@ -6984,16 +7963,7 @@
           <w:i/>
           <w:sz w:val="18"/>
         </w:rPr>
-        <w:t>(например: оштукатуривание стен в помещениях ___)</w:t>
-      </w:r>
-    </w:p>
-    <w:p>
-      <w:r>
-        <w:rPr>
-          <w:b w:val="0"/>
-          <w:i w:val="0"/>
-        </w:rPr>
-        <w:t>☐ Работы к закрытию не допускаются. Замечания: ________________________________________________. Срок устранения: «___» ____________ 20___ г. Повторное освидетельствование: «___» ____________ 20___ г.</w:t>
+        <w:t>(наименования работ, строительных конструкций, участков сетей инженерно-технического обеспечения; например: оштукатуривание стен в помещениях ___)</w:t>
       </w:r>
     </w:p>
     <w:p>
@@ -7005,7 +7975,19 @@
           <w:b w:val="0"/>
           <w:i w:val="0"/>
         </w:rPr>
-        <w:t>11. Акт составлен в ____ экземплярах.</w:t>
+        <w:t>Дополнительные сведения: __________________________________________________</w:t>
+      </w:r>
+    </w:p>
+    <w:p>
+      <w:pPr>
+        <w:spacing w:before="80"/>
+      </w:pPr>
+      <w:r>
+        <w:rPr>
+          <w:b w:val="0"/>
+          <w:i w:val="0"/>
+        </w:rPr>
+        <w:t>11. Акт составлен в ____ экземплярах (при заполнении на бумажном носителе; по числу лиц, подписывающих акт).</w:t>
       </w:r>
     </w:p>
     <w:p>
@@ -7368,15 +8350,15 @@
         <w:tblLook w:firstColumn="1" w:firstRow="1" w:lastColumn="0" w:lastRow="0" w:noHBand="0" w:noVBand="1" w:val="04A0"/>
       </w:tblPr>
       <w:tblGrid>
-        <w:gridCol w:w="3402"/>
-        <w:gridCol w:w="2835"/>
+        <w:gridCol w:w="3969"/>
+        <w:gridCol w:w="2551"/>
         <w:gridCol w:w="1701"/>
-        <w:gridCol w:w="1984"/>
+        <w:gridCol w:w="1701"/>
       </w:tblGrid>
       <w:tr>
         <w:tc>
           <w:tcPr>
-            <w:tcW w:type="dxa" w:w="3402"/>
+            <w:tcW w:type="dxa" w:w="3969"/>
           </w:tcPr>
           <w:p>
             <w:pPr>
@@ -7387,13 +8369,13 @@
                 <w:b/>
                 <w:sz w:val="20"/>
               </w:rPr>
-              <w:t>Участник</w:t>
-            </w:r>
-          </w:p>
-        </w:tc>
-        <w:tc>
-          <w:tcPr>
-            <w:tcW w:type="dxa" w:w="2835"/>
+              <w:t>Представитель</w:t>
+            </w:r>
+          </w:p>
+        </w:tc>
+        <w:tc>
+          <w:tcPr>
+            <w:tcW w:type="dxa" w:w="2551"/>
           </w:tcPr>
           <w:p>
             <w:pPr>
@@ -7427,7 +8409,7 @@
         </w:tc>
         <w:tc>
           <w:tcPr>
-            <w:tcW w:type="dxa" w:w="1984"/>
+            <w:tcW w:type="dxa" w:w="1701"/>
           </w:tcPr>
           <w:p>
             <w:pPr>
@@ -7449,23 +8431,23 @@
         </w:trPr>
         <w:tc>
           <w:tcPr>
-            <w:tcW w:type="dxa" w:w="3402"/>
-          </w:tcPr>
-          <w:p>
-            <w:pPr>
-              <w:spacing w:after="0"/>
-            </w:pPr>
-            <w:r>
-              <w:rPr>
-                <w:b w:val="0"/>
-              </w:rPr>
-              <w:t>Лицо, выполнившее работы (подрядчик)</w:t>
-            </w:r>
-          </w:p>
-        </w:tc>
-        <w:tc>
-          <w:tcPr>
-            <w:tcW w:type="dxa" w:w="2835"/>
+            <w:tcW w:type="dxa" w:w="3969"/>
+          </w:tcPr>
+          <w:p>
+            <w:pPr>
+              <w:spacing w:after="0"/>
+            </w:pPr>
+            <w:r>
+              <w:rPr>
+                <w:b w:val="0"/>
+              </w:rPr>
+              <w:t>Представитель застройщика, технического заказчика, лица, ответственного за эксплуатацию здания, сооружения, или регионального оператора по вопросам строительного контроля</w:t>
+            </w:r>
+          </w:p>
+        </w:tc>
+        <w:tc>
+          <w:tcPr>
+            <w:tcW w:type="dxa" w:w="2551"/>
           </w:tcPr>
           <w:p>
             <w:pPr>
@@ -7495,7 +8477,7 @@
         </w:tc>
         <w:tc>
           <w:tcPr>
-            <w:tcW w:type="dxa" w:w="1984"/>
+            <w:tcW w:type="dxa" w:w="1701"/>
           </w:tcPr>
           <w:p>
             <w:pPr>
@@ -7515,23 +8497,23 @@
         </w:trPr>
         <w:tc>
           <w:tcPr>
-            <w:tcW w:type="dxa" w:w="3402"/>
-          </w:tcPr>
-          <w:p>
-            <w:pPr>
-              <w:spacing w:after="0"/>
-            </w:pPr>
-            <w:r>
-              <w:rPr>
-                <w:b w:val="0"/>
-              </w:rPr>
-              <w:t>Лицо, осуществляющее строительство</w:t>
-            </w:r>
-          </w:p>
-        </w:tc>
-        <w:tc>
-          <w:tcPr>
-            <w:tcW w:type="dxa" w:w="2835"/>
+            <w:tcW w:type="dxa" w:w="3969"/>
+          </w:tcPr>
+          <w:p>
+            <w:pPr>
+              <w:spacing w:after="0"/>
+            </w:pPr>
+            <w:r>
+              <w:rPr>
+                <w:b w:val="0"/>
+              </w:rPr>
+              <w:t>Представитель лица, осуществляющего строительство, реконструкцию, капитальный ремонт</w:t>
+            </w:r>
+          </w:p>
+        </w:tc>
+        <w:tc>
+          <w:tcPr>
+            <w:tcW w:type="dxa" w:w="2551"/>
           </w:tcPr>
           <w:p>
             <w:pPr>
@@ -7561,7 +8543,7 @@
         </w:tc>
         <w:tc>
           <w:tcPr>
-            <w:tcW w:type="dxa" w:w="1984"/>
+            <w:tcW w:type="dxa" w:w="1701"/>
           </w:tcPr>
           <w:p>
             <w:pPr>
@@ -7581,23 +8563,23 @@
         </w:trPr>
         <w:tc>
           <w:tcPr>
-            <w:tcW w:type="dxa" w:w="3402"/>
-          </w:tcPr>
-          <w:p>
-            <w:pPr>
-              <w:spacing w:after="0"/>
-            </w:pPr>
-            <w:r>
-              <w:rPr>
-                <w:b w:val="0"/>
-              </w:rPr>
-              <w:t>Застройщик или технический заказчик (строительный контроль)</w:t>
-            </w:r>
-          </w:p>
-        </w:tc>
-        <w:tc>
-          <w:tcPr>
-            <w:tcW w:type="dxa" w:w="2835"/>
+            <w:tcW w:type="dxa" w:w="3969"/>
+          </w:tcPr>
+          <w:p>
+            <w:pPr>
+              <w:spacing w:after="0"/>
+            </w:pPr>
+            <w:r>
+              <w:rPr>
+                <w:b w:val="0"/>
+              </w:rPr>
+              <w:t>Представитель лица, осуществляющего строительство, реконструкцию, капитальный ремонт, по вопросам строительного контроля</w:t>
+            </w:r>
+          </w:p>
+        </w:tc>
+        <w:tc>
+          <w:tcPr>
+            <w:tcW w:type="dxa" w:w="2551"/>
           </w:tcPr>
           <w:p>
             <w:pPr>
@@ -7627,7 +8609,7 @@
         </w:tc>
         <w:tc>
           <w:tcPr>
-            <w:tcW w:type="dxa" w:w="1984"/>
+            <w:tcW w:type="dxa" w:w="1701"/>
           </w:tcPr>
           <w:p>
             <w:pPr>
@@ -7647,23 +8629,23 @@
         </w:trPr>
         <w:tc>
           <w:tcPr>
-            <w:tcW w:type="dxa" w:w="3402"/>
-          </w:tcPr>
-          <w:p>
-            <w:pPr>
-              <w:spacing w:after="0"/>
-            </w:pPr>
-            <w:r>
-              <w:rPr>
-                <w:b w:val="0"/>
-              </w:rPr>
-              <w:t>Проектная организация (авторский надзор — если ведётся)</w:t>
-            </w:r>
-          </w:p>
-        </w:tc>
-        <w:tc>
-          <w:tcPr>
-            <w:tcW w:type="dxa" w:w="2835"/>
+            <w:tcW w:type="dxa" w:w="3969"/>
+          </w:tcPr>
+          <w:p>
+            <w:pPr>
+              <w:spacing w:after="0"/>
+            </w:pPr>
+            <w:r>
+              <w:rPr>
+                <w:b w:val="0"/>
+              </w:rPr>
+              <w:t>Представитель лица, осуществляющего подготовку проектной документации (в случае привлечения застройщиком лица, осуществляющего подготовку проектной документации, для проверки соответствия выполняемых работ проектной документации согласно части 2 статьи 53 Градостроительного кодекса Российской Федерации)</w:t>
+            </w:r>
+          </w:p>
+        </w:tc>
+        <w:tc>
+          <w:tcPr>
+            <w:tcW w:type="dxa" w:w="2551"/>
           </w:tcPr>
           <w:p>
             <w:pPr>
@@ -7693,7 +8675,7 @@
         </w:tc>
         <w:tc>
           <w:tcPr>
-            <w:tcW w:type="dxa" w:w="1984"/>
+            <w:tcW w:type="dxa" w:w="1701"/>
           </w:tcPr>
           <w:p>
             <w:pPr>
@@ -7713,23 +8695,23 @@
         </w:trPr>
         <w:tc>
           <w:tcPr>
-            <w:tcW w:type="dxa" w:w="3402"/>
-          </w:tcPr>
-          <w:p>
-            <w:pPr>
-              <w:spacing w:after="0"/>
-            </w:pPr>
-            <w:r>
-              <w:rPr>
-                <w:b w:val="0"/>
-              </w:rPr>
-              <w:t>Иной участник по договору (например, подрядчик последующих работ)</w:t>
-            </w:r>
-          </w:p>
-        </w:tc>
-        <w:tc>
-          <w:tcPr>
-            <w:tcW w:type="dxa" w:w="2835"/>
+            <w:tcW w:type="dxa" w:w="3969"/>
+          </w:tcPr>
+          <w:p>
+            <w:pPr>
+              <w:spacing w:after="0"/>
+            </w:pPr>
+            <w:r>
+              <w:rPr>
+                <w:b w:val="0"/>
+              </w:rPr>
+              <w:t>Представитель лица, выполнившего работы, подлежащие освидетельствованию (в случае выполнения работ по договорам о строительстве, реконструкции, капитальном ремонте объектов капитального строительства, заключенным с иными лицами)</w:t>
+            </w:r>
+          </w:p>
+        </w:tc>
+        <w:tc>
+          <w:tcPr>
+            <w:tcW w:type="dxa" w:w="2551"/>
           </w:tcPr>
           <w:p>
             <w:pPr>
@@ -7759,7 +8741,7 @@
         </w:tc>
         <w:tc>
           <w:tcPr>
-            <w:tcW w:type="dxa" w:w="1984"/>
+            <w:tcW w:type="dxa" w:w="1701"/>
           </w:tcPr>
           <w:p>
             <w:pPr>
@@ -7778,6 +8760,26 @@
       <w:pPr>
         <w:spacing w:after="0"/>
       </w:pPr>
+    </w:p>
+    <w:p>
+      <w:r>
+        <w:rPr>
+          <w:b/>
+          <w:i w:val="0"/>
+          <w:sz w:val="20"/>
+        </w:rPr>
+        <w:t>Если есть замечания (в образец акта не входит)</w:t>
+      </w:r>
+    </w:p>
+    <w:p>
+      <w:r>
+        <w:rPr>
+          <w:b w:val="0"/>
+          <w:i/>
+          <w:sz w:val="20"/>
+        </w:rPr>
+        <w:t>Замечания оформляются письменно; об их устранении составляется акт (ч. 7 ст. 53 ГрК РФ). До завершения освидетельствования последующие работы не выполняются (п. 10 Положения о проведении строительного контроля, ПП РФ от 21.06.2010 № 468).</w:t>
+      </w:r>
     </w:p>
     <w:p>
       <w:r>
@@ -7801,6 +8803,199 @@
         </w:rPr>
         <w:t>Для трубопроводов отопления, водоснабжения и канализации, которые закроют стяжка, зашивка, штукатурка или засыпка.</w:t>
       </w:r>
+    </w:p>
+    <w:tbl>
+      <w:tblPr>
+        <w:tblStyle w:val="TableGrid"/>
+        <w:tblW w:type="auto" w:w="0"/>
+        <w:tblLayout w:type="fixed"/>
+        <w:tblLook w:firstColumn="1" w:firstRow="1" w:lastColumn="0" w:lastRow="0" w:noHBand="0" w:noVBand="1" w:val="04A0"/>
+      </w:tblPr>
+      <w:tblGrid>
+        <w:gridCol w:w="3685"/>
+        <w:gridCol w:w="6236"/>
+      </w:tblGrid>
+      <w:tr>
+        <w:trPr>
+          <w:trHeight w:val="425" w:hRule="atLeast"/>
+        </w:trPr>
+        <w:tc>
+          <w:tcPr>
+            <w:tcW w:type="dxa" w:w="3685"/>
+          </w:tcPr>
+          <w:p>
+            <w:pPr>
+              <w:spacing w:after="0"/>
+            </w:pPr>
+            <w:r>
+              <w:rPr>
+                <w:b w:val="0"/>
+              </w:rPr>
+              <w:t>Объект капитального строительства</w:t>
+            </w:r>
+            <w:r>
+              <w:rPr>
+                <w:i/>
+                <w:sz w:val="18"/>
+              </w:rPr>
+              <w:br/>
+              <w:t>наименование — в соответствии с проектной документацией; почтовый или строительный адрес</w:t>
+            </w:r>
+          </w:p>
+        </w:tc>
+        <w:tc>
+          <w:tcPr>
+            <w:tcW w:type="dxa" w:w="6236"/>
+          </w:tcPr>
+          <w:p>
+            <w:pPr>
+              <w:spacing w:after="0"/>
+            </w:pPr>
+            <w:r>
+              <w:rPr>
+                <w:b w:val="0"/>
+              </w:rPr>
+            </w:r>
+          </w:p>
+        </w:tc>
+      </w:tr>
+      <w:tr>
+        <w:trPr>
+          <w:trHeight w:val="425" w:hRule="atLeast"/>
+        </w:trPr>
+        <w:tc>
+          <w:tcPr>
+            <w:tcW w:type="dxa" w:w="3685"/>
+          </w:tcPr>
+          <w:p>
+            <w:pPr>
+              <w:spacing w:after="0"/>
+            </w:pPr>
+            <w:r>
+              <w:rPr>
+                <w:b w:val="0"/>
+              </w:rPr>
+              <w:t>Застройщик, технический заказчик, лицо, ответственное за эксплуатацию здания, сооружения, или региональный оператор</w:t>
+            </w:r>
+            <w:r>
+              <w:rPr>
+                <w:i/>
+                <w:sz w:val="18"/>
+              </w:rPr>
+              <w:br/>
+              <w:t>наименование (ФИО), ОГРН/ОГРНИП, ИНН, адрес, телефон; СРО — если членство требуется</w:t>
+            </w:r>
+          </w:p>
+        </w:tc>
+        <w:tc>
+          <w:tcPr>
+            <w:tcW w:type="dxa" w:w="6236"/>
+          </w:tcPr>
+          <w:p>
+            <w:pPr>
+              <w:spacing w:after="0"/>
+            </w:pPr>
+            <w:r>
+              <w:rPr>
+                <w:b w:val="0"/>
+              </w:rPr>
+            </w:r>
+          </w:p>
+        </w:tc>
+      </w:tr>
+      <w:tr>
+        <w:trPr>
+          <w:trHeight w:val="425" w:hRule="atLeast"/>
+        </w:trPr>
+        <w:tc>
+          <w:tcPr>
+            <w:tcW w:type="dxa" w:w="3685"/>
+          </w:tcPr>
+          <w:p>
+            <w:pPr>
+              <w:spacing w:after="0"/>
+            </w:pPr>
+            <w:r>
+              <w:rPr>
+                <w:b w:val="0"/>
+              </w:rPr>
+              <w:t>Лицо, осуществляющее строительство, реконструкцию, капитальный ремонт</w:t>
+            </w:r>
+            <w:r>
+              <w:rPr>
+                <w:i/>
+                <w:sz w:val="18"/>
+              </w:rPr>
+              <w:br/>
+              <w:t>наименование (ФИО), ОГРН/ОГРНИП, ИНН, адрес, телефон; СРО — если членство требуется</w:t>
+            </w:r>
+          </w:p>
+        </w:tc>
+        <w:tc>
+          <w:tcPr>
+            <w:tcW w:type="dxa" w:w="6236"/>
+          </w:tcPr>
+          <w:p>
+            <w:pPr>
+              <w:spacing w:after="0"/>
+            </w:pPr>
+            <w:r>
+              <w:rPr>
+                <w:b w:val="0"/>
+              </w:rPr>
+            </w:r>
+          </w:p>
+        </w:tc>
+      </w:tr>
+      <w:tr>
+        <w:trPr>
+          <w:trHeight w:val="425" w:hRule="atLeast"/>
+        </w:trPr>
+        <w:tc>
+          <w:tcPr>
+            <w:tcW w:type="dxa" w:w="3685"/>
+          </w:tcPr>
+          <w:p>
+            <w:pPr>
+              <w:spacing w:after="0"/>
+            </w:pPr>
+            <w:r>
+              <w:rPr>
+                <w:b w:val="0"/>
+              </w:rPr>
+              <w:t>Лицо, осуществляющее подготовку проектной документации</w:t>
+            </w:r>
+            <w:r>
+              <w:rPr>
+                <w:i/>
+                <w:sz w:val="18"/>
+              </w:rPr>
+              <w:br/>
+              <w:t>наименование (ФИО), ОГРН/ОГРНИП, ИНН, адрес, телефон; СРО — если членство требуется</w:t>
+            </w:r>
+          </w:p>
+        </w:tc>
+        <w:tc>
+          <w:tcPr>
+            <w:tcW w:type="dxa" w:w="6236"/>
+          </w:tcPr>
+          <w:p>
+            <w:pPr>
+              <w:spacing w:after="0"/>
+            </w:pPr>
+            <w:r>
+              <w:rPr>
+                <w:b w:val="0"/>
+              </w:rPr>
+            </w:r>
+          </w:p>
+        </w:tc>
+      </w:tr>
+    </w:tbl>
+    <w:p>
+      <w:pPr>
+        <w:spacing w:after="0"/>
+      </w:pPr>
     </w:p>
     <w:p>
       <w:pPr>
@@ -7828,6 +9023,29 @@
         <w:t>№ ____________          «___» ____________ 20___ г.</w:t>
       </w:r>
     </w:p>
+    <w:p>
+      <w:pPr>
+        <w:jc w:val="center"/>
+      </w:pPr>
+      <w:r>
+        <w:rPr>
+          <w:b w:val="0"/>
+          <w:i/>
+          <w:sz w:val="18"/>
+        </w:rPr>
+        <w:t>(дата составления акта)</w:t>
+      </w:r>
+    </w:p>
+    <w:p>
+      <w:r>
+        <w:rPr>
+          <w:b w:val="0"/>
+          <w:i/>
+          <w:sz w:val="18"/>
+        </w:rPr>
+        <w:t>Поля комплекта (в рекомендуемый образец не входят)</w:t>
+      </w:r>
+    </w:p>
     <w:tbl>
       <w:tblPr>
         <w:tblStyle w:val="TableGrid"/>
@@ -7839,50 +9057,6 @@
         <w:gridCol w:w="3685"/>
         <w:gridCol w:w="6236"/>
       </w:tblGrid>
-      <w:tr>
-        <w:trPr>
-          <w:trHeight w:val="425" w:hRule="atLeast"/>
-        </w:trPr>
-        <w:tc>
-          <w:tcPr>
-            <w:tcW w:type="dxa" w:w="3685"/>
-          </w:tcPr>
-          <w:p>
-            <w:pPr>
-              <w:spacing w:after="0"/>
-            </w:pPr>
-            <w:r>
-              <w:rPr>
-                <w:b w:val="0"/>
-              </w:rPr>
-              <w:t>Объект</w:t>
-            </w:r>
-            <w:r>
-              <w:rPr>
-                <w:i/>
-                <w:sz w:val="18"/>
-              </w:rPr>
-              <w:br/>
-              <w:t>наименование и адрес — как в разрешительных документах</w:t>
-            </w:r>
-          </w:p>
-        </w:tc>
-        <w:tc>
-          <w:tcPr>
-            <w:tcW w:type="dxa" w:w="6236"/>
-          </w:tcPr>
-          <w:p>
-            <w:pPr>
-              <w:spacing w:after="0"/>
-            </w:pPr>
-            <w:r>
-              <w:rPr>
-                <w:b w:val="0"/>
-              </w:rPr>
-            </w:r>
-          </w:p>
-        </w:tc>
-      </w:tr>
       <w:tr>
         <w:trPr>
           <w:trHeight w:val="425" w:hRule="atLeast"/>
@@ -8038,15 +9212,16 @@
         <w:tblLook w:firstColumn="1" w:firstRow="1" w:lastColumn="0" w:lastRow="0" w:noHBand="0" w:noVBand="1" w:val="04A0"/>
       </w:tblPr>
       <w:tblGrid>
-        <w:gridCol w:w="2835"/>
-        <w:gridCol w:w="2268"/>
-        <w:gridCol w:w="2551"/>
-        <w:gridCol w:w="2268"/>
+        <w:gridCol w:w="3005"/>
+        <w:gridCol w:w="1814"/>
+        <w:gridCol w:w="1701"/>
+        <w:gridCol w:w="1871"/>
+        <w:gridCol w:w="1531"/>
       </w:tblGrid>
       <w:tr>
         <w:tc>
           <w:tcPr>
-            <w:tcW w:type="dxa" w:w="2835"/>
+            <w:tcW w:type="dxa" w:w="3005"/>
           </w:tcPr>
           <w:p>
             <w:pPr>
@@ -8057,13 +9232,37 @@
                 <w:b/>
                 <w:sz w:val="20"/>
               </w:rPr>
-              <w:t>Участник</w:t>
-            </w:r>
-          </w:p>
-        </w:tc>
-        <w:tc>
-          <w:tcPr>
-            <w:tcW w:type="dxa" w:w="2268"/>
+              <w:t>Представитель</w:t>
+            </w:r>
+          </w:p>
+        </w:tc>
+        <w:tc>
+          <w:tcPr>
+            <w:tcW w:type="dxa" w:w="1814"/>
+          </w:tcPr>
+          <w:p>
+            <w:pPr>
+              <w:spacing w:after="0"/>
+            </w:pPr>
+            <w:r>
+              <w:rPr>
+                <w:b/>
+              </w:rPr>
+              <w:t>Организация</w:t>
+            </w:r>
+            <w:r>
+              <w:rPr>
+                <w:i/>
+                <w:sz w:val="18"/>
+              </w:rPr>
+              <w:br/>
+              <w:t>наименование, ОГРН, ИНН, адрес (ФИО, ОГРНИП, ИНН — для ИП)</w:t>
+            </w:r>
+          </w:p>
+        </w:tc>
+        <w:tc>
+          <w:tcPr>
+            <w:tcW w:type="dxa" w:w="1701"/>
           </w:tcPr>
           <w:p>
             <w:pPr>
@@ -8074,13 +9273,13 @@
                 <w:b/>
                 <w:sz w:val="20"/>
               </w:rPr>
-              <w:t>Организация</w:t>
-            </w:r>
-          </w:p>
-        </w:tc>
-        <w:tc>
-          <w:tcPr>
-            <w:tcW w:type="dxa" w:w="2551"/>
+              <w:t>Должность, Ф. И. О.</w:t>
+            </w:r>
+          </w:p>
+        </w:tc>
+        <w:tc>
+          <w:tcPr>
+            <w:tcW w:type="dxa" w:w="1871"/>
           </w:tcPr>
           <w:p>
             <w:pPr>
@@ -8091,13 +9290,13 @@
                 <w:b/>
                 <w:sz w:val="20"/>
               </w:rPr>
-              <w:t>Представитель: должность, Ф. И. О.</w:t>
-            </w:r>
-          </w:p>
-        </w:tc>
-        <w:tc>
-          <w:tcPr>
-            <w:tcW w:type="dxa" w:w="2268"/>
+              <w:t>Распорядительный документ о полномочиях: реквизиты</w:t>
+            </w:r>
+          </w:p>
+        </w:tc>
+        <w:tc>
+          <w:tcPr>
+            <w:tcW w:type="dxa" w:w="1531"/>
           </w:tcPr>
           <w:p>
             <w:pPr>
@@ -8108,7 +9307,7 @@
                 <w:b/>
                 <w:sz w:val="20"/>
               </w:rPr>
-              <w:t>Документ о полномочиях: вид, №, дата</w:t>
+              <w:t>Номер в НРС (если членство в СРО требуется)</w:t>
             </w:r>
           </w:p>
         </w:tc>
@@ -8119,53 +9318,68 @@
         </w:trPr>
         <w:tc>
           <w:tcPr>
-            <w:tcW w:type="dxa" w:w="2835"/>
-          </w:tcPr>
-          <w:p>
-            <w:pPr>
-              <w:spacing w:after="0"/>
-            </w:pPr>
-            <w:r>
-              <w:rPr>
-                <w:b w:val="0"/>
-              </w:rPr>
-              <w:t>Лицо, выполнившее работы (подрядчик)</w:t>
-            </w:r>
-          </w:p>
-        </w:tc>
-        <w:tc>
-          <w:tcPr>
-            <w:tcW w:type="dxa" w:w="2268"/>
-          </w:tcPr>
-          <w:p>
-            <w:pPr>
-              <w:spacing w:after="0"/>
-            </w:pPr>
-            <w:r>
-              <w:rPr>
-                <w:b w:val="0"/>
-              </w:rPr>
-            </w:r>
-          </w:p>
-        </w:tc>
-        <w:tc>
-          <w:tcPr>
-            <w:tcW w:type="dxa" w:w="2551"/>
-          </w:tcPr>
-          <w:p>
-            <w:pPr>
-              <w:spacing w:after="0"/>
-            </w:pPr>
-            <w:r>
-              <w:rPr>
-                <w:b w:val="0"/>
-              </w:rPr>
-            </w:r>
-          </w:p>
-        </w:tc>
-        <w:tc>
-          <w:tcPr>
-            <w:tcW w:type="dxa" w:w="2268"/>
+            <w:tcW w:type="dxa" w:w="3005"/>
+          </w:tcPr>
+          <w:p>
+            <w:pPr>
+              <w:spacing w:after="0"/>
+            </w:pPr>
+            <w:r>
+              <w:rPr>
+                <w:b w:val="0"/>
+              </w:rPr>
+              <w:t>Представитель застройщика, технического заказчика, лица, ответственного за эксплуатацию здания, сооружения, или регионального оператора по вопросам строительного контроля</w:t>
+            </w:r>
+          </w:p>
+        </w:tc>
+        <w:tc>
+          <w:tcPr>
+            <w:tcW w:type="dxa" w:w="1814"/>
+          </w:tcPr>
+          <w:p>
+            <w:pPr>
+              <w:spacing w:after="0"/>
+            </w:pPr>
+            <w:r>
+              <w:rPr>
+                <w:b w:val="0"/>
+              </w:rPr>
+            </w:r>
+          </w:p>
+        </w:tc>
+        <w:tc>
+          <w:tcPr>
+            <w:tcW w:type="dxa" w:w="1701"/>
+          </w:tcPr>
+          <w:p>
+            <w:pPr>
+              <w:spacing w:after="0"/>
+            </w:pPr>
+            <w:r>
+              <w:rPr>
+                <w:b w:val="0"/>
+              </w:rPr>
+            </w:r>
+          </w:p>
+        </w:tc>
+        <w:tc>
+          <w:tcPr>
+            <w:tcW w:type="dxa" w:w="1871"/>
+          </w:tcPr>
+          <w:p>
+            <w:pPr>
+              <w:spacing w:after="0"/>
+            </w:pPr>
+            <w:r>
+              <w:rPr>
+                <w:b w:val="0"/>
+              </w:rPr>
+            </w:r>
+          </w:p>
+        </w:tc>
+        <w:tc>
+          <w:tcPr>
+            <w:tcW w:type="dxa" w:w="1531"/>
           </w:tcPr>
           <w:p>
             <w:pPr>
@@ -8185,53 +9399,68 @@
         </w:trPr>
         <w:tc>
           <w:tcPr>
-            <w:tcW w:type="dxa" w:w="2835"/>
-          </w:tcPr>
-          <w:p>
-            <w:pPr>
-              <w:spacing w:after="0"/>
-            </w:pPr>
-            <w:r>
-              <w:rPr>
-                <w:b w:val="0"/>
-              </w:rPr>
-              <w:t>Лицо, осуществляющее строительство</w:t>
-            </w:r>
-          </w:p>
-        </w:tc>
-        <w:tc>
-          <w:tcPr>
-            <w:tcW w:type="dxa" w:w="2268"/>
-          </w:tcPr>
-          <w:p>
-            <w:pPr>
-              <w:spacing w:after="0"/>
-            </w:pPr>
-            <w:r>
-              <w:rPr>
-                <w:b w:val="0"/>
-              </w:rPr>
-            </w:r>
-          </w:p>
-        </w:tc>
-        <w:tc>
-          <w:tcPr>
-            <w:tcW w:type="dxa" w:w="2551"/>
-          </w:tcPr>
-          <w:p>
-            <w:pPr>
-              <w:spacing w:after="0"/>
-            </w:pPr>
-            <w:r>
-              <w:rPr>
-                <w:b w:val="0"/>
-              </w:rPr>
-            </w:r>
-          </w:p>
-        </w:tc>
-        <w:tc>
-          <w:tcPr>
-            <w:tcW w:type="dxa" w:w="2268"/>
+            <w:tcW w:type="dxa" w:w="3005"/>
+          </w:tcPr>
+          <w:p>
+            <w:pPr>
+              <w:spacing w:after="0"/>
+            </w:pPr>
+            <w:r>
+              <w:rPr>
+                <w:b w:val="0"/>
+              </w:rPr>
+              <w:t>Представитель лица, осуществляющего строительство, реконструкцию, капитальный ремонт</w:t>
+            </w:r>
+          </w:p>
+        </w:tc>
+        <w:tc>
+          <w:tcPr>
+            <w:tcW w:type="dxa" w:w="1814"/>
+          </w:tcPr>
+          <w:p>
+            <w:pPr>
+              <w:spacing w:after="0"/>
+            </w:pPr>
+            <w:r>
+              <w:rPr>
+                <w:b w:val="0"/>
+              </w:rPr>
+            </w:r>
+          </w:p>
+        </w:tc>
+        <w:tc>
+          <w:tcPr>
+            <w:tcW w:type="dxa" w:w="1701"/>
+          </w:tcPr>
+          <w:p>
+            <w:pPr>
+              <w:spacing w:after="0"/>
+            </w:pPr>
+            <w:r>
+              <w:rPr>
+                <w:b w:val="0"/>
+              </w:rPr>
+            </w:r>
+          </w:p>
+        </w:tc>
+        <w:tc>
+          <w:tcPr>
+            <w:tcW w:type="dxa" w:w="1871"/>
+          </w:tcPr>
+          <w:p>
+            <w:pPr>
+              <w:spacing w:after="0"/>
+            </w:pPr>
+            <w:r>
+              <w:rPr>
+                <w:b w:val="0"/>
+              </w:rPr>
+            </w:r>
+          </w:p>
+        </w:tc>
+        <w:tc>
+          <w:tcPr>
+            <w:tcW w:type="dxa" w:w="1531"/>
           </w:tcPr>
           <w:p>
             <w:pPr>
@@ -8251,53 +9480,68 @@
         </w:trPr>
         <w:tc>
           <w:tcPr>
-            <w:tcW w:type="dxa" w:w="2835"/>
-          </w:tcPr>
-          <w:p>
-            <w:pPr>
-              <w:spacing w:after="0"/>
-            </w:pPr>
-            <w:r>
-              <w:rPr>
-                <w:b w:val="0"/>
-              </w:rPr>
-              <w:t>Застройщик или технический заказчик (строительный контроль)</w:t>
-            </w:r>
-          </w:p>
-        </w:tc>
-        <w:tc>
-          <w:tcPr>
-            <w:tcW w:type="dxa" w:w="2268"/>
-          </w:tcPr>
-          <w:p>
-            <w:pPr>
-              <w:spacing w:after="0"/>
-            </w:pPr>
-            <w:r>
-              <w:rPr>
-                <w:b w:val="0"/>
-              </w:rPr>
-            </w:r>
-          </w:p>
-        </w:tc>
-        <w:tc>
-          <w:tcPr>
-            <w:tcW w:type="dxa" w:w="2551"/>
-          </w:tcPr>
-          <w:p>
-            <w:pPr>
-              <w:spacing w:after="0"/>
-            </w:pPr>
-            <w:r>
-              <w:rPr>
-                <w:b w:val="0"/>
-              </w:rPr>
-            </w:r>
-          </w:p>
-        </w:tc>
-        <w:tc>
-          <w:tcPr>
-            <w:tcW w:type="dxa" w:w="2268"/>
+            <w:tcW w:type="dxa" w:w="3005"/>
+          </w:tcPr>
+          <w:p>
+            <w:pPr>
+              <w:spacing w:after="0"/>
+            </w:pPr>
+            <w:r>
+              <w:rPr>
+                <w:b w:val="0"/>
+              </w:rPr>
+              <w:t>Представитель лица, осуществляющего строительство, реконструкцию, капитальный ремонт, по вопросам строительного контроля</w:t>
+            </w:r>
+          </w:p>
+        </w:tc>
+        <w:tc>
+          <w:tcPr>
+            <w:tcW w:type="dxa" w:w="1814"/>
+          </w:tcPr>
+          <w:p>
+            <w:pPr>
+              <w:spacing w:after="0"/>
+            </w:pPr>
+            <w:r>
+              <w:rPr>
+                <w:b w:val="0"/>
+              </w:rPr>
+            </w:r>
+          </w:p>
+        </w:tc>
+        <w:tc>
+          <w:tcPr>
+            <w:tcW w:type="dxa" w:w="1701"/>
+          </w:tcPr>
+          <w:p>
+            <w:pPr>
+              <w:spacing w:after="0"/>
+            </w:pPr>
+            <w:r>
+              <w:rPr>
+                <w:b w:val="0"/>
+              </w:rPr>
+            </w:r>
+          </w:p>
+        </w:tc>
+        <w:tc>
+          <w:tcPr>
+            <w:tcW w:type="dxa" w:w="1871"/>
+          </w:tcPr>
+          <w:p>
+            <w:pPr>
+              <w:spacing w:after="0"/>
+            </w:pPr>
+            <w:r>
+              <w:rPr>
+                <w:b w:val="0"/>
+              </w:rPr>
+            </w:r>
+          </w:p>
+        </w:tc>
+        <w:tc>
+          <w:tcPr>
+            <w:tcW w:type="dxa" w:w="1531"/>
           </w:tcPr>
           <w:p>
             <w:pPr>
@@ -8317,53 +9561,68 @@
         </w:trPr>
         <w:tc>
           <w:tcPr>
-            <w:tcW w:type="dxa" w:w="2835"/>
-          </w:tcPr>
-          <w:p>
-            <w:pPr>
-              <w:spacing w:after="0"/>
-            </w:pPr>
-            <w:r>
-              <w:rPr>
-                <w:b w:val="0"/>
-              </w:rPr>
-              <w:t>Проектная организация (авторский надзор — если ведётся)</w:t>
-            </w:r>
-          </w:p>
-        </w:tc>
-        <w:tc>
-          <w:tcPr>
-            <w:tcW w:type="dxa" w:w="2268"/>
-          </w:tcPr>
-          <w:p>
-            <w:pPr>
-              <w:spacing w:after="0"/>
-            </w:pPr>
-            <w:r>
-              <w:rPr>
-                <w:b w:val="0"/>
-              </w:rPr>
-            </w:r>
-          </w:p>
-        </w:tc>
-        <w:tc>
-          <w:tcPr>
-            <w:tcW w:type="dxa" w:w="2551"/>
-          </w:tcPr>
-          <w:p>
-            <w:pPr>
-              <w:spacing w:after="0"/>
-            </w:pPr>
-            <w:r>
-              <w:rPr>
-                <w:b w:val="0"/>
-              </w:rPr>
-            </w:r>
-          </w:p>
-        </w:tc>
-        <w:tc>
-          <w:tcPr>
-            <w:tcW w:type="dxa" w:w="2268"/>
+            <w:tcW w:type="dxa" w:w="3005"/>
+          </w:tcPr>
+          <w:p>
+            <w:pPr>
+              <w:spacing w:after="0"/>
+            </w:pPr>
+            <w:r>
+              <w:rPr>
+                <w:b w:val="0"/>
+              </w:rPr>
+              <w:t>Представитель лица, осуществляющего подготовку проектной документации (в случае привлечения застройщиком лица, осуществляющего подготовку проектной документации, для проверки соответствия выполняемых работ проектной документации согласно части 2 статьи 53 Градостроительного кодекса Российской Федерации)</w:t>
+            </w:r>
+          </w:p>
+        </w:tc>
+        <w:tc>
+          <w:tcPr>
+            <w:tcW w:type="dxa" w:w="1814"/>
+          </w:tcPr>
+          <w:p>
+            <w:pPr>
+              <w:spacing w:after="0"/>
+            </w:pPr>
+            <w:r>
+              <w:rPr>
+                <w:b w:val="0"/>
+              </w:rPr>
+            </w:r>
+          </w:p>
+        </w:tc>
+        <w:tc>
+          <w:tcPr>
+            <w:tcW w:type="dxa" w:w="1701"/>
+          </w:tcPr>
+          <w:p>
+            <w:pPr>
+              <w:spacing w:after="0"/>
+            </w:pPr>
+            <w:r>
+              <w:rPr>
+                <w:b w:val="0"/>
+              </w:rPr>
+            </w:r>
+          </w:p>
+        </w:tc>
+        <w:tc>
+          <w:tcPr>
+            <w:tcW w:type="dxa" w:w="1871"/>
+          </w:tcPr>
+          <w:p>
+            <w:pPr>
+              <w:spacing w:after="0"/>
+            </w:pPr>
+            <w:r>
+              <w:rPr>
+                <w:b w:val="0"/>
+              </w:rPr>
+            </w:r>
+          </w:p>
+        </w:tc>
+        <w:tc>
+          <w:tcPr>
+            <w:tcW w:type="dxa" w:w="1531"/>
           </w:tcPr>
           <w:p>
             <w:pPr>
@@ -8383,53 +9642,68 @@
         </w:trPr>
         <w:tc>
           <w:tcPr>
-            <w:tcW w:type="dxa" w:w="2835"/>
-          </w:tcPr>
-          <w:p>
-            <w:pPr>
-              <w:spacing w:after="0"/>
-            </w:pPr>
-            <w:r>
-              <w:rPr>
-                <w:b w:val="0"/>
-              </w:rPr>
-              <w:t>Иной участник по договору (например, подрядчик последующих работ)</w:t>
-            </w:r>
-          </w:p>
-        </w:tc>
-        <w:tc>
-          <w:tcPr>
-            <w:tcW w:type="dxa" w:w="2268"/>
-          </w:tcPr>
-          <w:p>
-            <w:pPr>
-              <w:spacing w:after="0"/>
-            </w:pPr>
-            <w:r>
-              <w:rPr>
-                <w:b w:val="0"/>
-              </w:rPr>
-            </w:r>
-          </w:p>
-        </w:tc>
-        <w:tc>
-          <w:tcPr>
-            <w:tcW w:type="dxa" w:w="2551"/>
-          </w:tcPr>
-          <w:p>
-            <w:pPr>
-              <w:spacing w:after="0"/>
-            </w:pPr>
-            <w:r>
-              <w:rPr>
-                <w:b w:val="0"/>
-              </w:rPr>
-            </w:r>
-          </w:p>
-        </w:tc>
-        <w:tc>
-          <w:tcPr>
-            <w:tcW w:type="dxa" w:w="2268"/>
+            <w:tcW w:type="dxa" w:w="3005"/>
+          </w:tcPr>
+          <w:p>
+            <w:pPr>
+              <w:spacing w:after="0"/>
+            </w:pPr>
+            <w:r>
+              <w:rPr>
+                <w:b w:val="0"/>
+              </w:rPr>
+              <w:t>Представитель лица, выполнившего работы, подлежащие освидетельствованию (в случае выполнения работ по договорам о строительстве, реконструкции, капитальном ремонте объектов капитального строительства, заключенным с иными лицами)</w:t>
+            </w:r>
+          </w:p>
+        </w:tc>
+        <w:tc>
+          <w:tcPr>
+            <w:tcW w:type="dxa" w:w="1814"/>
+          </w:tcPr>
+          <w:p>
+            <w:pPr>
+              <w:spacing w:after="0"/>
+            </w:pPr>
+            <w:r>
+              <w:rPr>
+                <w:b w:val="0"/>
+              </w:rPr>
+            </w:r>
+          </w:p>
+        </w:tc>
+        <w:tc>
+          <w:tcPr>
+            <w:tcW w:type="dxa" w:w="1701"/>
+          </w:tcPr>
+          <w:p>
+            <w:pPr>
+              <w:spacing w:after="0"/>
+            </w:pPr>
+            <w:r>
+              <w:rPr>
+                <w:b w:val="0"/>
+              </w:rPr>
+            </w:r>
+          </w:p>
+        </w:tc>
+        <w:tc>
+          <w:tcPr>
+            <w:tcW w:type="dxa" w:w="1871"/>
+          </w:tcPr>
+          <w:p>
+            <w:pPr>
+              <w:spacing w:after="0"/>
+            </w:pPr>
+            <w:r>
+              <w:rPr>
+                <w:b w:val="0"/>
+              </w:rPr>
+            </w:r>
+          </w:p>
+        </w:tc>
+        <w:tc>
+          <w:tcPr>
+            <w:tcW w:type="dxa" w:w="1531"/>
           </w:tcPr>
           <w:p>
             <w:pPr>
@@ -8448,6 +9722,16 @@
       <w:pPr>
         <w:spacing w:after="0"/>
       </w:pPr>
+    </w:p>
+    <w:p>
+      <w:r>
+        <w:rPr>
+          <w:b w:val="0"/>
+          <w:i/>
+          <w:sz w:val="18"/>
+        </w:rPr>
+        <w:t>Номер в национальном реестре специалистов указывают представители по вопросам строительного контроля (строки 1 и 3), как в образце.</w:t>
+      </w:r>
     </w:p>
     <w:p>
       <w:r>
@@ -8467,7 +9751,7 @@
           <w:b w:val="0"/>
           <w:i w:val="0"/>
         </w:rPr>
-        <w:t>Участники произвели осмотр работ, выполненных _______________________________________________ (наименование лица, выполнившего работы), и составили настоящий акт о нижеследующем.</w:t>
+        <w:t>произвели осмотр работ, выполненных _______________________________________________ (наименование лица, выполнившего работы, подлежащие освидетельствованию), и составили настоящий акт о нижеследующем.</w:t>
       </w:r>
     </w:p>
     <w:tbl>
@@ -8505,7 +9789,7 @@
                 <w:sz w:val="18"/>
               </w:rPr>
               <w:br/>
-              <w:t>формулировкой позиции сметы и проекта; например: монтаж трубопроводов отопления от узла ___ до узла ___, стояк ___</w:t>
+              <w:t>наименование скрытых работ, формулировкой позиции сметы и проекта; например: монтаж трубопроводов отопления от узла ___ до узла ___, стояк ___</w:t>
             </w:r>
           </w:p>
         </w:tc>
@@ -8673,7 +9957,7 @@
               <w:rPr>
                 <w:b w:val="0"/>
               </w:rPr>
-              <w:t>5. Проектная документация</w:t>
+              <w:t>5. Работы выполнены по проектной документации</w:t>
             </w:r>
             <w:r>
               <w:rPr>
@@ -8681,7 +9965,7 @@
                 <w:sz w:val="18"/>
               </w:rPr>
               <w:br/>
-              <w:t>шифр, листы; изменения — реквизиты или «нет»</w:t>
+              <w:t>номер и реквизиты чертежа, наименование проектной и (или) рабочей документации, сведения о лицах, подготовивших раздел; изменения — реквизиты или «нет»</w:t>
             </w:r>
           </w:p>
         </w:tc>
@@ -8826,7 +10110,7 @@
                 <w:b/>
                 <w:sz w:val="20"/>
               </w:rPr>
-              <w:t>Документ о качестве: вид, №, дата</w:t>
+              <w:t>Документ о качестве и безопасности: вид, №, дата</w:t>
             </w:r>
           </w:p>
         </w:tc>
@@ -9052,10 +10336,39 @@
     <w:p>
       <w:r>
         <w:rPr>
+          <w:b w:val="0"/>
+          <w:i/>
+          <w:sz w:val="18"/>
+        </w:rPr>
+        <w:t>Если документов больше пяти, указывается ссылка на их реестр, который является неотъемлемой частью акта (п. 3 образца).</w:t>
+      </w:r>
+    </w:p>
+    <w:p>
+      <w:r>
+        <w:rPr>
           <w:b/>
           <w:i w:val="0"/>
         </w:rPr>
-        <w:t>8. Проверено при осмотре, испытания и измерения</w:t>
+        <w:t>8. Предъявлены документы, подтверждающие соответствие работ предъявляемым к ним требованиям:</w:t>
+      </w:r>
+    </w:p>
+    <w:p>
+      <w:r>
+        <w:rPr>
+          <w:b w:val="0"/>
+          <w:i w:val="0"/>
+        </w:rPr>
+        <w:t>__________________________________________________ (исполнительные схемы и чертежи, результаты экспертиз, обследований, лабораторных и иных испытаний)</w:t>
+      </w:r>
+    </w:p>
+    <w:p>
+      <w:r>
+        <w:rPr>
+          <w:b w:val="0"/>
+          <w:i/>
+          <w:sz w:val="20"/>
+        </w:rPr>
+        <w:t>Проверено при осмотре, испытания и измерения (поля комплекта)</w:t>
       </w:r>
     </w:p>
     <w:tbl>
@@ -9487,7 +10800,7 @@
               <w:rPr>
                 <w:b w:val="0"/>
               </w:rPr>
-              <w:t>Испытание на герметичность</w:t>
+              <w:t>Испытание на герметичность — если предусмотрено проектом</w:t>
             </w:r>
           </w:p>
         </w:tc>
@@ -9688,7 +11001,7 @@
           <w:b w:val="0"/>
           <w:i w:val="0"/>
         </w:rPr>
-        <w:t>☐ Работы выполнены в соответствии с проектной документацией ____________________ (шифр, листы) и требованиями ____________________ (нормативные документы на этот вид работ).</w:t>
+        <w:t>Работы выполнены в соответствии с ____________________________ (наименования и структурные единицы технических регламентов, иных нормативных правовых актов, разделы проектной и (или) рабочей документации).</w:t>
       </w:r>
     </w:p>
     <w:p>
@@ -9707,16 +11020,7 @@
           <w:i/>
           <w:sz w:val="18"/>
         </w:rPr>
-        <w:t>(например: устройство стяжки пола в помещениях ___)</w:t>
-      </w:r>
-    </w:p>
-    <w:p>
-      <w:r>
-        <w:rPr>
-          <w:b w:val="0"/>
-          <w:i w:val="0"/>
-        </w:rPr>
-        <w:t>☐ Работы к закрытию не допускаются. Замечания: ________________________________________________. Срок устранения: «___» ____________ 20___ г. Повторное освидетельствование: «___» ____________ 20___ г.</w:t>
+        <w:t>(наименования работ, строительных конструкций, участков сетей инженерно-технического обеспечения; например: устройство стяжки пола в помещениях ___)</w:t>
       </w:r>
     </w:p>
     <w:p>
@@ -9728,7 +11032,19 @@
           <w:b w:val="0"/>
           <w:i w:val="0"/>
         </w:rPr>
-        <w:t>11. Акт составлен в ____ экземплярах.</w:t>
+        <w:t>Дополнительные сведения: __________________________________________________</w:t>
+      </w:r>
+    </w:p>
+    <w:p>
+      <w:pPr>
+        <w:spacing w:before="80"/>
+      </w:pPr>
+      <w:r>
+        <w:rPr>
+          <w:b w:val="0"/>
+          <w:i w:val="0"/>
+        </w:rPr>
+        <w:t>11. Акт составлен в ____ экземплярах (при заполнении на бумажном носителе; по числу лиц, подписывающих акт).</w:t>
       </w:r>
     </w:p>
     <w:p>
@@ -9892,7 +11208,7 @@
               <w:rPr>
                 <w:b w:val="0"/>
               </w:rPr>
-              <w:t>Протокол испытания на герметичность</w:t>
+              <w:t>Протокол испытания на герметичность — если испытание предусмотрено проектом</w:t>
             </w:r>
           </w:p>
         </w:tc>
@@ -10091,15 +11407,15 @@
         <w:tblLook w:firstColumn="1" w:firstRow="1" w:lastColumn="0" w:lastRow="0" w:noHBand="0" w:noVBand="1" w:val="04A0"/>
       </w:tblPr>
       <w:tblGrid>
-        <w:gridCol w:w="3402"/>
-        <w:gridCol w:w="2835"/>
+        <w:gridCol w:w="3969"/>
+        <w:gridCol w:w="2551"/>
         <w:gridCol w:w="1701"/>
-        <w:gridCol w:w="1984"/>
+        <w:gridCol w:w="1701"/>
       </w:tblGrid>
       <w:tr>
         <w:tc>
           <w:tcPr>
-            <w:tcW w:type="dxa" w:w="3402"/>
+            <w:tcW w:type="dxa" w:w="3969"/>
           </w:tcPr>
           <w:p>
             <w:pPr>
@@ -10110,13 +11426,13 @@
                 <w:b/>
                 <w:sz w:val="20"/>
               </w:rPr>
-              <w:t>Участник</w:t>
-            </w:r>
-          </w:p>
-        </w:tc>
-        <w:tc>
-          <w:tcPr>
-            <w:tcW w:type="dxa" w:w="2835"/>
+              <w:t>Представитель</w:t>
+            </w:r>
+          </w:p>
+        </w:tc>
+        <w:tc>
+          <w:tcPr>
+            <w:tcW w:type="dxa" w:w="2551"/>
           </w:tcPr>
           <w:p>
             <w:pPr>
@@ -10150,7 +11466,7 @@
         </w:tc>
         <w:tc>
           <w:tcPr>
-            <w:tcW w:type="dxa" w:w="1984"/>
+            <w:tcW w:type="dxa" w:w="1701"/>
           </w:tcPr>
           <w:p>
             <w:pPr>
@@ -10172,23 +11488,23 @@
         </w:trPr>
         <w:tc>
           <w:tcPr>
-            <w:tcW w:type="dxa" w:w="3402"/>
-          </w:tcPr>
-          <w:p>
-            <w:pPr>
-              <w:spacing w:after="0"/>
-            </w:pPr>
-            <w:r>
-              <w:rPr>
-                <w:b w:val="0"/>
-              </w:rPr>
-              <w:t>Лицо, выполнившее работы (подрядчик)</w:t>
-            </w:r>
-          </w:p>
-        </w:tc>
-        <w:tc>
-          <w:tcPr>
-            <w:tcW w:type="dxa" w:w="2835"/>
+            <w:tcW w:type="dxa" w:w="3969"/>
+          </w:tcPr>
+          <w:p>
+            <w:pPr>
+              <w:spacing w:after="0"/>
+            </w:pPr>
+            <w:r>
+              <w:rPr>
+                <w:b w:val="0"/>
+              </w:rPr>
+              <w:t>Представитель застройщика, технического заказчика, лица, ответственного за эксплуатацию здания, сооружения, или регионального оператора по вопросам строительного контроля</w:t>
+            </w:r>
+          </w:p>
+        </w:tc>
+        <w:tc>
+          <w:tcPr>
+            <w:tcW w:type="dxa" w:w="2551"/>
           </w:tcPr>
           <w:p>
             <w:pPr>
@@ -10218,7 +11534,7 @@
         </w:tc>
         <w:tc>
           <w:tcPr>
-            <w:tcW w:type="dxa" w:w="1984"/>
+            <w:tcW w:type="dxa" w:w="1701"/>
           </w:tcPr>
           <w:p>
             <w:pPr>
@@ -10238,23 +11554,23 @@
         </w:trPr>
         <w:tc>
           <w:tcPr>
-            <w:tcW w:type="dxa" w:w="3402"/>
-          </w:tcPr>
-          <w:p>
-            <w:pPr>
-              <w:spacing w:after="0"/>
-            </w:pPr>
-            <w:r>
-              <w:rPr>
-                <w:b w:val="0"/>
-              </w:rPr>
-              <w:t>Лицо, осуществляющее строительство</w:t>
-            </w:r>
-          </w:p>
-        </w:tc>
-        <w:tc>
-          <w:tcPr>
-            <w:tcW w:type="dxa" w:w="2835"/>
+            <w:tcW w:type="dxa" w:w="3969"/>
+          </w:tcPr>
+          <w:p>
+            <w:pPr>
+              <w:spacing w:after="0"/>
+            </w:pPr>
+            <w:r>
+              <w:rPr>
+                <w:b w:val="0"/>
+              </w:rPr>
+              <w:t>Представитель лица, осуществляющего строительство, реконструкцию, капитальный ремонт</w:t>
+            </w:r>
+          </w:p>
+        </w:tc>
+        <w:tc>
+          <w:tcPr>
+            <w:tcW w:type="dxa" w:w="2551"/>
           </w:tcPr>
           <w:p>
             <w:pPr>
@@ -10284,7 +11600,7 @@
         </w:tc>
         <w:tc>
           <w:tcPr>
-            <w:tcW w:type="dxa" w:w="1984"/>
+            <w:tcW w:type="dxa" w:w="1701"/>
           </w:tcPr>
           <w:p>
             <w:pPr>
@@ -10304,23 +11620,23 @@
         </w:trPr>
         <w:tc>
           <w:tcPr>
-            <w:tcW w:type="dxa" w:w="3402"/>
-          </w:tcPr>
-          <w:p>
-            <w:pPr>
-              <w:spacing w:after="0"/>
-            </w:pPr>
-            <w:r>
-              <w:rPr>
-                <w:b w:val="0"/>
-              </w:rPr>
-              <w:t>Застройщик или технический заказчик (строительный контроль)</w:t>
-            </w:r>
-          </w:p>
-        </w:tc>
-        <w:tc>
-          <w:tcPr>
-            <w:tcW w:type="dxa" w:w="2835"/>
+            <w:tcW w:type="dxa" w:w="3969"/>
+          </w:tcPr>
+          <w:p>
+            <w:pPr>
+              <w:spacing w:after="0"/>
+            </w:pPr>
+            <w:r>
+              <w:rPr>
+                <w:b w:val="0"/>
+              </w:rPr>
+              <w:t>Представитель лица, осуществляющего строительство, реконструкцию, капитальный ремонт, по вопросам строительного контроля</w:t>
+            </w:r>
+          </w:p>
+        </w:tc>
+        <w:tc>
+          <w:tcPr>
+            <w:tcW w:type="dxa" w:w="2551"/>
           </w:tcPr>
           <w:p>
             <w:pPr>
@@ -10350,7 +11666,7 @@
         </w:tc>
         <w:tc>
           <w:tcPr>
-            <w:tcW w:type="dxa" w:w="1984"/>
+            <w:tcW w:type="dxa" w:w="1701"/>
           </w:tcPr>
           <w:p>
             <w:pPr>
@@ -10370,23 +11686,23 @@
         </w:trPr>
         <w:tc>
           <w:tcPr>
-            <w:tcW w:type="dxa" w:w="3402"/>
-          </w:tcPr>
-          <w:p>
-            <w:pPr>
-              <w:spacing w:after="0"/>
-            </w:pPr>
-            <w:r>
-              <w:rPr>
-                <w:b w:val="0"/>
-              </w:rPr>
-              <w:t>Проектная организация (авторский надзор — если ведётся)</w:t>
-            </w:r>
-          </w:p>
-        </w:tc>
-        <w:tc>
-          <w:tcPr>
-            <w:tcW w:type="dxa" w:w="2835"/>
+            <w:tcW w:type="dxa" w:w="3969"/>
+          </w:tcPr>
+          <w:p>
+            <w:pPr>
+              <w:spacing w:after="0"/>
+            </w:pPr>
+            <w:r>
+              <w:rPr>
+                <w:b w:val="0"/>
+              </w:rPr>
+              <w:t>Представитель лица, осуществляющего подготовку проектной документации (в случае привлечения застройщиком лица, осуществляющего подготовку проектной документации, для проверки соответствия выполняемых работ проектной документации согласно части 2 статьи 53 Градостроительного кодекса Российской Федерации)</w:t>
+            </w:r>
+          </w:p>
+        </w:tc>
+        <w:tc>
+          <w:tcPr>
+            <w:tcW w:type="dxa" w:w="2551"/>
           </w:tcPr>
           <w:p>
             <w:pPr>
@@ -10416,7 +11732,7 @@
         </w:tc>
         <w:tc>
           <w:tcPr>
-            <w:tcW w:type="dxa" w:w="1984"/>
+            <w:tcW w:type="dxa" w:w="1701"/>
           </w:tcPr>
           <w:p>
             <w:pPr>
@@ -10436,23 +11752,23 @@
         </w:trPr>
         <w:tc>
           <w:tcPr>
-            <w:tcW w:type="dxa" w:w="3402"/>
-          </w:tcPr>
-          <w:p>
-            <w:pPr>
-              <w:spacing w:after="0"/>
-            </w:pPr>
-            <w:r>
-              <w:rPr>
-                <w:b w:val="0"/>
-              </w:rPr>
-              <w:t>Иной участник по договору (например, подрядчик последующих работ)</w:t>
-            </w:r>
-          </w:p>
-        </w:tc>
-        <w:tc>
-          <w:tcPr>
-            <w:tcW w:type="dxa" w:w="2835"/>
+            <w:tcW w:type="dxa" w:w="3969"/>
+          </w:tcPr>
+          <w:p>
+            <w:pPr>
+              <w:spacing w:after="0"/>
+            </w:pPr>
+            <w:r>
+              <w:rPr>
+                <w:b w:val="0"/>
+              </w:rPr>
+              <w:t>Представитель лица, выполнившего работы, подлежащие освидетельствованию (в случае выполнения работ по договорам о строительстве, реконструкции, капитальном ремонте объектов капитального строительства, заключенным с иными лицами)</w:t>
+            </w:r>
+          </w:p>
+        </w:tc>
+        <w:tc>
+          <w:tcPr>
+            <w:tcW w:type="dxa" w:w="2551"/>
           </w:tcPr>
           <w:p>
             <w:pPr>
@@ -10482,7 +11798,7 @@
         </w:tc>
         <w:tc>
           <w:tcPr>
-            <w:tcW w:type="dxa" w:w="1984"/>
+            <w:tcW w:type="dxa" w:w="1701"/>
           </w:tcPr>
           <w:p>
             <w:pPr>
@@ -10501,6 +11817,26 @@
       <w:pPr>
         <w:spacing w:after="0"/>
       </w:pPr>
+    </w:p>
+    <w:p>
+      <w:r>
+        <w:rPr>
+          <w:b/>
+          <w:i w:val="0"/>
+          <w:sz w:val="20"/>
+        </w:rPr>
+        <w:t>Если есть замечания (в образец акта не входит)</w:t>
+      </w:r>
+    </w:p>
+    <w:p>
+      <w:r>
+        <w:rPr>
+          <w:b w:val="0"/>
+          <w:i/>
+          <w:sz w:val="20"/>
+        </w:rPr>
+        <w:t>Замечания оформляются письменно; об их устранении составляется акт (ч. 7 ст. 53 ГрК РФ). До завершения освидетельствования последующие работы не выполняются (п. 10 Положения о проведении строительного контроля, ПП РФ от 21.06.2010 № 468).</w:t>
+      </w:r>
     </w:p>
     <w:p>
       <w:r>
@@ -10524,6 +11860,199 @@
         </w:rPr>
         <w:t>Для скрытых работ, которые не подходят под формы 1–4: основание под стяжку, теплоизоляция, узлы примыканий и другие работы из перечня скрытых работ по проекту.</w:t>
       </w:r>
+    </w:p>
+    <w:tbl>
+      <w:tblPr>
+        <w:tblStyle w:val="TableGrid"/>
+        <w:tblW w:type="auto" w:w="0"/>
+        <w:tblLayout w:type="fixed"/>
+        <w:tblLook w:firstColumn="1" w:firstRow="1" w:lastColumn="0" w:lastRow="0" w:noHBand="0" w:noVBand="1" w:val="04A0"/>
+      </w:tblPr>
+      <w:tblGrid>
+        <w:gridCol w:w="3685"/>
+        <w:gridCol w:w="6236"/>
+      </w:tblGrid>
+      <w:tr>
+        <w:trPr>
+          <w:trHeight w:val="425" w:hRule="atLeast"/>
+        </w:trPr>
+        <w:tc>
+          <w:tcPr>
+            <w:tcW w:type="dxa" w:w="3685"/>
+          </w:tcPr>
+          <w:p>
+            <w:pPr>
+              <w:spacing w:after="0"/>
+            </w:pPr>
+            <w:r>
+              <w:rPr>
+                <w:b w:val="0"/>
+              </w:rPr>
+              <w:t>Объект капитального строительства</w:t>
+            </w:r>
+            <w:r>
+              <w:rPr>
+                <w:i/>
+                <w:sz w:val="18"/>
+              </w:rPr>
+              <w:br/>
+              <w:t>наименование — в соответствии с проектной документацией; почтовый или строительный адрес</w:t>
+            </w:r>
+          </w:p>
+        </w:tc>
+        <w:tc>
+          <w:tcPr>
+            <w:tcW w:type="dxa" w:w="6236"/>
+          </w:tcPr>
+          <w:p>
+            <w:pPr>
+              <w:spacing w:after="0"/>
+            </w:pPr>
+            <w:r>
+              <w:rPr>
+                <w:b w:val="0"/>
+              </w:rPr>
+            </w:r>
+          </w:p>
+        </w:tc>
+      </w:tr>
+      <w:tr>
+        <w:trPr>
+          <w:trHeight w:val="425" w:hRule="atLeast"/>
+        </w:trPr>
+        <w:tc>
+          <w:tcPr>
+            <w:tcW w:type="dxa" w:w="3685"/>
+          </w:tcPr>
+          <w:p>
+            <w:pPr>
+              <w:spacing w:after="0"/>
+            </w:pPr>
+            <w:r>
+              <w:rPr>
+                <w:b w:val="0"/>
+              </w:rPr>
+              <w:t>Застройщик, технический заказчик, лицо, ответственное за эксплуатацию здания, сооружения, или региональный оператор</w:t>
+            </w:r>
+            <w:r>
+              <w:rPr>
+                <w:i/>
+                <w:sz w:val="18"/>
+              </w:rPr>
+              <w:br/>
+              <w:t>наименование (ФИО), ОГРН/ОГРНИП, ИНН, адрес, телефон; СРО — если членство требуется</w:t>
+            </w:r>
+          </w:p>
+        </w:tc>
+        <w:tc>
+          <w:tcPr>
+            <w:tcW w:type="dxa" w:w="6236"/>
+          </w:tcPr>
+          <w:p>
+            <w:pPr>
+              <w:spacing w:after="0"/>
+            </w:pPr>
+            <w:r>
+              <w:rPr>
+                <w:b w:val="0"/>
+              </w:rPr>
+            </w:r>
+          </w:p>
+        </w:tc>
+      </w:tr>
+      <w:tr>
+        <w:trPr>
+          <w:trHeight w:val="425" w:hRule="atLeast"/>
+        </w:trPr>
+        <w:tc>
+          <w:tcPr>
+            <w:tcW w:type="dxa" w:w="3685"/>
+          </w:tcPr>
+          <w:p>
+            <w:pPr>
+              <w:spacing w:after="0"/>
+            </w:pPr>
+            <w:r>
+              <w:rPr>
+                <w:b w:val="0"/>
+              </w:rPr>
+              <w:t>Лицо, осуществляющее строительство, реконструкцию, капитальный ремонт</w:t>
+            </w:r>
+            <w:r>
+              <w:rPr>
+                <w:i/>
+                <w:sz w:val="18"/>
+              </w:rPr>
+              <w:br/>
+              <w:t>наименование (ФИО), ОГРН/ОГРНИП, ИНН, адрес, телефон; СРО — если членство требуется</w:t>
+            </w:r>
+          </w:p>
+        </w:tc>
+        <w:tc>
+          <w:tcPr>
+            <w:tcW w:type="dxa" w:w="6236"/>
+          </w:tcPr>
+          <w:p>
+            <w:pPr>
+              <w:spacing w:after="0"/>
+            </w:pPr>
+            <w:r>
+              <w:rPr>
+                <w:b w:val="0"/>
+              </w:rPr>
+            </w:r>
+          </w:p>
+        </w:tc>
+      </w:tr>
+      <w:tr>
+        <w:trPr>
+          <w:trHeight w:val="425" w:hRule="atLeast"/>
+        </w:trPr>
+        <w:tc>
+          <w:tcPr>
+            <w:tcW w:type="dxa" w:w="3685"/>
+          </w:tcPr>
+          <w:p>
+            <w:pPr>
+              <w:spacing w:after="0"/>
+            </w:pPr>
+            <w:r>
+              <w:rPr>
+                <w:b w:val="0"/>
+              </w:rPr>
+              <w:t>Лицо, осуществляющее подготовку проектной документации</w:t>
+            </w:r>
+            <w:r>
+              <w:rPr>
+                <w:i/>
+                <w:sz w:val="18"/>
+              </w:rPr>
+              <w:br/>
+              <w:t>наименование (ФИО), ОГРН/ОГРНИП, ИНН, адрес, телефон; СРО — если членство требуется</w:t>
+            </w:r>
+          </w:p>
+        </w:tc>
+        <w:tc>
+          <w:tcPr>
+            <w:tcW w:type="dxa" w:w="6236"/>
+          </w:tcPr>
+          <w:p>
+            <w:pPr>
+              <w:spacing w:after="0"/>
+            </w:pPr>
+            <w:r>
+              <w:rPr>
+                <w:b w:val="0"/>
+              </w:rPr>
+            </w:r>
+          </w:p>
+        </w:tc>
+      </w:tr>
+    </w:tbl>
+    <w:p>
+      <w:pPr>
+        <w:spacing w:after="0"/>
+      </w:pPr>
     </w:p>
     <w:p>
       <w:pPr>
@@ -10551,6 +12080,29 @@
         <w:t>№ ____________          «___» ____________ 20___ г.</w:t>
       </w:r>
     </w:p>
+    <w:p>
+      <w:pPr>
+        <w:jc w:val="center"/>
+      </w:pPr>
+      <w:r>
+        <w:rPr>
+          <w:b w:val="0"/>
+          <w:i/>
+          <w:sz w:val="18"/>
+        </w:rPr>
+        <w:t>(дата составления акта)</w:t>
+      </w:r>
+    </w:p>
+    <w:p>
+      <w:r>
+        <w:rPr>
+          <w:b w:val="0"/>
+          <w:i/>
+          <w:sz w:val="18"/>
+        </w:rPr>
+        <w:t>Поля комплекта (в рекомендуемый образец не входят)</w:t>
+      </w:r>
+    </w:p>
     <w:tbl>
       <w:tblPr>
         <w:tblStyle w:val="TableGrid"/>
@@ -10562,50 +12114,6 @@
         <w:gridCol w:w="3685"/>
         <w:gridCol w:w="6236"/>
       </w:tblGrid>
-      <w:tr>
-        <w:trPr>
-          <w:trHeight w:val="425" w:hRule="atLeast"/>
-        </w:trPr>
-        <w:tc>
-          <w:tcPr>
-            <w:tcW w:type="dxa" w:w="3685"/>
-          </w:tcPr>
-          <w:p>
-            <w:pPr>
-              <w:spacing w:after="0"/>
-            </w:pPr>
-            <w:r>
-              <w:rPr>
-                <w:b w:val="0"/>
-              </w:rPr>
-              <w:t>Объект</w:t>
-            </w:r>
-            <w:r>
-              <w:rPr>
-                <w:i/>
-                <w:sz w:val="18"/>
-              </w:rPr>
-              <w:br/>
-              <w:t>наименование и адрес — как в разрешительных документах</w:t>
-            </w:r>
-          </w:p>
-        </w:tc>
-        <w:tc>
-          <w:tcPr>
-            <w:tcW w:type="dxa" w:w="6236"/>
-          </w:tcPr>
-          <w:p>
-            <w:pPr>
-              <w:spacing w:after="0"/>
-            </w:pPr>
-            <w:r>
-              <w:rPr>
-                <w:b w:val="0"/>
-              </w:rPr>
-            </w:r>
-          </w:p>
-        </w:tc>
-      </w:tr>
       <w:tr>
         <w:trPr>
           <w:trHeight w:val="425" w:hRule="atLeast"/>
@@ -10761,15 +12269,16 @@
         <w:tblLook w:firstColumn="1" w:firstRow="1" w:lastColumn="0" w:lastRow="0" w:noHBand="0" w:noVBand="1" w:val="04A0"/>
       </w:tblPr>
       <w:tblGrid>
-        <w:gridCol w:w="2835"/>
-        <w:gridCol w:w="2268"/>
-        <w:gridCol w:w="2551"/>
-        <w:gridCol w:w="2268"/>
+        <w:gridCol w:w="3005"/>
+        <w:gridCol w:w="1814"/>
+        <w:gridCol w:w="1701"/>
+        <w:gridCol w:w="1871"/>
+        <w:gridCol w:w="1531"/>
       </w:tblGrid>
       <w:tr>
         <w:tc>
           <w:tcPr>
-            <w:tcW w:type="dxa" w:w="2835"/>
+            <w:tcW w:type="dxa" w:w="3005"/>
           </w:tcPr>
           <w:p>
             <w:pPr>
@@ -10780,13 +12289,37 @@
                 <w:b/>
                 <w:sz w:val="20"/>
               </w:rPr>
-              <w:t>Участник</w:t>
-            </w:r>
-          </w:p>
-        </w:tc>
-        <w:tc>
-          <w:tcPr>
-            <w:tcW w:type="dxa" w:w="2268"/>
+              <w:t>Представитель</w:t>
+            </w:r>
+          </w:p>
+        </w:tc>
+        <w:tc>
+          <w:tcPr>
+            <w:tcW w:type="dxa" w:w="1814"/>
+          </w:tcPr>
+          <w:p>
+            <w:pPr>
+              <w:spacing w:after="0"/>
+            </w:pPr>
+            <w:r>
+              <w:rPr>
+                <w:b/>
+              </w:rPr>
+              <w:t>Организация</w:t>
+            </w:r>
+            <w:r>
+              <w:rPr>
+                <w:i/>
+                <w:sz w:val="18"/>
+              </w:rPr>
+              <w:br/>
+              <w:t>наименование, ОГРН, ИНН, адрес (ФИО, ОГРНИП, ИНН — для ИП)</w:t>
+            </w:r>
+          </w:p>
+        </w:tc>
+        <w:tc>
+          <w:tcPr>
+            <w:tcW w:type="dxa" w:w="1701"/>
           </w:tcPr>
           <w:p>
             <w:pPr>
@@ -10797,13 +12330,13 @@
                 <w:b/>
                 <w:sz w:val="20"/>
               </w:rPr>
-              <w:t>Организация</w:t>
-            </w:r>
-          </w:p>
-        </w:tc>
-        <w:tc>
-          <w:tcPr>
-            <w:tcW w:type="dxa" w:w="2551"/>
+              <w:t>Должность, Ф. И. О.</w:t>
+            </w:r>
+          </w:p>
+        </w:tc>
+        <w:tc>
+          <w:tcPr>
+            <w:tcW w:type="dxa" w:w="1871"/>
           </w:tcPr>
           <w:p>
             <w:pPr>
@@ -10814,13 +12347,13 @@
                 <w:b/>
                 <w:sz w:val="20"/>
               </w:rPr>
-              <w:t>Представитель: должность, Ф. И. О.</w:t>
-            </w:r>
-          </w:p>
-        </w:tc>
-        <w:tc>
-          <w:tcPr>
-            <w:tcW w:type="dxa" w:w="2268"/>
+              <w:t>Распорядительный документ о полномочиях: реквизиты</w:t>
+            </w:r>
+          </w:p>
+        </w:tc>
+        <w:tc>
+          <w:tcPr>
+            <w:tcW w:type="dxa" w:w="1531"/>
           </w:tcPr>
           <w:p>
             <w:pPr>
@@ -10831,7 +12364,7 @@
                 <w:b/>
                 <w:sz w:val="20"/>
               </w:rPr>
-              <w:t>Документ о полномочиях: вид, №, дата</w:t>
+              <w:t>Номер в НРС (если членство в СРО требуется)</w:t>
             </w:r>
           </w:p>
         </w:tc>
@@ -10842,53 +12375,68 @@
         </w:trPr>
         <w:tc>
           <w:tcPr>
-            <w:tcW w:type="dxa" w:w="2835"/>
-          </w:tcPr>
-          <w:p>
-            <w:pPr>
-              <w:spacing w:after="0"/>
-            </w:pPr>
-            <w:r>
-              <w:rPr>
-                <w:b w:val="0"/>
-              </w:rPr>
-              <w:t>Лицо, выполнившее работы (подрядчик)</w:t>
-            </w:r>
-          </w:p>
-        </w:tc>
-        <w:tc>
-          <w:tcPr>
-            <w:tcW w:type="dxa" w:w="2268"/>
-          </w:tcPr>
-          <w:p>
-            <w:pPr>
-              <w:spacing w:after="0"/>
-            </w:pPr>
-            <w:r>
-              <w:rPr>
-                <w:b w:val="0"/>
-              </w:rPr>
-            </w:r>
-          </w:p>
-        </w:tc>
-        <w:tc>
-          <w:tcPr>
-            <w:tcW w:type="dxa" w:w="2551"/>
-          </w:tcPr>
-          <w:p>
-            <w:pPr>
-              <w:spacing w:after="0"/>
-            </w:pPr>
-            <w:r>
-              <w:rPr>
-                <w:b w:val="0"/>
-              </w:rPr>
-            </w:r>
-          </w:p>
-        </w:tc>
-        <w:tc>
-          <w:tcPr>
-            <w:tcW w:type="dxa" w:w="2268"/>
+            <w:tcW w:type="dxa" w:w="3005"/>
+          </w:tcPr>
+          <w:p>
+            <w:pPr>
+              <w:spacing w:after="0"/>
+            </w:pPr>
+            <w:r>
+              <w:rPr>
+                <w:b w:val="0"/>
+              </w:rPr>
+              <w:t>Представитель застройщика, технического заказчика, лица, ответственного за эксплуатацию здания, сооружения, или регионального оператора по вопросам строительного контроля</w:t>
+            </w:r>
+          </w:p>
+        </w:tc>
+        <w:tc>
+          <w:tcPr>
+            <w:tcW w:type="dxa" w:w="1814"/>
+          </w:tcPr>
+          <w:p>
+            <w:pPr>
+              <w:spacing w:after="0"/>
+            </w:pPr>
+            <w:r>
+              <w:rPr>
+                <w:b w:val="0"/>
+              </w:rPr>
+            </w:r>
+          </w:p>
+        </w:tc>
+        <w:tc>
+          <w:tcPr>
+            <w:tcW w:type="dxa" w:w="1701"/>
+          </w:tcPr>
+          <w:p>
+            <w:pPr>
+              <w:spacing w:after="0"/>
+            </w:pPr>
+            <w:r>
+              <w:rPr>
+                <w:b w:val="0"/>
+              </w:rPr>
+            </w:r>
+          </w:p>
+        </w:tc>
+        <w:tc>
+          <w:tcPr>
+            <w:tcW w:type="dxa" w:w="1871"/>
+          </w:tcPr>
+          <w:p>
+            <w:pPr>
+              <w:spacing w:after="0"/>
+            </w:pPr>
+            <w:r>
+              <w:rPr>
+                <w:b w:val="0"/>
+              </w:rPr>
+            </w:r>
+          </w:p>
+        </w:tc>
+        <w:tc>
+          <w:tcPr>
+            <w:tcW w:type="dxa" w:w="1531"/>
           </w:tcPr>
           <w:p>
             <w:pPr>
@@ -10908,53 +12456,68 @@
         </w:trPr>
         <w:tc>
           <w:tcPr>
-            <w:tcW w:type="dxa" w:w="2835"/>
-          </w:tcPr>
-          <w:p>
-            <w:pPr>
-              <w:spacing w:after="0"/>
-            </w:pPr>
-            <w:r>
-              <w:rPr>
-                <w:b w:val="0"/>
-              </w:rPr>
-              <w:t>Лицо, осуществляющее строительство</w:t>
-            </w:r>
-          </w:p>
-        </w:tc>
-        <w:tc>
-          <w:tcPr>
-            <w:tcW w:type="dxa" w:w="2268"/>
-          </w:tcPr>
-          <w:p>
-            <w:pPr>
-              <w:spacing w:after="0"/>
-            </w:pPr>
-            <w:r>
-              <w:rPr>
-                <w:b w:val="0"/>
-              </w:rPr>
-            </w:r>
-          </w:p>
-        </w:tc>
-        <w:tc>
-          <w:tcPr>
-            <w:tcW w:type="dxa" w:w="2551"/>
-          </w:tcPr>
-          <w:p>
-            <w:pPr>
-              <w:spacing w:after="0"/>
-            </w:pPr>
-            <w:r>
-              <w:rPr>
-                <w:b w:val="0"/>
-              </w:rPr>
-            </w:r>
-          </w:p>
-        </w:tc>
-        <w:tc>
-          <w:tcPr>
-            <w:tcW w:type="dxa" w:w="2268"/>
+            <w:tcW w:type="dxa" w:w="3005"/>
+          </w:tcPr>
+          <w:p>
+            <w:pPr>
+              <w:spacing w:after="0"/>
+            </w:pPr>
+            <w:r>
+              <w:rPr>
+                <w:b w:val="0"/>
+              </w:rPr>
+              <w:t>Представитель лица, осуществляющего строительство, реконструкцию, капитальный ремонт</w:t>
+            </w:r>
+          </w:p>
+        </w:tc>
+        <w:tc>
+          <w:tcPr>
+            <w:tcW w:type="dxa" w:w="1814"/>
+          </w:tcPr>
+          <w:p>
+            <w:pPr>
+              <w:spacing w:after="0"/>
+            </w:pPr>
+            <w:r>
+              <w:rPr>
+                <w:b w:val="0"/>
+              </w:rPr>
+            </w:r>
+          </w:p>
+        </w:tc>
+        <w:tc>
+          <w:tcPr>
+            <w:tcW w:type="dxa" w:w="1701"/>
+          </w:tcPr>
+          <w:p>
+            <w:pPr>
+              <w:spacing w:after="0"/>
+            </w:pPr>
+            <w:r>
+              <w:rPr>
+                <w:b w:val="0"/>
+              </w:rPr>
+            </w:r>
+          </w:p>
+        </w:tc>
+        <w:tc>
+          <w:tcPr>
+            <w:tcW w:type="dxa" w:w="1871"/>
+          </w:tcPr>
+          <w:p>
+            <w:pPr>
+              <w:spacing w:after="0"/>
+            </w:pPr>
+            <w:r>
+              <w:rPr>
+                <w:b w:val="0"/>
+              </w:rPr>
+            </w:r>
+          </w:p>
+        </w:tc>
+        <w:tc>
+          <w:tcPr>
+            <w:tcW w:type="dxa" w:w="1531"/>
           </w:tcPr>
           <w:p>
             <w:pPr>
@@ -10974,53 +12537,68 @@
         </w:trPr>
         <w:tc>
           <w:tcPr>
-            <w:tcW w:type="dxa" w:w="2835"/>
-          </w:tcPr>
-          <w:p>
-            <w:pPr>
-              <w:spacing w:after="0"/>
-            </w:pPr>
-            <w:r>
-              <w:rPr>
-                <w:b w:val="0"/>
-              </w:rPr>
-              <w:t>Застройщик или технический заказчик (строительный контроль)</w:t>
-            </w:r>
-          </w:p>
-        </w:tc>
-        <w:tc>
-          <w:tcPr>
-            <w:tcW w:type="dxa" w:w="2268"/>
-          </w:tcPr>
-          <w:p>
-            <w:pPr>
-              <w:spacing w:after="0"/>
-            </w:pPr>
-            <w:r>
-              <w:rPr>
-                <w:b w:val="0"/>
-              </w:rPr>
-            </w:r>
-          </w:p>
-        </w:tc>
-        <w:tc>
-          <w:tcPr>
-            <w:tcW w:type="dxa" w:w="2551"/>
-          </w:tcPr>
-          <w:p>
-            <w:pPr>
-              <w:spacing w:after="0"/>
-            </w:pPr>
-            <w:r>
-              <w:rPr>
-                <w:b w:val="0"/>
-              </w:rPr>
-            </w:r>
-          </w:p>
-        </w:tc>
-        <w:tc>
-          <w:tcPr>
-            <w:tcW w:type="dxa" w:w="2268"/>
+            <w:tcW w:type="dxa" w:w="3005"/>
+          </w:tcPr>
+          <w:p>
+            <w:pPr>
+              <w:spacing w:after="0"/>
+            </w:pPr>
+            <w:r>
+              <w:rPr>
+                <w:b w:val="0"/>
+              </w:rPr>
+              <w:t>Представитель лица, осуществляющего строительство, реконструкцию, капитальный ремонт, по вопросам строительного контроля</w:t>
+            </w:r>
+          </w:p>
+        </w:tc>
+        <w:tc>
+          <w:tcPr>
+            <w:tcW w:type="dxa" w:w="1814"/>
+          </w:tcPr>
+          <w:p>
+            <w:pPr>
+              <w:spacing w:after="0"/>
+            </w:pPr>
+            <w:r>
+              <w:rPr>
+                <w:b w:val="0"/>
+              </w:rPr>
+            </w:r>
+          </w:p>
+        </w:tc>
+        <w:tc>
+          <w:tcPr>
+            <w:tcW w:type="dxa" w:w="1701"/>
+          </w:tcPr>
+          <w:p>
+            <w:pPr>
+              <w:spacing w:after="0"/>
+            </w:pPr>
+            <w:r>
+              <w:rPr>
+                <w:b w:val="0"/>
+              </w:rPr>
+            </w:r>
+          </w:p>
+        </w:tc>
+        <w:tc>
+          <w:tcPr>
+            <w:tcW w:type="dxa" w:w="1871"/>
+          </w:tcPr>
+          <w:p>
+            <w:pPr>
+              <w:spacing w:after="0"/>
+            </w:pPr>
+            <w:r>
+              <w:rPr>
+                <w:b w:val="0"/>
+              </w:rPr>
+            </w:r>
+          </w:p>
+        </w:tc>
+        <w:tc>
+          <w:tcPr>
+            <w:tcW w:type="dxa" w:w="1531"/>
           </w:tcPr>
           <w:p>
             <w:pPr>
@@ -11040,53 +12618,68 @@
         </w:trPr>
         <w:tc>
           <w:tcPr>
-            <w:tcW w:type="dxa" w:w="2835"/>
-          </w:tcPr>
-          <w:p>
-            <w:pPr>
-              <w:spacing w:after="0"/>
-            </w:pPr>
-            <w:r>
-              <w:rPr>
-                <w:b w:val="0"/>
-              </w:rPr>
-              <w:t>Проектная организация (авторский надзор — если ведётся)</w:t>
-            </w:r>
-          </w:p>
-        </w:tc>
-        <w:tc>
-          <w:tcPr>
-            <w:tcW w:type="dxa" w:w="2268"/>
-          </w:tcPr>
-          <w:p>
-            <w:pPr>
-              <w:spacing w:after="0"/>
-            </w:pPr>
-            <w:r>
-              <w:rPr>
-                <w:b w:val="0"/>
-              </w:rPr>
-            </w:r>
-          </w:p>
-        </w:tc>
-        <w:tc>
-          <w:tcPr>
-            <w:tcW w:type="dxa" w:w="2551"/>
-          </w:tcPr>
-          <w:p>
-            <w:pPr>
-              <w:spacing w:after="0"/>
-            </w:pPr>
-            <w:r>
-              <w:rPr>
-                <w:b w:val="0"/>
-              </w:rPr>
-            </w:r>
-          </w:p>
-        </w:tc>
-        <w:tc>
-          <w:tcPr>
-            <w:tcW w:type="dxa" w:w="2268"/>
+            <w:tcW w:type="dxa" w:w="3005"/>
+          </w:tcPr>
+          <w:p>
+            <w:pPr>
+              <w:spacing w:after="0"/>
+            </w:pPr>
+            <w:r>
+              <w:rPr>
+                <w:b w:val="0"/>
+              </w:rPr>
+              <w:t>Представитель лица, осуществляющего подготовку проектной документации (в случае привлечения застройщиком лица, осуществляющего подготовку проектной документации, для проверки соответствия выполняемых работ проектной документации согласно части 2 статьи 53 Градостроительного кодекса Российской Федерации)</w:t>
+            </w:r>
+          </w:p>
+        </w:tc>
+        <w:tc>
+          <w:tcPr>
+            <w:tcW w:type="dxa" w:w="1814"/>
+          </w:tcPr>
+          <w:p>
+            <w:pPr>
+              <w:spacing w:after="0"/>
+            </w:pPr>
+            <w:r>
+              <w:rPr>
+                <w:b w:val="0"/>
+              </w:rPr>
+            </w:r>
+          </w:p>
+        </w:tc>
+        <w:tc>
+          <w:tcPr>
+            <w:tcW w:type="dxa" w:w="1701"/>
+          </w:tcPr>
+          <w:p>
+            <w:pPr>
+              <w:spacing w:after="0"/>
+            </w:pPr>
+            <w:r>
+              <w:rPr>
+                <w:b w:val="0"/>
+              </w:rPr>
+            </w:r>
+          </w:p>
+        </w:tc>
+        <w:tc>
+          <w:tcPr>
+            <w:tcW w:type="dxa" w:w="1871"/>
+          </w:tcPr>
+          <w:p>
+            <w:pPr>
+              <w:spacing w:after="0"/>
+            </w:pPr>
+            <w:r>
+              <w:rPr>
+                <w:b w:val="0"/>
+              </w:rPr>
+            </w:r>
+          </w:p>
+        </w:tc>
+        <w:tc>
+          <w:tcPr>
+            <w:tcW w:type="dxa" w:w="1531"/>
           </w:tcPr>
           <w:p>
             <w:pPr>
@@ -11106,53 +12699,68 @@
         </w:trPr>
         <w:tc>
           <w:tcPr>
-            <w:tcW w:type="dxa" w:w="2835"/>
-          </w:tcPr>
-          <w:p>
-            <w:pPr>
-              <w:spacing w:after="0"/>
-            </w:pPr>
-            <w:r>
-              <w:rPr>
-                <w:b w:val="0"/>
-              </w:rPr>
-              <w:t>Иной участник по договору (например, подрядчик последующих работ)</w:t>
-            </w:r>
-          </w:p>
-        </w:tc>
-        <w:tc>
-          <w:tcPr>
-            <w:tcW w:type="dxa" w:w="2268"/>
-          </w:tcPr>
-          <w:p>
-            <w:pPr>
-              <w:spacing w:after="0"/>
-            </w:pPr>
-            <w:r>
-              <w:rPr>
-                <w:b w:val="0"/>
-              </w:rPr>
-            </w:r>
-          </w:p>
-        </w:tc>
-        <w:tc>
-          <w:tcPr>
-            <w:tcW w:type="dxa" w:w="2551"/>
-          </w:tcPr>
-          <w:p>
-            <w:pPr>
-              <w:spacing w:after="0"/>
-            </w:pPr>
-            <w:r>
-              <w:rPr>
-                <w:b w:val="0"/>
-              </w:rPr>
-            </w:r>
-          </w:p>
-        </w:tc>
-        <w:tc>
-          <w:tcPr>
-            <w:tcW w:type="dxa" w:w="2268"/>
+            <w:tcW w:type="dxa" w:w="3005"/>
+          </w:tcPr>
+          <w:p>
+            <w:pPr>
+              <w:spacing w:after="0"/>
+            </w:pPr>
+            <w:r>
+              <w:rPr>
+                <w:b w:val="0"/>
+              </w:rPr>
+              <w:t>Представитель лица, выполнившего работы, подлежащие освидетельствованию (в случае выполнения работ по договорам о строительстве, реконструкции, капитальном ремонте объектов капитального строительства, заключенным с иными лицами)</w:t>
+            </w:r>
+          </w:p>
+        </w:tc>
+        <w:tc>
+          <w:tcPr>
+            <w:tcW w:type="dxa" w:w="1814"/>
+          </w:tcPr>
+          <w:p>
+            <w:pPr>
+              <w:spacing w:after="0"/>
+            </w:pPr>
+            <w:r>
+              <w:rPr>
+                <w:b w:val="0"/>
+              </w:rPr>
+            </w:r>
+          </w:p>
+        </w:tc>
+        <w:tc>
+          <w:tcPr>
+            <w:tcW w:type="dxa" w:w="1701"/>
+          </w:tcPr>
+          <w:p>
+            <w:pPr>
+              <w:spacing w:after="0"/>
+            </w:pPr>
+            <w:r>
+              <w:rPr>
+                <w:b w:val="0"/>
+              </w:rPr>
+            </w:r>
+          </w:p>
+        </w:tc>
+        <w:tc>
+          <w:tcPr>
+            <w:tcW w:type="dxa" w:w="1871"/>
+          </w:tcPr>
+          <w:p>
+            <w:pPr>
+              <w:spacing w:after="0"/>
+            </w:pPr>
+            <w:r>
+              <w:rPr>
+                <w:b w:val="0"/>
+              </w:rPr>
+            </w:r>
+          </w:p>
+        </w:tc>
+        <w:tc>
+          <w:tcPr>
+            <w:tcW w:type="dxa" w:w="1531"/>
           </w:tcPr>
           <w:p>
             <w:pPr>
@@ -11171,6 +12779,16 @@
       <w:pPr>
         <w:spacing w:after="0"/>
       </w:pPr>
+    </w:p>
+    <w:p>
+      <w:r>
+        <w:rPr>
+          <w:b w:val="0"/>
+          <w:i/>
+          <w:sz w:val="18"/>
+        </w:rPr>
+        <w:t>Номер в национальном реестре специалистов указывают представители по вопросам строительного контроля (строки 1 и 3), как в образце.</w:t>
+      </w:r>
     </w:p>
     <w:p>
       <w:r>
@@ -11190,7 +12808,7 @@
           <w:b w:val="0"/>
           <w:i w:val="0"/>
         </w:rPr>
-        <w:t>Участники произвели осмотр работ, выполненных _______________________________________________ (наименование лица, выполнившего работы), и составили настоящий акт о нижеследующем.</w:t>
+        <w:t>произвели осмотр работ, выполненных _______________________________________________ (наименование лица, выполнившего работы, подлежащие освидетельствованию), и составили настоящий акт о нижеследующем.</w:t>
       </w:r>
     </w:p>
     <w:tbl>
@@ -11228,7 +12846,7 @@
                 <w:sz w:val="18"/>
               </w:rPr>
               <w:br/>
-              <w:t>формулировкой позиции сметы и проекта; формулировкой позиции сметы и проекта</w:t>
+              <w:t>наименование скрытых работ, формулировкой позиции сметы и проекта</w:t>
             </w:r>
           </w:p>
         </w:tc>
@@ -11396,7 +13014,7 @@
               <w:rPr>
                 <w:b w:val="0"/>
               </w:rPr>
-              <w:t>5. Проектная документация</w:t>
+              <w:t>5. Работы выполнены по проектной документации</w:t>
             </w:r>
             <w:r>
               <w:rPr>
@@ -11404,7 +13022,7 @@
                 <w:sz w:val="18"/>
               </w:rPr>
               <w:br/>
-              <w:t>шифр, листы; изменения — реквизиты или «нет»</w:t>
+              <w:t>номер и реквизиты чертежа, наименование проектной и (или) рабочей документации, сведения о лицах, подготовивших раздел; изменения — реквизиты или «нет»</w:t>
             </w:r>
           </w:p>
         </w:tc>
@@ -11549,7 +13167,7 @@
                 <w:b/>
                 <w:sz w:val="20"/>
               </w:rPr>
-              <w:t>Документ о качестве: вид, №, дата</w:t>
+              <w:t>Документ о качестве и безопасности: вид, №, дата</w:t>
             </w:r>
           </w:p>
         </w:tc>
@@ -11775,10 +13393,39 @@
     <w:p>
       <w:r>
         <w:rPr>
+          <w:b w:val="0"/>
+          <w:i/>
+          <w:sz w:val="18"/>
+        </w:rPr>
+        <w:t>Если документов больше пяти, указывается ссылка на их реестр, который является неотъемлемой частью акта (п. 3 образца).</w:t>
+      </w:r>
+    </w:p>
+    <w:p>
+      <w:r>
+        <w:rPr>
           <w:b/>
           <w:i w:val="0"/>
         </w:rPr>
-        <w:t>8. Проверено при осмотре, испытания и измерения</w:t>
+        <w:t>8. Предъявлены документы, подтверждающие соответствие работ предъявляемым к ним требованиям:</w:t>
+      </w:r>
+    </w:p>
+    <w:p>
+      <w:r>
+        <w:rPr>
+          <w:b w:val="0"/>
+          <w:i w:val="0"/>
+        </w:rPr>
+        <w:t>__________________________________________________ (исполнительные схемы и чертежи, результаты экспертиз, обследований, лабораторных и иных испытаний)</w:t>
+      </w:r>
+    </w:p>
+    <w:p>
+      <w:r>
+        <w:rPr>
+          <w:b w:val="0"/>
+          <w:i/>
+          <w:sz w:val="20"/>
+        </w:rPr>
+        <w:t>Проверено при осмотре, испытания и измерения (поля комплекта)</w:t>
       </w:r>
     </w:p>
     <w:tbl>
@@ -12209,7 +13856,7 @@
           <w:b w:val="0"/>
           <w:i w:val="0"/>
         </w:rPr>
-        <w:t>☐ Работы выполнены в соответствии с проектной документацией ____________________ (шифр, листы) и требованиями ____________________ (нормативные документы на этот вид работ).</w:t>
+        <w:t>Работы выполнены в соответствии с ____________________________ (наименования и структурные единицы технических регламентов, иных нормативных правовых актов, разделы проектной и (или) рабочей документации).</w:t>
       </w:r>
     </w:p>
     <w:p>
@@ -12228,16 +13875,7 @@
           <w:i/>
           <w:sz w:val="18"/>
         </w:rPr>
-        <w:t>(наименование работ и участок)</w:t>
-      </w:r>
-    </w:p>
-    <w:p>
-      <w:r>
-        <w:rPr>
-          <w:b w:val="0"/>
-          <w:i w:val="0"/>
-        </w:rPr>
-        <w:t>☐ Работы к закрытию не допускаются. Замечания: ________________________________________________. Срок устранения: «___» ____________ 20___ г. Повторное освидетельствование: «___» ____________ 20___ г.</w:t>
+        <w:t>(наименования работ, строительных конструкций, участков сетей инженерно-технического обеспечения)</w:t>
       </w:r>
     </w:p>
     <w:p>
@@ -12249,7 +13887,19 @@
           <w:b w:val="0"/>
           <w:i w:val="0"/>
         </w:rPr>
-        <w:t>11. Акт составлен в ____ экземплярах.</w:t>
+        <w:t>Дополнительные сведения: __________________________________________________</w:t>
+      </w:r>
+    </w:p>
+    <w:p>
+      <w:pPr>
+        <w:spacing w:before="80"/>
+      </w:pPr>
+      <w:r>
+        <w:rPr>
+          <w:b w:val="0"/>
+          <w:i w:val="0"/>
+        </w:rPr>
+        <w:t>11. Акт составлен в ____ экземплярах (при заполнении на бумажном носителе; по числу лиц, подписывающих акт).</w:t>
       </w:r>
     </w:p>
     <w:p>
@@ -12611,15 +14261,15 @@
         <w:tblLook w:firstColumn="1" w:firstRow="1" w:lastColumn="0" w:lastRow="0" w:noHBand="0" w:noVBand="1" w:val="04A0"/>
       </w:tblPr>
       <w:tblGrid>
-        <w:gridCol w:w="3402"/>
-        <w:gridCol w:w="2835"/>
+        <w:gridCol w:w="3969"/>
+        <w:gridCol w:w="2551"/>
         <w:gridCol w:w="1701"/>
-        <w:gridCol w:w="1984"/>
+        <w:gridCol w:w="1701"/>
       </w:tblGrid>
       <w:tr>
         <w:tc>
           <w:tcPr>
-            <w:tcW w:type="dxa" w:w="3402"/>
+            <w:tcW w:type="dxa" w:w="3969"/>
           </w:tcPr>
           <w:p>
             <w:pPr>
@@ -12630,13 +14280,13 @@
                 <w:b/>
                 <w:sz w:val="20"/>
               </w:rPr>
-              <w:t>Участник</w:t>
-            </w:r>
-          </w:p>
-        </w:tc>
-        <w:tc>
-          <w:tcPr>
-            <w:tcW w:type="dxa" w:w="2835"/>
+              <w:t>Представитель</w:t>
+            </w:r>
+          </w:p>
+        </w:tc>
+        <w:tc>
+          <w:tcPr>
+            <w:tcW w:type="dxa" w:w="2551"/>
           </w:tcPr>
           <w:p>
             <w:pPr>
@@ -12670,7 +14320,7 @@
         </w:tc>
         <w:tc>
           <w:tcPr>
-            <w:tcW w:type="dxa" w:w="1984"/>
+            <w:tcW w:type="dxa" w:w="1701"/>
           </w:tcPr>
           <w:p>
             <w:pPr>
@@ -12692,23 +14342,23 @@
         </w:trPr>
         <w:tc>
           <w:tcPr>
-            <w:tcW w:type="dxa" w:w="3402"/>
-          </w:tcPr>
-          <w:p>
-            <w:pPr>
-              <w:spacing w:after="0"/>
-            </w:pPr>
-            <w:r>
-              <w:rPr>
-                <w:b w:val="0"/>
-              </w:rPr>
-              <w:t>Лицо, выполнившее работы (подрядчик)</w:t>
-            </w:r>
-          </w:p>
-        </w:tc>
-        <w:tc>
-          <w:tcPr>
-            <w:tcW w:type="dxa" w:w="2835"/>
+            <w:tcW w:type="dxa" w:w="3969"/>
+          </w:tcPr>
+          <w:p>
+            <w:pPr>
+              <w:spacing w:after="0"/>
+            </w:pPr>
+            <w:r>
+              <w:rPr>
+                <w:b w:val="0"/>
+              </w:rPr>
+              <w:t>Представитель застройщика, технического заказчика, лица, ответственного за эксплуатацию здания, сооружения, или регионального оператора по вопросам строительного контроля</w:t>
+            </w:r>
+          </w:p>
+        </w:tc>
+        <w:tc>
+          <w:tcPr>
+            <w:tcW w:type="dxa" w:w="2551"/>
           </w:tcPr>
           <w:p>
             <w:pPr>
@@ -12738,7 +14388,7 @@
         </w:tc>
         <w:tc>
           <w:tcPr>
-            <w:tcW w:type="dxa" w:w="1984"/>
+            <w:tcW w:type="dxa" w:w="1701"/>
           </w:tcPr>
           <w:p>
             <w:pPr>
@@ -12758,23 +14408,23 @@
         </w:trPr>
         <w:tc>
           <w:tcPr>
-            <w:tcW w:type="dxa" w:w="3402"/>
-          </w:tcPr>
-          <w:p>
-            <w:pPr>
-              <w:spacing w:after="0"/>
-            </w:pPr>
-            <w:r>
-              <w:rPr>
-                <w:b w:val="0"/>
-              </w:rPr>
-              <w:t>Лицо, осуществляющее строительство</w:t>
-            </w:r>
-          </w:p>
-        </w:tc>
-        <w:tc>
-          <w:tcPr>
-            <w:tcW w:type="dxa" w:w="2835"/>
+            <w:tcW w:type="dxa" w:w="3969"/>
+          </w:tcPr>
+          <w:p>
+            <w:pPr>
+              <w:spacing w:after="0"/>
+            </w:pPr>
+            <w:r>
+              <w:rPr>
+                <w:b w:val="0"/>
+              </w:rPr>
+              <w:t>Представитель лица, осуществляющего строительство, реконструкцию, капитальный ремонт</w:t>
+            </w:r>
+          </w:p>
+        </w:tc>
+        <w:tc>
+          <w:tcPr>
+            <w:tcW w:type="dxa" w:w="2551"/>
           </w:tcPr>
           <w:p>
             <w:pPr>
@@ -12804,7 +14454,7 @@
         </w:tc>
         <w:tc>
           <w:tcPr>
-            <w:tcW w:type="dxa" w:w="1984"/>
+            <w:tcW w:type="dxa" w:w="1701"/>
           </w:tcPr>
           <w:p>
             <w:pPr>
@@ -12824,23 +14474,23 @@
         </w:trPr>
         <w:tc>
           <w:tcPr>
-            <w:tcW w:type="dxa" w:w="3402"/>
-          </w:tcPr>
-          <w:p>
-            <w:pPr>
-              <w:spacing w:after="0"/>
-            </w:pPr>
-            <w:r>
-              <w:rPr>
-                <w:b w:val="0"/>
-              </w:rPr>
-              <w:t>Застройщик или технический заказчик (строительный контроль)</w:t>
-            </w:r>
-          </w:p>
-        </w:tc>
-        <w:tc>
-          <w:tcPr>
-            <w:tcW w:type="dxa" w:w="2835"/>
+            <w:tcW w:type="dxa" w:w="3969"/>
+          </w:tcPr>
+          <w:p>
+            <w:pPr>
+              <w:spacing w:after="0"/>
+            </w:pPr>
+            <w:r>
+              <w:rPr>
+                <w:b w:val="0"/>
+              </w:rPr>
+              <w:t>Представитель лица, осуществляющего строительство, реконструкцию, капитальный ремонт, по вопросам строительного контроля</w:t>
+            </w:r>
+          </w:p>
+        </w:tc>
+        <w:tc>
+          <w:tcPr>
+            <w:tcW w:type="dxa" w:w="2551"/>
           </w:tcPr>
           <w:p>
             <w:pPr>
@@ -12870,7 +14520,7 @@
         </w:tc>
         <w:tc>
           <w:tcPr>
-            <w:tcW w:type="dxa" w:w="1984"/>
+            <w:tcW w:type="dxa" w:w="1701"/>
           </w:tcPr>
           <w:p>
             <w:pPr>
@@ -12890,23 +14540,23 @@
         </w:trPr>
         <w:tc>
           <w:tcPr>
-            <w:tcW w:type="dxa" w:w="3402"/>
-          </w:tcPr>
-          <w:p>
-            <w:pPr>
-              <w:spacing w:after="0"/>
-            </w:pPr>
-            <w:r>
-              <w:rPr>
-                <w:b w:val="0"/>
-              </w:rPr>
-              <w:t>Проектная организация (авторский надзор — если ведётся)</w:t>
-            </w:r>
-          </w:p>
-        </w:tc>
-        <w:tc>
-          <w:tcPr>
-            <w:tcW w:type="dxa" w:w="2835"/>
+            <w:tcW w:type="dxa" w:w="3969"/>
+          </w:tcPr>
+          <w:p>
+            <w:pPr>
+              <w:spacing w:after="0"/>
+            </w:pPr>
+            <w:r>
+              <w:rPr>
+                <w:b w:val="0"/>
+              </w:rPr>
+              <w:t>Представитель лица, осуществляющего подготовку проектной документации (в случае привлечения застройщиком лица, осуществляющего подготовку проектной документации, для проверки соответствия выполняемых работ проектной документации согласно части 2 статьи 53 Градостроительного кодекса Российской Федерации)</w:t>
+            </w:r>
+          </w:p>
+        </w:tc>
+        <w:tc>
+          <w:tcPr>
+            <w:tcW w:type="dxa" w:w="2551"/>
           </w:tcPr>
           <w:p>
             <w:pPr>
@@ -12936,7 +14586,7 @@
         </w:tc>
         <w:tc>
           <w:tcPr>
-            <w:tcW w:type="dxa" w:w="1984"/>
+            <w:tcW w:type="dxa" w:w="1701"/>
           </w:tcPr>
           <w:p>
             <w:pPr>
@@ -12956,23 +14606,23 @@
         </w:trPr>
         <w:tc>
           <w:tcPr>
-            <w:tcW w:type="dxa" w:w="3402"/>
-          </w:tcPr>
-          <w:p>
-            <w:pPr>
-              <w:spacing w:after="0"/>
-            </w:pPr>
-            <w:r>
-              <w:rPr>
-                <w:b w:val="0"/>
-              </w:rPr>
-              <w:t>Иной участник по договору (например, подрядчик последующих работ)</w:t>
-            </w:r>
-          </w:p>
-        </w:tc>
-        <w:tc>
-          <w:tcPr>
-            <w:tcW w:type="dxa" w:w="2835"/>
+            <w:tcW w:type="dxa" w:w="3969"/>
+          </w:tcPr>
+          <w:p>
+            <w:pPr>
+              <w:spacing w:after="0"/>
+            </w:pPr>
+            <w:r>
+              <w:rPr>
+                <w:b w:val="0"/>
+              </w:rPr>
+              <w:t>Представитель лица, выполнившего работы, подлежащие освидетельствованию (в случае выполнения работ по договорам о строительстве, реконструкции, капитальном ремонте объектов капитального строительства, заключенным с иными лицами)</w:t>
+            </w:r>
+          </w:p>
+        </w:tc>
+        <w:tc>
+          <w:tcPr>
+            <w:tcW w:type="dxa" w:w="2551"/>
           </w:tcPr>
           <w:p>
             <w:pPr>
@@ -13002,7 +14652,7 @@
         </w:tc>
         <w:tc>
           <w:tcPr>
-            <w:tcW w:type="dxa" w:w="1984"/>
+            <w:tcW w:type="dxa" w:w="1701"/>
           </w:tcPr>
           <w:p>
             <w:pPr>
@@ -13021,6 +14671,26 @@
       <w:pPr>
         <w:spacing w:after="0"/>
       </w:pPr>
+    </w:p>
+    <w:p>
+      <w:r>
+        <w:rPr>
+          <w:b/>
+          <w:i w:val="0"/>
+          <w:sz w:val="20"/>
+        </w:rPr>
+        <w:t>Если есть замечания (в образец акта не входит)</w:t>
+      </w:r>
+    </w:p>
+    <w:p>
+      <w:r>
+        <w:rPr>
+          <w:b w:val="0"/>
+          <w:i/>
+          <w:sz w:val="20"/>
+        </w:rPr>
+        <w:t>Замечания оформляются письменно; об их устранении составляется акт (ч. 7 ст. 53 ГрК РФ). До завершения освидетельствования последующие работы не выполняются (п. 10 Положения о проведении строительного контроля, ПП РФ от 21.06.2010 № 468).</w:t>
+      </w:r>
     </w:p>
     <w:p>
       <w:r>
@@ -13040,7 +14710,7 @@
         <w:pStyle w:val="ListNumber"/>
       </w:pPr>
       <w:r>
-        <w:t>Какая форма главнее. Если форма акта приложена к договору, заполняется она. Если своя форма есть у ПТО генподрядчика или заказчика, её запрашивают письменно до начала скрываемых работ. Если формы нет ни там, ни там, форму сверяют с действующей редакцией нормативного акта, утверждающего состав и порядок ведения исполнительной документации (ориентир для поиска — приказ Минстроя России № 344/пр). Формы этого файла бланк нормативного акта не воспроизводят и соответствие ему не утверждают. Если бланк задан, перенесите данные в него, а эту форму используйте как проверку, что ни один блок не пропущен.</w:t>
+        <w:t>Какая форма главнее. Если форма акта приложена к договору, заполняется она. Если своя форма есть у ПТО генподрядчика или заказчика, её запрашивают письменно до начала скрываемых работ. Для строительства, реконструкции и капитального ремонта объектов капитального строительства рекомендуемый образец акта приведён в приложении № 3 к составу исполнительной документации, утверждённому приказом Минстроя России от 16.05.2023 № 344/пр; его сверяют в действующей редакции. Формы этого файла — рабочие шаблоны, составленные на основе рекомендуемого образца и дополненные полями комплекта. Рекомендуемый образец они дословно не воспроизводят и соответствие ему не утверждают. Поля комплекта в образец не входят: договор, номер акта в реестре актов объекта, дата осмотра, вызов на освидетельствование, позиция сметы и строка КС-2, место, объём, таблица проверок, отступления, дата подписания. Если акт оформляется по образцу, перенесите данные в него.</w:t>
       </w:r>
     </w:p>
     <w:p>
@@ -13048,7 +14718,7 @@
         <w:pStyle w:val="ListNumber"/>
       </w:pPr>
       <w:r>
-        <w:t>Порядок. Работа закончена на участке с понятными границами. Для инженерных сетей — испытание и протокол. Затем письменный вызов с фиксацией даты получения, осмотр по открытому узлу и подписи всех участников. Только после этого участок закрывают.</w:t>
+        <w:t>Порядок. Работа закончена на участке с понятными границами. Если испытание предусмотрено проектом — испытание и протокол. Затем письменный вызов с фиксацией даты получения, осмотр по открытому узлу и подписи всех участников. Только после этого участок закрывают.</w:t>
       </w:r>
     </w:p>
     <w:p>
@@ -13056,7 +14726,7 @@
         <w:pStyle w:val="ListNumber"/>
       </w:pPr>
       <w:r>
-        <w:t>Даты. Дата акта — день осмотра. Она лежит между окончанием работы и началом следующего этапа. Подписи ставят не раньше осмотра и не позже закрытия. Даты сверяют с общим журналом работ и с документами о качестве материалов.</w:t>
+        <w:t>Даты. В образце указывается дата составления акта. Практика комплекта — составлять акт в день осмотра. Дата лежит между окончанием работы и началом следующего этапа. Подписи ставят не раньше осмотра и не позже закрытия. Даты сверяют с общим журналом работ и с документами о качестве материалов.</w:t>
       </w:r>
     </w:p>
     <w:p>
@@ -13072,7 +14742,7 @@
         <w:pStyle w:val="ListNumber"/>
       </w:pPr>
       <w:r>
-        <w:t>Участники. Состав задают договор и порядок на объекте. У каждого представителя указывают документ о полномочиях, действующий на дату подписи. Строку участника, которого на вашем объекте нет, удалите, а не оставляйте пустой.</w:t>
+        <w:t>Участники. Кто подписывает акт, установлено п. 3 порядка ведения исполнительной документации (приказ Минстроя России от 16.05.2023 № 344/пр). Представитель лица, готовившего проектную документацию, и представитель лица, выполнившего работы, подписывают в случаях, названных в образце. Договор может добавить участников. У каждого представителя указывают реквизиты распорядительного документа о полномочиях, действующего на дату подписи. Строку участника, которого на вашем объекте нет, удалите, а не оставляйте пустой.</w:t>
       </w:r>
     </w:p>
     <w:p>
@@ -13089,6 +14759,14 @@
       </w:pPr>
       <w:r>
         <w:t>Значений в форме нет намеренно: допуски, давления, марки и классы переносятся из проекта и протоколов, а не пишутся по памяти. Строки таблиц, которые к вашему узлу не относятся, удалите.</w:t>
+      </w:r>
+    </w:p>
+    <w:p>
+      <w:pPr>
+        <w:pStyle w:val="ListNumber"/>
+      </w:pPr>
+      <w:r>
+        <w:t>Акты освидетельствования ответственных конструкций и участков сетей инженерно-технического обеспечения — отдельные документы исполнительной документации (рекомендуемые образцы — приложения № 4 и № 5 к составу). Эти формы их не заменяют.</w:t>
       </w:r>
     </w:p>
     <w:sectPr>

--- a/products-storage/05-ks-bez-vozvrata/03-akt-skrytyh-rabot.docx
+++ b/products-storage/05-ks-bez-vozvrata/03-akt-skrytyh-rabot.docx
@@ -444,6 +444,9 @@
         <w:gridCol w:w="1531"/>
       </w:tblGrid>
       <w:tr>
+        <w:trPr>
+          <w:tblHeader w:val="true"/>
+        </w:trPr>
         <w:tc>
           <w:tcPr>
             <w:tcW w:type="dxa" w:w="3005"/>
@@ -1288,6 +1291,9 @@
         <w:gridCol w:w="2835"/>
       </w:tblGrid>
       <w:tr>
+        <w:trPr>
+          <w:tblHeader w:val="true"/>
+        </w:trPr>
         <w:tc>
           <w:tcPr>
             <w:tcW w:type="dxa" w:w="3118"/>
@@ -1610,6 +1616,9 @@
         <w:gridCol w:w="2268"/>
       </w:tblGrid>
       <w:tr>
+        <w:trPr>
+          <w:tblHeader w:val="true"/>
+        </w:trPr>
         <w:tc>
           <w:tcPr>
             <w:tcW w:type="dxa" w:w="3402"/>
@@ -2099,6 +2108,9 @@
         <w:gridCol w:w="1417"/>
       </w:tblGrid>
       <w:tr>
+        <w:trPr>
+          <w:tblHeader w:val="true"/>
+        </w:trPr>
         <w:tc>
           <w:tcPr>
             <w:tcW w:type="dxa" w:w="567"/>
@@ -2440,6 +2452,9 @@
         <w:gridCol w:w="1701"/>
       </w:tblGrid>
       <w:tr>
+        <w:trPr>
+          <w:tblHeader w:val="true"/>
+        </w:trPr>
         <w:tc>
           <w:tcPr>
             <w:tcW w:type="dxa" w:w="3969"/>
@@ -3303,6 +3318,9 @@
         <w:gridCol w:w="1531"/>
       </w:tblGrid>
       <w:tr>
+        <w:trPr>
+          <w:tblHeader w:val="true"/>
+        </w:trPr>
         <w:tc>
           <w:tcPr>
             <w:tcW w:type="dxa" w:w="3005"/>
@@ -4147,6 +4165,9 @@
         <w:gridCol w:w="2835"/>
       </w:tblGrid>
       <w:tr>
+        <w:trPr>
+          <w:tblHeader w:val="true"/>
+        </w:trPr>
         <w:tc>
           <w:tcPr>
             <w:tcW w:type="dxa" w:w="3118"/>
@@ -4469,6 +4490,9 @@
         <w:gridCol w:w="2268"/>
       </w:tblGrid>
       <w:tr>
+        <w:trPr>
+          <w:tblHeader w:val="true"/>
+        </w:trPr>
         <w:tc>
           <w:tcPr>
             <w:tcW w:type="dxa" w:w="3402"/>
@@ -5024,6 +5048,9 @@
         <w:gridCol w:w="1417"/>
       </w:tblGrid>
       <w:tr>
+        <w:trPr>
+          <w:tblHeader w:val="true"/>
+        </w:trPr>
         <w:tc>
           <w:tcPr>
             <w:tcW w:type="dxa" w:w="567"/>
@@ -5365,6 +5392,9 @@
         <w:gridCol w:w="1701"/>
       </w:tblGrid>
       <w:tr>
+        <w:trPr>
+          <w:tblHeader w:val="true"/>
+        </w:trPr>
         <w:tc>
           <w:tcPr>
             <w:tcW w:type="dxa" w:w="3969"/>
@@ -6228,6 +6258,9 @@
         <w:gridCol w:w="1531"/>
       </w:tblGrid>
       <w:tr>
+        <w:trPr>
+          <w:tblHeader w:val="true"/>
+        </w:trPr>
         <w:tc>
           <w:tcPr>
             <w:tcW w:type="dxa" w:w="3005"/>
@@ -7072,6 +7105,9 @@
         <w:gridCol w:w="2835"/>
       </w:tblGrid>
       <w:tr>
+        <w:trPr>
+          <w:tblHeader w:val="true"/>
+        </w:trPr>
         <w:tc>
           <w:tcPr>
             <w:tcW w:type="dxa" w:w="3118"/>
@@ -7394,6 +7430,9 @@
         <w:gridCol w:w="2268"/>
       </w:tblGrid>
       <w:tr>
+        <w:trPr>
+          <w:tblHeader w:val="true"/>
+        </w:trPr>
         <w:tc>
           <w:tcPr>
             <w:tcW w:type="dxa" w:w="3402"/>
@@ -8015,6 +8054,9 @@
         <w:gridCol w:w="1417"/>
       </w:tblGrid>
       <w:tr>
+        <w:trPr>
+          <w:tblHeader w:val="true"/>
+        </w:trPr>
         <w:tc>
           <w:tcPr>
             <w:tcW w:type="dxa" w:w="567"/>
@@ -8356,6 +8398,9 @@
         <w:gridCol w:w="1701"/>
       </w:tblGrid>
       <w:tr>
+        <w:trPr>
+          <w:tblHeader w:val="true"/>
+        </w:trPr>
         <w:tc>
           <w:tcPr>
             <w:tcW w:type="dxa" w:w="3969"/>
@@ -9219,6 +9264,9 @@
         <w:gridCol w:w="1531"/>
       </w:tblGrid>
       <w:tr>
+        <w:trPr>
+          <w:tblHeader w:val="true"/>
+        </w:trPr>
         <w:tc>
           <w:tcPr>
             <w:tcW w:type="dxa" w:w="3005"/>
@@ -10063,6 +10111,9 @@
         <w:gridCol w:w="2835"/>
       </w:tblGrid>
       <w:tr>
+        <w:trPr>
+          <w:tblHeader w:val="true"/>
+        </w:trPr>
         <w:tc>
           <w:tcPr>
             <w:tcW w:type="dxa" w:w="3118"/>
@@ -10385,6 +10436,9 @@
         <w:gridCol w:w="2268"/>
       </w:tblGrid>
       <w:tr>
+        <w:trPr>
+          <w:tblHeader w:val="true"/>
+        </w:trPr>
         <w:tc>
           <w:tcPr>
             <w:tcW w:type="dxa" w:w="3402"/>
@@ -11072,6 +11126,9 @@
         <w:gridCol w:w="1417"/>
       </w:tblGrid>
       <w:tr>
+        <w:trPr>
+          <w:tblHeader w:val="true"/>
+        </w:trPr>
         <w:tc>
           <w:tcPr>
             <w:tcW w:type="dxa" w:w="567"/>
@@ -11413,6 +11470,9 @@
         <w:gridCol w:w="1701"/>
       </w:tblGrid>
       <w:tr>
+        <w:trPr>
+          <w:tblHeader w:val="true"/>
+        </w:trPr>
         <w:tc>
           <w:tcPr>
             <w:tcW w:type="dxa" w:w="3969"/>
@@ -12276,6 +12336,9 @@
         <w:gridCol w:w="1531"/>
       </w:tblGrid>
       <w:tr>
+        <w:trPr>
+          <w:tblHeader w:val="true"/>
+        </w:trPr>
         <w:tc>
           <w:tcPr>
             <w:tcW w:type="dxa" w:w="3005"/>
@@ -13120,6 +13183,9 @@
         <w:gridCol w:w="2835"/>
       </w:tblGrid>
       <w:tr>
+        <w:trPr>
+          <w:tblHeader w:val="true"/>
+        </w:trPr>
         <w:tc>
           <w:tcPr>
             <w:tcW w:type="dxa" w:w="3118"/>
@@ -13442,6 +13508,9 @@
         <w:gridCol w:w="2268"/>
       </w:tblGrid>
       <w:tr>
+        <w:trPr>
+          <w:tblHeader w:val="true"/>
+        </w:trPr>
         <w:tc>
           <w:tcPr>
             <w:tcW w:type="dxa" w:w="3402"/>
@@ -13927,6 +13996,9 @@
         <w:gridCol w:w="1417"/>
       </w:tblGrid>
       <w:tr>
+        <w:trPr>
+          <w:tblHeader w:val="true"/>
+        </w:trPr>
         <w:tc>
           <w:tcPr>
             <w:tcW w:type="dxa" w:w="567"/>
@@ -14267,6 +14339,9 @@
         <w:gridCol w:w="1701"/>
       </w:tblGrid>
       <w:tr>
+        <w:trPr>
+          <w:tblHeader w:val="true"/>
+        </w:trPr>
         <w:tc>
           <w:tcPr>
             <w:tcW w:type="dxa" w:w="3969"/>

--- a/products-storage/05-ks-bez-vozvrata/03-akt-skrytyh-rabot.docx
+++ b/products-storage/05-ks-bez-vozvrata/03-akt-skrytyh-rabot.docx
@@ -14785,7 +14785,7 @@
         <w:pStyle w:val="ListNumber"/>
       </w:pPr>
       <w:r>
-        <w:t>Какая форма главнее. Если форма акта приложена к договору, заполняется она. Если своя форма есть у ПТО генподрядчика или заказчика, её запрашивают письменно до начала скрываемых работ. Для строительства, реконструкции и капитального ремонта объектов капитального строительства рекомендуемый образец акта приведён в приложении № 3 к составу исполнительной документации, утверждённому приказом Минстроя России от 16.05.2023 № 344/пр; его сверяют в действующей редакции. Формы этого файла — рабочие шаблоны, составленные на основе рекомендуемого образца и дополненные полями комплекта. Рекомендуемый образец они дословно не воспроизводят и соответствие ему не утверждают. Поля комплекта в образец не входят: договор, номер акта в реестре актов объекта, дата осмотра, вызов на освидетельствование, позиция сметы и строка КС-2, место, объём, таблица проверок, отступления, дата подписания. Если акт оформляется по образцу, перенесите данные в него.</w:t>
+        <w:t>Какая форма главнее. Если форма акта приложена к договору, заполняется она. Если своя форма есть у ПТО генподрядчика или заказчика, её запрашивают письменно до начала скрываемых работ. Для строительства, реконструкции и капитального ремонта объектов капитального строительства рекомендуемый образец акта приведён в приложении № 3 к составу исполнительной документации, утверждённому приказом Минстроя России от 16.05.2023 № 344/пр; его сверяют в действующей редакции. Формы этого файла — рабочие шаблоны, составленные на основе рекомендуемого образца и дополненные полями комплекта. Рекомендуемый образец они дословно не воспроизводят и соответствие ему не утверждают. Поля комплекта в образец не входят: договор, номер акта в реестре актов объекта, дата осмотра, вызов на освидетельствование, позиция сметы и строка КС-2, место, объём, запись общего журнала работ, партия и входной контроль в таблице материалов, таблица проверок, отступления, перечень приложений по видам работ (в образце — только общее указание на приложения), дата подписания. Если акт оформляется по образцу, перенесите данные в него.</w:t>
       </w:r>
     </w:p>
     <w:p>
@@ -14817,7 +14817,7 @@
         <w:pStyle w:val="ListNumber"/>
       </w:pPr>
       <w:r>
-        <w:t>Участники. Кто подписывает акт, установлено п. 3 порядка ведения исполнительной документации (приказ Минстроя России от 16.05.2023 № 344/пр). Представитель лица, готовившего проектную документацию, и представитель лица, выполнившего работы, подписывают в случаях, названных в образце. Договор может добавить участников. У каждого представителя указывают реквизиты распорядительного документа о полномочиях, действующего на дату подписи. Строку участника, которого на вашем объекте нет, удалите, а не оставляйте пустой.</w:t>
+        <w:t>Участники. Кто подписывает акт, установлено п. 3 порядка ведения исполнительной документации (приказ Минстроя России от 16.05.2023 № 344/пр). Представитель лица, готовившего проектную документацию, и представитель лица, выполнившего работы, подписывают в случаях, названных в образце. Если договор требует подписи иных лиц, это условие договора: ни п. 3 порядка, ни образец таких подписантов не предусматривают. У каждого представителя указывают реквизиты распорядительного документа о полномочиях, действующего на дату подписи. Строку участника, которого на вашем объекте нет, удалите, а не оставляйте пустой.</w:t>
       </w:r>
     </w:p>
     <w:p>

--- a/products-storage/05-ks-bez-vozvrata/03-akt-skrytyh-rabot.docx
+++ b/products-storage/05-ks-bez-vozvrata/03-akt-skrytyh-rabot.docx
@@ -42,6 +42,7 @@
       </w:tblGrid>
       <w:tr>
         <w:trPr>
+          <w:cantSplit/>
           <w:trHeight w:val="425" w:hRule="atLeast"/>
         </w:trPr>
         <w:tc>
@@ -86,6 +87,7 @@
       </w:tr>
       <w:tr>
         <w:trPr>
+          <w:cantSplit/>
           <w:trHeight w:val="425" w:hRule="atLeast"/>
         </w:trPr>
         <w:tc>
@@ -130,6 +132,7 @@
       </w:tr>
       <w:tr>
         <w:trPr>
+          <w:cantSplit/>
           <w:trHeight w:val="425" w:hRule="atLeast"/>
         </w:trPr>
         <w:tc>
@@ -174,6 +177,7 @@
       </w:tr>
       <w:tr>
         <w:trPr>
+          <w:cantSplit/>
           <w:trHeight w:val="425" w:hRule="atLeast"/>
         </w:trPr>
         <w:tc>
@@ -284,6 +288,7 @@
       </w:tblGrid>
       <w:tr>
         <w:trPr>
+          <w:cantSplit/>
           <w:trHeight w:val="425" w:hRule="atLeast"/>
         </w:trPr>
         <w:tc>
@@ -328,6 +333,7 @@
       </w:tr>
       <w:tr>
         <w:trPr>
+          <w:cantSplit/>
           <w:trHeight w:val="425" w:hRule="atLeast"/>
         </w:trPr>
         <w:tc>
@@ -372,6 +378,7 @@
       </w:tr>
       <w:tr>
         <w:trPr>
+          <w:cantSplit/>
           <w:trHeight w:val="425" w:hRule="atLeast"/>
         </w:trPr>
         <w:tc>
@@ -445,6 +452,7 @@
       </w:tblGrid>
       <w:tr>
         <w:trPr>
+          <w:cantSplit/>
           <w:tblHeader w:val="true"/>
         </w:trPr>
         <w:tc>
@@ -542,6 +550,7 @@
       </w:tr>
       <w:tr>
         <w:trPr>
+          <w:cantSplit/>
           <w:trHeight w:val="425" w:hRule="atLeast"/>
         </w:trPr>
         <w:tc>
@@ -623,6 +632,7 @@
       </w:tr>
       <w:tr>
         <w:trPr>
+          <w:cantSplit/>
           <w:trHeight w:val="425" w:hRule="atLeast"/>
         </w:trPr>
         <w:tc>
@@ -704,6 +714,7 @@
       </w:tr>
       <w:tr>
         <w:trPr>
+          <w:cantSplit/>
           <w:trHeight w:val="425" w:hRule="atLeast"/>
         </w:trPr>
         <w:tc>
@@ -785,6 +796,7 @@
       </w:tr>
       <w:tr>
         <w:trPr>
+          <w:cantSplit/>
           <w:trHeight w:val="425" w:hRule="atLeast"/>
         </w:trPr>
         <w:tc>
@@ -866,6 +878,7 @@
       </w:tr>
       <w:tr>
         <w:trPr>
+          <w:cantSplit/>
           <w:trHeight w:val="425" w:hRule="atLeast"/>
         </w:trPr>
         <w:tc>
@@ -995,6 +1008,7 @@
       </w:tblGrid>
       <w:tr>
         <w:trPr>
+          <w:cantSplit/>
           <w:trHeight w:val="425" w:hRule="atLeast"/>
         </w:trPr>
         <w:tc>
@@ -1039,6 +1053,7 @@
       </w:tr>
       <w:tr>
         <w:trPr>
+          <w:cantSplit/>
           <w:trHeight w:val="425" w:hRule="atLeast"/>
         </w:trPr>
         <w:tc>
@@ -1083,6 +1098,7 @@
       </w:tr>
       <w:tr>
         <w:trPr>
+          <w:cantSplit/>
           <w:trHeight w:val="425" w:hRule="atLeast"/>
         </w:trPr>
         <w:tc>
@@ -1127,6 +1143,7 @@
       </w:tr>
       <w:tr>
         <w:trPr>
+          <w:cantSplit/>
           <w:trHeight w:val="425" w:hRule="atLeast"/>
         </w:trPr>
         <w:tc>
@@ -1171,6 +1188,7 @@
       </w:tr>
       <w:tr>
         <w:trPr>
+          <w:cantSplit/>
           <w:trHeight w:val="425" w:hRule="atLeast"/>
         </w:trPr>
         <w:tc>
@@ -1215,6 +1233,7 @@
       </w:tr>
       <w:tr>
         <w:trPr>
+          <w:cantSplit/>
           <w:trHeight w:val="425" w:hRule="atLeast"/>
         </w:trPr>
         <w:tc>
@@ -1292,6 +1311,7 @@
       </w:tblGrid>
       <w:tr>
         <w:trPr>
+          <w:cantSplit/>
           <w:tblHeader w:val="true"/>
         </w:trPr>
         <w:tc>
@@ -1365,6 +1385,7 @@
       </w:tr>
       <w:tr>
         <w:trPr>
+          <w:cantSplit/>
           <w:trHeight w:val="425" w:hRule="atLeast"/>
         </w:trPr>
         <w:tc>
@@ -1430,6 +1451,7 @@
       </w:tr>
       <w:tr>
         <w:trPr>
+          <w:cantSplit/>
           <w:trHeight w:val="425" w:hRule="atLeast"/>
         </w:trPr>
         <w:tc>
@@ -1495,6 +1517,7 @@
       </w:tr>
       <w:tr>
         <w:trPr>
+          <w:cantSplit/>
           <w:trHeight w:val="425" w:hRule="atLeast"/>
         </w:trPr>
         <w:tc>
@@ -1617,6 +1640,7 @@
       </w:tblGrid>
       <w:tr>
         <w:trPr>
+          <w:cantSplit/>
           <w:tblHeader w:val="true"/>
         </w:trPr>
         <w:tc>
@@ -1690,6 +1714,7 @@
       </w:tr>
       <w:tr>
         <w:trPr>
+          <w:cantSplit/>
           <w:trHeight w:val="425" w:hRule="atLeast"/>
         </w:trPr>
         <w:tc>
@@ -1756,6 +1781,7 @@
       </w:tr>
       <w:tr>
         <w:trPr>
+          <w:cantSplit/>
           <w:trHeight w:val="425" w:hRule="atLeast"/>
         </w:trPr>
         <w:tc>
@@ -1822,6 +1848,7 @@
       </w:tr>
       <w:tr>
         <w:trPr>
+          <w:cantSplit/>
           <w:trHeight w:val="425" w:hRule="atLeast"/>
         </w:trPr>
         <w:tc>
@@ -1888,6 +1915,7 @@
       </w:tr>
       <w:tr>
         <w:trPr>
+          <w:cantSplit/>
           <w:trHeight w:val="425" w:hRule="atLeast"/>
         </w:trPr>
         <w:tc>
@@ -1971,6 +1999,7 @@
       </w:tblGrid>
       <w:tr>
         <w:trPr>
+          <w:cantSplit/>
           <w:trHeight w:val="425" w:hRule="atLeast"/>
         </w:trPr>
         <w:tc>
@@ -2109,6 +2138,7 @@
       </w:tblGrid>
       <w:tr>
         <w:trPr>
+          <w:cantSplit/>
           <w:tblHeader w:val="true"/>
         </w:trPr>
         <w:tc>
@@ -2165,6 +2195,7 @@
       </w:tr>
       <w:tr>
         <w:trPr>
+          <w:cantSplit/>
           <w:trHeight w:val="425" w:hRule="atLeast"/>
         </w:trPr>
         <w:tc>
@@ -2217,6 +2248,7 @@
       </w:tr>
       <w:tr>
         <w:trPr>
+          <w:cantSplit/>
           <w:trHeight w:val="425" w:hRule="atLeast"/>
         </w:trPr>
         <w:tc>
@@ -2269,6 +2301,7 @@
       </w:tr>
       <w:tr>
         <w:trPr>
+          <w:cantSplit/>
           <w:trHeight w:val="425" w:hRule="atLeast"/>
         </w:trPr>
         <w:tc>
@@ -2321,6 +2354,7 @@
       </w:tr>
       <w:tr>
         <w:trPr>
+          <w:cantSplit/>
           <w:trHeight w:val="425" w:hRule="atLeast"/>
         </w:trPr>
         <w:tc>
@@ -2373,6 +2407,7 @@
       </w:tr>
       <w:tr>
         <w:trPr>
+          <w:cantSplit/>
           <w:trHeight w:val="425" w:hRule="atLeast"/>
         </w:trPr>
         <w:tc>
@@ -2453,6 +2488,7 @@
       </w:tblGrid>
       <w:tr>
         <w:trPr>
+          <w:cantSplit/>
           <w:tblHeader w:val="true"/>
         </w:trPr>
         <w:tc>
@@ -2526,6 +2562,7 @@
       </w:tr>
       <w:tr>
         <w:trPr>
+          <w:cantSplit/>
           <w:trHeight w:val="567" w:hRule="atLeast"/>
         </w:trPr>
         <w:tc>
@@ -2592,6 +2629,7 @@
       </w:tr>
       <w:tr>
         <w:trPr>
+          <w:cantSplit/>
           <w:trHeight w:val="567" w:hRule="atLeast"/>
         </w:trPr>
         <w:tc>
@@ -2658,6 +2696,7 @@
       </w:tr>
       <w:tr>
         <w:trPr>
+          <w:cantSplit/>
           <w:trHeight w:val="567" w:hRule="atLeast"/>
         </w:trPr>
         <w:tc>
@@ -2724,6 +2763,7 @@
       </w:tr>
       <w:tr>
         <w:trPr>
+          <w:cantSplit/>
           <w:trHeight w:val="567" w:hRule="atLeast"/>
         </w:trPr>
         <w:tc>
@@ -2790,6 +2830,7 @@
       </w:tr>
       <w:tr>
         <w:trPr>
+          <w:cantSplit/>
           <w:trHeight w:val="567" w:hRule="atLeast"/>
         </w:trPr>
         <w:tc>
@@ -2916,6 +2957,7 @@
       </w:tblGrid>
       <w:tr>
         <w:trPr>
+          <w:cantSplit/>
           <w:trHeight w:val="425" w:hRule="atLeast"/>
         </w:trPr>
         <w:tc>
@@ -2960,6 +3002,7 @@
       </w:tr>
       <w:tr>
         <w:trPr>
+          <w:cantSplit/>
           <w:trHeight w:val="425" w:hRule="atLeast"/>
         </w:trPr>
         <w:tc>
@@ -3004,6 +3047,7 @@
       </w:tr>
       <w:tr>
         <w:trPr>
+          <w:cantSplit/>
           <w:trHeight w:val="425" w:hRule="atLeast"/>
         </w:trPr>
         <w:tc>
@@ -3048,6 +3092,7 @@
       </w:tr>
       <w:tr>
         <w:trPr>
+          <w:cantSplit/>
           <w:trHeight w:val="425" w:hRule="atLeast"/>
         </w:trPr>
         <w:tc>
@@ -3158,6 +3203,7 @@
       </w:tblGrid>
       <w:tr>
         <w:trPr>
+          <w:cantSplit/>
           <w:trHeight w:val="425" w:hRule="atLeast"/>
         </w:trPr>
         <w:tc>
@@ -3202,6 +3248,7 @@
       </w:tr>
       <w:tr>
         <w:trPr>
+          <w:cantSplit/>
           <w:trHeight w:val="425" w:hRule="atLeast"/>
         </w:trPr>
         <w:tc>
@@ -3246,6 +3293,7 @@
       </w:tr>
       <w:tr>
         <w:trPr>
+          <w:cantSplit/>
           <w:trHeight w:val="425" w:hRule="atLeast"/>
         </w:trPr>
         <w:tc>
@@ -3319,6 +3367,7 @@
       </w:tblGrid>
       <w:tr>
         <w:trPr>
+          <w:cantSplit/>
           <w:tblHeader w:val="true"/>
         </w:trPr>
         <w:tc>
@@ -3416,6 +3465,7 @@
       </w:tr>
       <w:tr>
         <w:trPr>
+          <w:cantSplit/>
           <w:trHeight w:val="425" w:hRule="atLeast"/>
         </w:trPr>
         <w:tc>
@@ -3497,6 +3547,7 @@
       </w:tr>
       <w:tr>
         <w:trPr>
+          <w:cantSplit/>
           <w:trHeight w:val="425" w:hRule="atLeast"/>
         </w:trPr>
         <w:tc>
@@ -3578,6 +3629,7 @@
       </w:tr>
       <w:tr>
         <w:trPr>
+          <w:cantSplit/>
           <w:trHeight w:val="425" w:hRule="atLeast"/>
         </w:trPr>
         <w:tc>
@@ -3659,6 +3711,7 @@
       </w:tr>
       <w:tr>
         <w:trPr>
+          <w:cantSplit/>
           <w:trHeight w:val="425" w:hRule="atLeast"/>
         </w:trPr>
         <w:tc>
@@ -3740,6 +3793,7 @@
       </w:tr>
       <w:tr>
         <w:trPr>
+          <w:cantSplit/>
           <w:trHeight w:val="425" w:hRule="atLeast"/>
         </w:trPr>
         <w:tc>
@@ -3869,6 +3923,7 @@
       </w:tblGrid>
       <w:tr>
         <w:trPr>
+          <w:cantSplit/>
           <w:trHeight w:val="425" w:hRule="atLeast"/>
         </w:trPr>
         <w:tc>
@@ -3913,6 +3968,7 @@
       </w:tr>
       <w:tr>
         <w:trPr>
+          <w:cantSplit/>
           <w:trHeight w:val="425" w:hRule="atLeast"/>
         </w:trPr>
         <w:tc>
@@ -3957,6 +4013,7 @@
       </w:tr>
       <w:tr>
         <w:trPr>
+          <w:cantSplit/>
           <w:trHeight w:val="425" w:hRule="atLeast"/>
         </w:trPr>
         <w:tc>
@@ -4001,6 +4058,7 @@
       </w:tr>
       <w:tr>
         <w:trPr>
+          <w:cantSplit/>
           <w:trHeight w:val="425" w:hRule="atLeast"/>
         </w:trPr>
         <w:tc>
@@ -4045,6 +4103,7 @@
       </w:tr>
       <w:tr>
         <w:trPr>
+          <w:cantSplit/>
           <w:trHeight w:val="425" w:hRule="atLeast"/>
         </w:trPr>
         <w:tc>
@@ -4089,6 +4148,7 @@
       </w:tr>
       <w:tr>
         <w:trPr>
+          <w:cantSplit/>
           <w:trHeight w:val="425" w:hRule="atLeast"/>
         </w:trPr>
         <w:tc>
@@ -4166,6 +4226,7 @@
       </w:tblGrid>
       <w:tr>
         <w:trPr>
+          <w:cantSplit/>
           <w:tblHeader w:val="true"/>
         </w:trPr>
         <w:tc>
@@ -4239,6 +4300,7 @@
       </w:tr>
       <w:tr>
         <w:trPr>
+          <w:cantSplit/>
           <w:trHeight w:val="425" w:hRule="atLeast"/>
         </w:trPr>
         <w:tc>
@@ -4304,6 +4366,7 @@
       </w:tr>
       <w:tr>
         <w:trPr>
+          <w:cantSplit/>
           <w:trHeight w:val="425" w:hRule="atLeast"/>
         </w:trPr>
         <w:tc>
@@ -4369,6 +4432,7 @@
       </w:tr>
       <w:tr>
         <w:trPr>
+          <w:cantSplit/>
           <w:trHeight w:val="425" w:hRule="atLeast"/>
         </w:trPr>
         <w:tc>
@@ -4491,6 +4555,7 @@
       </w:tblGrid>
       <w:tr>
         <w:trPr>
+          <w:cantSplit/>
           <w:tblHeader w:val="true"/>
         </w:trPr>
         <w:tc>
@@ -4564,6 +4629,7 @@
       </w:tr>
       <w:tr>
         <w:trPr>
+          <w:cantSplit/>
           <w:trHeight w:val="425" w:hRule="atLeast"/>
         </w:trPr>
         <w:tc>
@@ -4630,6 +4696,7 @@
       </w:tr>
       <w:tr>
         <w:trPr>
+          <w:cantSplit/>
           <w:trHeight w:val="425" w:hRule="atLeast"/>
         </w:trPr>
         <w:tc>
@@ -4696,6 +4763,7 @@
       </w:tr>
       <w:tr>
         <w:trPr>
+          <w:cantSplit/>
           <w:trHeight w:val="425" w:hRule="atLeast"/>
         </w:trPr>
         <w:tc>
@@ -4762,6 +4830,7 @@
       </w:tr>
       <w:tr>
         <w:trPr>
+          <w:cantSplit/>
           <w:trHeight w:val="425" w:hRule="atLeast"/>
         </w:trPr>
         <w:tc>
@@ -4828,6 +4897,7 @@
       </w:tr>
       <w:tr>
         <w:trPr>
+          <w:cantSplit/>
           <w:trHeight w:val="425" w:hRule="atLeast"/>
         </w:trPr>
         <w:tc>
@@ -4911,6 +4981,7 @@
       </w:tblGrid>
       <w:tr>
         <w:trPr>
+          <w:cantSplit/>
           <w:trHeight w:val="425" w:hRule="atLeast"/>
         </w:trPr>
         <w:tc>
@@ -5049,6 +5120,7 @@
       </w:tblGrid>
       <w:tr>
         <w:trPr>
+          <w:cantSplit/>
           <w:tblHeader w:val="true"/>
         </w:trPr>
         <w:tc>
@@ -5105,6 +5177,7 @@
       </w:tr>
       <w:tr>
         <w:trPr>
+          <w:cantSplit/>
           <w:trHeight w:val="425" w:hRule="atLeast"/>
         </w:trPr>
         <w:tc>
@@ -5157,6 +5230,7 @@
       </w:tr>
       <w:tr>
         <w:trPr>
+          <w:cantSplit/>
           <w:trHeight w:val="425" w:hRule="atLeast"/>
         </w:trPr>
         <w:tc>
@@ -5209,6 +5283,7 @@
       </w:tr>
       <w:tr>
         <w:trPr>
+          <w:cantSplit/>
           <w:trHeight w:val="425" w:hRule="atLeast"/>
         </w:trPr>
         <w:tc>
@@ -5261,6 +5336,7 @@
       </w:tr>
       <w:tr>
         <w:trPr>
+          <w:cantSplit/>
           <w:trHeight w:val="425" w:hRule="atLeast"/>
         </w:trPr>
         <w:tc>
@@ -5313,6 +5389,7 @@
       </w:tr>
       <w:tr>
         <w:trPr>
+          <w:cantSplit/>
           <w:trHeight w:val="425" w:hRule="atLeast"/>
         </w:trPr>
         <w:tc>
@@ -5393,6 +5470,7 @@
       </w:tblGrid>
       <w:tr>
         <w:trPr>
+          <w:cantSplit/>
           <w:tblHeader w:val="true"/>
         </w:trPr>
         <w:tc>
@@ -5466,6 +5544,7 @@
       </w:tr>
       <w:tr>
         <w:trPr>
+          <w:cantSplit/>
           <w:trHeight w:val="567" w:hRule="atLeast"/>
         </w:trPr>
         <w:tc>
@@ -5532,6 +5611,7 @@
       </w:tr>
       <w:tr>
         <w:trPr>
+          <w:cantSplit/>
           <w:trHeight w:val="567" w:hRule="atLeast"/>
         </w:trPr>
         <w:tc>
@@ -5598,6 +5678,7 @@
       </w:tr>
       <w:tr>
         <w:trPr>
+          <w:cantSplit/>
           <w:trHeight w:val="567" w:hRule="atLeast"/>
         </w:trPr>
         <w:tc>
@@ -5664,6 +5745,7 @@
       </w:tr>
       <w:tr>
         <w:trPr>
+          <w:cantSplit/>
           <w:trHeight w:val="567" w:hRule="atLeast"/>
         </w:trPr>
         <w:tc>
@@ -5730,6 +5812,7 @@
       </w:tr>
       <w:tr>
         <w:trPr>
+          <w:cantSplit/>
           <w:trHeight w:val="567" w:hRule="atLeast"/>
         </w:trPr>
         <w:tc>
@@ -5856,6 +5939,7 @@
       </w:tblGrid>
       <w:tr>
         <w:trPr>
+          <w:cantSplit/>
           <w:trHeight w:val="425" w:hRule="atLeast"/>
         </w:trPr>
         <w:tc>
@@ -5900,6 +5984,7 @@
       </w:tr>
       <w:tr>
         <w:trPr>
+          <w:cantSplit/>
           <w:trHeight w:val="425" w:hRule="atLeast"/>
         </w:trPr>
         <w:tc>
@@ -5944,6 +6029,7 @@
       </w:tr>
       <w:tr>
         <w:trPr>
+          <w:cantSplit/>
           <w:trHeight w:val="425" w:hRule="atLeast"/>
         </w:trPr>
         <w:tc>
@@ -5988,6 +6074,7 @@
       </w:tr>
       <w:tr>
         <w:trPr>
+          <w:cantSplit/>
           <w:trHeight w:val="425" w:hRule="atLeast"/>
         </w:trPr>
         <w:tc>
@@ -6098,6 +6185,7 @@
       </w:tblGrid>
       <w:tr>
         <w:trPr>
+          <w:cantSplit/>
           <w:trHeight w:val="425" w:hRule="atLeast"/>
         </w:trPr>
         <w:tc>
@@ -6142,6 +6230,7 @@
       </w:tr>
       <w:tr>
         <w:trPr>
+          <w:cantSplit/>
           <w:trHeight w:val="425" w:hRule="atLeast"/>
         </w:trPr>
         <w:tc>
@@ -6186,6 +6275,7 @@
       </w:tr>
       <w:tr>
         <w:trPr>
+          <w:cantSplit/>
           <w:trHeight w:val="425" w:hRule="atLeast"/>
         </w:trPr>
         <w:tc>
@@ -6259,6 +6349,7 @@
       </w:tblGrid>
       <w:tr>
         <w:trPr>
+          <w:cantSplit/>
           <w:tblHeader w:val="true"/>
         </w:trPr>
         <w:tc>
@@ -6356,6 +6447,7 @@
       </w:tr>
       <w:tr>
         <w:trPr>
+          <w:cantSplit/>
           <w:trHeight w:val="425" w:hRule="atLeast"/>
         </w:trPr>
         <w:tc>
@@ -6437,6 +6529,7 @@
       </w:tr>
       <w:tr>
         <w:trPr>
+          <w:cantSplit/>
           <w:trHeight w:val="425" w:hRule="atLeast"/>
         </w:trPr>
         <w:tc>
@@ -6518,6 +6611,7 @@
       </w:tr>
       <w:tr>
         <w:trPr>
+          <w:cantSplit/>
           <w:trHeight w:val="425" w:hRule="atLeast"/>
         </w:trPr>
         <w:tc>
@@ -6599,6 +6693,7 @@
       </w:tr>
       <w:tr>
         <w:trPr>
+          <w:cantSplit/>
           <w:trHeight w:val="425" w:hRule="atLeast"/>
         </w:trPr>
         <w:tc>
@@ -6680,6 +6775,7 @@
       </w:tr>
       <w:tr>
         <w:trPr>
+          <w:cantSplit/>
           <w:trHeight w:val="425" w:hRule="atLeast"/>
         </w:trPr>
         <w:tc>
@@ -6809,6 +6905,7 @@
       </w:tblGrid>
       <w:tr>
         <w:trPr>
+          <w:cantSplit/>
           <w:trHeight w:val="425" w:hRule="atLeast"/>
         </w:trPr>
         <w:tc>
@@ -6853,6 +6950,7 @@
       </w:tr>
       <w:tr>
         <w:trPr>
+          <w:cantSplit/>
           <w:trHeight w:val="425" w:hRule="atLeast"/>
         </w:trPr>
         <w:tc>
@@ -6897,6 +6995,7 @@
       </w:tr>
       <w:tr>
         <w:trPr>
+          <w:cantSplit/>
           <w:trHeight w:val="425" w:hRule="atLeast"/>
         </w:trPr>
         <w:tc>
@@ -6941,6 +7040,7 @@
       </w:tr>
       <w:tr>
         <w:trPr>
+          <w:cantSplit/>
           <w:trHeight w:val="425" w:hRule="atLeast"/>
         </w:trPr>
         <w:tc>
@@ -6985,6 +7085,7 @@
       </w:tr>
       <w:tr>
         <w:trPr>
+          <w:cantSplit/>
           <w:trHeight w:val="425" w:hRule="atLeast"/>
         </w:trPr>
         <w:tc>
@@ -7029,6 +7130,7 @@
       </w:tr>
       <w:tr>
         <w:trPr>
+          <w:cantSplit/>
           <w:trHeight w:val="425" w:hRule="atLeast"/>
         </w:trPr>
         <w:tc>
@@ -7106,6 +7208,7 @@
       </w:tblGrid>
       <w:tr>
         <w:trPr>
+          <w:cantSplit/>
           <w:tblHeader w:val="true"/>
         </w:trPr>
         <w:tc>
@@ -7179,6 +7282,7 @@
       </w:tr>
       <w:tr>
         <w:trPr>
+          <w:cantSplit/>
           <w:trHeight w:val="425" w:hRule="atLeast"/>
         </w:trPr>
         <w:tc>
@@ -7244,6 +7348,7 @@
       </w:tr>
       <w:tr>
         <w:trPr>
+          <w:cantSplit/>
           <w:trHeight w:val="425" w:hRule="atLeast"/>
         </w:trPr>
         <w:tc>
@@ -7309,6 +7414,7 @@
       </w:tr>
       <w:tr>
         <w:trPr>
+          <w:cantSplit/>
           <w:trHeight w:val="425" w:hRule="atLeast"/>
         </w:trPr>
         <w:tc>
@@ -7431,6 +7537,7 @@
       </w:tblGrid>
       <w:tr>
         <w:trPr>
+          <w:cantSplit/>
           <w:tblHeader w:val="true"/>
         </w:trPr>
         <w:tc>
@@ -7504,6 +7611,7 @@
       </w:tr>
       <w:tr>
         <w:trPr>
+          <w:cantSplit/>
           <w:trHeight w:val="425" w:hRule="atLeast"/>
         </w:trPr>
         <w:tc>
@@ -7570,6 +7678,7 @@
       </w:tr>
       <w:tr>
         <w:trPr>
+          <w:cantSplit/>
           <w:trHeight w:val="425" w:hRule="atLeast"/>
         </w:trPr>
         <w:tc>
@@ -7636,6 +7745,7 @@
       </w:tr>
       <w:tr>
         <w:trPr>
+          <w:cantSplit/>
           <w:trHeight w:val="425" w:hRule="atLeast"/>
         </w:trPr>
         <w:tc>
@@ -7702,6 +7812,7 @@
       </w:tr>
       <w:tr>
         <w:trPr>
+          <w:cantSplit/>
           <w:trHeight w:val="425" w:hRule="atLeast"/>
         </w:trPr>
         <w:tc>
@@ -7768,6 +7879,7 @@
       </w:tr>
       <w:tr>
         <w:trPr>
+          <w:cantSplit/>
           <w:trHeight w:val="425" w:hRule="atLeast"/>
         </w:trPr>
         <w:tc>
@@ -7834,6 +7946,7 @@
       </w:tr>
       <w:tr>
         <w:trPr>
+          <w:cantSplit/>
           <w:trHeight w:val="425" w:hRule="atLeast"/>
         </w:trPr>
         <w:tc>
@@ -7917,6 +8030,7 @@
       </w:tblGrid>
       <w:tr>
         <w:trPr>
+          <w:cantSplit/>
           <w:trHeight w:val="425" w:hRule="atLeast"/>
         </w:trPr>
         <w:tc>
@@ -8055,6 +8169,7 @@
       </w:tblGrid>
       <w:tr>
         <w:trPr>
+          <w:cantSplit/>
           <w:tblHeader w:val="true"/>
         </w:trPr>
         <w:tc>
@@ -8111,6 +8226,7 @@
       </w:tr>
       <w:tr>
         <w:trPr>
+          <w:cantSplit/>
           <w:trHeight w:val="425" w:hRule="atLeast"/>
         </w:trPr>
         <w:tc>
@@ -8163,6 +8279,7 @@
       </w:tr>
       <w:tr>
         <w:trPr>
+          <w:cantSplit/>
           <w:trHeight w:val="425" w:hRule="atLeast"/>
         </w:trPr>
         <w:tc>
@@ -8215,6 +8332,7 @@
       </w:tr>
       <w:tr>
         <w:trPr>
+          <w:cantSplit/>
           <w:trHeight w:val="425" w:hRule="atLeast"/>
         </w:trPr>
         <w:tc>
@@ -8267,6 +8385,7 @@
       </w:tr>
       <w:tr>
         <w:trPr>
+          <w:cantSplit/>
           <w:trHeight w:val="425" w:hRule="atLeast"/>
         </w:trPr>
         <w:tc>
@@ -8319,6 +8438,7 @@
       </w:tr>
       <w:tr>
         <w:trPr>
+          <w:cantSplit/>
           <w:trHeight w:val="425" w:hRule="atLeast"/>
         </w:trPr>
         <w:tc>
@@ -8399,6 +8519,7 @@
       </w:tblGrid>
       <w:tr>
         <w:trPr>
+          <w:cantSplit/>
           <w:tblHeader w:val="true"/>
         </w:trPr>
         <w:tc>
@@ -8472,6 +8593,7 @@
       </w:tr>
       <w:tr>
         <w:trPr>
+          <w:cantSplit/>
           <w:trHeight w:val="567" w:hRule="atLeast"/>
         </w:trPr>
         <w:tc>
@@ -8538,6 +8660,7 @@
       </w:tr>
       <w:tr>
         <w:trPr>
+          <w:cantSplit/>
           <w:trHeight w:val="567" w:hRule="atLeast"/>
         </w:trPr>
         <w:tc>
@@ -8604,6 +8727,7 @@
       </w:tr>
       <w:tr>
         <w:trPr>
+          <w:cantSplit/>
           <w:trHeight w:val="567" w:hRule="atLeast"/>
         </w:trPr>
         <w:tc>
@@ -8670,6 +8794,7 @@
       </w:tr>
       <w:tr>
         <w:trPr>
+          <w:cantSplit/>
           <w:trHeight w:val="567" w:hRule="atLeast"/>
         </w:trPr>
         <w:tc>
@@ -8736,6 +8861,7 @@
       </w:tr>
       <w:tr>
         <w:trPr>
+          <w:cantSplit/>
           <w:trHeight w:val="567" w:hRule="atLeast"/>
         </w:trPr>
         <w:tc>
@@ -8862,6 +8988,7 @@
       </w:tblGrid>
       <w:tr>
         <w:trPr>
+          <w:cantSplit/>
           <w:trHeight w:val="425" w:hRule="atLeast"/>
         </w:trPr>
         <w:tc>
@@ -8906,6 +9033,7 @@
       </w:tr>
       <w:tr>
         <w:trPr>
+          <w:cantSplit/>
           <w:trHeight w:val="425" w:hRule="atLeast"/>
         </w:trPr>
         <w:tc>
@@ -8950,6 +9078,7 @@
       </w:tr>
       <w:tr>
         <w:trPr>
+          <w:cantSplit/>
           <w:trHeight w:val="425" w:hRule="atLeast"/>
         </w:trPr>
         <w:tc>
@@ -8994,6 +9123,7 @@
       </w:tr>
       <w:tr>
         <w:trPr>
+          <w:cantSplit/>
           <w:trHeight w:val="425" w:hRule="atLeast"/>
         </w:trPr>
         <w:tc>
@@ -9104,6 +9234,7 @@
       </w:tblGrid>
       <w:tr>
         <w:trPr>
+          <w:cantSplit/>
           <w:trHeight w:val="425" w:hRule="atLeast"/>
         </w:trPr>
         <w:tc>
@@ -9148,6 +9279,7 @@
       </w:tr>
       <w:tr>
         <w:trPr>
+          <w:cantSplit/>
           <w:trHeight w:val="425" w:hRule="atLeast"/>
         </w:trPr>
         <w:tc>
@@ -9192,6 +9324,7 @@
       </w:tr>
       <w:tr>
         <w:trPr>
+          <w:cantSplit/>
           <w:trHeight w:val="425" w:hRule="atLeast"/>
         </w:trPr>
         <w:tc>
@@ -9265,6 +9398,7 @@
       </w:tblGrid>
       <w:tr>
         <w:trPr>
+          <w:cantSplit/>
           <w:tblHeader w:val="true"/>
         </w:trPr>
         <w:tc>
@@ -9362,6 +9496,7 @@
       </w:tr>
       <w:tr>
         <w:trPr>
+          <w:cantSplit/>
           <w:trHeight w:val="425" w:hRule="atLeast"/>
         </w:trPr>
         <w:tc>
@@ -9443,6 +9578,7 @@
       </w:tr>
       <w:tr>
         <w:trPr>
+          <w:cantSplit/>
           <w:trHeight w:val="425" w:hRule="atLeast"/>
         </w:trPr>
         <w:tc>
@@ -9524,6 +9660,7 @@
       </w:tr>
       <w:tr>
         <w:trPr>
+          <w:cantSplit/>
           <w:trHeight w:val="425" w:hRule="atLeast"/>
         </w:trPr>
         <w:tc>
@@ -9605,6 +9742,7 @@
       </w:tr>
       <w:tr>
         <w:trPr>
+          <w:cantSplit/>
           <w:trHeight w:val="425" w:hRule="atLeast"/>
         </w:trPr>
         <w:tc>
@@ -9686,6 +9824,7 @@
       </w:tr>
       <w:tr>
         <w:trPr>
+          <w:cantSplit/>
           <w:trHeight w:val="425" w:hRule="atLeast"/>
         </w:trPr>
         <w:tc>
@@ -9815,6 +9954,7 @@
       </w:tblGrid>
       <w:tr>
         <w:trPr>
+          <w:cantSplit/>
           <w:trHeight w:val="425" w:hRule="atLeast"/>
         </w:trPr>
         <w:tc>
@@ -9859,6 +9999,7 @@
       </w:tr>
       <w:tr>
         <w:trPr>
+          <w:cantSplit/>
           <w:trHeight w:val="425" w:hRule="atLeast"/>
         </w:trPr>
         <w:tc>
@@ -9903,6 +10044,7 @@
       </w:tr>
       <w:tr>
         <w:trPr>
+          <w:cantSplit/>
           <w:trHeight w:val="425" w:hRule="atLeast"/>
         </w:trPr>
         <w:tc>
@@ -9947,6 +10089,7 @@
       </w:tr>
       <w:tr>
         <w:trPr>
+          <w:cantSplit/>
           <w:trHeight w:val="425" w:hRule="atLeast"/>
         </w:trPr>
         <w:tc>
@@ -9991,6 +10134,7 @@
       </w:tr>
       <w:tr>
         <w:trPr>
+          <w:cantSplit/>
           <w:trHeight w:val="425" w:hRule="atLeast"/>
         </w:trPr>
         <w:tc>
@@ -10035,6 +10179,7 @@
       </w:tr>
       <w:tr>
         <w:trPr>
+          <w:cantSplit/>
           <w:trHeight w:val="425" w:hRule="atLeast"/>
         </w:trPr>
         <w:tc>
@@ -10112,6 +10257,7 @@
       </w:tblGrid>
       <w:tr>
         <w:trPr>
+          <w:cantSplit/>
           <w:tblHeader w:val="true"/>
         </w:trPr>
         <w:tc>
@@ -10185,6 +10331,7 @@
       </w:tr>
       <w:tr>
         <w:trPr>
+          <w:cantSplit/>
           <w:trHeight w:val="425" w:hRule="atLeast"/>
         </w:trPr>
         <w:tc>
@@ -10250,6 +10397,7 @@
       </w:tr>
       <w:tr>
         <w:trPr>
+          <w:cantSplit/>
           <w:trHeight w:val="425" w:hRule="atLeast"/>
         </w:trPr>
         <w:tc>
@@ -10315,6 +10463,7 @@
       </w:tr>
       <w:tr>
         <w:trPr>
+          <w:cantSplit/>
           <w:trHeight w:val="425" w:hRule="atLeast"/>
         </w:trPr>
         <w:tc>
@@ -10437,6 +10586,7 @@
       </w:tblGrid>
       <w:tr>
         <w:trPr>
+          <w:cantSplit/>
           <w:tblHeader w:val="true"/>
         </w:trPr>
         <w:tc>
@@ -10510,6 +10660,7 @@
       </w:tr>
       <w:tr>
         <w:trPr>
+          <w:cantSplit/>
           <w:trHeight w:val="425" w:hRule="atLeast"/>
         </w:trPr>
         <w:tc>
@@ -10576,6 +10727,7 @@
       </w:tr>
       <w:tr>
         <w:trPr>
+          <w:cantSplit/>
           <w:trHeight w:val="425" w:hRule="atLeast"/>
         </w:trPr>
         <w:tc>
@@ -10642,6 +10794,7 @@
       </w:tr>
       <w:tr>
         <w:trPr>
+          <w:cantSplit/>
           <w:trHeight w:val="425" w:hRule="atLeast"/>
         </w:trPr>
         <w:tc>
@@ -10708,6 +10861,7 @@
       </w:tr>
       <w:tr>
         <w:trPr>
+          <w:cantSplit/>
           <w:trHeight w:val="425" w:hRule="atLeast"/>
         </w:trPr>
         <w:tc>
@@ -10774,6 +10928,7 @@
       </w:tr>
       <w:tr>
         <w:trPr>
+          <w:cantSplit/>
           <w:trHeight w:val="425" w:hRule="atLeast"/>
         </w:trPr>
         <w:tc>
@@ -10840,6 +10995,7 @@
       </w:tr>
       <w:tr>
         <w:trPr>
+          <w:cantSplit/>
           <w:trHeight w:val="425" w:hRule="atLeast"/>
         </w:trPr>
         <w:tc>
@@ -10906,6 +11062,7 @@
       </w:tr>
       <w:tr>
         <w:trPr>
+          <w:cantSplit/>
           <w:trHeight w:val="425" w:hRule="atLeast"/>
         </w:trPr>
         <w:tc>
@@ -10989,6 +11146,7 @@
       </w:tblGrid>
       <w:tr>
         <w:trPr>
+          <w:cantSplit/>
           <w:trHeight w:val="425" w:hRule="atLeast"/>
         </w:trPr>
         <w:tc>
@@ -11127,6 +11285,7 @@
       </w:tblGrid>
       <w:tr>
         <w:trPr>
+          <w:cantSplit/>
           <w:tblHeader w:val="true"/>
         </w:trPr>
         <w:tc>
@@ -11183,6 +11342,7 @@
       </w:tr>
       <w:tr>
         <w:trPr>
+          <w:cantSplit/>
           <w:trHeight w:val="425" w:hRule="atLeast"/>
         </w:trPr>
         <w:tc>
@@ -11235,6 +11395,7 @@
       </w:tr>
       <w:tr>
         <w:trPr>
+          <w:cantSplit/>
           <w:trHeight w:val="425" w:hRule="atLeast"/>
         </w:trPr>
         <w:tc>
@@ -11287,6 +11448,7 @@
       </w:tr>
       <w:tr>
         <w:trPr>
+          <w:cantSplit/>
           <w:trHeight w:val="425" w:hRule="atLeast"/>
         </w:trPr>
         <w:tc>
@@ -11339,6 +11501,7 @@
       </w:tr>
       <w:tr>
         <w:trPr>
+          <w:cantSplit/>
           <w:trHeight w:val="425" w:hRule="atLeast"/>
         </w:trPr>
         <w:tc>
@@ -11391,6 +11554,7 @@
       </w:tr>
       <w:tr>
         <w:trPr>
+          <w:cantSplit/>
           <w:trHeight w:val="425" w:hRule="atLeast"/>
         </w:trPr>
         <w:tc>
@@ -11471,6 +11635,7 @@
       </w:tblGrid>
       <w:tr>
         <w:trPr>
+          <w:cantSplit/>
           <w:tblHeader w:val="true"/>
         </w:trPr>
         <w:tc>
@@ -11544,6 +11709,7 @@
       </w:tr>
       <w:tr>
         <w:trPr>
+          <w:cantSplit/>
           <w:trHeight w:val="567" w:hRule="atLeast"/>
         </w:trPr>
         <w:tc>
@@ -11610,6 +11776,7 @@
       </w:tr>
       <w:tr>
         <w:trPr>
+          <w:cantSplit/>
           <w:trHeight w:val="567" w:hRule="atLeast"/>
         </w:trPr>
         <w:tc>
@@ -11676,6 +11843,7 @@
       </w:tr>
       <w:tr>
         <w:trPr>
+          <w:cantSplit/>
           <w:trHeight w:val="567" w:hRule="atLeast"/>
         </w:trPr>
         <w:tc>
@@ -11742,6 +11910,7 @@
       </w:tr>
       <w:tr>
         <w:trPr>
+          <w:cantSplit/>
           <w:trHeight w:val="567" w:hRule="atLeast"/>
         </w:trPr>
         <w:tc>
@@ -11808,6 +11977,7 @@
       </w:tr>
       <w:tr>
         <w:trPr>
+          <w:cantSplit/>
           <w:trHeight w:val="567" w:hRule="atLeast"/>
         </w:trPr>
         <w:tc>
@@ -11934,6 +12104,7 @@
       </w:tblGrid>
       <w:tr>
         <w:trPr>
+          <w:cantSplit/>
           <w:trHeight w:val="425" w:hRule="atLeast"/>
         </w:trPr>
         <w:tc>
@@ -11978,6 +12149,7 @@
       </w:tr>
       <w:tr>
         <w:trPr>
+          <w:cantSplit/>
           <w:trHeight w:val="425" w:hRule="atLeast"/>
         </w:trPr>
         <w:tc>
@@ -12022,6 +12194,7 @@
       </w:tr>
       <w:tr>
         <w:trPr>
+          <w:cantSplit/>
           <w:trHeight w:val="425" w:hRule="atLeast"/>
         </w:trPr>
         <w:tc>
@@ -12066,6 +12239,7 @@
       </w:tr>
       <w:tr>
         <w:trPr>
+          <w:cantSplit/>
           <w:trHeight w:val="425" w:hRule="atLeast"/>
         </w:trPr>
         <w:tc>
@@ -12176,6 +12350,7 @@
       </w:tblGrid>
       <w:tr>
         <w:trPr>
+          <w:cantSplit/>
           <w:trHeight w:val="425" w:hRule="atLeast"/>
         </w:trPr>
         <w:tc>
@@ -12220,6 +12395,7 @@
       </w:tr>
       <w:tr>
         <w:trPr>
+          <w:cantSplit/>
           <w:trHeight w:val="425" w:hRule="atLeast"/>
         </w:trPr>
         <w:tc>
@@ -12264,6 +12440,7 @@
       </w:tr>
       <w:tr>
         <w:trPr>
+          <w:cantSplit/>
           <w:trHeight w:val="425" w:hRule="atLeast"/>
         </w:trPr>
         <w:tc>
@@ -12337,6 +12514,7 @@
       </w:tblGrid>
       <w:tr>
         <w:trPr>
+          <w:cantSplit/>
           <w:tblHeader w:val="true"/>
         </w:trPr>
         <w:tc>
@@ -12434,6 +12612,7 @@
       </w:tr>
       <w:tr>
         <w:trPr>
+          <w:cantSplit/>
           <w:trHeight w:val="425" w:hRule="atLeast"/>
         </w:trPr>
         <w:tc>
@@ -12515,6 +12694,7 @@
       </w:tr>
       <w:tr>
         <w:trPr>
+          <w:cantSplit/>
           <w:trHeight w:val="425" w:hRule="atLeast"/>
         </w:trPr>
         <w:tc>
@@ -12596,6 +12776,7 @@
       </w:tr>
       <w:tr>
         <w:trPr>
+          <w:cantSplit/>
           <w:trHeight w:val="425" w:hRule="atLeast"/>
         </w:trPr>
         <w:tc>
@@ -12677,6 +12858,7 @@
       </w:tr>
       <w:tr>
         <w:trPr>
+          <w:cantSplit/>
           <w:trHeight w:val="425" w:hRule="atLeast"/>
         </w:trPr>
         <w:tc>
@@ -12758,6 +12940,7 @@
       </w:tr>
       <w:tr>
         <w:trPr>
+          <w:cantSplit/>
           <w:trHeight w:val="425" w:hRule="atLeast"/>
         </w:trPr>
         <w:tc>
@@ -12887,6 +13070,7 @@
       </w:tblGrid>
       <w:tr>
         <w:trPr>
+          <w:cantSplit/>
           <w:trHeight w:val="425" w:hRule="atLeast"/>
         </w:trPr>
         <w:tc>
@@ -12931,6 +13115,7 @@
       </w:tr>
       <w:tr>
         <w:trPr>
+          <w:cantSplit/>
           <w:trHeight w:val="425" w:hRule="atLeast"/>
         </w:trPr>
         <w:tc>
@@ -12975,6 +13160,7 @@
       </w:tr>
       <w:tr>
         <w:trPr>
+          <w:cantSplit/>
           <w:trHeight w:val="425" w:hRule="atLeast"/>
         </w:trPr>
         <w:tc>
@@ -13019,6 +13205,7 @@
       </w:tr>
       <w:tr>
         <w:trPr>
+          <w:cantSplit/>
           <w:trHeight w:val="425" w:hRule="atLeast"/>
         </w:trPr>
         <w:tc>
@@ -13063,6 +13250,7 @@
       </w:tr>
       <w:tr>
         <w:trPr>
+          <w:cantSplit/>
           <w:trHeight w:val="425" w:hRule="atLeast"/>
         </w:trPr>
         <w:tc>
@@ -13107,6 +13295,7 @@
       </w:tr>
       <w:tr>
         <w:trPr>
+          <w:cantSplit/>
           <w:trHeight w:val="425" w:hRule="atLeast"/>
         </w:trPr>
         <w:tc>
@@ -13184,6 +13373,7 @@
       </w:tblGrid>
       <w:tr>
         <w:trPr>
+          <w:cantSplit/>
           <w:tblHeader w:val="true"/>
         </w:trPr>
         <w:tc>
@@ -13257,6 +13447,7 @@
       </w:tr>
       <w:tr>
         <w:trPr>
+          <w:cantSplit/>
           <w:trHeight w:val="425" w:hRule="atLeast"/>
         </w:trPr>
         <w:tc>
@@ -13322,6 +13513,7 @@
       </w:tr>
       <w:tr>
         <w:trPr>
+          <w:cantSplit/>
           <w:trHeight w:val="425" w:hRule="atLeast"/>
         </w:trPr>
         <w:tc>
@@ -13387,6 +13579,7 @@
       </w:tr>
       <w:tr>
         <w:trPr>
+          <w:cantSplit/>
           <w:trHeight w:val="425" w:hRule="atLeast"/>
         </w:trPr>
         <w:tc>
@@ -13509,6 +13702,7 @@
       </w:tblGrid>
       <w:tr>
         <w:trPr>
+          <w:cantSplit/>
           <w:tblHeader w:val="true"/>
         </w:trPr>
         <w:tc>
@@ -13582,6 +13776,7 @@
       </w:tr>
       <w:tr>
         <w:trPr>
+          <w:cantSplit/>
           <w:trHeight w:val="425" w:hRule="atLeast"/>
         </w:trPr>
         <w:tc>
@@ -13647,6 +13842,7 @@
       </w:tr>
       <w:tr>
         <w:trPr>
+          <w:cantSplit/>
           <w:trHeight w:val="425" w:hRule="atLeast"/>
         </w:trPr>
         <w:tc>
@@ -13712,6 +13908,7 @@
       </w:tr>
       <w:tr>
         <w:trPr>
+          <w:cantSplit/>
           <w:trHeight w:val="425" w:hRule="atLeast"/>
         </w:trPr>
         <w:tc>
@@ -13777,6 +13974,7 @@
       </w:tr>
       <w:tr>
         <w:trPr>
+          <w:cantSplit/>
           <w:trHeight w:val="425" w:hRule="atLeast"/>
         </w:trPr>
         <w:tc>
@@ -13859,6 +14057,7 @@
       </w:tblGrid>
       <w:tr>
         <w:trPr>
+          <w:cantSplit/>
           <w:trHeight w:val="425" w:hRule="atLeast"/>
         </w:trPr>
         <w:tc>
@@ -13997,6 +14196,7 @@
       </w:tblGrid>
       <w:tr>
         <w:trPr>
+          <w:cantSplit/>
           <w:tblHeader w:val="true"/>
         </w:trPr>
         <w:tc>
@@ -14053,6 +14253,7 @@
       </w:tr>
       <w:tr>
         <w:trPr>
+          <w:cantSplit/>
           <w:trHeight w:val="425" w:hRule="atLeast"/>
         </w:trPr>
         <w:tc>
@@ -14105,6 +14306,7 @@
       </w:tr>
       <w:tr>
         <w:trPr>
+          <w:cantSplit/>
           <w:trHeight w:val="425" w:hRule="atLeast"/>
         </w:trPr>
         <w:tc>
@@ -14157,6 +14359,7 @@
       </w:tr>
       <w:tr>
         <w:trPr>
+          <w:cantSplit/>
           <w:trHeight w:val="425" w:hRule="atLeast"/>
         </w:trPr>
         <w:tc>
@@ -14209,6 +14412,7 @@
       </w:tr>
       <w:tr>
         <w:trPr>
+          <w:cantSplit/>
           <w:trHeight w:val="425" w:hRule="atLeast"/>
         </w:trPr>
         <w:tc>
@@ -14261,6 +14465,7 @@
       </w:tr>
       <w:tr>
         <w:trPr>
+          <w:cantSplit/>
           <w:trHeight w:val="425" w:hRule="atLeast"/>
         </w:trPr>
         <w:tc>
@@ -14340,6 +14545,7 @@
       </w:tblGrid>
       <w:tr>
         <w:trPr>
+          <w:cantSplit/>
           <w:tblHeader w:val="true"/>
         </w:trPr>
         <w:tc>
@@ -14413,6 +14619,7 @@
       </w:tr>
       <w:tr>
         <w:trPr>
+          <w:cantSplit/>
           <w:trHeight w:val="567" w:hRule="atLeast"/>
         </w:trPr>
         <w:tc>
@@ -14479,6 +14686,7 @@
       </w:tr>
       <w:tr>
         <w:trPr>
+          <w:cantSplit/>
           <w:trHeight w:val="567" w:hRule="atLeast"/>
         </w:trPr>
         <w:tc>
@@ -14545,6 +14753,7 @@
       </w:tr>
       <w:tr>
         <w:trPr>
+          <w:cantSplit/>
           <w:trHeight w:val="567" w:hRule="atLeast"/>
         </w:trPr>
         <w:tc>
@@ -14611,6 +14820,7 @@
       </w:tr>
       <w:tr>
         <w:trPr>
+          <w:cantSplit/>
           <w:trHeight w:val="567" w:hRule="atLeast"/>
         </w:trPr>
         <w:tc>
@@ -14677,6 +14887,7 @@
       </w:tr>
       <w:tr>
         <w:trPr>
+          <w:cantSplit/>
           <w:trHeight w:val="567" w:hRule="atLeast"/>
         </w:trPr>
         <w:tc>
@@ -14842,6 +15053,14 @@
       </w:pPr>
       <w:r>
         <w:t>Акты освидетельствования ответственных конструкций и участков сетей инженерно-технического обеспечения — отдельные документы исполнительной документации (рекомендуемые образцы — приложения № 4 и № 5 к составу). Эти формы их не заменяют.</w:t>
+      </w:r>
+    </w:p>
+    <w:p>
+      <w:pPr>
+        <w:pStyle w:val="ListNumber"/>
+      </w:pPr>
+      <w:r>
+        <w:t>Перед печатью для подписания. Сохраните копию файла и оставьте в ней одну форму: от таблицы «Объект капитального строительства» до таблицы «Подписи» включительно. Остальное удалите: заголовок файла, заголовок формы и курсивную строку «Для …» под ним, другие формы, блок «Если есть замечания (в образец акта не входит)» после подписей и этот раздел. Внутри формы удалите три курсивные строки: «Поля комплекта (в рекомендуемый образец не входят)», «Номер в национальном реестре специалистов указывают…» и «Если документов больше пяти…»; указания двух последних сначала выполните. Остаются: таблицы с данными, строка «Проверено при осмотре, испытания и измерения (поля комплекта)» над таблицей проверок, пояснения в скобках под строками и курсивные пояснения к полям внутри ячеек.</w:t>
       </w:r>
     </w:p>
     <w:sectPr>

--- a/products-storage/05-ks-bez-vozvrata/03-akt-skrytyh-rabot.docx
+++ b/products-storage/05-ks-bez-vozvrata/03-akt-skrytyh-rabot.docx
@@ -5,134 +5,3982 @@
     <w:p>
       <w:pPr>
         <w:pStyle w:val="Title"/>
+      </w:pPr>
+      <w:r>
+        <w:t>Вариант 1 Бетонирование</w:t>
+      </w:r>
+    </w:p>
+    <w:p>
+      <w:r>
+        <w:rPr>
+          <w:color w:val="8E6F32"/>
+          <w:sz w:val="18"/>
+        </w:rPr>
+        <w:t>Рекомендуемый образец приложения № 3 к составу исполнительной документации, утверждённому приказом Минстроя России от 16.05.2023 № 344/пр.</w:t>
+      </w:r>
+    </w:p>
+    <w:p>
+      <w:pPr>
+        <w:spacing w:after="160"/>
+      </w:pPr>
+      <w:r>
+        <w:t>Укажите фактические работы, место и проектные решения в пунктах 1 и 2. Материалы и результаты контроля внесите в пункты 3 и 4. Подписи оформите по составу участников освидетельствования, указанному в форме.</w:t>
+      </w:r>
+    </w:p>
+    <w:p>
+      <w:r>
+        <w:t>Укажите конструкцию, участок и отметки; материалы бетонной смеси и документы о качестве; результаты контроля, предусмотренные проектом. Определите, какие выполненные работы будут скрыты последующей операцией.</w:t>
+      </w:r>
+    </w:p>
+    <w:p>
+      <w:pPr>
+        <w:keepNext/>
+      </w:pPr>
+      <w:r>
+        <w:t>Объект капитального строительства</w:t>
+      </w:r>
+    </w:p>
+    <w:p>
+      <w:r>
+        <w:t>___________________________________________________________________________</w:t>
+      </w:r>
+    </w:p>
+    <w:p>
+      <w:r>
+        <w:rPr>
+          <w:sz w:val="18"/>
+        </w:rPr>
+        <w:t>(наименование объекта капитального строительства в соответствии с проектной документацией, почтовый или строительный адрес объекта капитального строительства)</w:t>
+      </w:r>
+    </w:p>
+    <w:p>
+      <w:pPr>
+        <w:keepNext/>
+      </w:pPr>
+      <w:r>
+        <w:t>Застройщик, технический заказчик, лицо, ответственное за эксплуатацию здания, сооружения, или региональный оператор</w:t>
+      </w:r>
+    </w:p>
+    <w:p>
+      <w:r>
+        <w:t>___________________________________________________________________________</w:t>
+      </w:r>
+    </w:p>
+    <w:p>
+      <w:r>
+        <w:rPr>
+          <w:sz w:val="18"/>
+        </w:rPr>
+        <w:t>(фамилия, имя, отчество (последнее - при наличии), адрес места жительства, ОГРНИП, ИНН индивидуального предпринимателя,</w:t>
+      </w:r>
+    </w:p>
+    <w:p>
+      <w:r>
+        <w:t>___________________________________________________________________________</w:t>
+      </w:r>
+    </w:p>
+    <w:p>
+      <w:r>
+        <w:t>полное и (или) сокращенное наименование, ОГРН, ИНН, адрес юридического лица в пределах его места нахождения, телефон или факс,</w:t>
+      </w:r>
+    </w:p>
+    <w:p>
+      <w:r>
+        <w:t>___________________________________________________________________________</w:t>
+      </w:r>
+    </w:p>
+    <w:p>
+      <w:r>
+        <w:t>полное и (или) сокращенное наименование, ОГРН, ИНН саморегулируемой организации, членом которой является указанное юридическое лицо или индивидуальный предприниматель (за исключением случаев, когда членство в саморегулируемых организациях в области строительства, реконструкции, капитального ремонта объектов капитального строительства не требуется);</w:t>
+      </w:r>
+    </w:p>
+    <w:p>
+      <w:r>
+        <w:t>___________________________________________________________________________</w:t>
+      </w:r>
+    </w:p>
+    <w:p>
+      <w:r>
+        <w:t>фамилия, имя, отчество (последнее - при наличии), паспортные данные, адрес места жительства, телефон или факс - для физических лиц, не являющихся индивидуальными предпринимателями)</w:t>
+      </w:r>
+    </w:p>
+    <w:p>
+      <w:pPr>
+        <w:keepNext/>
+      </w:pPr>
+      <w:r>
+        <w:t>Лицо, осуществляющее строительство, реконструкцию, капитальный ремонт</w:t>
+      </w:r>
+    </w:p>
+    <w:p>
+      <w:r>
+        <w:t>___________________________________________________________________________</w:t>
+      </w:r>
+    </w:p>
+    <w:p>
+      <w:r>
+        <w:rPr>
+          <w:sz w:val="18"/>
+        </w:rPr>
+        <w:t>(фамилия, имя, отчество (последнее - при наличии), адрес места жительства, ОГРНИП, ИНН индивидуального предпринимателя,</w:t>
+      </w:r>
+    </w:p>
+    <w:p>
+      <w:r>
+        <w:t>___________________________________________________________________________</w:t>
+      </w:r>
+    </w:p>
+    <w:p>
+      <w:r>
+        <w:t>полное и (или) сокращенное наименование, ОГРН, ИНН, адрес юридического лица в пределах его места нахождения, телефон или факс,</w:t>
+      </w:r>
+    </w:p>
+    <w:p>
+      <w:r>
+        <w:t>___________________________________________________________________________</w:t>
+      </w:r>
+    </w:p>
+    <w:p>
+      <w:r>
+        <w:t>полное и (или) сокращенное наименование, ОГРН, ИНН саморегулируемой организации, членом которой является указанное юридическое лицо или индивидуальный предприниматель (за исключением случаев, когда членство в саморегулируемых организациях в области строительства, реконструкции, капитального ремонта объектов капитального строительства не требуется)</w:t>
+      </w:r>
+    </w:p>
+    <w:p>
+      <w:pPr>
+        <w:keepNext/>
+      </w:pPr>
+      <w:r>
+        <w:t>Лицо, осуществляющее подготовку проектной документации</w:t>
+      </w:r>
+    </w:p>
+    <w:p>
+      <w:r>
+        <w:t>___________________________________________________________________________</w:t>
+      </w:r>
+    </w:p>
+    <w:p>
+      <w:r>
+        <w:rPr>
+          <w:sz w:val="18"/>
+        </w:rPr>
+        <w:t>(фамилия, имя, отчество (последнее - при наличии), адрес места жительства, ОГРНИП, ИНН индивидуального предпринимателя,</w:t>
+      </w:r>
+    </w:p>
+    <w:p>
+      <w:r>
+        <w:t>___________________________________________________________________________</w:t>
+      </w:r>
+    </w:p>
+    <w:p>
+      <w:r>
+        <w:t>полное и (или) сокращенное наименование, ОГРН, ИНН, адрес юридического лица в пределах его места нахождения, телефон или факс,</w:t>
+      </w:r>
+    </w:p>
+    <w:p>
+      <w:r>
+        <w:t>___________________________________________________________________________</w:t>
+      </w:r>
+    </w:p>
+    <w:p>
+      <w:r>
+        <w:t>полное и (или) сокращенное наименование, ОГРН, ИНН саморегулируемой организации, членом которой является указанное юридическое лицо или индивидуальный предприниматель (за исключением случаев, когда членство в саморегулируемых организациях в области архитектурно-строительного проектирования не требуется)</w:t>
+      </w:r>
+    </w:p>
+    <w:p>
+      <w:pPr>
+        <w:keepNext/>
         <w:jc w:val="center"/>
       </w:pPr>
       <w:r>
-        <w:t>5 ТИПОВЫХ ФОРМ актов скрытых работ (АОСР)</w:t>
-      </w:r>
-    </w:p>
-    <w:p/>
-    <w:p>
-      <w:pPr>
-        <w:pStyle w:val="Heading1"/>
-      </w:pPr>
-      <w:r>
-        <w:t>Форма 1. Акт освидетельствования скрытых работ (бетонирование)</w:t>
-      </w:r>
-    </w:p>
-    <w:p>
-      <w:r>
-        <w:t>[Шаблон акта с полями: наименование работ, место проведения, дата, представители заказчика / автора проекта / подрядчика, перечень выполненных работ, заключение комиссии, подписи]</w:t>
-      </w:r>
-    </w:p>
-    <w:p>
-      <w:pPr>
-        <w:pStyle w:val="Heading1"/>
-      </w:pPr>
-      <w:r>
-        <w:t>Форма 2. Акт освидетельствования скрытых работ (гидроизоляция)</w:t>
-      </w:r>
-    </w:p>
-    <w:p>
-      <w:r>
-        <w:t>[Шаблон с учетом специфики гидроизоляционных работ: проверка основания, качество материалов, технология нанесения]</w:t>
-      </w:r>
-    </w:p>
-    <w:p>
-      <w:pPr>
-        <w:pStyle w:val="Heading1"/>
-      </w:pPr>
-      <w:r>
-        <w:t>Форма 3. Акт освидетельствования скрытых работ (электромонтаж)</w:t>
-      </w:r>
-    </w:p>
-    <w:p>
-      <w:r>
-        <w:t>[Шаблон с полями для проверки прокладки кабелей, заземления, испытаний]</w:t>
-      </w:r>
-    </w:p>
-    <w:p>
-      <w:pPr>
-        <w:pStyle w:val="Heading1"/>
-      </w:pPr>
-      <w:r>
-        <w:t>Форма 4. Акт освидетельствования скрытых работ (отопление/водоснабжение)</w:t>
-      </w:r>
-    </w:p>
-    <w:p>
-      <w:r>
-        <w:t>[Шаблон с проверкой опрессовки, герметичности, материалов труб]</w:t>
-      </w:r>
-    </w:p>
-    <w:p>
-      <w:pPr>
-        <w:pStyle w:val="Heading1"/>
-      </w:pPr>
-      <w:r>
-        <w:t>Форма 5. Акт освидетельствования скрытых работ (общий)</w:t>
-      </w:r>
-    </w:p>
-    <w:p>
-      <w:r>
-        <w:t>[Универсальный шаблон для работ, не попадающих под типовые формы]</w:t>
-      </w:r>
-    </w:p>
-    <w:p>
-      <w:pPr>
-        <w:pStyle w:val="Heading1"/>
-      </w:pPr>
-      <w:r>
-        <w:t>Примечания к использованию</w:t>
-      </w:r>
-    </w:p>
-    <w:p>
-      <w:pPr>
-        <w:pStyle w:val="ListNumber"/>
-      </w:pPr>
-      <w:r>
-        <w:t>Каждая форма содержит все обязательные реквизиты по СП 48.13330.2019.</w:t>
-      </w:r>
-    </w:p>
-    <w:p>
-      <w:pPr>
-        <w:pStyle w:val="ListNumber"/>
-      </w:pPr>
-      <w:r>
-        <w:t>Поля отмечены [квадратными скобками] для заполнения.</w:t>
-      </w:r>
-    </w:p>
-    <w:p>
-      <w:pPr>
-        <w:pStyle w:val="ListNumber"/>
-      </w:pPr>
-      <w:r>
-        <w:t>Подписи всех трех сторон обязательны (заказчик, автор проекта, подрядчик).</w:t>
-      </w:r>
-    </w:p>
-    <w:p>
-      <w:pPr>
-        <w:pStyle w:val="ListNumber"/>
-      </w:pPr>
-      <w:r>
-        <w:t>Дата акта должна быть не позже даты окончания периода КС-2.</w:t>
-      </w:r>
-    </w:p>
-    <w:p>
-      <w:pPr>
-        <w:pStyle w:val="ListNumber"/>
-      </w:pPr>
-      <w:r>
-        <w:t>Акты хранятся вместе с КС-2 как неотъемлемое приложение.</w:t>
+        <w:rPr>
+          <w:b/>
+          <w:sz w:val="24"/>
+        </w:rPr>
+        <w:t>АКТ</w:t>
+      </w:r>
+    </w:p>
+    <w:p>
+      <w:pPr>
+        <w:keepNext/>
+        <w:jc w:val="center"/>
+      </w:pPr>
+      <w:r>
+        <w:rPr>
+          <w:b/>
+          <w:sz w:val="24"/>
+        </w:rPr>
+        <w:t>освидетельствования скрытых работ</w:t>
+      </w:r>
+    </w:p>
+    <w:p>
+      <w:pPr>
+        <w:keepNext/>
+      </w:pPr>
+      <w:r>
+        <w:t>N __________ "__" _____________ 20__ г. (дата составления акта)</w:t>
+      </w:r>
+    </w:p>
+    <w:p>
+      <w:pPr>
+        <w:keepNext/>
+      </w:pPr>
+      <w:r>
+        <w:t>Представитель застройщика, технического заказчика, лица, ответственного за эксплуатацию здания, сооружения, или регионального оператора по вопросам строительного контроля</w:t>
+      </w:r>
+    </w:p>
+    <w:p>
+      <w:r>
+        <w:t>___________________________________________________________________________</w:t>
+      </w:r>
+    </w:p>
+    <w:p>
+      <w:r>
+        <w:rPr>
+          <w:sz w:val="18"/>
+        </w:rPr>
+        <w:t>(должность (при наличии), фамилия, инициалы, идентификационный номер в национальном реестре специалистов в области строительства (за исключением случаев, когда членство в саморегулируемых организациях в области строительства, реконструкции, капитального ремонта объектов капитального строительства не требуется),</w:t>
+      </w:r>
+    </w:p>
+    <w:p>
+      <w:r>
+        <w:t>___________________________________________________________________________</w:t>
+      </w:r>
+    </w:p>
+    <w:p>
+      <w:r>
+        <w:t>реквизиты распорядительного документа, подтверждающего полномочия,</w:t>
+      </w:r>
+    </w:p>
+    <w:p>
+      <w:r>
+        <w:t>___________________________________________________________________________</w:t>
+      </w:r>
+    </w:p>
+    <w:p>
+      <w:r>
+        <w:t>с указанием полного и (или) сокращенного наименования, ОГРН, ИНН, адреса юридического лица в пределах его места нахождения (в случае осуществления строительного контроля на основании договора с застройщиком или техническим заказчиком),</w:t>
+      </w:r>
+    </w:p>
+    <w:p>
+      <w:r>
+        <w:t>___________________________________________________________________________</w:t>
+      </w:r>
+    </w:p>
+    <w:p>
+      <w:r>
+        <w:t>фамилии, имени, отчества (последнее - при наличии), адреса места жительства, ОГРНИП, ИНН индивидуального предпринимателя (в случае осуществления строительного контроля на основании договора с застройщиком или техническим заказчиком)</w:t>
+      </w:r>
+    </w:p>
+    <w:p>
+      <w:pPr>
+        <w:keepNext/>
+      </w:pPr>
+      <w:r>
+        <w:t>Представитель лица, осуществляющего строительство, реконструкцию, капитальный ремонт</w:t>
+      </w:r>
+    </w:p>
+    <w:p>
+      <w:r>
+        <w:t>___________________________________________________________________________</w:t>
+      </w:r>
+    </w:p>
+    <w:p>
+      <w:r>
+        <w:rPr>
+          <w:sz w:val="18"/>
+        </w:rPr>
+        <w:t>(должность (при наличии), фамилия, инициалы, реквизиты распорядительного документа, подтверждающего полномочия)</w:t>
+      </w:r>
+    </w:p>
+    <w:p>
+      <w:pPr>
+        <w:keepNext/>
+      </w:pPr>
+      <w:r>
+        <w:t>Представитель лица, осуществляющего строительство, реконструкцию, капитальный ремонт, по вопросам строительного контроля</w:t>
+      </w:r>
+    </w:p>
+    <w:p>
+      <w:r>
+        <w:t>___________________________________________________________________________</w:t>
+      </w:r>
+    </w:p>
+    <w:p>
+      <w:r>
+        <w:rPr>
+          <w:sz w:val="18"/>
+        </w:rPr>
+        <w:t>(должность (при наличии), фамилия, инициалы, идентификационный номер в национальном реестре специалистов в области строительства (за исключением случаев, когда членство в саморегулируемых организациях в области строительства, реконструкции, капитального ремонта объектов капитального строительства не требуется),</w:t>
+      </w:r>
+    </w:p>
+    <w:p>
+      <w:r>
+        <w:t>___________________________________________________________________________</w:t>
+      </w:r>
+    </w:p>
+    <w:p>
+      <w:r>
+        <w:t>реквизиты распорядительного документа, подтверждающего полномочия)</w:t>
+      </w:r>
+    </w:p>
+    <w:p>
+      <w:pPr>
+        <w:keepNext/>
+      </w:pPr>
+      <w:r>
+        <w:t>Представитель лица, осуществляющего подготовку проектной документации (в случае привлечения застройщиком лица, осуществляющего подготовку проектной документации, для проверки соответствия выполняемых работ проектной документации согласно части 2 статьи 53 Градостроительного кодекса Российской Федерации)</w:t>
+      </w:r>
+    </w:p>
+    <w:p>
+      <w:r>
+        <w:t>___________________________________________________________________________</w:t>
+      </w:r>
+    </w:p>
+    <w:p>
+      <w:r>
+        <w:rPr>
+          <w:sz w:val="18"/>
+        </w:rPr>
+        <w:t>(должность (при наличии), фамилия, инициалы, реквизиты распорядительного документа, подтверждающего полномочия,</w:t>
+      </w:r>
+    </w:p>
+    <w:p>
+      <w:r>
+        <w:t>___________________________________________________________________________</w:t>
+      </w:r>
+    </w:p>
+    <w:p>
+      <w:r>
+        <w:t>с указанием полного и (или) сокращенного наименования, ОГРН, ИНН, адреса юридического лица в пределах его места нахождения,</w:t>
+      </w:r>
+    </w:p>
+    <w:p>
+      <w:r>
+        <w:t>___________________________________________________________________________</w:t>
+      </w:r>
+    </w:p>
+    <w:p>
+      <w:r>
+        <w:t>фамилии, имени, отчества (последнее - при наличии), адреса места жительства, ОГРНИП, ИНН индивидуального предпринимателя)</w:t>
+      </w:r>
+    </w:p>
+    <w:p>
+      <w:pPr>
+        <w:keepNext/>
+      </w:pPr>
+      <w:r>
+        <w:t>Представитель лица, выполнившего работы, подлежащие освидетельствованию (в случае выполнения работ по договорам о строительстве, реконструкции, капитальном ремонте объектов капитального строительства, заключенным с иными лицами)</w:t>
+      </w:r>
+    </w:p>
+    <w:p>
+      <w:r>
+        <w:t>___________________________________________________________________________</w:t>
+      </w:r>
+    </w:p>
+    <w:p>
+      <w:r>
+        <w:rPr>
+          <w:sz w:val="18"/>
+        </w:rPr>
+        <w:t>(должность (при наличии), фамилия, инициалы, реквизиты распорядительного документа, подтверждающего полномочия,</w:t>
+      </w:r>
+    </w:p>
+    <w:p>
+      <w:r>
+        <w:t>___________________________________________________________________________</w:t>
+      </w:r>
+    </w:p>
+    <w:p>
+      <w:r>
+        <w:t>с указанием полного и (или) сокращенного наименования, ОГРН, ИНН, адреса юридического лица в пределах его места нахождения,</w:t>
+      </w:r>
+    </w:p>
+    <w:p>
+      <w:r>
+        <w:t>___________________________________________________________________________</w:t>
+      </w:r>
+    </w:p>
+    <w:p>
+      <w:r>
+        <w:t>фамилии, имени, отчества (последнее - при наличии), адреса места жительства, ОГРНИП, ИНН индивидуального предпринимателя)</w:t>
+      </w:r>
+    </w:p>
+    <w:p>
+      <w:pPr>
+        <w:keepNext/>
+      </w:pPr>
+      <w:r>
+        <w:t>произвели осмотр работ, выполненных</w:t>
+      </w:r>
+    </w:p>
+    <w:p>
+      <w:r>
+        <w:t>__________________________________________________________________________,</w:t>
+      </w:r>
+    </w:p>
+    <w:p>
+      <w:r>
+        <w:rPr>
+          <w:sz w:val="18"/>
+        </w:rPr>
+        <w:t>(полное и (или) сокращенное наименование или фамилия, имя, отчество (последнее - при наличии) лица, выполнившего работы, подлежащие освидетельствованию)</w:t>
+      </w:r>
+    </w:p>
+    <w:p>
+      <w:pPr>
+        <w:keepNext/>
+      </w:pPr>
+      <w:r>
+        <w:t>и составили настоящий акт о нижеследующем:</w:t>
+      </w:r>
+    </w:p>
+    <w:p>
+      <w:pPr>
+        <w:keepNext/>
+      </w:pPr>
+      <w:r>
+        <w:rPr>
+          <w:b/>
+        </w:rPr>
+        <w:t>1. К освидетельствованию предъявлены следующие работы:</w:t>
+      </w:r>
+    </w:p>
+    <w:p>
+      <w:r>
+        <w:t>___________________________________________________________________________</w:t>
+      </w:r>
+    </w:p>
+    <w:p>
+      <w:r>
+        <w:rPr>
+          <w:sz w:val="18"/>
+        </w:rPr>
+        <w:t>(наименование скрытых работ)</w:t>
+      </w:r>
+    </w:p>
+    <w:p>
+      <w:pPr>
+        <w:keepNext/>
+      </w:pPr>
+      <w:r>
+        <w:rPr>
+          <w:b/>
+        </w:rPr>
+        <w:t>2. Работы выполнены по проектной документации</w:t>
+      </w:r>
+    </w:p>
+    <w:p>
+      <w:r>
+        <w:t>___________________________________________________________________________</w:t>
+      </w:r>
+    </w:p>
+    <w:p>
+      <w:r>
+        <w:rPr>
+          <w:sz w:val="18"/>
+        </w:rPr>
+        <w:t>(номер, другие реквизиты чертежа, наименование проектной и (или) рабочей</w:t>
+      </w:r>
+    </w:p>
+    <w:p>
+      <w:r>
+        <w:t>___________________________________________________________________________</w:t>
+      </w:r>
+    </w:p>
+    <w:p>
+      <w:r>
+        <w:t>документации, сведения о лицах, осуществляющих подготовку раздела проектной и (или) рабочей документации)</w:t>
+      </w:r>
+    </w:p>
+    <w:p>
+      <w:pPr>
+        <w:keepNext/>
+      </w:pPr>
+      <w:r>
+        <w:rPr>
+          <w:b/>
+        </w:rPr>
+        <w:t>3. При выполнении работ применены _________________________________________ (наименования строительных материалов</w:t>
+      </w:r>
+    </w:p>
+    <w:p>
+      <w:r>
+        <w:t>___________________________________________________________________________</w:t>
+      </w:r>
+    </w:p>
+    <w:p>
+      <w:r>
+        <w:rPr>
+          <w:sz w:val="18"/>
+        </w:rPr>
+        <w:t>(изделий), реквизиты сертификатов и (или) других документов, подтверждающих их качество и безопасность, в случае если необходимо указывать более 5 документов, указывается ссылка на их реестр, который является неотъемлемой частью акта)</w:t>
+      </w:r>
+    </w:p>
+    <w:p>
+      <w:pPr>
+        <w:keepNext/>
+      </w:pPr>
+      <w:r>
+        <w:rPr>
+          <w:b/>
+        </w:rPr>
+        <w:t>4. Предъявлены документы, подтверждающие соответствие работ предъявляемым к ним требованиям</w:t>
+      </w:r>
+    </w:p>
+    <w:p>
+      <w:r>
+        <w:t>___________________________________________________________________________</w:t>
+      </w:r>
+    </w:p>
+    <w:p>
+      <w:r>
+        <w:rPr>
+          <w:sz w:val="18"/>
+        </w:rPr>
+        <w:t>(исполнительные схемы и чертежи, результаты экспертиз, обследований,</w:t>
+      </w:r>
+    </w:p>
+    <w:p>
+      <w:r>
+        <w:t>___________________________________________________________________________</w:t>
+      </w:r>
+    </w:p>
+    <w:p>
+      <w:r>
+        <w:t>лабораторных и иных испытаний выполненных работ, проведенных в процессе строительного контроля)</w:t>
+      </w:r>
+    </w:p>
+    <w:p>
+      <w:pPr>
+        <w:keepNext/>
+      </w:pPr>
+      <w:r>
+        <w:rPr>
+          <w:b/>
+        </w:rPr>
+        <w:t>5. Даты: начала работ "__" ___________ 20__ г. окончания работ "__" ___________ 20__ г.</w:t>
+      </w:r>
+    </w:p>
+    <w:p>
+      <w:pPr>
+        <w:keepNext/>
+      </w:pPr>
+      <w:r>
+        <w:rPr>
+          <w:b/>
+        </w:rPr>
+        <w:t>6. Работы выполнены в соответствии с</w:t>
+      </w:r>
+    </w:p>
+    <w:p>
+      <w:r>
+        <w:t>___________________________________________________________________________</w:t>
+      </w:r>
+    </w:p>
+    <w:p>
+      <w:r>
+        <w:rPr>
+          <w:sz w:val="18"/>
+        </w:rPr>
+        <w:t>(наименования и структурные единицы технических регламентов,</w:t>
+      </w:r>
+    </w:p>
+    <w:p>
+      <w:r>
+        <w:t>___________________________________________________________________________</w:t>
+      </w:r>
+    </w:p>
+    <w:p>
+      <w:r>
+        <w:t>иных нормативных правовых актов, разделы проектной и (или) рабочей документации)</w:t>
+      </w:r>
+    </w:p>
+    <w:p>
+      <w:pPr>
+        <w:keepNext/>
+      </w:pPr>
+      <w:r>
+        <w:rPr>
+          <w:b/>
+        </w:rPr>
+        <w:t>7. Разрешается производство последующих работ</w:t>
+      </w:r>
+    </w:p>
+    <w:p>
+      <w:r>
+        <w:t>___________________________________________________________________________</w:t>
+      </w:r>
+    </w:p>
+    <w:p>
+      <w:r>
+        <w:rPr>
+          <w:sz w:val="18"/>
+        </w:rPr>
+        <w:t>(наименования работ, строительных конструкций, участков сетей инженерно-технического обеспечения)</w:t>
+      </w:r>
+    </w:p>
+    <w:p>
+      <w:pPr>
+        <w:keepNext/>
+      </w:pPr>
+      <w:r>
+        <w:t>Дополнительные сведения ___________________________________________________</w:t>
+      </w:r>
+    </w:p>
+    <w:p>
+      <w:pPr>
+        <w:keepNext/>
+      </w:pPr>
+      <w:r>
+        <w:t>Акт составлен в _________ экземплярах (в случае заполнения акта на бумажном носителе).</w:t>
+      </w:r>
+    </w:p>
+    <w:p>
+      <w:pPr>
+        <w:keepNext/>
+      </w:pPr>
+      <w:r>
+        <w:t>Приложения ________________________________________________________________ (исполнительные схемы и чертежи, результаты экспертиз, обследований, лабораторных и иных испытаний)</w:t>
+      </w:r>
+    </w:p>
+    <w:p>
+      <w:pPr>
+        <w:keepNext/>
+        <w:pageBreakBefore/>
+        <w:spacing w:after="140"/>
+      </w:pPr>
+      <w:r>
+        <w:t>Представитель застройщика, технического заказчика, лица, ответственного за эксплуатацию здания, сооружения, или регионального оператора по вопросам строительного контроля</w:t>
+      </w:r>
+    </w:p>
+    <w:p>
+      <w:pPr>
+        <w:keepNext/>
+        <w:spacing w:after="140"/>
+      </w:pPr>
+      <w:r>
+        <w:t>___________________________ ______________</w:t>
+      </w:r>
+    </w:p>
+    <w:p>
+      <w:pPr>
+        <w:spacing w:after="140"/>
+      </w:pPr>
+      <w:r>
+        <w:rPr>
+          <w:sz w:val="18"/>
+        </w:rPr>
+        <w:t>(фамилия, инициалы) (подпись)</w:t>
+      </w:r>
+    </w:p>
+    <w:p>
+      <w:pPr>
+        <w:keepNext/>
+        <w:spacing w:after="140"/>
+      </w:pPr>
+      <w:r>
+        <w:t>Представитель лица, осуществляющего строительство, реконструкцию, капитальный ремонт</w:t>
+      </w:r>
+    </w:p>
+    <w:p>
+      <w:pPr>
+        <w:keepNext/>
+        <w:spacing w:after="140"/>
+      </w:pPr>
+      <w:r>
+        <w:t>___________________________ ______________</w:t>
+      </w:r>
+    </w:p>
+    <w:p>
+      <w:pPr>
+        <w:spacing w:after="140"/>
+      </w:pPr>
+      <w:r>
+        <w:rPr>
+          <w:sz w:val="18"/>
+        </w:rPr>
+        <w:t>(фамилия, инициалы) (подпись)</w:t>
+      </w:r>
+    </w:p>
+    <w:p>
+      <w:pPr>
+        <w:keepNext/>
+        <w:spacing w:after="140"/>
+      </w:pPr>
+      <w:r>
+        <w:t>Представитель лица, осуществляющего строительство, реконструкцию, капитальный ремонт, по вопросам строительного контроля</w:t>
+      </w:r>
+    </w:p>
+    <w:p>
+      <w:pPr>
+        <w:keepNext/>
+        <w:spacing w:after="140"/>
+      </w:pPr>
+      <w:r>
+        <w:t>___________________________ ______________</w:t>
+      </w:r>
+    </w:p>
+    <w:p>
+      <w:pPr>
+        <w:spacing w:after="140"/>
+      </w:pPr>
+      <w:r>
+        <w:rPr>
+          <w:sz w:val="18"/>
+        </w:rPr>
+        <w:t>(фамилия, инициалы) (подпись)</w:t>
+      </w:r>
+    </w:p>
+    <w:p>
+      <w:pPr>
+        <w:keepNext/>
+        <w:spacing w:after="140"/>
+      </w:pPr>
+      <w:r>
+        <w:t>Представитель лица, осуществляющего подготовку проектной документации (в случае привлечения застройщиком лица, осуществляющего подготовку проектной документации, для проверки соответствия выполняемых работ проектной документации согласно части 2 статьи 53 Градостроительного кодекса Российской Федерации)</w:t>
+      </w:r>
+    </w:p>
+    <w:p>
+      <w:pPr>
+        <w:keepNext/>
+        <w:spacing w:after="140"/>
+      </w:pPr>
+      <w:r>
+        <w:t>___________________________ ______________</w:t>
+      </w:r>
+    </w:p>
+    <w:p>
+      <w:pPr>
+        <w:spacing w:after="140"/>
+      </w:pPr>
+      <w:r>
+        <w:rPr>
+          <w:sz w:val="18"/>
+        </w:rPr>
+        <w:t>(фамилия, инициалы) (подпись)</w:t>
+      </w:r>
+    </w:p>
+    <w:p>
+      <w:pPr>
+        <w:keepNext/>
+        <w:spacing w:after="140"/>
+      </w:pPr>
+      <w:r>
+        <w:t>Представитель лица, выполнившего работы, подлежащие освидетельствованию (в случае выполнения работ по договорам о строительстве, реконструкции, капитальном ремонте объектов капитального строительства, заключенным с иными лицами)</w:t>
+      </w:r>
+    </w:p>
+    <w:p>
+      <w:pPr>
+        <w:keepNext/>
+        <w:spacing w:after="140"/>
+      </w:pPr>
+      <w:r>
+        <w:t>___________________________ ______________</w:t>
+      </w:r>
+    </w:p>
+    <w:p>
+      <w:pPr>
+        <w:spacing w:after="140"/>
+      </w:pPr>
+      <w:r>
+        <w:rPr>
+          <w:sz w:val="18"/>
+        </w:rPr>
+        <w:t>(фамилия, инициалы) (подпись)</w:t>
+      </w:r>
+    </w:p>
+    <w:p>
+      <w:r>
+        <w:br w:type="page"/>
+      </w:r>
+    </w:p>
+    <w:p>
+      <w:pPr>
+        <w:pStyle w:val="Title"/>
+      </w:pPr>
+      <w:r>
+        <w:t>Вариант 2 Гидроизоляция</w:t>
+      </w:r>
+    </w:p>
+    <w:p>
+      <w:r>
+        <w:rPr>
+          <w:color w:val="8E6F32"/>
+          <w:sz w:val="18"/>
+        </w:rPr>
+        <w:t>Рекомендуемый образец приложения № 3 к составу исполнительной документации, утверждённому приказом Минстроя России от 16.05.2023 № 344/пр.</w:t>
+      </w:r>
+    </w:p>
+    <w:p>
+      <w:pPr>
+        <w:spacing w:after="160"/>
+      </w:pPr>
+      <w:r>
+        <w:t>Укажите фактические работы, место и проектные решения в пунктах 1 и 2. Материалы и результаты контроля внесите в пункты 3 и 4. Подписи оформите по составу участников освидетельствования, указанному в форме.</w:t>
+      </w:r>
+    </w:p>
+    <w:p>
+      <w:r>
+        <w:t>Укажите основание, участок, материал, число слоёв и проектную толщину; приложите документы о качестве и результаты предусмотренного проектом контроля.</w:t>
+      </w:r>
+    </w:p>
+    <w:p>
+      <w:pPr>
+        <w:keepNext/>
+      </w:pPr>
+      <w:r>
+        <w:t>Объект капитального строительства</w:t>
+      </w:r>
+    </w:p>
+    <w:p>
+      <w:r>
+        <w:t>___________________________________________________________________________</w:t>
+      </w:r>
+    </w:p>
+    <w:p>
+      <w:r>
+        <w:rPr>
+          <w:sz w:val="18"/>
+        </w:rPr>
+        <w:t>(наименование объекта капитального строительства в соответствии с проектной документацией, почтовый или строительный адрес объекта капитального строительства)</w:t>
+      </w:r>
+    </w:p>
+    <w:p>
+      <w:pPr>
+        <w:keepNext/>
+      </w:pPr>
+      <w:r>
+        <w:t>Застройщик, технический заказчик, лицо, ответственное за эксплуатацию здания, сооружения, или региональный оператор</w:t>
+      </w:r>
+    </w:p>
+    <w:p>
+      <w:r>
+        <w:t>___________________________________________________________________________</w:t>
+      </w:r>
+    </w:p>
+    <w:p>
+      <w:r>
+        <w:rPr>
+          <w:sz w:val="18"/>
+        </w:rPr>
+        <w:t>(фамилия, имя, отчество (последнее - при наличии), адрес места жительства, ОГРНИП, ИНН индивидуального предпринимателя,</w:t>
+      </w:r>
+    </w:p>
+    <w:p>
+      <w:r>
+        <w:t>___________________________________________________________________________</w:t>
+      </w:r>
+    </w:p>
+    <w:p>
+      <w:r>
+        <w:t>полное и (или) сокращенное наименование, ОГРН, ИНН, адрес юридического лица в пределах его места нахождения, телефон или факс,</w:t>
+      </w:r>
+    </w:p>
+    <w:p>
+      <w:r>
+        <w:t>___________________________________________________________________________</w:t>
+      </w:r>
+    </w:p>
+    <w:p>
+      <w:r>
+        <w:t>полное и (или) сокращенное наименование, ОГРН, ИНН саморегулируемой организации, членом которой является указанное юридическое лицо или индивидуальный предприниматель (за исключением случаев, когда членство в саморегулируемых организациях в области строительства, реконструкции, капитального ремонта объектов капитального строительства не требуется);</w:t>
+      </w:r>
+    </w:p>
+    <w:p>
+      <w:r>
+        <w:t>___________________________________________________________________________</w:t>
+      </w:r>
+    </w:p>
+    <w:p>
+      <w:r>
+        <w:t>фамилия, имя, отчество (последнее - при наличии), паспортные данные, адрес места жительства, телефон или факс - для физических лиц, не являющихся индивидуальными предпринимателями)</w:t>
+      </w:r>
+    </w:p>
+    <w:p>
+      <w:pPr>
+        <w:keepNext/>
+      </w:pPr>
+      <w:r>
+        <w:t>Лицо, осуществляющее строительство, реконструкцию, капитальный ремонт</w:t>
+      </w:r>
+    </w:p>
+    <w:p>
+      <w:r>
+        <w:t>___________________________________________________________________________</w:t>
+      </w:r>
+    </w:p>
+    <w:p>
+      <w:r>
+        <w:rPr>
+          <w:sz w:val="18"/>
+        </w:rPr>
+        <w:t>(фамилия, имя, отчество (последнее - при наличии), адрес места жительства, ОГРНИП, ИНН индивидуального предпринимателя,</w:t>
+      </w:r>
+    </w:p>
+    <w:p>
+      <w:r>
+        <w:t>___________________________________________________________________________</w:t>
+      </w:r>
+    </w:p>
+    <w:p>
+      <w:r>
+        <w:t>полное и (или) сокращенное наименование, ОГРН, ИНН, адрес юридического лица в пределах его места нахождения, телефон или факс,</w:t>
+      </w:r>
+    </w:p>
+    <w:p>
+      <w:r>
+        <w:t>___________________________________________________________________________</w:t>
+      </w:r>
+    </w:p>
+    <w:p>
+      <w:r>
+        <w:t>полное и (или) сокращенное наименование, ОГРН, ИНН саморегулируемой организации, членом которой является указанное юридическое лицо или индивидуальный предприниматель (за исключением случаев, когда членство в саморегулируемых организациях в области строительства, реконструкции, капитального ремонта объектов капитального строительства не требуется)</w:t>
+      </w:r>
+    </w:p>
+    <w:p>
+      <w:pPr>
+        <w:keepNext/>
+      </w:pPr>
+      <w:r>
+        <w:t>Лицо, осуществляющее подготовку проектной документации</w:t>
+      </w:r>
+    </w:p>
+    <w:p>
+      <w:r>
+        <w:t>___________________________________________________________________________</w:t>
+      </w:r>
+    </w:p>
+    <w:p>
+      <w:r>
+        <w:rPr>
+          <w:sz w:val="18"/>
+        </w:rPr>
+        <w:t>(фамилия, имя, отчество (последнее - при наличии), адрес места жительства, ОГРНИП, ИНН индивидуального предпринимателя,</w:t>
+      </w:r>
+    </w:p>
+    <w:p>
+      <w:r>
+        <w:t>___________________________________________________________________________</w:t>
+      </w:r>
+    </w:p>
+    <w:p>
+      <w:r>
+        <w:t>полное и (или) сокращенное наименование, ОГРН, ИНН, адрес юридического лица в пределах его места нахождения, телефон или факс,</w:t>
+      </w:r>
+    </w:p>
+    <w:p>
+      <w:r>
+        <w:t>___________________________________________________________________________</w:t>
+      </w:r>
+    </w:p>
+    <w:p>
+      <w:r>
+        <w:t>полное и (или) сокращенное наименование, ОГРН, ИНН саморегулируемой организации, членом которой является указанное юридическое лицо или индивидуальный предприниматель (за исключением случаев, когда членство в саморегулируемых организациях в области архитектурно-строительного проектирования не требуется)</w:t>
+      </w:r>
+    </w:p>
+    <w:p>
+      <w:pPr>
+        <w:keepNext/>
+        <w:jc w:val="center"/>
+      </w:pPr>
+      <w:r>
+        <w:rPr>
+          <w:b/>
+          <w:sz w:val="24"/>
+        </w:rPr>
+        <w:t>АКТ</w:t>
+      </w:r>
+    </w:p>
+    <w:p>
+      <w:pPr>
+        <w:keepNext/>
+        <w:jc w:val="center"/>
+      </w:pPr>
+      <w:r>
+        <w:rPr>
+          <w:b/>
+          <w:sz w:val="24"/>
+        </w:rPr>
+        <w:t>освидетельствования скрытых работ</w:t>
+      </w:r>
+    </w:p>
+    <w:p>
+      <w:pPr>
+        <w:keepNext/>
+      </w:pPr>
+      <w:r>
+        <w:t>N __________ "__" _____________ 20__ г. (дата составления акта)</w:t>
+      </w:r>
+    </w:p>
+    <w:p>
+      <w:pPr>
+        <w:keepNext/>
+      </w:pPr>
+      <w:r>
+        <w:t>Представитель застройщика, технического заказчика, лица, ответственного за эксплуатацию здания, сооружения, или регионального оператора по вопросам строительного контроля</w:t>
+      </w:r>
+    </w:p>
+    <w:p>
+      <w:r>
+        <w:t>___________________________________________________________________________</w:t>
+      </w:r>
+    </w:p>
+    <w:p>
+      <w:r>
+        <w:rPr>
+          <w:sz w:val="18"/>
+        </w:rPr>
+        <w:t>(должность (при наличии), фамилия, инициалы, идентификационный номер в национальном реестре специалистов в области строительства (за исключением случаев, когда членство в саморегулируемых организациях в области строительства, реконструкции, капитального ремонта объектов капитального строительства не требуется),</w:t>
+      </w:r>
+    </w:p>
+    <w:p>
+      <w:r>
+        <w:t>___________________________________________________________________________</w:t>
+      </w:r>
+    </w:p>
+    <w:p>
+      <w:r>
+        <w:t>реквизиты распорядительного документа, подтверждающего полномочия,</w:t>
+      </w:r>
+    </w:p>
+    <w:p>
+      <w:r>
+        <w:t>___________________________________________________________________________</w:t>
+      </w:r>
+    </w:p>
+    <w:p>
+      <w:r>
+        <w:t>с указанием полного и (или) сокращенного наименования, ОГРН, ИНН, адреса юридического лица в пределах его места нахождения (в случае осуществления строительного контроля на основании договора с застройщиком или техническим заказчиком),</w:t>
+      </w:r>
+    </w:p>
+    <w:p>
+      <w:r>
+        <w:t>___________________________________________________________________________</w:t>
+      </w:r>
+    </w:p>
+    <w:p>
+      <w:r>
+        <w:t>фамилии, имени, отчества (последнее - при наличии), адреса места жительства, ОГРНИП, ИНН индивидуального предпринимателя (в случае осуществления строительного контроля на основании договора с застройщиком или техническим заказчиком)</w:t>
+      </w:r>
+    </w:p>
+    <w:p>
+      <w:pPr>
+        <w:keepNext/>
+      </w:pPr>
+      <w:r>
+        <w:t>Представитель лица, осуществляющего строительство, реконструкцию, капитальный ремонт</w:t>
+      </w:r>
+    </w:p>
+    <w:p>
+      <w:r>
+        <w:t>___________________________________________________________________________</w:t>
+      </w:r>
+    </w:p>
+    <w:p>
+      <w:r>
+        <w:rPr>
+          <w:sz w:val="18"/>
+        </w:rPr>
+        <w:t>(должность (при наличии), фамилия, инициалы, реквизиты распорядительного документа, подтверждающего полномочия)</w:t>
+      </w:r>
+    </w:p>
+    <w:p>
+      <w:pPr>
+        <w:keepNext/>
+      </w:pPr>
+      <w:r>
+        <w:t>Представитель лица, осуществляющего строительство, реконструкцию, капитальный ремонт, по вопросам строительного контроля</w:t>
+      </w:r>
+    </w:p>
+    <w:p>
+      <w:r>
+        <w:t>___________________________________________________________________________</w:t>
+      </w:r>
+    </w:p>
+    <w:p>
+      <w:r>
+        <w:rPr>
+          <w:sz w:val="18"/>
+        </w:rPr>
+        <w:t>(должность (при наличии), фамилия, инициалы, идентификационный номер в национальном реестре специалистов в области строительства (за исключением случаев, когда членство в саморегулируемых организациях в области строительства, реконструкции, капитального ремонта объектов капитального строительства не требуется),</w:t>
+      </w:r>
+    </w:p>
+    <w:p>
+      <w:r>
+        <w:t>___________________________________________________________________________</w:t>
+      </w:r>
+    </w:p>
+    <w:p>
+      <w:r>
+        <w:t>реквизиты распорядительного документа, подтверждающего полномочия)</w:t>
+      </w:r>
+    </w:p>
+    <w:p>
+      <w:pPr>
+        <w:keepNext/>
+      </w:pPr>
+      <w:r>
+        <w:t>Представитель лица, осуществляющего подготовку проектной документации (в случае привлечения застройщиком лица, осуществляющего подготовку проектной документации, для проверки соответствия выполняемых работ проектной документации согласно части 2 статьи 53 Градостроительного кодекса Российской Федерации)</w:t>
+      </w:r>
+    </w:p>
+    <w:p>
+      <w:r>
+        <w:t>___________________________________________________________________________</w:t>
+      </w:r>
+    </w:p>
+    <w:p>
+      <w:r>
+        <w:rPr>
+          <w:sz w:val="18"/>
+        </w:rPr>
+        <w:t>(должность (при наличии), фамилия, инициалы, реквизиты распорядительного документа, подтверждающего полномочия,</w:t>
+      </w:r>
+    </w:p>
+    <w:p>
+      <w:r>
+        <w:t>___________________________________________________________________________</w:t>
+      </w:r>
+    </w:p>
+    <w:p>
+      <w:r>
+        <w:t>с указанием полного и (или) сокращенного наименования, ОГРН, ИНН, адреса юридического лица в пределах его места нахождения,</w:t>
+      </w:r>
+    </w:p>
+    <w:p>
+      <w:r>
+        <w:t>___________________________________________________________________________</w:t>
+      </w:r>
+    </w:p>
+    <w:p>
+      <w:r>
+        <w:t>фамилии, имени, отчества (последнее - при наличии), адреса места жительства, ОГРНИП, ИНН индивидуального предпринимателя)</w:t>
+      </w:r>
+    </w:p>
+    <w:p>
+      <w:pPr>
+        <w:keepNext/>
+      </w:pPr>
+      <w:r>
+        <w:t>Представитель лица, выполнившего работы, подлежащие освидетельствованию (в случае выполнения работ по договорам о строительстве, реконструкции, капитальном ремонте объектов капитального строительства, заключенным с иными лицами)</w:t>
+      </w:r>
+    </w:p>
+    <w:p>
+      <w:r>
+        <w:t>___________________________________________________________________________</w:t>
+      </w:r>
+    </w:p>
+    <w:p>
+      <w:r>
+        <w:rPr>
+          <w:sz w:val="18"/>
+        </w:rPr>
+        <w:t>(должность (при наличии), фамилия, инициалы, реквизиты распорядительного документа, подтверждающего полномочия,</w:t>
+      </w:r>
+    </w:p>
+    <w:p>
+      <w:r>
+        <w:t>___________________________________________________________________________</w:t>
+      </w:r>
+    </w:p>
+    <w:p>
+      <w:r>
+        <w:t>с указанием полного и (или) сокращенного наименования, ОГРН, ИНН, адреса юридического лица в пределах его места нахождения,</w:t>
+      </w:r>
+    </w:p>
+    <w:p>
+      <w:r>
+        <w:t>___________________________________________________________________________</w:t>
+      </w:r>
+    </w:p>
+    <w:p>
+      <w:r>
+        <w:t>фамилии, имени, отчества (последнее - при наличии), адреса места жительства, ОГРНИП, ИНН индивидуального предпринимателя)</w:t>
+      </w:r>
+    </w:p>
+    <w:p>
+      <w:pPr>
+        <w:keepNext/>
+      </w:pPr>
+      <w:r>
+        <w:t>произвели осмотр работ, выполненных</w:t>
+      </w:r>
+    </w:p>
+    <w:p>
+      <w:r>
+        <w:t>__________________________________________________________________________,</w:t>
+      </w:r>
+    </w:p>
+    <w:p>
+      <w:r>
+        <w:rPr>
+          <w:sz w:val="18"/>
+        </w:rPr>
+        <w:t>(полное и (или) сокращенное наименование или фамилия, имя, отчество (последнее - при наличии) лица, выполнившего работы, подлежащие освидетельствованию)</w:t>
+      </w:r>
+    </w:p>
+    <w:p>
+      <w:pPr>
+        <w:keepNext/>
+      </w:pPr>
+      <w:r>
+        <w:t>и составили настоящий акт о нижеследующем:</w:t>
+      </w:r>
+    </w:p>
+    <w:p>
+      <w:pPr>
+        <w:keepNext/>
+      </w:pPr>
+      <w:r>
+        <w:rPr>
+          <w:b/>
+        </w:rPr>
+        <w:t>1. К освидетельствованию предъявлены следующие работы:</w:t>
+      </w:r>
+    </w:p>
+    <w:p>
+      <w:r>
+        <w:t>___________________________________________________________________________</w:t>
+      </w:r>
+    </w:p>
+    <w:p>
+      <w:r>
+        <w:rPr>
+          <w:sz w:val="18"/>
+        </w:rPr>
+        <w:t>(наименование скрытых работ)</w:t>
+      </w:r>
+    </w:p>
+    <w:p>
+      <w:pPr>
+        <w:keepNext/>
+      </w:pPr>
+      <w:r>
+        <w:rPr>
+          <w:b/>
+        </w:rPr>
+        <w:t>2. Работы выполнены по проектной документации</w:t>
+      </w:r>
+    </w:p>
+    <w:p>
+      <w:r>
+        <w:t>___________________________________________________________________________</w:t>
+      </w:r>
+    </w:p>
+    <w:p>
+      <w:r>
+        <w:rPr>
+          <w:sz w:val="18"/>
+        </w:rPr>
+        <w:t>(номер, другие реквизиты чертежа, наименование проектной и (или) рабочей</w:t>
+      </w:r>
+    </w:p>
+    <w:p>
+      <w:r>
+        <w:t>___________________________________________________________________________</w:t>
+      </w:r>
+    </w:p>
+    <w:p>
+      <w:r>
+        <w:t>документации, сведения о лицах, осуществляющих подготовку раздела проектной и (или) рабочей документации)</w:t>
+      </w:r>
+    </w:p>
+    <w:p>
+      <w:pPr>
+        <w:keepNext/>
+      </w:pPr>
+      <w:r>
+        <w:rPr>
+          <w:b/>
+        </w:rPr>
+        <w:t>3. При выполнении работ применены _________________________________________ (наименования строительных материалов</w:t>
+      </w:r>
+    </w:p>
+    <w:p>
+      <w:r>
+        <w:t>___________________________________________________________________________</w:t>
+      </w:r>
+    </w:p>
+    <w:p>
+      <w:r>
+        <w:rPr>
+          <w:sz w:val="18"/>
+        </w:rPr>
+        <w:t>(изделий), реквизиты сертификатов и (или) других документов, подтверждающих их качество и безопасность, в случае если необходимо указывать более 5 документов, указывается ссылка на их реестр, который является неотъемлемой частью акта)</w:t>
+      </w:r>
+    </w:p>
+    <w:p>
+      <w:pPr>
+        <w:keepNext/>
+      </w:pPr>
+      <w:r>
+        <w:rPr>
+          <w:b/>
+        </w:rPr>
+        <w:t>4. Предъявлены документы, подтверждающие соответствие работ предъявляемым к ним требованиям</w:t>
+      </w:r>
+    </w:p>
+    <w:p>
+      <w:r>
+        <w:t>___________________________________________________________________________</w:t>
+      </w:r>
+    </w:p>
+    <w:p>
+      <w:r>
+        <w:rPr>
+          <w:sz w:val="18"/>
+        </w:rPr>
+        <w:t>(исполнительные схемы и чертежи, результаты экспертиз, обследований,</w:t>
+      </w:r>
+    </w:p>
+    <w:p>
+      <w:r>
+        <w:t>___________________________________________________________________________</w:t>
+      </w:r>
+    </w:p>
+    <w:p>
+      <w:r>
+        <w:t>лабораторных и иных испытаний выполненных работ, проведенных в процессе строительного контроля)</w:t>
+      </w:r>
+    </w:p>
+    <w:p>
+      <w:pPr>
+        <w:keepNext/>
+      </w:pPr>
+      <w:r>
+        <w:rPr>
+          <w:b/>
+        </w:rPr>
+        <w:t>5. Даты: начала работ "__" ___________ 20__ г. окончания работ "__" ___________ 20__ г.</w:t>
+      </w:r>
+    </w:p>
+    <w:p>
+      <w:pPr>
+        <w:keepNext/>
+      </w:pPr>
+      <w:r>
+        <w:rPr>
+          <w:b/>
+        </w:rPr>
+        <w:t>6. Работы выполнены в соответствии с</w:t>
+      </w:r>
+    </w:p>
+    <w:p>
+      <w:r>
+        <w:t>___________________________________________________________________________</w:t>
+      </w:r>
+    </w:p>
+    <w:p>
+      <w:r>
+        <w:rPr>
+          <w:sz w:val="18"/>
+        </w:rPr>
+        <w:t>(наименования и структурные единицы технических регламентов,</w:t>
+      </w:r>
+    </w:p>
+    <w:p>
+      <w:r>
+        <w:t>___________________________________________________________________________</w:t>
+      </w:r>
+    </w:p>
+    <w:p>
+      <w:r>
+        <w:t>иных нормативных правовых актов, разделы проектной и (или) рабочей документации)</w:t>
+      </w:r>
+    </w:p>
+    <w:p>
+      <w:pPr>
+        <w:keepNext/>
+      </w:pPr>
+      <w:r>
+        <w:rPr>
+          <w:b/>
+        </w:rPr>
+        <w:t>7. Разрешается производство последующих работ</w:t>
+      </w:r>
+    </w:p>
+    <w:p>
+      <w:r>
+        <w:t>___________________________________________________________________________</w:t>
+      </w:r>
+    </w:p>
+    <w:p>
+      <w:r>
+        <w:rPr>
+          <w:sz w:val="18"/>
+        </w:rPr>
+        <w:t>(наименования работ, строительных конструкций, участков сетей инженерно-технического обеспечения)</w:t>
+      </w:r>
+    </w:p>
+    <w:p>
+      <w:pPr>
+        <w:keepNext/>
+      </w:pPr>
+      <w:r>
+        <w:t>Дополнительные сведения ___________________________________________________</w:t>
+      </w:r>
+    </w:p>
+    <w:p>
+      <w:pPr>
+        <w:keepNext/>
+      </w:pPr>
+      <w:r>
+        <w:t>Акт составлен в _________ экземплярах (в случае заполнения акта на бумажном носителе).</w:t>
+      </w:r>
+    </w:p>
+    <w:p>
+      <w:pPr>
+        <w:keepNext/>
+      </w:pPr>
+      <w:r>
+        <w:t>Приложения ________________________________________________________________ (исполнительные схемы и чертежи, результаты экспертиз, обследований, лабораторных и иных испытаний)</w:t>
+      </w:r>
+    </w:p>
+    <w:p>
+      <w:pPr>
+        <w:keepNext/>
+        <w:pageBreakBefore/>
+        <w:spacing w:after="140"/>
+      </w:pPr>
+      <w:r>
+        <w:t>Представитель застройщика, технического заказчика, лица, ответственного за эксплуатацию здания, сооружения, или регионального оператора по вопросам строительного контроля</w:t>
+      </w:r>
+    </w:p>
+    <w:p>
+      <w:pPr>
+        <w:keepNext/>
+        <w:spacing w:after="140"/>
+      </w:pPr>
+      <w:r>
+        <w:t>___________________________ ______________</w:t>
+      </w:r>
+    </w:p>
+    <w:p>
+      <w:pPr>
+        <w:spacing w:after="140"/>
+      </w:pPr>
+      <w:r>
+        <w:rPr>
+          <w:sz w:val="18"/>
+        </w:rPr>
+        <w:t>(фамилия, инициалы) (подпись)</w:t>
+      </w:r>
+    </w:p>
+    <w:p>
+      <w:pPr>
+        <w:keepNext/>
+        <w:spacing w:after="140"/>
+      </w:pPr>
+      <w:r>
+        <w:t>Представитель лица, осуществляющего строительство, реконструкцию, капитальный ремонт</w:t>
+      </w:r>
+    </w:p>
+    <w:p>
+      <w:pPr>
+        <w:keepNext/>
+        <w:spacing w:after="140"/>
+      </w:pPr>
+      <w:r>
+        <w:t>___________________________ ______________</w:t>
+      </w:r>
+    </w:p>
+    <w:p>
+      <w:pPr>
+        <w:spacing w:after="140"/>
+      </w:pPr>
+      <w:r>
+        <w:rPr>
+          <w:sz w:val="18"/>
+        </w:rPr>
+        <w:t>(фамилия, инициалы) (подпись)</w:t>
+      </w:r>
+    </w:p>
+    <w:p>
+      <w:pPr>
+        <w:keepNext/>
+        <w:spacing w:after="140"/>
+      </w:pPr>
+      <w:r>
+        <w:t>Представитель лица, осуществляющего строительство, реконструкцию, капитальный ремонт, по вопросам строительного контроля</w:t>
+      </w:r>
+    </w:p>
+    <w:p>
+      <w:pPr>
+        <w:keepNext/>
+        <w:spacing w:after="140"/>
+      </w:pPr>
+      <w:r>
+        <w:t>___________________________ ______________</w:t>
+      </w:r>
+    </w:p>
+    <w:p>
+      <w:pPr>
+        <w:spacing w:after="140"/>
+      </w:pPr>
+      <w:r>
+        <w:rPr>
+          <w:sz w:val="18"/>
+        </w:rPr>
+        <w:t>(фамилия, инициалы) (подпись)</w:t>
+      </w:r>
+    </w:p>
+    <w:p>
+      <w:pPr>
+        <w:keepNext/>
+        <w:spacing w:after="140"/>
+      </w:pPr>
+      <w:r>
+        <w:t>Представитель лица, осуществляющего подготовку проектной документации (в случае привлечения застройщиком лица, осуществляющего подготовку проектной документации, для проверки соответствия выполняемых работ проектной документации согласно части 2 статьи 53 Градостроительного кодекса Российской Федерации)</w:t>
+      </w:r>
+    </w:p>
+    <w:p>
+      <w:pPr>
+        <w:keepNext/>
+        <w:spacing w:after="140"/>
+      </w:pPr>
+      <w:r>
+        <w:t>___________________________ ______________</w:t>
+      </w:r>
+    </w:p>
+    <w:p>
+      <w:pPr>
+        <w:spacing w:after="140"/>
+      </w:pPr>
+      <w:r>
+        <w:rPr>
+          <w:sz w:val="18"/>
+        </w:rPr>
+        <w:t>(фамилия, инициалы) (подпись)</w:t>
+      </w:r>
+    </w:p>
+    <w:p>
+      <w:pPr>
+        <w:keepNext/>
+        <w:spacing w:after="140"/>
+      </w:pPr>
+      <w:r>
+        <w:t>Представитель лица, выполнившего работы, подлежащие освидетельствованию (в случае выполнения работ по договорам о строительстве, реконструкции, капитальном ремонте объектов капитального строительства, заключенным с иными лицами)</w:t>
+      </w:r>
+    </w:p>
+    <w:p>
+      <w:pPr>
+        <w:keepNext/>
+        <w:spacing w:after="140"/>
+      </w:pPr>
+      <w:r>
+        <w:t>___________________________ ______________</w:t>
+      </w:r>
+    </w:p>
+    <w:p>
+      <w:pPr>
+        <w:spacing w:after="140"/>
+      </w:pPr>
+      <w:r>
+        <w:rPr>
+          <w:sz w:val="18"/>
+        </w:rPr>
+        <w:t>(фамилия, инициалы) (подпись)</w:t>
+      </w:r>
+    </w:p>
+    <w:p>
+      <w:r>
+        <w:br w:type="page"/>
+      </w:r>
+    </w:p>
+    <w:p>
+      <w:pPr>
+        <w:pStyle w:val="Title"/>
+      </w:pPr>
+      <w:r>
+        <w:t>Вариант 3 Электромонтажные работы до закрытия</w:t>
+      </w:r>
+    </w:p>
+    <w:p>
+      <w:r>
+        <w:rPr>
+          <w:color w:val="8E6F32"/>
+          <w:sz w:val="18"/>
+        </w:rPr>
+        <w:t>Рекомендуемый образец приложения № 3 к составу исполнительной документации, утверждённому приказом Минстроя России от 16.05.2023 № 344/пр.</w:t>
+      </w:r>
+    </w:p>
+    <w:p>
+      <w:pPr>
+        <w:spacing w:after="160"/>
+      </w:pPr>
+      <w:r>
+        <w:t>Укажите фактические работы, место и проектные решения в пунктах 1 и 2. Материалы и результаты контроля внесите в пункты 3 и 4. Подписи оформите по составу участников освидетельствования, указанному в форме.</w:t>
+      </w:r>
+    </w:p>
+    <w:p>
+      <w:r>
+        <w:t>Укажите трассу, помещение, марки и сечения кабелей, способ прокладки и крепления; приложите исполнительную схему и результаты предусмотренных испытаний.</w:t>
+      </w:r>
+    </w:p>
+    <w:p>
+      <w:pPr>
+        <w:keepNext/>
+      </w:pPr>
+      <w:r>
+        <w:t>Объект капитального строительства</w:t>
+      </w:r>
+    </w:p>
+    <w:p>
+      <w:r>
+        <w:t>___________________________________________________________________________</w:t>
+      </w:r>
+    </w:p>
+    <w:p>
+      <w:r>
+        <w:rPr>
+          <w:sz w:val="18"/>
+        </w:rPr>
+        <w:t>(наименование объекта капитального строительства в соответствии с проектной документацией, почтовый или строительный адрес объекта капитального строительства)</w:t>
+      </w:r>
+    </w:p>
+    <w:p>
+      <w:pPr>
+        <w:keepNext/>
+      </w:pPr>
+      <w:r>
+        <w:t>Застройщик, технический заказчик, лицо, ответственное за эксплуатацию здания, сооружения, или региональный оператор</w:t>
+      </w:r>
+    </w:p>
+    <w:p>
+      <w:r>
+        <w:t>___________________________________________________________________________</w:t>
+      </w:r>
+    </w:p>
+    <w:p>
+      <w:r>
+        <w:rPr>
+          <w:sz w:val="18"/>
+        </w:rPr>
+        <w:t>(фамилия, имя, отчество (последнее - при наличии), адрес места жительства, ОГРНИП, ИНН индивидуального предпринимателя,</w:t>
+      </w:r>
+    </w:p>
+    <w:p>
+      <w:r>
+        <w:t>___________________________________________________________________________</w:t>
+      </w:r>
+    </w:p>
+    <w:p>
+      <w:r>
+        <w:t>полное и (или) сокращенное наименование, ОГРН, ИНН, адрес юридического лица в пределах его места нахождения, телефон или факс,</w:t>
+      </w:r>
+    </w:p>
+    <w:p>
+      <w:r>
+        <w:t>___________________________________________________________________________</w:t>
+      </w:r>
+    </w:p>
+    <w:p>
+      <w:r>
+        <w:t>полное и (или) сокращенное наименование, ОГРН, ИНН саморегулируемой организации, членом которой является указанное юридическое лицо или индивидуальный предприниматель (за исключением случаев, когда членство в саморегулируемых организациях в области строительства, реконструкции, капитального ремонта объектов капитального строительства не требуется);</w:t>
+      </w:r>
+    </w:p>
+    <w:p>
+      <w:r>
+        <w:t>___________________________________________________________________________</w:t>
+      </w:r>
+    </w:p>
+    <w:p>
+      <w:r>
+        <w:t>фамилия, имя, отчество (последнее - при наличии), паспортные данные, адрес места жительства, телефон или факс - для физических лиц, не являющихся индивидуальными предпринимателями)</w:t>
+      </w:r>
+    </w:p>
+    <w:p>
+      <w:pPr>
+        <w:keepNext/>
+      </w:pPr>
+      <w:r>
+        <w:t>Лицо, осуществляющее строительство, реконструкцию, капитальный ремонт</w:t>
+      </w:r>
+    </w:p>
+    <w:p>
+      <w:r>
+        <w:t>___________________________________________________________________________</w:t>
+      </w:r>
+    </w:p>
+    <w:p>
+      <w:r>
+        <w:rPr>
+          <w:sz w:val="18"/>
+        </w:rPr>
+        <w:t>(фамилия, имя, отчество (последнее - при наличии), адрес места жительства, ОГРНИП, ИНН индивидуального предпринимателя,</w:t>
+      </w:r>
+    </w:p>
+    <w:p>
+      <w:r>
+        <w:t>___________________________________________________________________________</w:t>
+      </w:r>
+    </w:p>
+    <w:p>
+      <w:r>
+        <w:t>полное и (или) сокращенное наименование, ОГРН, ИНН, адрес юридического лица в пределах его места нахождения, телефон или факс,</w:t>
+      </w:r>
+    </w:p>
+    <w:p>
+      <w:r>
+        <w:t>___________________________________________________________________________</w:t>
+      </w:r>
+    </w:p>
+    <w:p>
+      <w:r>
+        <w:t>полное и (или) сокращенное наименование, ОГРН, ИНН саморегулируемой организации, членом которой является указанное юридическое лицо или индивидуальный предприниматель (за исключением случаев, когда членство в саморегулируемых организациях в области строительства, реконструкции, капитального ремонта объектов капитального строительства не требуется)</w:t>
+      </w:r>
+    </w:p>
+    <w:p>
+      <w:pPr>
+        <w:keepNext/>
+      </w:pPr>
+      <w:r>
+        <w:t>Лицо, осуществляющее подготовку проектной документации</w:t>
+      </w:r>
+    </w:p>
+    <w:p>
+      <w:r>
+        <w:t>___________________________________________________________________________</w:t>
+      </w:r>
+    </w:p>
+    <w:p>
+      <w:r>
+        <w:rPr>
+          <w:sz w:val="18"/>
+        </w:rPr>
+        <w:t>(фамилия, имя, отчество (последнее - при наличии), адрес места жительства, ОГРНИП, ИНН индивидуального предпринимателя,</w:t>
+      </w:r>
+    </w:p>
+    <w:p>
+      <w:r>
+        <w:t>___________________________________________________________________________</w:t>
+      </w:r>
+    </w:p>
+    <w:p>
+      <w:r>
+        <w:t>полное и (или) сокращенное наименование, ОГРН, ИНН, адрес юридического лица в пределах его места нахождения, телефон или факс,</w:t>
+      </w:r>
+    </w:p>
+    <w:p>
+      <w:r>
+        <w:t>___________________________________________________________________________</w:t>
+      </w:r>
+    </w:p>
+    <w:p>
+      <w:r>
+        <w:t>полное и (или) сокращенное наименование, ОГРН, ИНН саморегулируемой организации, членом которой является указанное юридическое лицо или индивидуальный предприниматель (за исключением случаев, когда членство в саморегулируемых организациях в области архитектурно-строительного проектирования не требуется)</w:t>
+      </w:r>
+    </w:p>
+    <w:p>
+      <w:pPr>
+        <w:keepNext/>
+        <w:jc w:val="center"/>
+      </w:pPr>
+      <w:r>
+        <w:rPr>
+          <w:b/>
+          <w:sz w:val="24"/>
+        </w:rPr>
+        <w:t>АКТ</w:t>
+      </w:r>
+    </w:p>
+    <w:p>
+      <w:pPr>
+        <w:keepNext/>
+        <w:jc w:val="center"/>
+      </w:pPr>
+      <w:r>
+        <w:rPr>
+          <w:b/>
+          <w:sz w:val="24"/>
+        </w:rPr>
+        <w:t>освидетельствования скрытых работ</w:t>
+      </w:r>
+    </w:p>
+    <w:p>
+      <w:pPr>
+        <w:keepNext/>
+      </w:pPr>
+      <w:r>
+        <w:t>N __________ "__" _____________ 20__ г. (дата составления акта)</w:t>
+      </w:r>
+    </w:p>
+    <w:p>
+      <w:pPr>
+        <w:keepNext/>
+      </w:pPr>
+      <w:r>
+        <w:t>Представитель застройщика, технического заказчика, лица, ответственного за эксплуатацию здания, сооружения, или регионального оператора по вопросам строительного контроля</w:t>
+      </w:r>
+    </w:p>
+    <w:p>
+      <w:r>
+        <w:t>___________________________________________________________________________</w:t>
+      </w:r>
+    </w:p>
+    <w:p>
+      <w:r>
+        <w:rPr>
+          <w:sz w:val="18"/>
+        </w:rPr>
+        <w:t>(должность (при наличии), фамилия, инициалы, идентификационный номер в национальном реестре специалистов в области строительства (за исключением случаев, когда членство в саморегулируемых организациях в области строительства, реконструкции, капитального ремонта объектов капитального строительства не требуется),</w:t>
+      </w:r>
+    </w:p>
+    <w:p>
+      <w:r>
+        <w:t>___________________________________________________________________________</w:t>
+      </w:r>
+    </w:p>
+    <w:p>
+      <w:r>
+        <w:t>реквизиты распорядительного документа, подтверждающего полномочия,</w:t>
+      </w:r>
+    </w:p>
+    <w:p>
+      <w:r>
+        <w:t>___________________________________________________________________________</w:t>
+      </w:r>
+    </w:p>
+    <w:p>
+      <w:r>
+        <w:t>с указанием полного и (или) сокращенного наименования, ОГРН, ИНН, адреса юридического лица в пределах его места нахождения (в случае осуществления строительного контроля на основании договора с застройщиком или техническим заказчиком),</w:t>
+      </w:r>
+    </w:p>
+    <w:p>
+      <w:r>
+        <w:t>___________________________________________________________________________</w:t>
+      </w:r>
+    </w:p>
+    <w:p>
+      <w:r>
+        <w:t>фамилии, имени, отчества (последнее - при наличии), адреса места жительства, ОГРНИП, ИНН индивидуального предпринимателя (в случае осуществления строительного контроля на основании договора с застройщиком или техническим заказчиком)</w:t>
+      </w:r>
+    </w:p>
+    <w:p>
+      <w:pPr>
+        <w:keepNext/>
+      </w:pPr>
+      <w:r>
+        <w:t>Представитель лица, осуществляющего строительство, реконструкцию, капитальный ремонт</w:t>
+      </w:r>
+    </w:p>
+    <w:p>
+      <w:r>
+        <w:t>___________________________________________________________________________</w:t>
+      </w:r>
+    </w:p>
+    <w:p>
+      <w:r>
+        <w:rPr>
+          <w:sz w:val="18"/>
+        </w:rPr>
+        <w:t>(должность (при наличии), фамилия, инициалы, реквизиты распорядительного документа, подтверждающего полномочия)</w:t>
+      </w:r>
+    </w:p>
+    <w:p>
+      <w:pPr>
+        <w:keepNext/>
+      </w:pPr>
+      <w:r>
+        <w:t>Представитель лица, осуществляющего строительство, реконструкцию, капитальный ремонт, по вопросам строительного контроля</w:t>
+      </w:r>
+    </w:p>
+    <w:p>
+      <w:r>
+        <w:t>___________________________________________________________________________</w:t>
+      </w:r>
+    </w:p>
+    <w:p>
+      <w:r>
+        <w:rPr>
+          <w:sz w:val="18"/>
+        </w:rPr>
+        <w:t>(должность (при наличии), фамилия, инициалы, идентификационный номер в национальном реестре специалистов в области строительства (за исключением случаев, когда членство в саморегулируемых организациях в области строительства, реконструкции, капитального ремонта объектов капитального строительства не требуется),</w:t>
+      </w:r>
+    </w:p>
+    <w:p>
+      <w:r>
+        <w:t>___________________________________________________________________________</w:t>
+      </w:r>
+    </w:p>
+    <w:p>
+      <w:r>
+        <w:t>реквизиты распорядительного документа, подтверждающего полномочия)</w:t>
+      </w:r>
+    </w:p>
+    <w:p>
+      <w:pPr>
+        <w:keepNext/>
+      </w:pPr>
+      <w:r>
+        <w:t>Представитель лица, осуществляющего подготовку проектной документации (в случае привлечения застройщиком лица, осуществляющего подготовку проектной документации, для проверки соответствия выполняемых работ проектной документации согласно части 2 статьи 53 Градостроительного кодекса Российской Федерации)</w:t>
+      </w:r>
+    </w:p>
+    <w:p>
+      <w:r>
+        <w:t>___________________________________________________________________________</w:t>
+      </w:r>
+    </w:p>
+    <w:p>
+      <w:r>
+        <w:rPr>
+          <w:sz w:val="18"/>
+        </w:rPr>
+        <w:t>(должность (при наличии), фамилия, инициалы, реквизиты распорядительного документа, подтверждающего полномочия,</w:t>
+      </w:r>
+    </w:p>
+    <w:p>
+      <w:r>
+        <w:t>___________________________________________________________________________</w:t>
+      </w:r>
+    </w:p>
+    <w:p>
+      <w:r>
+        <w:t>с указанием полного и (или) сокращенного наименования, ОГРН, ИНН, адреса юридического лица в пределах его места нахождения,</w:t>
+      </w:r>
+    </w:p>
+    <w:p>
+      <w:r>
+        <w:t>___________________________________________________________________________</w:t>
+      </w:r>
+    </w:p>
+    <w:p>
+      <w:r>
+        <w:t>фамилии, имени, отчества (последнее - при наличии), адреса места жительства, ОГРНИП, ИНН индивидуального предпринимателя)</w:t>
+      </w:r>
+    </w:p>
+    <w:p>
+      <w:pPr>
+        <w:keepNext/>
+      </w:pPr>
+      <w:r>
+        <w:t>Представитель лица, выполнившего работы, подлежащие освидетельствованию (в случае выполнения работ по договорам о строительстве, реконструкции, капитальном ремонте объектов капитального строительства, заключенным с иными лицами)</w:t>
+      </w:r>
+    </w:p>
+    <w:p>
+      <w:r>
+        <w:t>___________________________________________________________________________</w:t>
+      </w:r>
+    </w:p>
+    <w:p>
+      <w:r>
+        <w:rPr>
+          <w:sz w:val="18"/>
+        </w:rPr>
+        <w:t>(должность (при наличии), фамилия, инициалы, реквизиты распорядительного документа, подтверждающего полномочия,</w:t>
+      </w:r>
+    </w:p>
+    <w:p>
+      <w:r>
+        <w:t>___________________________________________________________________________</w:t>
+      </w:r>
+    </w:p>
+    <w:p>
+      <w:r>
+        <w:t>с указанием полного и (или) сокращенного наименования, ОГРН, ИНН, адреса юридического лица в пределах его места нахождения,</w:t>
+      </w:r>
+    </w:p>
+    <w:p>
+      <w:r>
+        <w:t>___________________________________________________________________________</w:t>
+      </w:r>
+    </w:p>
+    <w:p>
+      <w:r>
+        <w:t>фамилии, имени, отчества (последнее - при наличии), адреса места жительства, ОГРНИП, ИНН индивидуального предпринимателя)</w:t>
+      </w:r>
+    </w:p>
+    <w:p>
+      <w:pPr>
+        <w:keepNext/>
+      </w:pPr>
+      <w:r>
+        <w:t>произвели осмотр работ, выполненных</w:t>
+      </w:r>
+    </w:p>
+    <w:p>
+      <w:r>
+        <w:t>__________________________________________________________________________,</w:t>
+      </w:r>
+    </w:p>
+    <w:p>
+      <w:r>
+        <w:rPr>
+          <w:sz w:val="18"/>
+        </w:rPr>
+        <w:t>(полное и (или) сокращенное наименование или фамилия, имя, отчество (последнее - при наличии) лица, выполнившего работы, подлежащие освидетельствованию)</w:t>
+      </w:r>
+    </w:p>
+    <w:p>
+      <w:pPr>
+        <w:keepNext/>
+      </w:pPr>
+      <w:r>
+        <w:t>и составили настоящий акт о нижеследующем:</w:t>
+      </w:r>
+    </w:p>
+    <w:p>
+      <w:pPr>
+        <w:keepNext/>
+      </w:pPr>
+      <w:r>
+        <w:rPr>
+          <w:b/>
+        </w:rPr>
+        <w:t>1. К освидетельствованию предъявлены следующие работы:</w:t>
+      </w:r>
+    </w:p>
+    <w:p>
+      <w:r>
+        <w:t>___________________________________________________________________________</w:t>
+      </w:r>
+    </w:p>
+    <w:p>
+      <w:r>
+        <w:rPr>
+          <w:sz w:val="18"/>
+        </w:rPr>
+        <w:t>(наименование скрытых работ)</w:t>
+      </w:r>
+    </w:p>
+    <w:p>
+      <w:pPr>
+        <w:keepNext/>
+      </w:pPr>
+      <w:r>
+        <w:rPr>
+          <w:b/>
+        </w:rPr>
+        <w:t>2. Работы выполнены по проектной документации</w:t>
+      </w:r>
+    </w:p>
+    <w:p>
+      <w:r>
+        <w:t>___________________________________________________________________________</w:t>
+      </w:r>
+    </w:p>
+    <w:p>
+      <w:r>
+        <w:rPr>
+          <w:sz w:val="18"/>
+        </w:rPr>
+        <w:t>(номер, другие реквизиты чертежа, наименование проектной и (или) рабочей</w:t>
+      </w:r>
+    </w:p>
+    <w:p>
+      <w:r>
+        <w:t>___________________________________________________________________________</w:t>
+      </w:r>
+    </w:p>
+    <w:p>
+      <w:r>
+        <w:t>документации, сведения о лицах, осуществляющих подготовку раздела проектной и (или) рабочей документации)</w:t>
+      </w:r>
+    </w:p>
+    <w:p>
+      <w:pPr>
+        <w:keepNext/>
+      </w:pPr>
+      <w:r>
+        <w:rPr>
+          <w:b/>
+        </w:rPr>
+        <w:t>3. При выполнении работ применены _________________________________________ (наименования строительных материалов</w:t>
+      </w:r>
+    </w:p>
+    <w:p>
+      <w:r>
+        <w:t>___________________________________________________________________________</w:t>
+      </w:r>
+    </w:p>
+    <w:p>
+      <w:r>
+        <w:rPr>
+          <w:sz w:val="18"/>
+        </w:rPr>
+        <w:t>(изделий), реквизиты сертификатов и (или) других документов, подтверждающих их качество и безопасность, в случае если необходимо указывать более 5 документов, указывается ссылка на их реестр, который является неотъемлемой частью акта)</w:t>
+      </w:r>
+    </w:p>
+    <w:p>
+      <w:pPr>
+        <w:keepNext/>
+      </w:pPr>
+      <w:r>
+        <w:rPr>
+          <w:b/>
+        </w:rPr>
+        <w:t>4. Предъявлены документы, подтверждающие соответствие работ предъявляемым к ним требованиям</w:t>
+      </w:r>
+    </w:p>
+    <w:p>
+      <w:r>
+        <w:t>___________________________________________________________________________</w:t>
+      </w:r>
+    </w:p>
+    <w:p>
+      <w:r>
+        <w:rPr>
+          <w:sz w:val="18"/>
+        </w:rPr>
+        <w:t>(исполнительные схемы и чертежи, результаты экспертиз, обследований,</w:t>
+      </w:r>
+    </w:p>
+    <w:p>
+      <w:r>
+        <w:t>___________________________________________________________________________</w:t>
+      </w:r>
+    </w:p>
+    <w:p>
+      <w:r>
+        <w:t>лабораторных и иных испытаний выполненных работ, проведенных в процессе строительного контроля)</w:t>
+      </w:r>
+    </w:p>
+    <w:p>
+      <w:pPr>
+        <w:keepNext/>
+      </w:pPr>
+      <w:r>
+        <w:rPr>
+          <w:b/>
+        </w:rPr>
+        <w:t>5. Даты: начала работ "__" ___________ 20__ г. окончания работ "__" ___________ 20__ г.</w:t>
+      </w:r>
+    </w:p>
+    <w:p>
+      <w:pPr>
+        <w:keepNext/>
+      </w:pPr>
+      <w:r>
+        <w:rPr>
+          <w:b/>
+        </w:rPr>
+        <w:t>6. Работы выполнены в соответствии с</w:t>
+      </w:r>
+    </w:p>
+    <w:p>
+      <w:r>
+        <w:t>___________________________________________________________________________</w:t>
+      </w:r>
+    </w:p>
+    <w:p>
+      <w:r>
+        <w:rPr>
+          <w:sz w:val="18"/>
+        </w:rPr>
+        <w:t>(наименования и структурные единицы технических регламентов,</w:t>
+      </w:r>
+    </w:p>
+    <w:p>
+      <w:r>
+        <w:t>___________________________________________________________________________</w:t>
+      </w:r>
+    </w:p>
+    <w:p>
+      <w:r>
+        <w:t>иных нормативных правовых актов, разделы проектной и (или) рабочей документации)</w:t>
+      </w:r>
+    </w:p>
+    <w:p>
+      <w:pPr>
+        <w:keepNext/>
+      </w:pPr>
+      <w:r>
+        <w:rPr>
+          <w:b/>
+        </w:rPr>
+        <w:t>7. Разрешается производство последующих работ</w:t>
+      </w:r>
+    </w:p>
+    <w:p>
+      <w:r>
+        <w:t>___________________________________________________________________________</w:t>
+      </w:r>
+    </w:p>
+    <w:p>
+      <w:r>
+        <w:rPr>
+          <w:sz w:val="18"/>
+        </w:rPr>
+        <w:t>(наименования работ, строительных конструкций, участков сетей инженерно-технического обеспечения)</w:t>
+      </w:r>
+    </w:p>
+    <w:p>
+      <w:pPr>
+        <w:keepNext/>
+      </w:pPr>
+      <w:r>
+        <w:t>Дополнительные сведения ___________________________________________________</w:t>
+      </w:r>
+    </w:p>
+    <w:p>
+      <w:pPr>
+        <w:keepNext/>
+      </w:pPr>
+      <w:r>
+        <w:t>Акт составлен в _________ экземплярах (в случае заполнения акта на бумажном носителе).</w:t>
+      </w:r>
+    </w:p>
+    <w:p>
+      <w:pPr>
+        <w:keepNext/>
+      </w:pPr>
+      <w:r>
+        <w:t>Приложения ________________________________________________________________ (исполнительные схемы и чертежи, результаты экспертиз, обследований, лабораторных и иных испытаний)</w:t>
+      </w:r>
+    </w:p>
+    <w:p>
+      <w:pPr>
+        <w:keepNext/>
+        <w:pageBreakBefore/>
+        <w:spacing w:after="140"/>
+      </w:pPr>
+      <w:r>
+        <w:t>Представитель застройщика, технического заказчика, лица, ответственного за эксплуатацию здания, сооружения, или регионального оператора по вопросам строительного контроля</w:t>
+      </w:r>
+    </w:p>
+    <w:p>
+      <w:pPr>
+        <w:keepNext/>
+        <w:spacing w:after="140"/>
+      </w:pPr>
+      <w:r>
+        <w:t>___________________________ ______________</w:t>
+      </w:r>
+    </w:p>
+    <w:p>
+      <w:pPr>
+        <w:spacing w:after="140"/>
+      </w:pPr>
+      <w:r>
+        <w:rPr>
+          <w:sz w:val="18"/>
+        </w:rPr>
+        <w:t>(фамилия, инициалы) (подпись)</w:t>
+      </w:r>
+    </w:p>
+    <w:p>
+      <w:pPr>
+        <w:keepNext/>
+        <w:spacing w:after="140"/>
+      </w:pPr>
+      <w:r>
+        <w:t>Представитель лица, осуществляющего строительство, реконструкцию, капитальный ремонт</w:t>
+      </w:r>
+    </w:p>
+    <w:p>
+      <w:pPr>
+        <w:keepNext/>
+        <w:spacing w:after="140"/>
+      </w:pPr>
+      <w:r>
+        <w:t>___________________________ ______________</w:t>
+      </w:r>
+    </w:p>
+    <w:p>
+      <w:pPr>
+        <w:spacing w:after="140"/>
+      </w:pPr>
+      <w:r>
+        <w:rPr>
+          <w:sz w:val="18"/>
+        </w:rPr>
+        <w:t>(фамилия, инициалы) (подпись)</w:t>
+      </w:r>
+    </w:p>
+    <w:p>
+      <w:pPr>
+        <w:keepNext/>
+        <w:spacing w:after="140"/>
+      </w:pPr>
+      <w:r>
+        <w:t>Представитель лица, осуществляющего строительство, реконструкцию, капитальный ремонт, по вопросам строительного контроля</w:t>
+      </w:r>
+    </w:p>
+    <w:p>
+      <w:pPr>
+        <w:keepNext/>
+        <w:spacing w:after="140"/>
+      </w:pPr>
+      <w:r>
+        <w:t>___________________________ ______________</w:t>
+      </w:r>
+    </w:p>
+    <w:p>
+      <w:pPr>
+        <w:spacing w:after="140"/>
+      </w:pPr>
+      <w:r>
+        <w:rPr>
+          <w:sz w:val="18"/>
+        </w:rPr>
+        <w:t>(фамилия, инициалы) (подпись)</w:t>
+      </w:r>
+    </w:p>
+    <w:p>
+      <w:pPr>
+        <w:keepNext/>
+        <w:spacing w:after="140"/>
+      </w:pPr>
+      <w:r>
+        <w:t>Представитель лица, осуществляющего подготовку проектной документации (в случае привлечения застройщиком лица, осуществляющего подготовку проектной документации, для проверки соответствия выполняемых работ проектной документации согласно части 2 статьи 53 Градостроительного кодекса Российской Федерации)</w:t>
+      </w:r>
+    </w:p>
+    <w:p>
+      <w:pPr>
+        <w:keepNext/>
+        <w:spacing w:after="140"/>
+      </w:pPr>
+      <w:r>
+        <w:t>___________________________ ______________</w:t>
+      </w:r>
+    </w:p>
+    <w:p>
+      <w:pPr>
+        <w:spacing w:after="140"/>
+      </w:pPr>
+      <w:r>
+        <w:rPr>
+          <w:sz w:val="18"/>
+        </w:rPr>
+        <w:t>(фамилия, инициалы) (подпись)</w:t>
+      </w:r>
+    </w:p>
+    <w:p>
+      <w:pPr>
+        <w:keepNext/>
+        <w:spacing w:after="140"/>
+      </w:pPr>
+      <w:r>
+        <w:t>Представитель лица, выполнившего работы, подлежащие освидетельствованию (в случае выполнения работ по договорам о строительстве, реконструкции, капитальном ремонте объектов капитального строительства, заключенным с иными лицами)</w:t>
+      </w:r>
+    </w:p>
+    <w:p>
+      <w:pPr>
+        <w:keepNext/>
+        <w:spacing w:after="140"/>
+      </w:pPr>
+      <w:r>
+        <w:t>___________________________ ______________</w:t>
+      </w:r>
+    </w:p>
+    <w:p>
+      <w:pPr>
+        <w:spacing w:after="140"/>
+      </w:pPr>
+      <w:r>
+        <w:rPr>
+          <w:sz w:val="18"/>
+        </w:rPr>
+        <w:t>(фамилия, инициалы) (подпись)</w:t>
+      </w:r>
+    </w:p>
+    <w:p>
+      <w:r>
+        <w:br w:type="page"/>
+      </w:r>
+    </w:p>
+    <w:p>
+      <w:pPr>
+        <w:pStyle w:val="Title"/>
+      </w:pPr>
+      <w:r>
+        <w:t>Вариант 4 Трубопроводы до закрытия</w:t>
+      </w:r>
+    </w:p>
+    <w:p>
+      <w:r>
+        <w:rPr>
+          <w:color w:val="8E6F32"/>
+          <w:sz w:val="18"/>
+        </w:rPr>
+        <w:t>Рекомендуемый образец приложения № 3 к составу исполнительной документации, утверждённому приказом Минстроя России от 16.05.2023 № 344/пр.</w:t>
+      </w:r>
+    </w:p>
+    <w:p>
+      <w:pPr>
+        <w:spacing w:after="160"/>
+      </w:pPr>
+      <w:r>
+        <w:t>Укажите фактические работы, место и проектные решения в пунктах 1 и 2. Материалы и результаты контроля внесите в пункты 3 и 4. Подписи оформите по составу участников освидетельствования, указанному в форме.</w:t>
+      </w:r>
+    </w:p>
+    <w:p>
+      <w:r>
+        <w:t>Укажите участок и назначение трубопровода, материалы, диаметры, соединения и проектные отметки; назовите документы о проведённых испытаниях, если они требуются для этих работ.</w:t>
+      </w:r>
+    </w:p>
+    <w:p>
+      <w:pPr>
+        <w:keepNext/>
+      </w:pPr>
+      <w:r>
+        <w:t>Объект капитального строительства</w:t>
+      </w:r>
+    </w:p>
+    <w:p>
+      <w:r>
+        <w:t>___________________________________________________________________________</w:t>
+      </w:r>
+    </w:p>
+    <w:p>
+      <w:r>
+        <w:rPr>
+          <w:sz w:val="18"/>
+        </w:rPr>
+        <w:t>(наименование объекта капитального строительства в соответствии с проектной документацией, почтовый или строительный адрес объекта капитального строительства)</w:t>
+      </w:r>
+    </w:p>
+    <w:p>
+      <w:pPr>
+        <w:keepNext/>
+      </w:pPr>
+      <w:r>
+        <w:t>Застройщик, технический заказчик, лицо, ответственное за эксплуатацию здания, сооружения, или региональный оператор</w:t>
+      </w:r>
+    </w:p>
+    <w:p>
+      <w:r>
+        <w:t>___________________________________________________________________________</w:t>
+      </w:r>
+    </w:p>
+    <w:p>
+      <w:r>
+        <w:rPr>
+          <w:sz w:val="18"/>
+        </w:rPr>
+        <w:t>(фамилия, имя, отчество (последнее - при наличии), адрес места жительства, ОГРНИП, ИНН индивидуального предпринимателя,</w:t>
+      </w:r>
+    </w:p>
+    <w:p>
+      <w:r>
+        <w:t>___________________________________________________________________________</w:t>
+      </w:r>
+    </w:p>
+    <w:p>
+      <w:r>
+        <w:t>полное и (или) сокращенное наименование, ОГРН, ИНН, адрес юридического лица в пределах его места нахождения, телефон или факс,</w:t>
+      </w:r>
+    </w:p>
+    <w:p>
+      <w:r>
+        <w:t>___________________________________________________________________________</w:t>
+      </w:r>
+    </w:p>
+    <w:p>
+      <w:r>
+        <w:t>полное и (или) сокращенное наименование, ОГРН, ИНН саморегулируемой организации, членом которой является указанное юридическое лицо или индивидуальный предприниматель (за исключением случаев, когда членство в саморегулируемых организациях в области строительства, реконструкции, капитального ремонта объектов капитального строительства не требуется);</w:t>
+      </w:r>
+    </w:p>
+    <w:p>
+      <w:r>
+        <w:t>___________________________________________________________________________</w:t>
+      </w:r>
+    </w:p>
+    <w:p>
+      <w:r>
+        <w:t>фамилия, имя, отчество (последнее - при наличии), паспортные данные, адрес места жительства, телефон или факс - для физических лиц, не являющихся индивидуальными предпринимателями)</w:t>
+      </w:r>
+    </w:p>
+    <w:p>
+      <w:pPr>
+        <w:keepNext/>
+      </w:pPr>
+      <w:r>
+        <w:t>Лицо, осуществляющее строительство, реконструкцию, капитальный ремонт</w:t>
+      </w:r>
+    </w:p>
+    <w:p>
+      <w:r>
+        <w:t>___________________________________________________________________________</w:t>
+      </w:r>
+    </w:p>
+    <w:p>
+      <w:r>
+        <w:rPr>
+          <w:sz w:val="18"/>
+        </w:rPr>
+        <w:t>(фамилия, имя, отчество (последнее - при наличии), адрес места жительства, ОГРНИП, ИНН индивидуального предпринимателя,</w:t>
+      </w:r>
+    </w:p>
+    <w:p>
+      <w:r>
+        <w:t>___________________________________________________________________________</w:t>
+      </w:r>
+    </w:p>
+    <w:p>
+      <w:r>
+        <w:t>полное и (или) сокращенное наименование, ОГРН, ИНН, адрес юридического лица в пределах его места нахождения, телефон или факс,</w:t>
+      </w:r>
+    </w:p>
+    <w:p>
+      <w:r>
+        <w:t>___________________________________________________________________________</w:t>
+      </w:r>
+    </w:p>
+    <w:p>
+      <w:r>
+        <w:t>полное и (или) сокращенное наименование, ОГРН, ИНН саморегулируемой организации, членом которой является указанное юридическое лицо или индивидуальный предприниматель (за исключением случаев, когда членство в саморегулируемых организациях в области строительства, реконструкции, капитального ремонта объектов капитального строительства не требуется)</w:t>
+      </w:r>
+    </w:p>
+    <w:p>
+      <w:pPr>
+        <w:keepNext/>
+      </w:pPr>
+      <w:r>
+        <w:t>Лицо, осуществляющее подготовку проектной документации</w:t>
+      </w:r>
+    </w:p>
+    <w:p>
+      <w:r>
+        <w:t>___________________________________________________________________________</w:t>
+      </w:r>
+    </w:p>
+    <w:p>
+      <w:r>
+        <w:rPr>
+          <w:sz w:val="18"/>
+        </w:rPr>
+        <w:t>(фамилия, имя, отчество (последнее - при наличии), адрес места жительства, ОГРНИП, ИНН индивидуального предпринимателя,</w:t>
+      </w:r>
+    </w:p>
+    <w:p>
+      <w:r>
+        <w:t>___________________________________________________________________________</w:t>
+      </w:r>
+    </w:p>
+    <w:p>
+      <w:r>
+        <w:t>полное и (или) сокращенное наименование, ОГРН, ИНН, адрес юридического лица в пределах его места нахождения, телефон или факс,</w:t>
+      </w:r>
+    </w:p>
+    <w:p>
+      <w:r>
+        <w:t>___________________________________________________________________________</w:t>
+      </w:r>
+    </w:p>
+    <w:p>
+      <w:r>
+        <w:t>полное и (или) сокращенное наименование, ОГРН, ИНН саморегулируемой организации, членом которой является указанное юридическое лицо или индивидуальный предприниматель (за исключением случаев, когда членство в саморегулируемых организациях в области архитектурно-строительного проектирования не требуется)</w:t>
+      </w:r>
+    </w:p>
+    <w:p>
+      <w:pPr>
+        <w:keepNext/>
+        <w:jc w:val="center"/>
+      </w:pPr>
+      <w:r>
+        <w:rPr>
+          <w:b/>
+          <w:sz w:val="24"/>
+        </w:rPr>
+        <w:t>АКТ</w:t>
+      </w:r>
+    </w:p>
+    <w:p>
+      <w:pPr>
+        <w:keepNext/>
+        <w:jc w:val="center"/>
+      </w:pPr>
+      <w:r>
+        <w:rPr>
+          <w:b/>
+          <w:sz w:val="24"/>
+        </w:rPr>
+        <w:t>освидетельствования скрытых работ</w:t>
+      </w:r>
+    </w:p>
+    <w:p>
+      <w:pPr>
+        <w:keepNext/>
+      </w:pPr>
+      <w:r>
+        <w:t>N __________ "__" _____________ 20__ г. (дата составления акта)</w:t>
+      </w:r>
+    </w:p>
+    <w:p>
+      <w:pPr>
+        <w:keepNext/>
+      </w:pPr>
+      <w:r>
+        <w:t>Представитель застройщика, технического заказчика, лица, ответственного за эксплуатацию здания, сооружения, или регионального оператора по вопросам строительного контроля</w:t>
+      </w:r>
+    </w:p>
+    <w:p>
+      <w:r>
+        <w:t>___________________________________________________________________________</w:t>
+      </w:r>
+    </w:p>
+    <w:p>
+      <w:r>
+        <w:rPr>
+          <w:sz w:val="18"/>
+        </w:rPr>
+        <w:t>(должность (при наличии), фамилия, инициалы, идентификационный номер в национальном реестре специалистов в области строительства (за исключением случаев, когда членство в саморегулируемых организациях в области строительства, реконструкции, капитального ремонта объектов капитального строительства не требуется),</w:t>
+      </w:r>
+    </w:p>
+    <w:p>
+      <w:r>
+        <w:t>___________________________________________________________________________</w:t>
+      </w:r>
+    </w:p>
+    <w:p>
+      <w:r>
+        <w:t>реквизиты распорядительного документа, подтверждающего полномочия,</w:t>
+      </w:r>
+    </w:p>
+    <w:p>
+      <w:r>
+        <w:t>___________________________________________________________________________</w:t>
+      </w:r>
+    </w:p>
+    <w:p>
+      <w:r>
+        <w:t>с указанием полного и (или) сокращенного наименования, ОГРН, ИНН, адреса юридического лица в пределах его места нахождения (в случае осуществления строительного контроля на основании договора с застройщиком или техническим заказчиком),</w:t>
+      </w:r>
+    </w:p>
+    <w:p>
+      <w:r>
+        <w:t>___________________________________________________________________________</w:t>
+      </w:r>
+    </w:p>
+    <w:p>
+      <w:r>
+        <w:t>фамилии, имени, отчества (последнее - при наличии), адреса места жительства, ОГРНИП, ИНН индивидуального предпринимателя (в случае осуществления строительного контроля на основании договора с застройщиком или техническим заказчиком)</w:t>
+      </w:r>
+    </w:p>
+    <w:p>
+      <w:pPr>
+        <w:keepNext/>
+      </w:pPr>
+      <w:r>
+        <w:t>Представитель лица, осуществляющего строительство, реконструкцию, капитальный ремонт</w:t>
+      </w:r>
+    </w:p>
+    <w:p>
+      <w:r>
+        <w:t>___________________________________________________________________________</w:t>
+      </w:r>
+    </w:p>
+    <w:p>
+      <w:r>
+        <w:rPr>
+          <w:sz w:val="18"/>
+        </w:rPr>
+        <w:t>(должность (при наличии), фамилия, инициалы, реквизиты распорядительного документа, подтверждающего полномочия)</w:t>
+      </w:r>
+    </w:p>
+    <w:p>
+      <w:pPr>
+        <w:keepNext/>
+      </w:pPr>
+      <w:r>
+        <w:t>Представитель лица, осуществляющего строительство, реконструкцию, капитальный ремонт, по вопросам строительного контроля</w:t>
+      </w:r>
+    </w:p>
+    <w:p>
+      <w:r>
+        <w:t>___________________________________________________________________________</w:t>
+      </w:r>
+    </w:p>
+    <w:p>
+      <w:r>
+        <w:rPr>
+          <w:sz w:val="18"/>
+        </w:rPr>
+        <w:t>(должность (при наличии), фамилия, инициалы, идентификационный номер в национальном реестре специалистов в области строительства (за исключением случаев, когда членство в саморегулируемых организациях в области строительства, реконструкции, капитального ремонта объектов капитального строительства не требуется),</w:t>
+      </w:r>
+    </w:p>
+    <w:p>
+      <w:r>
+        <w:t>___________________________________________________________________________</w:t>
+      </w:r>
+    </w:p>
+    <w:p>
+      <w:r>
+        <w:t>реквизиты распорядительного документа, подтверждающего полномочия)</w:t>
+      </w:r>
+    </w:p>
+    <w:p>
+      <w:pPr>
+        <w:keepNext/>
+      </w:pPr>
+      <w:r>
+        <w:t>Представитель лица, осуществляющего подготовку проектной документации (в случае привлечения застройщиком лица, осуществляющего подготовку проектной документации, для проверки соответствия выполняемых работ проектной документации согласно части 2 статьи 53 Градостроительного кодекса Российской Федерации)</w:t>
+      </w:r>
+    </w:p>
+    <w:p>
+      <w:r>
+        <w:t>___________________________________________________________________________</w:t>
+      </w:r>
+    </w:p>
+    <w:p>
+      <w:r>
+        <w:rPr>
+          <w:sz w:val="18"/>
+        </w:rPr>
+        <w:t>(должность (при наличии), фамилия, инициалы, реквизиты распорядительного документа, подтверждающего полномочия,</w:t>
+      </w:r>
+    </w:p>
+    <w:p>
+      <w:r>
+        <w:t>___________________________________________________________________________</w:t>
+      </w:r>
+    </w:p>
+    <w:p>
+      <w:r>
+        <w:t>с указанием полного и (или) сокращенного наименования, ОГРН, ИНН, адреса юридического лица в пределах его места нахождения,</w:t>
+      </w:r>
+    </w:p>
+    <w:p>
+      <w:r>
+        <w:t>___________________________________________________________________________</w:t>
+      </w:r>
+    </w:p>
+    <w:p>
+      <w:r>
+        <w:t>фамилии, имени, отчества (последнее - при наличии), адреса места жительства, ОГРНИП, ИНН индивидуального предпринимателя)</w:t>
+      </w:r>
+    </w:p>
+    <w:p>
+      <w:pPr>
+        <w:keepNext/>
+      </w:pPr>
+      <w:r>
+        <w:t>Представитель лица, выполнившего работы, подлежащие освидетельствованию (в случае выполнения работ по договорам о строительстве, реконструкции, капитальном ремонте объектов капитального строительства, заключенным с иными лицами)</w:t>
+      </w:r>
+    </w:p>
+    <w:p>
+      <w:r>
+        <w:t>___________________________________________________________________________</w:t>
+      </w:r>
+    </w:p>
+    <w:p>
+      <w:r>
+        <w:rPr>
+          <w:sz w:val="18"/>
+        </w:rPr>
+        <w:t>(должность (при наличии), фамилия, инициалы, реквизиты распорядительного документа, подтверждающего полномочия,</w:t>
+      </w:r>
+    </w:p>
+    <w:p>
+      <w:r>
+        <w:t>___________________________________________________________________________</w:t>
+      </w:r>
+    </w:p>
+    <w:p>
+      <w:r>
+        <w:t>с указанием полного и (или) сокращенного наименования, ОГРН, ИНН, адреса юридического лица в пределах его места нахождения,</w:t>
+      </w:r>
+    </w:p>
+    <w:p>
+      <w:r>
+        <w:t>___________________________________________________________________________</w:t>
+      </w:r>
+    </w:p>
+    <w:p>
+      <w:r>
+        <w:t>фамилии, имени, отчества (последнее - при наличии), адреса места жительства, ОГРНИП, ИНН индивидуального предпринимателя)</w:t>
+      </w:r>
+    </w:p>
+    <w:p>
+      <w:pPr>
+        <w:keepNext/>
+      </w:pPr>
+      <w:r>
+        <w:t>произвели осмотр работ, выполненных</w:t>
+      </w:r>
+    </w:p>
+    <w:p>
+      <w:r>
+        <w:t>__________________________________________________________________________,</w:t>
+      </w:r>
+    </w:p>
+    <w:p>
+      <w:r>
+        <w:rPr>
+          <w:sz w:val="18"/>
+        </w:rPr>
+        <w:t>(полное и (или) сокращенное наименование или фамилия, имя, отчество (последнее - при наличии) лица, выполнившего работы, подлежащие освидетельствованию)</w:t>
+      </w:r>
+    </w:p>
+    <w:p>
+      <w:pPr>
+        <w:keepNext/>
+      </w:pPr>
+      <w:r>
+        <w:t>и составили настоящий акт о нижеследующем:</w:t>
+      </w:r>
+    </w:p>
+    <w:p>
+      <w:pPr>
+        <w:keepNext/>
+      </w:pPr>
+      <w:r>
+        <w:rPr>
+          <w:b/>
+        </w:rPr>
+        <w:t>1. К освидетельствованию предъявлены следующие работы:</w:t>
+      </w:r>
+    </w:p>
+    <w:p>
+      <w:r>
+        <w:t>___________________________________________________________________________</w:t>
+      </w:r>
+    </w:p>
+    <w:p>
+      <w:r>
+        <w:rPr>
+          <w:sz w:val="18"/>
+        </w:rPr>
+        <w:t>(наименование скрытых работ)</w:t>
+      </w:r>
+    </w:p>
+    <w:p>
+      <w:pPr>
+        <w:keepNext/>
+      </w:pPr>
+      <w:r>
+        <w:rPr>
+          <w:b/>
+        </w:rPr>
+        <w:t>2. Работы выполнены по проектной документации</w:t>
+      </w:r>
+    </w:p>
+    <w:p>
+      <w:r>
+        <w:t>___________________________________________________________________________</w:t>
+      </w:r>
+    </w:p>
+    <w:p>
+      <w:r>
+        <w:rPr>
+          <w:sz w:val="18"/>
+        </w:rPr>
+        <w:t>(номер, другие реквизиты чертежа, наименование проектной и (или) рабочей</w:t>
+      </w:r>
+    </w:p>
+    <w:p>
+      <w:r>
+        <w:t>___________________________________________________________________________</w:t>
+      </w:r>
+    </w:p>
+    <w:p>
+      <w:r>
+        <w:t>документации, сведения о лицах, осуществляющих подготовку раздела проектной и (или) рабочей документации)</w:t>
+      </w:r>
+    </w:p>
+    <w:p>
+      <w:pPr>
+        <w:keepNext/>
+      </w:pPr>
+      <w:r>
+        <w:rPr>
+          <w:b/>
+        </w:rPr>
+        <w:t>3. При выполнении работ применены _________________________________________ (наименования строительных материалов</w:t>
+      </w:r>
+    </w:p>
+    <w:p>
+      <w:r>
+        <w:t>___________________________________________________________________________</w:t>
+      </w:r>
+    </w:p>
+    <w:p>
+      <w:r>
+        <w:rPr>
+          <w:sz w:val="18"/>
+        </w:rPr>
+        <w:t>(изделий), реквизиты сертификатов и (или) других документов, подтверждающих их качество и безопасность, в случае если необходимо указывать более 5 документов, указывается ссылка на их реестр, который является неотъемлемой частью акта)</w:t>
+      </w:r>
+    </w:p>
+    <w:p>
+      <w:pPr>
+        <w:keepNext/>
+      </w:pPr>
+      <w:r>
+        <w:rPr>
+          <w:b/>
+        </w:rPr>
+        <w:t>4. Предъявлены документы, подтверждающие соответствие работ предъявляемым к ним требованиям</w:t>
+      </w:r>
+    </w:p>
+    <w:p>
+      <w:r>
+        <w:t>___________________________________________________________________________</w:t>
+      </w:r>
+    </w:p>
+    <w:p>
+      <w:r>
+        <w:rPr>
+          <w:sz w:val="18"/>
+        </w:rPr>
+        <w:t>(исполнительные схемы и чертежи, результаты экспертиз, обследований,</w:t>
+      </w:r>
+    </w:p>
+    <w:p>
+      <w:r>
+        <w:t>___________________________________________________________________________</w:t>
+      </w:r>
+    </w:p>
+    <w:p>
+      <w:r>
+        <w:t>лабораторных и иных испытаний выполненных работ, проведенных в процессе строительного контроля)</w:t>
+      </w:r>
+    </w:p>
+    <w:p>
+      <w:pPr>
+        <w:keepNext/>
+      </w:pPr>
+      <w:r>
+        <w:rPr>
+          <w:b/>
+        </w:rPr>
+        <w:t>5. Даты: начала работ "__" ___________ 20__ г. окончания работ "__" ___________ 20__ г.</w:t>
+      </w:r>
+    </w:p>
+    <w:p>
+      <w:pPr>
+        <w:keepNext/>
+      </w:pPr>
+      <w:r>
+        <w:rPr>
+          <w:b/>
+        </w:rPr>
+        <w:t>6. Работы выполнены в соответствии с</w:t>
+      </w:r>
+    </w:p>
+    <w:p>
+      <w:r>
+        <w:t>___________________________________________________________________________</w:t>
+      </w:r>
+    </w:p>
+    <w:p>
+      <w:r>
+        <w:rPr>
+          <w:sz w:val="18"/>
+        </w:rPr>
+        <w:t>(наименования и структурные единицы технических регламентов,</w:t>
+      </w:r>
+    </w:p>
+    <w:p>
+      <w:r>
+        <w:t>___________________________________________________________________________</w:t>
+      </w:r>
+    </w:p>
+    <w:p>
+      <w:r>
+        <w:t>иных нормативных правовых актов, разделы проектной и (или) рабочей документации)</w:t>
+      </w:r>
+    </w:p>
+    <w:p>
+      <w:pPr>
+        <w:keepNext/>
+      </w:pPr>
+      <w:r>
+        <w:rPr>
+          <w:b/>
+        </w:rPr>
+        <w:t>7. Разрешается производство последующих работ</w:t>
+      </w:r>
+    </w:p>
+    <w:p>
+      <w:r>
+        <w:t>___________________________________________________________________________</w:t>
+      </w:r>
+    </w:p>
+    <w:p>
+      <w:r>
+        <w:rPr>
+          <w:sz w:val="18"/>
+        </w:rPr>
+        <w:t>(наименования работ, строительных конструкций, участков сетей инженерно-технического обеспечения)</w:t>
+      </w:r>
+    </w:p>
+    <w:p>
+      <w:pPr>
+        <w:keepNext/>
+      </w:pPr>
+      <w:r>
+        <w:t>Дополнительные сведения ___________________________________________________</w:t>
+      </w:r>
+    </w:p>
+    <w:p>
+      <w:pPr>
+        <w:keepNext/>
+      </w:pPr>
+      <w:r>
+        <w:t>Акт составлен в _________ экземплярах (в случае заполнения акта на бумажном носителе).</w:t>
+      </w:r>
+    </w:p>
+    <w:p>
+      <w:pPr>
+        <w:keepNext/>
+      </w:pPr>
+      <w:r>
+        <w:t>Приложения ________________________________________________________________ (исполнительные схемы и чертежи, результаты экспертиз, обследований, лабораторных и иных испытаний)</w:t>
+      </w:r>
+    </w:p>
+    <w:p>
+      <w:pPr>
+        <w:keepNext/>
+        <w:pageBreakBefore/>
+        <w:spacing w:after="140"/>
+      </w:pPr>
+      <w:r>
+        <w:t>Представитель застройщика, технического заказчика, лица, ответственного за эксплуатацию здания, сооружения, или регионального оператора по вопросам строительного контроля</w:t>
+      </w:r>
+    </w:p>
+    <w:p>
+      <w:pPr>
+        <w:keepNext/>
+        <w:spacing w:after="140"/>
+      </w:pPr>
+      <w:r>
+        <w:t>___________________________ ______________</w:t>
+      </w:r>
+    </w:p>
+    <w:p>
+      <w:pPr>
+        <w:spacing w:after="140"/>
+      </w:pPr>
+      <w:r>
+        <w:rPr>
+          <w:sz w:val="18"/>
+        </w:rPr>
+        <w:t>(фамилия, инициалы) (подпись)</w:t>
+      </w:r>
+    </w:p>
+    <w:p>
+      <w:pPr>
+        <w:keepNext/>
+        <w:spacing w:after="140"/>
+      </w:pPr>
+      <w:r>
+        <w:t>Представитель лица, осуществляющего строительство, реконструкцию, капитальный ремонт</w:t>
+      </w:r>
+    </w:p>
+    <w:p>
+      <w:pPr>
+        <w:keepNext/>
+        <w:spacing w:after="140"/>
+      </w:pPr>
+      <w:r>
+        <w:t>___________________________ ______________</w:t>
+      </w:r>
+    </w:p>
+    <w:p>
+      <w:pPr>
+        <w:spacing w:after="140"/>
+      </w:pPr>
+      <w:r>
+        <w:rPr>
+          <w:sz w:val="18"/>
+        </w:rPr>
+        <w:t>(фамилия, инициалы) (подпись)</w:t>
+      </w:r>
+    </w:p>
+    <w:p>
+      <w:pPr>
+        <w:keepNext/>
+        <w:spacing w:after="140"/>
+      </w:pPr>
+      <w:r>
+        <w:t>Представитель лица, осуществляющего строительство, реконструкцию, капитальный ремонт, по вопросам строительного контроля</w:t>
+      </w:r>
+    </w:p>
+    <w:p>
+      <w:pPr>
+        <w:keepNext/>
+        <w:spacing w:after="140"/>
+      </w:pPr>
+      <w:r>
+        <w:t>___________________________ ______________</w:t>
+      </w:r>
+    </w:p>
+    <w:p>
+      <w:pPr>
+        <w:spacing w:after="140"/>
+      </w:pPr>
+      <w:r>
+        <w:rPr>
+          <w:sz w:val="18"/>
+        </w:rPr>
+        <w:t>(фамилия, инициалы) (подпись)</w:t>
+      </w:r>
+    </w:p>
+    <w:p>
+      <w:pPr>
+        <w:keepNext/>
+        <w:spacing w:after="140"/>
+      </w:pPr>
+      <w:r>
+        <w:t>Представитель лица, осуществляющего подготовку проектной документации (в случае привлечения застройщиком лица, осуществляющего подготовку проектной документации, для проверки соответствия выполняемых работ проектной документации согласно части 2 статьи 53 Градостроительного кодекса Российской Федерации)</w:t>
+      </w:r>
+    </w:p>
+    <w:p>
+      <w:pPr>
+        <w:keepNext/>
+        <w:spacing w:after="140"/>
+      </w:pPr>
+      <w:r>
+        <w:t>___________________________ ______________</w:t>
+      </w:r>
+    </w:p>
+    <w:p>
+      <w:pPr>
+        <w:spacing w:after="140"/>
+      </w:pPr>
+      <w:r>
+        <w:rPr>
+          <w:sz w:val="18"/>
+        </w:rPr>
+        <w:t>(фамилия, инициалы) (подпись)</w:t>
+      </w:r>
+    </w:p>
+    <w:p>
+      <w:pPr>
+        <w:keepNext/>
+        <w:spacing w:after="140"/>
+      </w:pPr>
+      <w:r>
+        <w:t>Представитель лица, выполнившего работы, подлежащие освидетельствованию (в случае выполнения работ по договорам о строительстве, реконструкции, капитальном ремонте объектов капитального строительства, заключенным с иными лицами)</w:t>
+      </w:r>
+    </w:p>
+    <w:p>
+      <w:pPr>
+        <w:keepNext/>
+        <w:spacing w:after="140"/>
+      </w:pPr>
+      <w:r>
+        <w:t>___________________________ ______________</w:t>
+      </w:r>
+    </w:p>
+    <w:p>
+      <w:pPr>
+        <w:spacing w:after="140"/>
+      </w:pPr>
+      <w:r>
+        <w:rPr>
+          <w:sz w:val="18"/>
+        </w:rPr>
+        <w:t>(фамилия, инициалы) (подпись)</w:t>
+      </w:r>
+    </w:p>
+    <w:p>
+      <w:r>
+        <w:br w:type="page"/>
+      </w:r>
+    </w:p>
+    <w:p>
+      <w:pPr>
+        <w:pStyle w:val="Title"/>
+      </w:pPr>
+      <w:r>
+        <w:t>Вариант 5 Иные скрытые работы</w:t>
+      </w:r>
+    </w:p>
+    <w:p>
+      <w:r>
+        <w:rPr>
+          <w:color w:val="8E6F32"/>
+          <w:sz w:val="18"/>
+        </w:rPr>
+        <w:t>Рекомендуемый образец приложения № 3 к составу исполнительной документации, утверждённому приказом Минстроя России от 16.05.2023 № 344/пр.</w:t>
+      </w:r>
+    </w:p>
+    <w:p>
+      <w:pPr>
+        <w:spacing w:after="160"/>
+      </w:pPr>
+      <w:r>
+        <w:t>Укажите фактические работы, место и проектные решения в пунктах 1 и 2. Материалы и результаты контроля внесите в пункты 3 и 4. Подписи оформите по составу участников освидетельствования, указанному в форме.</w:t>
+      </w:r>
+    </w:p>
+    <w:p>
+      <w:r>
+        <w:t>Определите работы, которые будут скрыты следующей операцией, и точное место. Укажите проектные решения, материалы, способы проверки и разрешённые последующие работы.</w:t>
+      </w:r>
+    </w:p>
+    <w:p>
+      <w:pPr>
+        <w:keepNext/>
+      </w:pPr>
+      <w:r>
+        <w:t>Объект капитального строительства</w:t>
+      </w:r>
+    </w:p>
+    <w:p>
+      <w:r>
+        <w:t>___________________________________________________________________________</w:t>
+      </w:r>
+    </w:p>
+    <w:p>
+      <w:r>
+        <w:rPr>
+          <w:sz w:val="18"/>
+        </w:rPr>
+        <w:t>(наименование объекта капитального строительства в соответствии с проектной документацией, почтовый или строительный адрес объекта капитального строительства)</w:t>
+      </w:r>
+    </w:p>
+    <w:p>
+      <w:pPr>
+        <w:keepNext/>
+      </w:pPr>
+      <w:r>
+        <w:t>Застройщик, технический заказчик, лицо, ответственное за эксплуатацию здания, сооружения, или региональный оператор</w:t>
+      </w:r>
+    </w:p>
+    <w:p>
+      <w:r>
+        <w:t>___________________________________________________________________________</w:t>
+      </w:r>
+    </w:p>
+    <w:p>
+      <w:r>
+        <w:rPr>
+          <w:sz w:val="18"/>
+        </w:rPr>
+        <w:t>(фамилия, имя, отчество (последнее - при наличии), адрес места жительства, ОГРНИП, ИНН индивидуального предпринимателя,</w:t>
+      </w:r>
+    </w:p>
+    <w:p>
+      <w:r>
+        <w:t>___________________________________________________________________________</w:t>
+      </w:r>
+    </w:p>
+    <w:p>
+      <w:r>
+        <w:t>полное и (или) сокращенное наименование, ОГРН, ИНН, адрес юридического лица в пределах его места нахождения, телефон или факс,</w:t>
+      </w:r>
+    </w:p>
+    <w:p>
+      <w:r>
+        <w:t>___________________________________________________________________________</w:t>
+      </w:r>
+    </w:p>
+    <w:p>
+      <w:r>
+        <w:t>полное и (или) сокращенное наименование, ОГРН, ИНН саморегулируемой организации, членом которой является указанное юридическое лицо или индивидуальный предприниматель (за исключением случаев, когда членство в саморегулируемых организациях в области строительства, реконструкции, капитального ремонта объектов капитального строительства не требуется);</w:t>
+      </w:r>
+    </w:p>
+    <w:p>
+      <w:r>
+        <w:t>___________________________________________________________________________</w:t>
+      </w:r>
+    </w:p>
+    <w:p>
+      <w:r>
+        <w:t>фамилия, имя, отчество (последнее - при наличии), паспортные данные, адрес места жительства, телефон или факс - для физических лиц, не являющихся индивидуальными предпринимателями)</w:t>
+      </w:r>
+    </w:p>
+    <w:p>
+      <w:pPr>
+        <w:keepNext/>
+      </w:pPr>
+      <w:r>
+        <w:t>Лицо, осуществляющее строительство, реконструкцию, капитальный ремонт</w:t>
+      </w:r>
+    </w:p>
+    <w:p>
+      <w:r>
+        <w:t>___________________________________________________________________________</w:t>
+      </w:r>
+    </w:p>
+    <w:p>
+      <w:r>
+        <w:rPr>
+          <w:sz w:val="18"/>
+        </w:rPr>
+        <w:t>(фамилия, имя, отчество (последнее - при наличии), адрес места жительства, ОГРНИП, ИНН индивидуального предпринимателя,</w:t>
+      </w:r>
+    </w:p>
+    <w:p>
+      <w:r>
+        <w:t>___________________________________________________________________________</w:t>
+      </w:r>
+    </w:p>
+    <w:p>
+      <w:r>
+        <w:t>полное и (или) сокращенное наименование, ОГРН, ИНН, адрес юридического лица в пределах его места нахождения, телефон или факс,</w:t>
+      </w:r>
+    </w:p>
+    <w:p>
+      <w:r>
+        <w:t>___________________________________________________________________________</w:t>
+      </w:r>
+    </w:p>
+    <w:p>
+      <w:r>
+        <w:t>полное и (или) сокращенное наименование, ОГРН, ИНН саморегулируемой организации, членом которой является указанное юридическое лицо или индивидуальный предприниматель (за исключением случаев, когда членство в саморегулируемых организациях в области строительства, реконструкции, капитального ремонта объектов капитального строительства не требуется)</w:t>
+      </w:r>
+    </w:p>
+    <w:p>
+      <w:pPr>
+        <w:keepNext/>
+      </w:pPr>
+      <w:r>
+        <w:t>Лицо, осуществляющее подготовку проектной документации</w:t>
+      </w:r>
+    </w:p>
+    <w:p>
+      <w:r>
+        <w:t>___________________________________________________________________________</w:t>
+      </w:r>
+    </w:p>
+    <w:p>
+      <w:r>
+        <w:rPr>
+          <w:sz w:val="18"/>
+        </w:rPr>
+        <w:t>(фамилия, имя, отчество (последнее - при наличии), адрес места жительства, ОГРНИП, ИНН индивидуального предпринимателя,</w:t>
+      </w:r>
+    </w:p>
+    <w:p>
+      <w:r>
+        <w:t>___________________________________________________________________________</w:t>
+      </w:r>
+    </w:p>
+    <w:p>
+      <w:r>
+        <w:t>полное и (или) сокращенное наименование, ОГРН, ИНН, адрес юридического лица в пределах его места нахождения, телефон или факс,</w:t>
+      </w:r>
+    </w:p>
+    <w:p>
+      <w:r>
+        <w:t>___________________________________________________________________________</w:t>
+      </w:r>
+    </w:p>
+    <w:p>
+      <w:r>
+        <w:t>полное и (или) сокращенное наименование, ОГРН, ИНН саморегулируемой организации, членом которой является указанное юридическое лицо или индивидуальный предприниматель (за исключением случаев, когда членство в саморегулируемых организациях в области архитектурно-строительного проектирования не требуется)</w:t>
+      </w:r>
+    </w:p>
+    <w:p>
+      <w:pPr>
+        <w:keepNext/>
+        <w:jc w:val="center"/>
+      </w:pPr>
+      <w:r>
+        <w:rPr>
+          <w:b/>
+          <w:sz w:val="24"/>
+        </w:rPr>
+        <w:t>АКТ</w:t>
+      </w:r>
+    </w:p>
+    <w:p>
+      <w:pPr>
+        <w:keepNext/>
+        <w:jc w:val="center"/>
+      </w:pPr>
+      <w:r>
+        <w:rPr>
+          <w:b/>
+          <w:sz w:val="24"/>
+        </w:rPr>
+        <w:t>освидетельствования скрытых работ</w:t>
+      </w:r>
+    </w:p>
+    <w:p>
+      <w:pPr>
+        <w:keepNext/>
+      </w:pPr>
+      <w:r>
+        <w:t>N __________ "__" _____________ 20__ г. (дата составления акта)</w:t>
+      </w:r>
+    </w:p>
+    <w:p>
+      <w:pPr>
+        <w:keepNext/>
+      </w:pPr>
+      <w:r>
+        <w:t>Представитель застройщика, технического заказчика, лица, ответственного за эксплуатацию здания, сооружения, или регионального оператора по вопросам строительного контроля</w:t>
+      </w:r>
+    </w:p>
+    <w:p>
+      <w:r>
+        <w:t>___________________________________________________________________________</w:t>
+      </w:r>
+    </w:p>
+    <w:p>
+      <w:r>
+        <w:rPr>
+          <w:sz w:val="18"/>
+        </w:rPr>
+        <w:t>(должность (при наличии), фамилия, инициалы, идентификационный номер в национальном реестре специалистов в области строительства (за исключением случаев, когда членство в саморегулируемых организациях в области строительства, реконструкции, капитального ремонта объектов капитального строительства не требуется),</w:t>
+      </w:r>
+    </w:p>
+    <w:p>
+      <w:r>
+        <w:t>___________________________________________________________________________</w:t>
+      </w:r>
+    </w:p>
+    <w:p>
+      <w:r>
+        <w:t>реквизиты распорядительного документа, подтверждающего полномочия,</w:t>
+      </w:r>
+    </w:p>
+    <w:p>
+      <w:r>
+        <w:t>___________________________________________________________________________</w:t>
+      </w:r>
+    </w:p>
+    <w:p>
+      <w:r>
+        <w:t>с указанием полного и (или) сокращенного наименования, ОГРН, ИНН, адреса юридического лица в пределах его места нахождения (в случае осуществления строительного контроля на основании договора с застройщиком или техническим заказчиком),</w:t>
+      </w:r>
+    </w:p>
+    <w:p>
+      <w:r>
+        <w:t>___________________________________________________________________________</w:t>
+      </w:r>
+    </w:p>
+    <w:p>
+      <w:r>
+        <w:t>фамилии, имени, отчества (последнее - при наличии), адреса места жительства, ОГРНИП, ИНН индивидуального предпринимателя (в случае осуществления строительного контроля на основании договора с застройщиком или техническим заказчиком)</w:t>
+      </w:r>
+    </w:p>
+    <w:p>
+      <w:pPr>
+        <w:keepNext/>
+      </w:pPr>
+      <w:r>
+        <w:t>Представитель лица, осуществляющего строительство, реконструкцию, капитальный ремонт</w:t>
+      </w:r>
+    </w:p>
+    <w:p>
+      <w:r>
+        <w:t>___________________________________________________________________________</w:t>
+      </w:r>
+    </w:p>
+    <w:p>
+      <w:r>
+        <w:rPr>
+          <w:sz w:val="18"/>
+        </w:rPr>
+        <w:t>(должность (при наличии), фамилия, инициалы, реквизиты распорядительного документа, подтверждающего полномочия)</w:t>
+      </w:r>
+    </w:p>
+    <w:p>
+      <w:pPr>
+        <w:keepNext/>
+      </w:pPr>
+      <w:r>
+        <w:t>Представитель лица, осуществляющего строительство, реконструкцию, капитальный ремонт, по вопросам строительного контроля</w:t>
+      </w:r>
+    </w:p>
+    <w:p>
+      <w:r>
+        <w:t>___________________________________________________________________________</w:t>
+      </w:r>
+    </w:p>
+    <w:p>
+      <w:r>
+        <w:rPr>
+          <w:sz w:val="18"/>
+        </w:rPr>
+        <w:t>(должность (при наличии), фамилия, инициалы, идентификационный номер в национальном реестре специалистов в области строительства (за исключением случаев, когда членство в саморегулируемых организациях в области строительства, реконструкции, капитального ремонта объектов капитального строительства не требуется),</w:t>
+      </w:r>
+    </w:p>
+    <w:p>
+      <w:r>
+        <w:t>___________________________________________________________________________</w:t>
+      </w:r>
+    </w:p>
+    <w:p>
+      <w:r>
+        <w:t>реквизиты распорядительного документа, подтверждающего полномочия)</w:t>
+      </w:r>
+    </w:p>
+    <w:p>
+      <w:pPr>
+        <w:keepNext/>
+      </w:pPr>
+      <w:r>
+        <w:t>Представитель лица, осуществляющего подготовку проектной документации (в случае привлечения застройщиком лица, осуществляющего подготовку проектной документации, для проверки соответствия выполняемых работ проектной документации согласно части 2 статьи 53 Градостроительного кодекса Российской Федерации)</w:t>
+      </w:r>
+    </w:p>
+    <w:p>
+      <w:r>
+        <w:t>___________________________________________________________________________</w:t>
+      </w:r>
+    </w:p>
+    <w:p>
+      <w:r>
+        <w:rPr>
+          <w:sz w:val="18"/>
+        </w:rPr>
+        <w:t>(должность (при наличии), фамилия, инициалы, реквизиты распорядительного документа, подтверждающего полномочия,</w:t>
+      </w:r>
+    </w:p>
+    <w:p>
+      <w:r>
+        <w:t>___________________________________________________________________________</w:t>
+      </w:r>
+    </w:p>
+    <w:p>
+      <w:r>
+        <w:t>с указанием полного и (или) сокращенного наименования, ОГРН, ИНН, адреса юридического лица в пределах его места нахождения,</w:t>
+      </w:r>
+    </w:p>
+    <w:p>
+      <w:r>
+        <w:t>___________________________________________________________________________</w:t>
+      </w:r>
+    </w:p>
+    <w:p>
+      <w:r>
+        <w:t>фамилии, имени, отчества (последнее - при наличии), адреса места жительства, ОГРНИП, ИНН индивидуального предпринимателя)</w:t>
+      </w:r>
+    </w:p>
+    <w:p>
+      <w:pPr>
+        <w:keepNext/>
+      </w:pPr>
+      <w:r>
+        <w:t>Представитель лица, выполнившего работы, подлежащие освидетельствованию (в случае выполнения работ по договорам о строительстве, реконструкции, капитальном ремонте объектов капитального строительства, заключенным с иными лицами)</w:t>
+      </w:r>
+    </w:p>
+    <w:p>
+      <w:r>
+        <w:t>___________________________________________________________________________</w:t>
+      </w:r>
+    </w:p>
+    <w:p>
+      <w:r>
+        <w:rPr>
+          <w:sz w:val="18"/>
+        </w:rPr>
+        <w:t>(должность (при наличии), фамилия, инициалы, реквизиты распорядительного документа, подтверждающего полномочия,</w:t>
+      </w:r>
+    </w:p>
+    <w:p>
+      <w:r>
+        <w:t>___________________________________________________________________________</w:t>
+      </w:r>
+    </w:p>
+    <w:p>
+      <w:r>
+        <w:t>с указанием полного и (или) сокращенного наименования, ОГРН, ИНН, адреса юридического лица в пределах его места нахождения,</w:t>
+      </w:r>
+    </w:p>
+    <w:p>
+      <w:r>
+        <w:t>___________________________________________________________________________</w:t>
+      </w:r>
+    </w:p>
+    <w:p>
+      <w:r>
+        <w:t>фамилии, имени, отчества (последнее - при наличии), адреса места жительства, ОГРНИП, ИНН индивидуального предпринимателя)</w:t>
+      </w:r>
+    </w:p>
+    <w:p>
+      <w:pPr>
+        <w:keepNext/>
+      </w:pPr>
+      <w:r>
+        <w:t>произвели осмотр работ, выполненных</w:t>
+      </w:r>
+    </w:p>
+    <w:p>
+      <w:r>
+        <w:t>__________________________________________________________________________,</w:t>
+      </w:r>
+    </w:p>
+    <w:p>
+      <w:r>
+        <w:rPr>
+          <w:sz w:val="18"/>
+        </w:rPr>
+        <w:t>(полное и (или) сокращенное наименование или фамилия, имя, отчество (последнее - при наличии) лица, выполнившего работы, подлежащие освидетельствованию)</w:t>
+      </w:r>
+    </w:p>
+    <w:p>
+      <w:pPr>
+        <w:keepNext/>
+      </w:pPr>
+      <w:r>
+        <w:t>и составили настоящий акт о нижеследующем:</w:t>
+      </w:r>
+    </w:p>
+    <w:p>
+      <w:pPr>
+        <w:keepNext/>
+      </w:pPr>
+      <w:r>
+        <w:rPr>
+          <w:b/>
+        </w:rPr>
+        <w:t>1. К освидетельствованию предъявлены следующие работы:</w:t>
+      </w:r>
+    </w:p>
+    <w:p>
+      <w:r>
+        <w:t>___________________________________________________________________________</w:t>
+      </w:r>
+    </w:p>
+    <w:p>
+      <w:r>
+        <w:rPr>
+          <w:sz w:val="18"/>
+        </w:rPr>
+        <w:t>(наименование скрытых работ)</w:t>
+      </w:r>
+    </w:p>
+    <w:p>
+      <w:pPr>
+        <w:keepNext/>
+      </w:pPr>
+      <w:r>
+        <w:rPr>
+          <w:b/>
+        </w:rPr>
+        <w:t>2. Работы выполнены по проектной документации</w:t>
+      </w:r>
+    </w:p>
+    <w:p>
+      <w:r>
+        <w:t>___________________________________________________________________________</w:t>
+      </w:r>
+    </w:p>
+    <w:p>
+      <w:r>
+        <w:rPr>
+          <w:sz w:val="18"/>
+        </w:rPr>
+        <w:t>(номер, другие реквизиты чертежа, наименование проектной и (или) рабочей</w:t>
+      </w:r>
+    </w:p>
+    <w:p>
+      <w:r>
+        <w:t>___________________________________________________________________________</w:t>
+      </w:r>
+    </w:p>
+    <w:p>
+      <w:r>
+        <w:t>документации, сведения о лицах, осуществляющих подготовку раздела проектной и (или) рабочей документации)</w:t>
+      </w:r>
+    </w:p>
+    <w:p>
+      <w:pPr>
+        <w:keepNext/>
+      </w:pPr>
+      <w:r>
+        <w:rPr>
+          <w:b/>
+        </w:rPr>
+        <w:t>3. При выполнении работ применены _________________________________________ (наименования строительных материалов</w:t>
+      </w:r>
+    </w:p>
+    <w:p>
+      <w:r>
+        <w:t>___________________________________________________________________________</w:t>
+      </w:r>
+    </w:p>
+    <w:p>
+      <w:r>
+        <w:rPr>
+          <w:sz w:val="18"/>
+        </w:rPr>
+        <w:t>(изделий), реквизиты сертификатов и (или) других документов, подтверждающих их качество и безопасность, в случае если необходимо указывать более 5 документов, указывается ссылка на их реестр, который является неотъемлемой частью акта)</w:t>
+      </w:r>
+    </w:p>
+    <w:p>
+      <w:pPr>
+        <w:keepNext/>
+      </w:pPr>
+      <w:r>
+        <w:rPr>
+          <w:b/>
+        </w:rPr>
+        <w:t>4. Предъявлены документы, подтверждающие соответствие работ предъявляемым к ним требованиям</w:t>
+      </w:r>
+    </w:p>
+    <w:p>
+      <w:r>
+        <w:t>___________________________________________________________________________</w:t>
+      </w:r>
+    </w:p>
+    <w:p>
+      <w:r>
+        <w:rPr>
+          <w:sz w:val="18"/>
+        </w:rPr>
+        <w:t>(исполнительные схемы и чертежи, результаты экспертиз, обследований,</w:t>
+      </w:r>
+    </w:p>
+    <w:p>
+      <w:r>
+        <w:t>___________________________________________________________________________</w:t>
+      </w:r>
+    </w:p>
+    <w:p>
+      <w:r>
+        <w:t>лабораторных и иных испытаний выполненных работ, проведенных в процессе строительного контроля)</w:t>
+      </w:r>
+    </w:p>
+    <w:p>
+      <w:pPr>
+        <w:keepNext/>
+      </w:pPr>
+      <w:r>
+        <w:rPr>
+          <w:b/>
+        </w:rPr>
+        <w:t>5. Даты: начала работ "__" ___________ 20__ г. окончания работ "__" ___________ 20__ г.</w:t>
+      </w:r>
+    </w:p>
+    <w:p>
+      <w:pPr>
+        <w:keepNext/>
+      </w:pPr>
+      <w:r>
+        <w:rPr>
+          <w:b/>
+        </w:rPr>
+        <w:t>6. Работы выполнены в соответствии с</w:t>
+      </w:r>
+    </w:p>
+    <w:p>
+      <w:r>
+        <w:t>___________________________________________________________________________</w:t>
+      </w:r>
+    </w:p>
+    <w:p>
+      <w:r>
+        <w:rPr>
+          <w:sz w:val="18"/>
+        </w:rPr>
+        <w:t>(наименования и структурные единицы технических регламентов,</w:t>
+      </w:r>
+    </w:p>
+    <w:p>
+      <w:r>
+        <w:t>___________________________________________________________________________</w:t>
+      </w:r>
+    </w:p>
+    <w:p>
+      <w:r>
+        <w:t>иных нормативных правовых актов, разделы проектной и (или) рабочей документации)</w:t>
+      </w:r>
+    </w:p>
+    <w:p>
+      <w:pPr>
+        <w:keepNext/>
+      </w:pPr>
+      <w:r>
+        <w:rPr>
+          <w:b/>
+        </w:rPr>
+        <w:t>7. Разрешается производство последующих работ</w:t>
+      </w:r>
+    </w:p>
+    <w:p>
+      <w:r>
+        <w:t>___________________________________________________________________________</w:t>
+      </w:r>
+    </w:p>
+    <w:p>
+      <w:r>
+        <w:rPr>
+          <w:sz w:val="18"/>
+        </w:rPr>
+        <w:t>(наименования работ, строительных конструкций, участков сетей инженерно-технического обеспечения)</w:t>
+      </w:r>
+    </w:p>
+    <w:p>
+      <w:pPr>
+        <w:keepNext/>
+      </w:pPr>
+      <w:r>
+        <w:t>Дополнительные сведения ___________________________________________________</w:t>
+      </w:r>
+    </w:p>
+    <w:p>
+      <w:pPr>
+        <w:keepNext/>
+      </w:pPr>
+      <w:r>
+        <w:t>Акт составлен в _________ экземплярах (в случае заполнения акта на бумажном носителе).</w:t>
+      </w:r>
+    </w:p>
+    <w:p>
+      <w:pPr>
+        <w:keepNext/>
+      </w:pPr>
+      <w:r>
+        <w:t>Приложения ________________________________________________________________ (исполнительные схемы и чертежи, результаты экспертиз, обследований, лабораторных и иных испытаний)</w:t>
+      </w:r>
+    </w:p>
+    <w:p>
+      <w:pPr>
+        <w:keepNext/>
+        <w:pageBreakBefore/>
+        <w:spacing w:after="140"/>
+      </w:pPr>
+      <w:r>
+        <w:t>Представитель застройщика, технического заказчика, лица, ответственного за эксплуатацию здания, сооружения, или регионального оператора по вопросам строительного контроля</w:t>
+      </w:r>
+    </w:p>
+    <w:p>
+      <w:pPr>
+        <w:keepNext/>
+        <w:spacing w:after="140"/>
+      </w:pPr>
+      <w:r>
+        <w:t>___________________________ ______________</w:t>
+      </w:r>
+    </w:p>
+    <w:p>
+      <w:pPr>
+        <w:spacing w:after="140"/>
+      </w:pPr>
+      <w:r>
+        <w:rPr>
+          <w:sz w:val="18"/>
+        </w:rPr>
+        <w:t>(фамилия, инициалы) (подпись)</w:t>
+      </w:r>
+    </w:p>
+    <w:p>
+      <w:pPr>
+        <w:keepNext/>
+        <w:spacing w:after="140"/>
+      </w:pPr>
+      <w:r>
+        <w:t>Представитель лица, осуществляющего строительство, реконструкцию, капитальный ремонт</w:t>
+      </w:r>
+    </w:p>
+    <w:p>
+      <w:pPr>
+        <w:keepNext/>
+        <w:spacing w:after="140"/>
+      </w:pPr>
+      <w:r>
+        <w:t>___________________________ ______________</w:t>
+      </w:r>
+    </w:p>
+    <w:p>
+      <w:pPr>
+        <w:spacing w:after="140"/>
+      </w:pPr>
+      <w:r>
+        <w:rPr>
+          <w:sz w:val="18"/>
+        </w:rPr>
+        <w:t>(фамилия, инициалы) (подпись)</w:t>
+      </w:r>
+    </w:p>
+    <w:p>
+      <w:pPr>
+        <w:keepNext/>
+        <w:spacing w:after="140"/>
+      </w:pPr>
+      <w:r>
+        <w:t>Представитель лица, осуществляющего строительство, реконструкцию, капитальный ремонт, по вопросам строительного контроля</w:t>
+      </w:r>
+    </w:p>
+    <w:p>
+      <w:pPr>
+        <w:keepNext/>
+        <w:spacing w:after="140"/>
+      </w:pPr>
+      <w:r>
+        <w:t>___________________________ ______________</w:t>
+      </w:r>
+    </w:p>
+    <w:p>
+      <w:pPr>
+        <w:spacing w:after="140"/>
+      </w:pPr>
+      <w:r>
+        <w:rPr>
+          <w:sz w:val="18"/>
+        </w:rPr>
+        <w:t>(фамилия, инициалы) (подпись)</w:t>
+      </w:r>
+    </w:p>
+    <w:p>
+      <w:pPr>
+        <w:keepNext/>
+        <w:spacing w:after="140"/>
+      </w:pPr>
+      <w:r>
+        <w:t>Представитель лица, осуществляющего подготовку проектной документации (в случае привлечения застройщиком лица, осуществляющего подготовку проектной документации, для проверки соответствия выполняемых работ проектной документации согласно части 2 статьи 53 Градостроительного кодекса Российской Федерации)</w:t>
+      </w:r>
+    </w:p>
+    <w:p>
+      <w:pPr>
+        <w:keepNext/>
+        <w:spacing w:after="140"/>
+      </w:pPr>
+      <w:r>
+        <w:t>___________________________ ______________</w:t>
+      </w:r>
+    </w:p>
+    <w:p>
+      <w:pPr>
+        <w:spacing w:after="140"/>
+      </w:pPr>
+      <w:r>
+        <w:rPr>
+          <w:sz w:val="18"/>
+        </w:rPr>
+        <w:t>(фамилия, инициалы) (подпись)</w:t>
+      </w:r>
+    </w:p>
+    <w:p>
+      <w:pPr>
+        <w:keepNext/>
+        <w:spacing w:after="140"/>
+      </w:pPr>
+      <w:r>
+        <w:t>Представитель лица, выполнившего работы, подлежащие освидетельствованию (в случае выполнения работ по договорам о строительстве, реконструкции, капитальном ремонте объектов капитального строительства, заключенным с иными лицами)</w:t>
+      </w:r>
+    </w:p>
+    <w:p>
+      <w:pPr>
+        <w:keepNext/>
+        <w:spacing w:after="140"/>
+      </w:pPr>
+      <w:r>
+        <w:t>___________________________ ______________</w:t>
+      </w:r>
+    </w:p>
+    <w:p>
+      <w:pPr>
+        <w:spacing w:after="140"/>
+      </w:pPr>
+      <w:r>
+        <w:rPr>
+          <w:sz w:val="18"/>
+        </w:rPr>
+        <w:t>(фамилия, инициалы) (подпись)</w:t>
       </w:r>
     </w:p>
     <w:sectPr>
-      <w:pgSz w:w="12240" w:h="15840"/>
-      <w:pgMar w:top="1440" w:right="1800" w:bottom="1440" w:left="1800" w:header="720" w:footer="720" w:gutter="0"/>
+      <w:footerReference w:type="default" r:id="rId9"/>
+      <w:pgSz w:w="11906" w:h="16838"/>
+      <w:pgMar w:top="850" w:right="964" w:bottom="850" w:left="964" w:header="720" w:footer="720" w:gutter="0"/>
       <w:cols w:space="720"/>
       <w:docGrid w:linePitch="360"/>
     </w:sectPr>
   </w:body>
 </w:document>
+</file>
+
+<file path=word/footer1.xml><?xml version="1.0" encoding="utf-8"?>
+<w:ftr xmlns:m="http://schemas.openxmlformats.org/officeDocument/2006/math" xmlns:mc="http://schemas.openxmlformats.org/markup-compatibility/2006" xmlns:mo="http://schemas.microsoft.com/office/mac/office/2008/main" xmlns:mv="urn:schemas-microsoft-com:mac:vml" xmlns:o="urn:schemas-microsoft-com:office:office" xmlns:r="http://schemas.openxmlformats.org/officeDocument/2006/relationships" xmlns:v="urn:schemas-microsoft-com:vml" xmlns:w10="urn:schemas-microsoft-com:office:word" xmlns:w14="http://schemas.microsoft.com/office/word/2010/wordml" xmlns:w="http://schemas.openxmlformats.org/wordprocessingml/2006/main" xmlns:wne="http://schemas.microsoft.com/office/word/2006/wordml" xmlns:wp14="http://schemas.microsoft.com/office/word/2010/wordprocessingDrawing" xmlns:wp="http://schemas.openxmlformats.org/drawingml/2006/wordprocessingDrawing" xmlns:wpc="http://schemas.microsoft.com/office/word/2010/wordprocessingCanvas" xmlns:wpg="http://schemas.microsoft.com/office/word/2010/wordprocessingGroup" xmlns:wpi="http://schemas.microsoft.com/office/word/2010/wordprocessingInk" xmlns:wps="http://schemas.microsoft.com/office/word/2010/wordprocessingShape" mc:Ignorable="w14 wp14">
+  <w:p>
+    <w:pPr>
+      <w:pStyle w:val="Footer"/>
+      <w:jc w:val="right"/>
+    </w:pPr>
+    <w:r>
+      <w:t xml:space="preserve">Маржа в бетоне  ·  </w:t>
+    </w:r>
+    <w:fldSimple w:instr="PAGE"/>
+  </w:p>
+</w:ftr>
 </file>
 
 <file path=word/numbering.xml><?xml version="1.0" encoding="utf-8"?>
@@ -498,6 +4346,15 @@
     <w:name w:val="Normal"/>
     <w:qFormat/>
     <w:rsid w:val="00FC693F"/>
+    <w:pPr>
+      <w:widowControl/>
+      <w:spacing w:after="20"/>
+    </w:pPr>
+    <w:rPr>
+      <w:rFonts w:ascii="Times New Roman" w:hAnsi="Times New Roman"/>
+      <w:color w:val="262F37"/>
+      <w:sz w:val="20"/>
+    </w:rPr>
   </w:style>
   <w:style w:type="paragraph" w:styleId="Header">
     <w:name w:val="header"/>
@@ -558,11 +4415,11 @@
       <w:outlineLvl w:val="0"/>
     </w:pPr>
     <w:rPr>
-      <w:rFonts w:asciiTheme="majorHAnsi" w:eastAsiaTheme="majorEastAsia" w:hAnsiTheme="majorHAnsi" w:cstheme="majorBidi"/>
+      <w:rFonts w:asciiTheme="majorHAnsi" w:eastAsiaTheme="majorEastAsia" w:hAnsiTheme="majorHAnsi" w:cstheme="majorBidi" w:ascii="Times New Roman" w:hAnsi="Times New Roman"/>
       <w:b/>
       <w:bCs/>
-      <w:color w:val="365F91" w:themeColor="accent1" w:themeShade="BF"/>
-      <w:sz w:val="28"/>
+      <w:color w:val="000000"/>
+      <w:sz w:val="24"/>
       <w:szCs w:val="28"/>
     </w:rPr>
   </w:style>
@@ -840,18 +4697,17 @@
     <w:qFormat/>
     <w:rsid w:val="00FC693F"/>
     <w:pPr>
-      <w:pBdr>
-        <w:bottom w:val="single" w:sz="8" w:space="4" w:color="4F81BD" w:themeColor="accent1"/>
-      </w:pBdr>
+      <w:keepNext/>
       <w:spacing w:after="300" w:line="240" w:lineRule="auto"/>
       <w:contextualSpacing/>
     </w:pPr>
     <w:rPr>
-      <w:rFonts w:asciiTheme="majorHAnsi" w:eastAsiaTheme="majorEastAsia" w:hAnsiTheme="majorHAnsi" w:cstheme="majorBidi"/>
-      <w:color w:val="17365D" w:themeColor="text2" w:themeShade="BF"/>
+      <w:rFonts w:asciiTheme="majorHAnsi" w:eastAsiaTheme="majorEastAsia" w:hAnsiTheme="majorHAnsi" w:cstheme="majorBidi" w:ascii="Times New Roman" w:hAnsi="Times New Roman"/>
+      <w:b/>
+      <w:color w:val="000000"/>
       <w:spacing w:val="5"/>
       <w:kern w:val="28"/>
-      <w:sz w:val="52"/>
+      <w:sz w:val="34"/>
       <w:szCs w:val="52"/>
     </w:rPr>
   </w:style>
@@ -1327,9 +5183,6 @@
     <w:qFormat/>
     <w:rsid w:val="00FC693F"/>
     <w:pPr>
-      <w:pBdr>
-        <w:bottom w:val="single" w:sz="4" w:space="4" w:color="4F81BD" w:themeColor="accent1"/>
-      </w:pBdr>
       <w:spacing w:before="200" w:after="280"/>
       <w:ind w:left="936" w:right="936"/>
     </w:pPr>
